--- a/606-22-ДемьянцевВВ_Лаб5.docx
+++ b/606-22-ДемьянцевВВ_Лаб5.docx
@@ -501,23 +501,45 @@
     <w:p>
       <w:pPr>
         <w:pStyle w:val="1"/>
-      </w:pPr>
-      <w:bookmarkStart w:id="4" w:name="_Toc223028921"/>
-      <w:bookmarkStart w:id="5" w:name="_Toc223707149"/>
+        <w:rPr>
+          <w:lang w:eastAsia="en-US"/>
+        </w:rPr>
+      </w:pPr>
+      <w:bookmarkStart w:id="4" w:name="_Toc224249668"/>
       <w:r>
+        <w:rPr>
+          <w:lang w:eastAsia="en-US"/>
+        </w:rPr>
         <w:lastRenderedPageBreak/>
         <w:t>ВВЕДЕНИЕ</w:t>
       </w:r>
       <w:bookmarkEnd w:id="4"/>
-      <w:bookmarkEnd w:id="5"/>
     </w:p>
     <w:p>
+      <w:pPr>
+        <w:shd w:val="clear" w:color="auto" w:fill="auto"/>
+        <w:rPr>
+          <w:lang w:eastAsia="ja-JP"/>
+        </w:rPr>
+      </w:pPr>
       <w:r>
-        <w:t>Цель работы: экспериментальное определение основных классификационных признаков применяемых средств измерений; экспериментальное определение вероятностно-статистической модели результатов измерения путем построения гистограммы; обработка результатов наблюдений по методике ГОСТ 8.736-2011.</w:t>
+        <w:rPr>
+          <w:lang w:eastAsia="ja-JP"/>
+        </w:rPr>
+        <w:t>Цель работы: ознакомление с методикой количественной оценки качественного показателя, например при оценке качества подготовки специалистов.</w:t>
       </w:r>
     </w:p>
     <w:p>
+      <w:pPr>
+        <w:shd w:val="clear" w:color="auto" w:fill="auto"/>
+        <w:rPr>
+          <w:lang w:eastAsia="ja-JP"/>
+        </w:rPr>
+      </w:pPr>
       <w:r>
+        <w:rPr>
+          <w:lang w:eastAsia="ja-JP"/>
+        </w:rPr>
         <w:t>Задачи:</w:t>
       </w:r>
     </w:p>
@@ -525,134 +547,7374 @@
       <w:pPr>
         <w:numPr>
           <w:ilvl w:val="0"/>
-          <w:numId w:val="37"/>
+          <w:numId w:val="45"/>
         </w:numPr>
-        <w:ind w:left="0" w:firstLine="709"/>
+        <w:shd w:val="clear" w:color="auto" w:fill="auto"/>
+        <w:spacing w:after="160" w:line="259" w:lineRule="auto"/>
+        <w:contextualSpacing/>
+        <w:jc w:val="left"/>
+        <w:rPr>
+          <w:lang w:eastAsia="ja-JP"/>
+        </w:rPr>
       </w:pPr>
       <w:r>
-        <w:t>Выполнить многократные измерения сопротивления партии резисторов с помощью двух различных цифровых мультиметров.</w:t>
+        <w:rPr>
+          <w:lang w:eastAsia="ja-JP"/>
+        </w:rPr>
+        <w:t>Выбрать и согласовать четыре дисциплины из разных циклов подготовки.</w:t>
       </w:r>
     </w:p>
     <w:p>
       <w:pPr>
         <w:numPr>
           <w:ilvl w:val="0"/>
-          <w:numId w:val="37"/>
+          <w:numId w:val="45"/>
         </w:numPr>
-        <w:ind w:left="0" w:firstLine="709"/>
+        <w:shd w:val="clear" w:color="auto" w:fill="auto"/>
+        <w:spacing w:after="160" w:line="259" w:lineRule="auto"/>
+        <w:contextualSpacing/>
+        <w:jc w:val="left"/>
+        <w:rPr>
+          <w:lang w:eastAsia="ja-JP"/>
+        </w:rPr>
       </w:pPr>
       <w:r>
-        <w:t>Зафиксировать условия проведения измерений.</w:t>
+        <w:rPr>
+          <w:lang w:eastAsia="ja-JP"/>
+        </w:rPr>
+        <w:t>Определить количество студентов, подлежащих аттестации (по табл. 1.1).</w:t>
       </w:r>
     </w:p>
     <w:p>
       <w:pPr>
         <w:numPr>
           <w:ilvl w:val="0"/>
-          <w:numId w:val="37"/>
+          <w:numId w:val="45"/>
         </w:numPr>
-        <w:ind w:left="0" w:firstLine="709"/>
+        <w:shd w:val="clear" w:color="auto" w:fill="auto"/>
+        <w:spacing w:after="160" w:line="259" w:lineRule="auto"/>
+        <w:contextualSpacing/>
+        <w:jc w:val="left"/>
+        <w:rPr>
+          <w:lang w:eastAsia="ja-JP"/>
+        </w:rPr>
       </w:pPr>
       <w:r>
-        <w:t>Построить гистограммы распределения результатов наблюдений для анализа закона распределения случайной погрешности.</w:t>
+        <w:rPr>
+          <w:lang w:eastAsia="ja-JP"/>
+        </w:rPr>
+        <w:t>Случайным образом выбрать номера студентов по журналу.</w:t>
       </w:r>
     </w:p>
     <w:p>
       <w:pPr>
         <w:numPr>
           <w:ilvl w:val="0"/>
-          <w:numId w:val="37"/>
+          <w:numId w:val="45"/>
         </w:numPr>
-        <w:ind w:left="0" w:firstLine="709"/>
+        <w:shd w:val="clear" w:color="auto" w:fill="auto"/>
+        <w:spacing w:after="160" w:line="259" w:lineRule="auto"/>
+        <w:contextualSpacing/>
+        <w:jc w:val="left"/>
+        <w:rPr>
+          <w:lang w:eastAsia="ja-JP"/>
+        </w:rPr>
       </w:pPr>
       <w:r>
-        <w:t>Рассчитать основные статистические характеристики результатов измерений (среднее арифметическое и оценку среднего квадратического отклонения результата измерения).</w:t>
+        <w:rPr>
+          <w:lang w:eastAsia="ja-JP"/>
+        </w:rPr>
+        <w:t>Назначить уровень качества подготовки специалистов по трехуровневой шкале для каждого студента.</w:t>
       </w:r>
     </w:p>
     <w:p>
       <w:pPr>
         <w:numPr>
           <w:ilvl w:val="0"/>
-          <w:numId w:val="37"/>
+          <w:numId w:val="45"/>
         </w:numPr>
-        <w:ind w:left="0" w:firstLine="709"/>
+        <w:shd w:val="clear" w:color="auto" w:fill="auto"/>
+        <w:spacing w:after="160" w:line="259" w:lineRule="auto"/>
+        <w:contextualSpacing/>
+        <w:jc w:val="left"/>
+        <w:rPr>
+          <w:lang w:eastAsia="ja-JP"/>
+        </w:rPr>
       </w:pPr>
       <w:r>
-        <w:t>Проанализировать полученные результаты и сделать вывод о наличии и характере погрешности для каждого резистора.</w:t>
+        <w:rPr>
+          <w:lang w:eastAsia="ja-JP"/>
+        </w:rPr>
+        <w:t>Назначить весовые коэффициенты по циклам.</w:t>
       </w:r>
     </w:p>
     <w:p>
+      <w:pPr>
+        <w:numPr>
+          <w:ilvl w:val="0"/>
+          <w:numId w:val="45"/>
+        </w:numPr>
+        <w:shd w:val="clear" w:color="auto" w:fill="auto"/>
+        <w:spacing w:after="160" w:line="259" w:lineRule="auto"/>
+        <w:contextualSpacing/>
+        <w:jc w:val="left"/>
+        <w:rPr>
+          <w:lang w:eastAsia="ja-JP"/>
+        </w:rPr>
+      </w:pPr>
       <w:r>
-        <w:t>Объектами исследования являлись пять резисторов различных номиналов и два цифровых мультиметра, классификационные признаки которых были изучены в ходе предыдущей лабораторной работы.</w:t>
+        <w:rPr>
+          <w:lang w:eastAsia="ja-JP"/>
+        </w:rPr>
+        <w:t>Рассчитать комплексный показатель качества по каждому студенту.</w:t>
+      </w:r>
+    </w:p>
+    <w:p>
+      <w:pPr>
+        <w:numPr>
+          <w:ilvl w:val="0"/>
+          <w:numId w:val="45"/>
+        </w:numPr>
+        <w:shd w:val="clear" w:color="auto" w:fill="auto"/>
+        <w:spacing w:after="160" w:line="259" w:lineRule="auto"/>
+        <w:contextualSpacing/>
+        <w:jc w:val="left"/>
+        <w:rPr>
+          <w:lang w:eastAsia="ja-JP"/>
+        </w:rPr>
+      </w:pPr>
+      <w:r>
+        <w:rPr>
+          <w:lang w:eastAsia="ja-JP"/>
+        </w:rPr>
+        <w:t>Определить, аттестована ли данная группа студентов.</w:t>
+      </w:r>
+    </w:p>
+    <w:p>
+      <w:pPr>
+        <w:shd w:val="clear" w:color="auto" w:fill="auto"/>
+        <w:rPr>
+          <w:lang w:eastAsia="ja-JP"/>
+        </w:rPr>
+      </w:pPr>
+      <w:r>
+        <w:rPr>
+          <w:lang w:eastAsia="ja-JP"/>
+        </w:rPr>
+        <w:t>Объектами исследования являлись студенты учебной группы, оценка качества подготовки которых производилась по четырём циклам дисциплин: гуманитарному и социально-экономическому (ГСЭ), естественно-научному (ЕН), общепрофессиональному (ОП) и специальных дисциплин (СД).</w:t>
+      </w:r>
+    </w:p>
+    <w:p>
+      <w:pPr>
+        <w:shd w:val="clear" w:color="auto" w:fill="auto"/>
+        <w:rPr>
+          <w:rFonts w:eastAsia="Aptos"/>
+          <w:lang w:eastAsia="en-US"/>
+        </w:rPr>
+      </w:pPr>
+      <w:r>
+        <w:rPr>
+          <w:rFonts w:eastAsia="Aptos"/>
+          <w:lang w:eastAsia="en-US"/>
+        </w:rPr>
+        <w:br w:type="page" w:clear="all"/>
+      </w:r>
+    </w:p>
+    <w:p>
+      <w:pPr>
+        <w:pStyle w:val="1"/>
+        <w:rPr>
+          <w:color w:val="0F4761"/>
+          <w:lang w:eastAsia="en-US"/>
+        </w:rPr>
+      </w:pPr>
+      <w:bookmarkStart w:id="5" w:name="_Toc166246139"/>
+      <w:bookmarkStart w:id="6" w:name="_Toc223014593"/>
+      <w:bookmarkStart w:id="7" w:name="_Toc224249669"/>
+      <w:r>
+        <w:rPr>
+          <w:lang w:eastAsia="en-US"/>
+        </w:rPr>
+        <w:lastRenderedPageBreak/>
+        <w:t>ВЫПОЛНЕНИЕ ЛАБОРАТОРНОЙ РАБОТЫ</w:t>
+      </w:r>
+      <w:bookmarkEnd w:id="5"/>
+      <w:bookmarkEnd w:id="6"/>
+      <w:bookmarkEnd w:id="7"/>
+    </w:p>
+    <w:p>
+      <w:pPr>
+        <w:numPr>
+          <w:ilvl w:val="0"/>
+          <w:numId w:val="41"/>
+        </w:numPr>
+        <w:shd w:val="clear" w:color="auto" w:fill="auto"/>
+        <w:spacing w:after="160" w:line="259" w:lineRule="auto"/>
+        <w:contextualSpacing/>
+        <w:jc w:val="left"/>
+        <w:rPr>
+          <w:rFonts w:eastAsia="Aptos"/>
+          <w:lang w:eastAsia="en-US"/>
+        </w:rPr>
+      </w:pPr>
+      <w:r>
+        <w:rPr>
+          <w:rFonts w:eastAsia="Aptos"/>
+          <w:lang w:eastAsia="en-US"/>
+        </w:rPr>
+        <w:t>Условия проведения работы</w:t>
+      </w:r>
+    </w:p>
+    <w:p>
+      <w:pPr>
+        <w:shd w:val="clear" w:color="auto" w:fill="auto"/>
+        <w:rPr>
+          <w:rFonts w:eastAsia="Aptos"/>
+          <w:lang w:eastAsia="en-US"/>
+        </w:rPr>
+      </w:pPr>
+      <w:r>
+        <w:rPr>
+          <w:rFonts w:eastAsia="Aptos"/>
+          <w:lang w:eastAsia="en-US"/>
+        </w:rPr>
+        <w:t>Оценка качества подготовки специалистов проводилась в соответствии с методикой, изложенной в практической работе №1.</w:t>
+      </w:r>
+    </w:p>
+    <w:p>
+      <w:pPr>
+        <w:numPr>
+          <w:ilvl w:val="0"/>
+          <w:numId w:val="41"/>
+        </w:numPr>
+        <w:shd w:val="clear" w:color="auto" w:fill="auto"/>
+        <w:spacing w:after="160" w:line="259" w:lineRule="auto"/>
+        <w:contextualSpacing/>
+        <w:jc w:val="left"/>
+        <w:rPr>
+          <w:rFonts w:eastAsia="Aptos"/>
+          <w:lang w:eastAsia="en-US"/>
+        </w:rPr>
+      </w:pPr>
+      <w:r>
+        <w:rPr>
+          <w:rFonts w:eastAsia="Aptos"/>
+          <w:lang w:eastAsia="en-US"/>
+        </w:rPr>
+        <w:t>Определение объёма выборки</w:t>
+      </w:r>
+    </w:p>
+    <w:p>
+      <w:pPr>
+        <w:shd w:val="clear" w:color="auto" w:fill="auto"/>
+        <w:rPr>
+          <w:rFonts w:eastAsia="Aptos"/>
+          <w:lang w:eastAsia="en-US"/>
+        </w:rPr>
+      </w:pPr>
+      <w:r>
+        <w:rPr>
+          <w:rFonts w:eastAsia="Aptos"/>
+          <w:lang w:eastAsia="en-US"/>
+        </w:rPr>
+        <w:t>Согласно таблице 1.1, при количестве предметов, подлежащих контролю (студентов в группе) n = 26, объём выборки составляет 15 студентов, приёмочное число равно 3.</w:t>
+      </w:r>
+    </w:p>
+    <w:p>
+      <w:pPr>
+        <w:shd w:val="clear" w:color="auto" w:fill="auto"/>
+        <w:rPr>
+          <w:rFonts w:eastAsia="Aptos"/>
+          <w:lang w:eastAsia="en-US"/>
+        </w:rPr>
+      </w:pPr>
+      <w:r>
+        <w:rPr>
+          <w:rFonts w:eastAsia="Aptos"/>
+          <w:lang w:eastAsia="en-US"/>
+        </w:rPr>
+        <w:t>Приёмочное число означает, что если количество неаттестованных студентов в выборке превысит 3, то вся выборка считается не аттестованной.</w:t>
+      </w:r>
+    </w:p>
+    <w:p>
+      <w:pPr>
+        <w:numPr>
+          <w:ilvl w:val="0"/>
+          <w:numId w:val="41"/>
+        </w:numPr>
+        <w:shd w:val="clear" w:color="auto" w:fill="auto"/>
+        <w:spacing w:after="160" w:line="259" w:lineRule="auto"/>
+        <w:contextualSpacing/>
+        <w:jc w:val="left"/>
+        <w:rPr>
+          <w:rFonts w:eastAsia="Aptos"/>
+          <w:lang w:eastAsia="en-US"/>
+        </w:rPr>
+      </w:pPr>
+      <w:r>
+        <w:rPr>
+          <w:rFonts w:eastAsia="Aptos"/>
+          <w:lang w:eastAsia="en-US"/>
+        </w:rPr>
+        <w:t>Выбор студентов для контроля</w:t>
+      </w:r>
+    </w:p>
+    <w:p>
+      <w:pPr>
+        <w:shd w:val="clear" w:color="auto" w:fill="auto"/>
+        <w:rPr>
+          <w:rFonts w:eastAsia="Aptos"/>
+          <w:lang w:eastAsia="en-US"/>
+        </w:rPr>
+      </w:pPr>
+      <w:r>
+        <w:rPr>
+          <w:rFonts w:eastAsia="Aptos"/>
+          <w:lang w:eastAsia="en-US"/>
+        </w:rPr>
+        <w:t>Случайным образом были выбраны 15 студентов из общего списка группы. Номера студентов по журналу внесены в таблицу 1.2.</w:t>
+      </w:r>
+    </w:p>
+    <w:p>
+      <w:pPr>
+        <w:numPr>
+          <w:ilvl w:val="0"/>
+          <w:numId w:val="41"/>
+        </w:numPr>
+        <w:shd w:val="clear" w:color="auto" w:fill="auto"/>
+        <w:spacing w:after="160" w:line="259" w:lineRule="auto"/>
+        <w:contextualSpacing/>
+        <w:jc w:val="left"/>
+        <w:rPr>
+          <w:rFonts w:eastAsia="Aptos"/>
+          <w:lang w:eastAsia="en-US"/>
+        </w:rPr>
+      </w:pPr>
+      <w:r>
+        <w:rPr>
+          <w:rFonts w:eastAsia="Aptos"/>
+          <w:lang w:eastAsia="en-US"/>
+        </w:rPr>
+        <w:t>Определение весовых коэффициентов по циклам</w:t>
+      </w:r>
+    </w:p>
+    <w:p>
+      <w:pPr>
+        <w:shd w:val="clear" w:color="auto" w:fill="auto"/>
+        <w:rPr>
+          <w:rFonts w:eastAsia="Aptos"/>
+          <w:lang w:eastAsia="en-US"/>
+        </w:rPr>
+      </w:pPr>
+      <w:r>
+        <w:rPr>
+          <w:rFonts w:eastAsia="Aptos"/>
+          <w:lang w:eastAsia="en-US"/>
+        </w:rPr>
+        <w:t>Для данной специальности были назначены следующие весовые коэффициенты по циклам дисциплин:</w:t>
+      </w:r>
+    </w:p>
+    <w:p>
+      <w:pPr>
+        <w:pStyle w:val="affb"/>
+        <w:rPr>
+          <w:rFonts w:eastAsia="Aptos"/>
+          <w:lang w:eastAsia="en-US"/>
+        </w:rPr>
+      </w:pPr>
+      <w:r>
+        <w:rPr>
+          <w:spacing w:val="5"/>
+          <w:lang w:eastAsia="en-US"/>
+        </w:rPr>
+        <w:t xml:space="preserve">Таблица </w:t>
       </w:r>
       <w:r>
+        <w:rPr>
+          <w:rFonts w:eastAsia="Aptos"/>
+          <w:lang w:eastAsia="en-US"/>
+        </w:rPr>
+        <w:fldChar w:fldCharType="begin"/>
+      </w:r>
+      <w:r>
+        <w:rPr>
+          <w:rFonts w:eastAsia="Aptos"/>
+          <w:lang w:eastAsia="en-US"/>
+        </w:rPr>
+        <w:instrText xml:space="preserve"> SEQ Таблица \* ARABIC </w:instrText>
+      </w:r>
+      <w:r>
+        <w:rPr>
+          <w:rFonts w:eastAsia="Aptos"/>
+          <w:lang w:eastAsia="en-US"/>
+        </w:rPr>
+        <w:fldChar w:fldCharType="separate"/>
+      </w:r>
+      <w:r>
+        <w:rPr>
+          <w:rFonts w:eastAsia="Aptos"/>
+          <w:noProof/>
+          <w:lang w:eastAsia="en-US"/>
+        </w:rPr>
+        <w:t>1</w:t>
+      </w:r>
+      <w:r>
+        <w:rPr>
+          <w:rFonts w:eastAsia="Aptos"/>
+          <w:lang w:eastAsia="en-US"/>
+        </w:rPr>
+        <w:fldChar w:fldCharType="end"/>
+      </w:r>
+      <w:r>
+        <w:rPr>
+          <w:rFonts w:eastAsia="Aptos"/>
+          <w:lang w:eastAsia="en-US"/>
+        </w:rPr>
+        <w:t xml:space="preserve"> </w:t>
+      </w:r>
+      <w:r>
+        <w:rPr>
+          <w:spacing w:val="5"/>
+          <w:lang w:eastAsia="en-US"/>
+        </w:rPr>
+        <w:t xml:space="preserve">— </w:t>
+      </w:r>
+      <w:r>
+        <w:rPr>
+          <w:rFonts w:eastAsia="Aptos"/>
+          <w:lang w:eastAsia="en-US"/>
+        </w:rPr>
+        <w:t>Весовые коэффициенты</w:t>
+      </w:r>
+    </w:p>
+    <w:tbl>
+      <w:tblPr>
+        <w:tblStyle w:val="14"/>
+        <w:tblW w:w="0" w:type="auto"/>
+        <w:tblLook w:val="04A0" w:firstRow="1" w:lastRow="0" w:firstColumn="1" w:lastColumn="0" w:noHBand="0" w:noVBand="1"/>
+      </w:tblPr>
+      <w:tblGrid>
+        <w:gridCol w:w="4672"/>
+        <w:gridCol w:w="4673"/>
+      </w:tblGrid>
+      <w:tr>
+        <w:tc>
+          <w:tcPr>
+            <w:tcW w:w="4672" w:type="dxa"/>
+            <w:vAlign w:val="center"/>
+          </w:tcPr>
+          <w:p>
+            <w:pPr>
+              <w:shd w:val="clear" w:color="auto" w:fill="auto"/>
+              <w:spacing w:after="160" w:line="360" w:lineRule="auto"/>
+              <w:jc w:val="center"/>
+            </w:pPr>
+            <w:r>
+              <w:t>Цикл</w:t>
+            </w:r>
+          </w:p>
+        </w:tc>
+        <w:tc>
+          <w:tcPr>
+            <w:tcW w:w="4673" w:type="dxa"/>
+            <w:vAlign w:val="center"/>
+          </w:tcPr>
+          <w:p>
+            <w:pPr>
+              <w:shd w:val="clear" w:color="auto" w:fill="auto"/>
+              <w:spacing w:after="160" w:line="360" w:lineRule="auto"/>
+              <w:jc w:val="center"/>
+            </w:pPr>
+            <w:r>
+              <w:t>Весовой коэффициент (g)</w:t>
+            </w:r>
+          </w:p>
+        </w:tc>
+      </w:tr>
+      <w:tr>
+        <w:tc>
+          <w:tcPr>
+            <w:tcW w:w="4672" w:type="dxa"/>
+            <w:vAlign w:val="center"/>
+          </w:tcPr>
+          <w:p>
+            <w:pPr>
+              <w:shd w:val="clear" w:color="auto" w:fill="auto"/>
+              <w:spacing w:after="160" w:line="360" w:lineRule="auto"/>
+              <w:jc w:val="center"/>
+            </w:pPr>
+            <w:r>
+              <w:t>ГСЭ</w:t>
+            </w:r>
+          </w:p>
+        </w:tc>
+        <w:tc>
+          <w:tcPr>
+            <w:tcW w:w="4673" w:type="dxa"/>
+            <w:vAlign w:val="center"/>
+          </w:tcPr>
+          <w:p>
+            <w:pPr>
+              <w:shd w:val="clear" w:color="auto" w:fill="auto"/>
+              <w:spacing w:after="160" w:line="360" w:lineRule="auto"/>
+              <w:jc w:val="center"/>
+            </w:pPr>
+            <w:r>
+              <w:t>0,21</w:t>
+            </w:r>
+          </w:p>
+        </w:tc>
+      </w:tr>
+      <w:tr>
+        <w:tc>
+          <w:tcPr>
+            <w:tcW w:w="4672" w:type="dxa"/>
+            <w:vAlign w:val="center"/>
+          </w:tcPr>
+          <w:p>
+            <w:pPr>
+              <w:shd w:val="clear" w:color="auto" w:fill="auto"/>
+              <w:spacing w:after="160" w:line="360" w:lineRule="auto"/>
+              <w:jc w:val="center"/>
+            </w:pPr>
+            <w:r>
+              <w:t>ЕН</w:t>
+            </w:r>
+          </w:p>
+        </w:tc>
+        <w:tc>
+          <w:tcPr>
+            <w:tcW w:w="4673" w:type="dxa"/>
+            <w:vAlign w:val="center"/>
+          </w:tcPr>
+          <w:p>
+            <w:pPr>
+              <w:shd w:val="clear" w:color="auto" w:fill="auto"/>
+              <w:spacing w:after="160" w:line="360" w:lineRule="auto"/>
+              <w:jc w:val="center"/>
+            </w:pPr>
+            <w:r>
+              <w:t>0,24</w:t>
+            </w:r>
+          </w:p>
+        </w:tc>
+      </w:tr>
+      <w:tr>
+        <w:tc>
+          <w:tcPr>
+            <w:tcW w:w="4672" w:type="dxa"/>
+            <w:vAlign w:val="center"/>
+          </w:tcPr>
+          <w:p>
+            <w:pPr>
+              <w:shd w:val="clear" w:color="auto" w:fill="auto"/>
+              <w:spacing w:after="160" w:line="360" w:lineRule="auto"/>
+              <w:jc w:val="center"/>
+            </w:pPr>
+            <w:r>
+              <w:t>ОП</w:t>
+            </w:r>
+          </w:p>
+        </w:tc>
+        <w:tc>
+          <w:tcPr>
+            <w:tcW w:w="4673" w:type="dxa"/>
+            <w:vAlign w:val="center"/>
+          </w:tcPr>
+          <w:p>
+            <w:pPr>
+              <w:shd w:val="clear" w:color="auto" w:fill="auto"/>
+              <w:spacing w:after="160" w:line="360" w:lineRule="auto"/>
+              <w:jc w:val="center"/>
+            </w:pPr>
+            <w:r>
+              <w:t>0,26</w:t>
+            </w:r>
+          </w:p>
+        </w:tc>
+      </w:tr>
+      <w:tr>
+        <w:tc>
+          <w:tcPr>
+            <w:tcW w:w="4672" w:type="dxa"/>
+            <w:vAlign w:val="center"/>
+          </w:tcPr>
+          <w:p>
+            <w:pPr>
+              <w:shd w:val="clear" w:color="auto" w:fill="auto"/>
+              <w:spacing w:after="160" w:line="360" w:lineRule="auto"/>
+              <w:jc w:val="center"/>
+            </w:pPr>
+            <w:r>
+              <w:t>СД</w:t>
+            </w:r>
+          </w:p>
+        </w:tc>
+        <w:tc>
+          <w:tcPr>
+            <w:tcW w:w="4673" w:type="dxa"/>
+            <w:vAlign w:val="center"/>
+          </w:tcPr>
+          <w:p>
+            <w:pPr>
+              <w:shd w:val="clear" w:color="auto" w:fill="auto"/>
+              <w:spacing w:after="160" w:line="360" w:lineRule="auto"/>
+              <w:jc w:val="center"/>
+            </w:pPr>
+            <w:r>
+              <w:t>0,29</w:t>
+            </w:r>
+          </w:p>
+        </w:tc>
+      </w:tr>
+    </w:tbl>
+    <w:p>
+      <w:pPr>
+        <w:shd w:val="clear" w:color="auto" w:fill="auto"/>
+        <w:rPr>
+          <w:rFonts w:eastAsia="Aptos"/>
+          <w:lang w:eastAsia="en-US"/>
+        </w:rPr>
+      </w:pPr>
+      <w:r>
+        <w:rPr>
+          <w:rFonts w:eastAsia="Aptos"/>
+          <w:lang w:eastAsia="en-US"/>
+        </w:rPr>
+        <w:t>Вариант задания №7: согласно таблице 1.3, для варианта 7 используются следующие колонки из таблицы 1.4:</w:t>
+      </w:r>
+    </w:p>
+    <w:p>
+      <w:pPr>
+        <w:pStyle w:val="affb"/>
+        <w:rPr>
+          <w:rFonts w:eastAsia="Aptos"/>
+          <w:lang w:eastAsia="en-US"/>
+        </w:rPr>
+      </w:pPr>
+      <w:r>
+        <w:rPr>
+          <w:spacing w:val="5"/>
+          <w:lang w:eastAsia="en-US"/>
+        </w:rPr>
+        <w:t xml:space="preserve">Таблица </w:t>
+      </w:r>
+      <w:r>
+        <w:rPr>
+          <w:rFonts w:eastAsia="Aptos"/>
+          <w:lang w:eastAsia="en-US"/>
+        </w:rPr>
+        <w:t xml:space="preserve">2 </w:t>
+      </w:r>
+      <w:r>
+        <w:rPr>
+          <w:spacing w:val="5"/>
+          <w:lang w:eastAsia="en-US"/>
+        </w:rPr>
+        <w:t xml:space="preserve">— </w:t>
+      </w:r>
+      <w:r>
+        <w:rPr>
+          <w:rFonts w:eastAsia="Aptos"/>
+          <w:lang w:eastAsia="en-US"/>
+        </w:rPr>
+        <w:t>Колонки таблицы для варианта задания №7</w:t>
+      </w:r>
+    </w:p>
+    <w:tbl>
+      <w:tblPr>
+        <w:tblStyle w:val="14"/>
+        <w:tblW w:w="0" w:type="auto"/>
+        <w:tblLook w:val="04A0" w:firstRow="1" w:lastRow="0" w:firstColumn="1" w:lastColumn="0" w:noHBand="0" w:noVBand="1"/>
+      </w:tblPr>
+      <w:tblGrid>
+        <w:gridCol w:w="1869"/>
+        <w:gridCol w:w="1869"/>
+        <w:gridCol w:w="1869"/>
+        <w:gridCol w:w="1869"/>
+        <w:gridCol w:w="1869"/>
+      </w:tblGrid>
+      <w:tr>
+        <w:tc>
+          <w:tcPr>
+            <w:tcW w:w="1869" w:type="dxa"/>
+            <w:vAlign w:val="center"/>
+          </w:tcPr>
+          <w:p>
+            <w:pPr>
+              <w:shd w:val="clear" w:color="auto" w:fill="auto"/>
+              <w:spacing w:after="160" w:line="360" w:lineRule="auto"/>
+              <w:jc w:val="center"/>
+            </w:pPr>
+            <w:r>
+              <w:t>№ варианта</w:t>
+            </w:r>
+          </w:p>
+        </w:tc>
+        <w:tc>
+          <w:tcPr>
+            <w:tcW w:w="1869" w:type="dxa"/>
+            <w:vAlign w:val="center"/>
+          </w:tcPr>
+          <w:p>
+            <w:pPr>
+              <w:shd w:val="clear" w:color="auto" w:fill="auto"/>
+              <w:spacing w:after="160" w:line="360" w:lineRule="auto"/>
+              <w:jc w:val="center"/>
+            </w:pPr>
+            <w:r>
+              <w:t>ГСЭ</w:t>
+            </w:r>
+          </w:p>
+        </w:tc>
+        <w:tc>
+          <w:tcPr>
+            <w:tcW w:w="1869" w:type="dxa"/>
+            <w:vAlign w:val="center"/>
+          </w:tcPr>
+          <w:p>
+            <w:pPr>
+              <w:shd w:val="clear" w:color="auto" w:fill="auto"/>
+              <w:spacing w:after="160" w:line="360" w:lineRule="auto"/>
+              <w:jc w:val="center"/>
+            </w:pPr>
+            <w:r>
+              <w:t>ЕН</w:t>
+            </w:r>
+          </w:p>
+        </w:tc>
+        <w:tc>
+          <w:tcPr>
+            <w:tcW w:w="1869" w:type="dxa"/>
+            <w:vAlign w:val="center"/>
+          </w:tcPr>
+          <w:p>
+            <w:pPr>
+              <w:shd w:val="clear" w:color="auto" w:fill="auto"/>
+              <w:spacing w:after="160" w:line="360" w:lineRule="auto"/>
+              <w:jc w:val="center"/>
+            </w:pPr>
+            <w:r>
+              <w:t>ОП</w:t>
+            </w:r>
+          </w:p>
+        </w:tc>
+        <w:tc>
+          <w:tcPr>
+            <w:tcW w:w="1869" w:type="dxa"/>
+            <w:vAlign w:val="center"/>
+          </w:tcPr>
+          <w:p>
+            <w:pPr>
+              <w:shd w:val="clear" w:color="auto" w:fill="auto"/>
+              <w:spacing w:after="160" w:line="360" w:lineRule="auto"/>
+              <w:jc w:val="center"/>
+            </w:pPr>
+            <w:r>
+              <w:t>СД</w:t>
+            </w:r>
+          </w:p>
+        </w:tc>
+      </w:tr>
+      <w:tr>
+        <w:tc>
+          <w:tcPr>
+            <w:tcW w:w="1869" w:type="dxa"/>
+            <w:vAlign w:val="center"/>
+          </w:tcPr>
+          <w:p>
+            <w:pPr>
+              <w:shd w:val="clear" w:color="auto" w:fill="auto"/>
+              <w:spacing w:after="160" w:line="360" w:lineRule="auto"/>
+              <w:jc w:val="center"/>
+            </w:pPr>
+            <w:r>
+              <w:t>7</w:t>
+            </w:r>
+          </w:p>
+        </w:tc>
+        <w:tc>
+          <w:tcPr>
+            <w:tcW w:w="1869" w:type="dxa"/>
+            <w:vAlign w:val="center"/>
+          </w:tcPr>
+          <w:p>
+            <w:pPr>
+              <w:shd w:val="clear" w:color="auto" w:fill="auto"/>
+              <w:spacing w:after="160" w:line="360" w:lineRule="auto"/>
+              <w:jc w:val="center"/>
+            </w:pPr>
+            <w:r>
+              <w:t>7</w:t>
+            </w:r>
+          </w:p>
+        </w:tc>
+        <w:tc>
+          <w:tcPr>
+            <w:tcW w:w="1869" w:type="dxa"/>
+            <w:vAlign w:val="center"/>
+          </w:tcPr>
+          <w:p>
+            <w:pPr>
+              <w:shd w:val="clear" w:color="auto" w:fill="auto"/>
+              <w:spacing w:after="160" w:line="360" w:lineRule="auto"/>
+              <w:jc w:val="center"/>
+            </w:pPr>
+            <w:r>
+              <w:t>8</w:t>
+            </w:r>
+          </w:p>
+        </w:tc>
+        <w:tc>
+          <w:tcPr>
+            <w:tcW w:w="1869" w:type="dxa"/>
+            <w:vAlign w:val="center"/>
+          </w:tcPr>
+          <w:p>
+            <w:pPr>
+              <w:shd w:val="clear" w:color="auto" w:fill="auto"/>
+              <w:spacing w:after="160" w:line="360" w:lineRule="auto"/>
+              <w:jc w:val="center"/>
+            </w:pPr>
+            <w:r>
+              <w:t>9</w:t>
+            </w:r>
+          </w:p>
+        </w:tc>
+        <w:tc>
+          <w:tcPr>
+            <w:tcW w:w="1869" w:type="dxa"/>
+            <w:vAlign w:val="center"/>
+          </w:tcPr>
+          <w:p>
+            <w:pPr>
+              <w:shd w:val="clear" w:color="auto" w:fill="auto"/>
+              <w:spacing w:after="160" w:line="360" w:lineRule="auto"/>
+              <w:jc w:val="center"/>
+            </w:pPr>
+            <w:r>
+              <w:t>0</w:t>
+            </w:r>
+          </w:p>
+        </w:tc>
+      </w:tr>
+    </w:tbl>
+    <w:p>
+      <w:pPr>
+        <w:numPr>
+          <w:ilvl w:val="0"/>
+          <w:numId w:val="41"/>
+        </w:numPr>
+        <w:shd w:val="clear" w:color="auto" w:fill="auto"/>
+        <w:spacing w:after="160" w:line="259" w:lineRule="auto"/>
+        <w:contextualSpacing/>
+        <w:jc w:val="left"/>
+        <w:rPr>
+          <w:rFonts w:eastAsia="Aptos"/>
+          <w:lang w:eastAsia="en-US"/>
+        </w:rPr>
+      </w:pPr>
+      <w:r>
+        <w:rPr>
+          <w:rFonts w:eastAsia="Aptos"/>
+          <w:lang w:eastAsia="en-US"/>
+        </w:rPr>
+        <w:t>Шкала оценки качества</w:t>
+      </w:r>
+    </w:p>
+    <w:p>
+      <w:pPr>
+        <w:shd w:val="clear" w:color="auto" w:fill="auto"/>
+        <w:rPr>
+          <w:rFonts w:eastAsia="Aptos"/>
+          <w:lang w:eastAsia="en-US"/>
+        </w:rPr>
+      </w:pPr>
+      <w:r>
+        <w:rPr>
+          <w:rFonts w:eastAsia="Aptos"/>
+          <w:lang w:eastAsia="en-US"/>
+        </w:rPr>
+        <w:lastRenderedPageBreak/>
+        <w:t>Оценка качества подготовки осуществлялась по трехуровневой шкале:</w:t>
+      </w:r>
+    </w:p>
+    <w:p>
+      <w:pPr>
+        <w:pStyle w:val="affb"/>
+        <w:rPr>
+          <w:rFonts w:eastAsia="Aptos"/>
+          <w:lang w:eastAsia="en-US"/>
+        </w:rPr>
+      </w:pPr>
+      <w:r>
+        <w:rPr>
+          <w:spacing w:val="5"/>
+          <w:lang w:eastAsia="en-US"/>
+        </w:rPr>
+        <w:t xml:space="preserve">Таблица </w:t>
+      </w:r>
+      <w:r>
+        <w:rPr>
+          <w:rFonts w:eastAsia="Aptos"/>
+          <w:lang w:eastAsia="en-US"/>
+        </w:rPr>
+        <w:t xml:space="preserve">3 </w:t>
+      </w:r>
+      <w:r>
+        <w:rPr>
+          <w:spacing w:val="5"/>
+          <w:lang w:eastAsia="en-US"/>
+        </w:rPr>
+        <w:t xml:space="preserve">— </w:t>
+      </w:r>
+      <w:r>
+        <w:rPr>
+          <w:rFonts w:eastAsia="Aptos"/>
+          <w:lang w:eastAsia="en-US"/>
+        </w:rPr>
+        <w:t>Шкала оценки качества подготовки</w:t>
+      </w:r>
+    </w:p>
+    <w:tbl>
+      <w:tblPr>
+        <w:tblStyle w:val="14"/>
+        <w:tblW w:w="0" w:type="auto"/>
+        <w:tblLook w:val="04A0" w:firstRow="1" w:lastRow="0" w:firstColumn="1" w:lastColumn="0" w:noHBand="0" w:noVBand="1"/>
+      </w:tblPr>
+      <w:tblGrid>
+        <w:gridCol w:w="3115"/>
+        <w:gridCol w:w="3115"/>
+        <w:gridCol w:w="3115"/>
+      </w:tblGrid>
+      <w:tr>
+        <w:tc>
+          <w:tcPr>
+            <w:tcW w:w="3115" w:type="dxa"/>
+            <w:vAlign w:val="center"/>
+          </w:tcPr>
+          <w:p>
+            <w:pPr>
+              <w:shd w:val="clear" w:color="auto" w:fill="auto"/>
+              <w:spacing w:after="160" w:line="360" w:lineRule="auto"/>
+            </w:pPr>
+            <w:r>
+              <w:t>Оценка</w:t>
+            </w:r>
+          </w:p>
+        </w:tc>
+        <w:tc>
+          <w:tcPr>
+            <w:tcW w:w="3115" w:type="dxa"/>
+            <w:vAlign w:val="center"/>
+          </w:tcPr>
+          <w:p>
+            <w:pPr>
+              <w:shd w:val="clear" w:color="auto" w:fill="auto"/>
+              <w:spacing w:after="160" w:line="360" w:lineRule="auto"/>
+            </w:pPr>
+            <w:r>
+              <w:t>Уровень</w:t>
+            </w:r>
+          </w:p>
+        </w:tc>
+        <w:tc>
+          <w:tcPr>
+            <w:tcW w:w="3115" w:type="dxa"/>
+            <w:vAlign w:val="center"/>
+          </w:tcPr>
+          <w:p>
+            <w:pPr>
+              <w:shd w:val="clear" w:color="auto" w:fill="auto"/>
+              <w:spacing w:after="160" w:line="360" w:lineRule="auto"/>
+            </w:pPr>
+            <w:r>
+              <w:t>Обозначение</w:t>
+            </w:r>
+          </w:p>
+        </w:tc>
+      </w:tr>
+      <w:tr>
+        <w:tc>
+          <w:tcPr>
+            <w:tcW w:w="3115" w:type="dxa"/>
+            <w:vAlign w:val="center"/>
+          </w:tcPr>
+          <w:p>
+            <w:pPr>
+              <w:shd w:val="clear" w:color="auto" w:fill="auto"/>
+              <w:spacing w:after="160" w:line="360" w:lineRule="auto"/>
+            </w:pPr>
+            <w:r>
+              <w:t>Отлично</w:t>
+            </w:r>
+          </w:p>
+        </w:tc>
+        <w:tc>
+          <w:tcPr>
+            <w:tcW w:w="3115" w:type="dxa"/>
+            <w:vAlign w:val="center"/>
+          </w:tcPr>
+          <w:p>
+            <w:pPr>
+              <w:shd w:val="clear" w:color="auto" w:fill="auto"/>
+              <w:spacing w:after="160" w:line="360" w:lineRule="auto"/>
+            </w:pPr>
+            <w:r>
+              <w:t>Высший уровень</w:t>
+            </w:r>
+          </w:p>
+        </w:tc>
+        <w:tc>
+          <w:tcPr>
+            <w:tcW w:w="3115" w:type="dxa"/>
+            <w:vAlign w:val="center"/>
+          </w:tcPr>
+          <w:p>
+            <w:pPr>
+              <w:shd w:val="clear" w:color="auto" w:fill="auto"/>
+              <w:spacing w:after="160" w:line="360" w:lineRule="auto"/>
+            </w:pPr>
+            <w:r>
+              <w:t>В</w:t>
+            </w:r>
+          </w:p>
+        </w:tc>
+      </w:tr>
+      <w:tr>
+        <w:tc>
+          <w:tcPr>
+            <w:tcW w:w="3115" w:type="dxa"/>
+            <w:vAlign w:val="center"/>
+          </w:tcPr>
+          <w:p>
+            <w:pPr>
+              <w:shd w:val="clear" w:color="auto" w:fill="auto"/>
+              <w:spacing w:after="160" w:line="360" w:lineRule="auto"/>
+            </w:pPr>
+            <w:r>
+              <w:t>Хорошо</w:t>
+            </w:r>
+          </w:p>
+        </w:tc>
+        <w:tc>
+          <w:tcPr>
+            <w:tcW w:w="3115" w:type="dxa"/>
+            <w:vAlign w:val="center"/>
+          </w:tcPr>
+          <w:p>
+            <w:pPr>
+              <w:shd w:val="clear" w:color="auto" w:fill="auto"/>
+              <w:spacing w:after="160" w:line="360" w:lineRule="auto"/>
+            </w:pPr>
+            <w:r>
+              <w:t>Средний уровень</w:t>
+            </w:r>
+          </w:p>
+        </w:tc>
+        <w:tc>
+          <w:tcPr>
+            <w:tcW w:w="3115" w:type="dxa"/>
+            <w:vAlign w:val="center"/>
+          </w:tcPr>
+          <w:p>
+            <w:pPr>
+              <w:shd w:val="clear" w:color="auto" w:fill="auto"/>
+              <w:spacing w:after="160" w:line="360" w:lineRule="auto"/>
+            </w:pPr>
+            <w:r>
+              <w:t>С</w:t>
+            </w:r>
+          </w:p>
+        </w:tc>
+      </w:tr>
+      <w:tr>
+        <w:tc>
+          <w:tcPr>
+            <w:tcW w:w="3115" w:type="dxa"/>
+            <w:vAlign w:val="center"/>
+          </w:tcPr>
+          <w:p>
+            <w:pPr>
+              <w:shd w:val="clear" w:color="auto" w:fill="auto"/>
+              <w:spacing w:after="160" w:line="360" w:lineRule="auto"/>
+            </w:pPr>
+            <w:r>
+              <w:t>Удовлетворительно</w:t>
+            </w:r>
+          </w:p>
+        </w:tc>
+        <w:tc>
+          <w:tcPr>
+            <w:tcW w:w="3115" w:type="dxa"/>
+            <w:vAlign w:val="center"/>
+          </w:tcPr>
+          <w:p>
+            <w:pPr>
+              <w:shd w:val="clear" w:color="auto" w:fill="auto"/>
+              <w:spacing w:after="160" w:line="360" w:lineRule="auto"/>
+            </w:pPr>
+            <w:r>
+              <w:t>Ниже среднего</w:t>
+            </w:r>
+          </w:p>
+        </w:tc>
+        <w:tc>
+          <w:tcPr>
+            <w:tcW w:w="3115" w:type="dxa"/>
+            <w:vAlign w:val="center"/>
+          </w:tcPr>
+          <w:p>
+            <w:pPr>
+              <w:shd w:val="clear" w:color="auto" w:fill="auto"/>
+              <w:spacing w:after="160" w:line="360" w:lineRule="auto"/>
+            </w:pPr>
+            <w:r>
+              <w:t>Н</w:t>
+            </w:r>
+          </w:p>
+        </w:tc>
+      </w:tr>
+    </w:tbl>
+    <w:p>
+      <w:pPr>
+        <w:shd w:val="clear" w:color="auto" w:fill="auto"/>
+        <w:rPr>
+          <w:rFonts w:eastAsia="Aptos"/>
+          <w:lang w:eastAsia="en-US"/>
+        </w:rPr>
+      </w:pPr>
+      <w:r>
+        <w:rPr>
+          <w:rFonts w:eastAsia="Aptos"/>
+          <w:lang w:eastAsia="en-US"/>
+        </w:rPr>
+        <w:t>Соответствие оценок: «5» = В, «4» = С, «3» = Н</w:t>
+      </w:r>
+    </w:p>
+    <w:p>
+      <w:pPr>
+        <w:numPr>
+          <w:ilvl w:val="0"/>
+          <w:numId w:val="41"/>
+        </w:numPr>
+        <w:shd w:val="clear" w:color="auto" w:fill="auto"/>
+        <w:spacing w:after="160" w:line="259" w:lineRule="auto"/>
+        <w:contextualSpacing/>
+        <w:jc w:val="left"/>
+        <w:rPr>
+          <w:rFonts w:eastAsia="Aptos"/>
+          <w:lang w:eastAsia="en-US"/>
+        </w:rPr>
+      </w:pPr>
+      <w:r>
+        <w:rPr>
+          <w:rFonts w:eastAsia="Aptos"/>
+          <w:lang w:eastAsia="en-US"/>
+        </w:rPr>
+        <w:t>Результаты оценки уровня подготовки специалистов</w:t>
+      </w:r>
+    </w:p>
+    <w:p>
+      <w:pPr>
+        <w:pStyle w:val="affb"/>
+        <w:rPr>
+          <w:rFonts w:eastAsia="Aptos"/>
+          <w:lang w:eastAsia="en-US"/>
+        </w:rPr>
+      </w:pPr>
+      <w:r>
+        <w:rPr>
+          <w:rFonts w:eastAsia="Aptos"/>
+          <w:lang w:eastAsia="en-US"/>
+        </w:rPr>
+        <w:t>Таблица 4 — Результаты оценки уровня подготовки специалистов</w:t>
+      </w:r>
+    </w:p>
+    <w:tbl>
+      <w:tblPr>
+        <w:tblW w:w="9309" w:type="dxa"/>
+        <w:tblLook w:val="04A0" w:firstRow="1" w:lastRow="0" w:firstColumn="1" w:lastColumn="0" w:noHBand="0" w:noVBand="1"/>
+      </w:tblPr>
+      <w:tblGrid>
+        <w:gridCol w:w="1838"/>
+        <w:gridCol w:w="1280"/>
+        <w:gridCol w:w="1020"/>
+        <w:gridCol w:w="940"/>
+        <w:gridCol w:w="940"/>
+        <w:gridCol w:w="940"/>
+        <w:gridCol w:w="960"/>
+        <w:gridCol w:w="1391"/>
+      </w:tblGrid>
+      <w:tr>
+        <w:trPr>
+          <w:trHeight w:val="315"/>
+        </w:trPr>
+        <w:tc>
+          <w:tcPr>
+            <w:tcW w:w="1838" w:type="dxa"/>
+            <w:vMerge w:val="restart"/>
+            <w:tcBorders>
+              <w:top w:val="single" w:sz="4" w:space="0" w:color="auto"/>
+              <w:left w:val="single" w:sz="4" w:space="0" w:color="auto"/>
+              <w:bottom w:val="single" w:sz="4" w:space="0" w:color="auto"/>
+              <w:right w:val="single" w:sz="4" w:space="0" w:color="auto"/>
+            </w:tcBorders>
+            <w:shd w:val="clear" w:color="auto" w:fill="auto"/>
+            <w:noWrap/>
+            <w:vAlign w:val="center"/>
+            <w:hideMark/>
+          </w:tcPr>
+          <w:p>
+            <w:pPr>
+              <w:shd w:val="clear" w:color="auto" w:fill="auto"/>
+              <w:ind w:firstLine="0"/>
+              <w:jc w:val="center"/>
+              <w:rPr>
+                <w:color w:val="000000"/>
+                <w:sz w:val="24"/>
+                <w:szCs w:val="24"/>
+              </w:rPr>
+            </w:pPr>
+            <w:r>
+              <w:rPr>
+                <w:color w:val="000000"/>
+                <w:sz w:val="24"/>
+                <w:szCs w:val="24"/>
+              </w:rPr>
+              <w:t>№ п/п</w:t>
+            </w:r>
+          </w:p>
+        </w:tc>
+        <w:tc>
+          <w:tcPr>
+            <w:tcW w:w="1280" w:type="dxa"/>
+            <w:vMerge w:val="restart"/>
+            <w:tcBorders>
+              <w:top w:val="single" w:sz="4" w:space="0" w:color="auto"/>
+              <w:left w:val="single" w:sz="4" w:space="0" w:color="auto"/>
+              <w:bottom w:val="single" w:sz="4" w:space="0" w:color="auto"/>
+              <w:right w:val="single" w:sz="4" w:space="0" w:color="auto"/>
+            </w:tcBorders>
+            <w:shd w:val="clear" w:color="auto" w:fill="auto"/>
+            <w:vAlign w:val="center"/>
+            <w:hideMark/>
+          </w:tcPr>
+          <w:p>
+            <w:pPr>
+              <w:shd w:val="clear" w:color="auto" w:fill="auto"/>
+              <w:ind w:firstLine="0"/>
+              <w:jc w:val="center"/>
+              <w:rPr>
+                <w:color w:val="000000"/>
+                <w:sz w:val="24"/>
+                <w:szCs w:val="24"/>
+              </w:rPr>
+            </w:pPr>
+            <w:r>
+              <w:rPr>
+                <w:color w:val="000000"/>
+                <w:sz w:val="24"/>
+                <w:szCs w:val="24"/>
+              </w:rPr>
+              <w:t>№ студента по журналу</w:t>
+            </w:r>
+          </w:p>
+        </w:tc>
+        <w:tc>
+          <w:tcPr>
+            <w:tcW w:w="3840" w:type="dxa"/>
+            <w:gridSpan w:val="4"/>
+            <w:tcBorders>
+              <w:top w:val="single" w:sz="4" w:space="0" w:color="auto"/>
+              <w:left w:val="nil"/>
+              <w:bottom w:val="single" w:sz="4" w:space="0" w:color="auto"/>
+              <w:right w:val="single" w:sz="4" w:space="0" w:color="auto"/>
+            </w:tcBorders>
+            <w:shd w:val="clear" w:color="auto" w:fill="auto"/>
+            <w:noWrap/>
+            <w:vAlign w:val="center"/>
+            <w:hideMark/>
+          </w:tcPr>
+          <w:p>
+            <w:pPr>
+              <w:shd w:val="clear" w:color="auto" w:fill="auto"/>
+              <w:ind w:firstLine="0"/>
+              <w:jc w:val="center"/>
+              <w:rPr>
+                <w:color w:val="000000"/>
+                <w:sz w:val="24"/>
+                <w:szCs w:val="24"/>
+              </w:rPr>
+            </w:pPr>
+            <w:r>
+              <w:rPr>
+                <w:color w:val="000000"/>
+                <w:sz w:val="24"/>
+                <w:szCs w:val="24"/>
+              </w:rPr>
+              <w:t>Циклы</w:t>
+            </w:r>
+          </w:p>
+        </w:tc>
+        <w:tc>
+          <w:tcPr>
+            <w:tcW w:w="960" w:type="dxa"/>
+            <w:vMerge w:val="restart"/>
+            <w:tcBorders>
+              <w:top w:val="single" w:sz="4" w:space="0" w:color="auto"/>
+              <w:left w:val="single" w:sz="4" w:space="0" w:color="auto"/>
+              <w:bottom w:val="single" w:sz="4" w:space="0" w:color="auto"/>
+              <w:right w:val="single" w:sz="4" w:space="0" w:color="auto"/>
+            </w:tcBorders>
+            <w:shd w:val="clear" w:color="auto" w:fill="auto"/>
+            <w:noWrap/>
+            <w:vAlign w:val="center"/>
+            <w:hideMark/>
+          </w:tcPr>
+          <w:p>
+            <w:pPr>
+              <w:shd w:val="clear" w:color="auto" w:fill="auto"/>
+              <w:ind w:firstLine="0"/>
+              <w:jc w:val="center"/>
+              <w:rPr>
+                <w:color w:val="000000"/>
+                <w:sz w:val="24"/>
+                <w:szCs w:val="24"/>
+              </w:rPr>
+            </w:pPr>
+            <w:r>
+              <w:rPr>
+                <w:color w:val="000000"/>
+                <w:sz w:val="24"/>
+                <w:szCs w:val="24"/>
+              </w:rPr>
+              <w:t>q</w:t>
+            </w:r>
+          </w:p>
+        </w:tc>
+        <w:tc>
+          <w:tcPr>
+            <w:tcW w:w="1391" w:type="dxa"/>
+            <w:vMerge w:val="restart"/>
+            <w:tcBorders>
+              <w:top w:val="single" w:sz="4" w:space="0" w:color="auto"/>
+              <w:left w:val="single" w:sz="4" w:space="0" w:color="auto"/>
+              <w:bottom w:val="single" w:sz="4" w:space="0" w:color="auto"/>
+              <w:right w:val="single" w:sz="4" w:space="0" w:color="auto"/>
+            </w:tcBorders>
+            <w:shd w:val="clear" w:color="auto" w:fill="auto"/>
+            <w:noWrap/>
+            <w:vAlign w:val="center"/>
+            <w:hideMark/>
+          </w:tcPr>
+          <w:p>
+            <w:pPr>
+              <w:shd w:val="clear" w:color="auto" w:fill="auto"/>
+              <w:ind w:firstLine="0"/>
+              <w:jc w:val="center"/>
+              <w:rPr>
+                <w:color w:val="000000"/>
+                <w:sz w:val="24"/>
+                <w:szCs w:val="24"/>
+              </w:rPr>
+            </w:pPr>
+            <w:r>
+              <w:rPr>
+                <w:color w:val="000000"/>
+                <w:sz w:val="24"/>
+                <w:szCs w:val="24"/>
+              </w:rPr>
+              <w:t>Аттестация</w:t>
+            </w:r>
+          </w:p>
+        </w:tc>
+      </w:tr>
+      <w:tr>
+        <w:trPr>
+          <w:trHeight w:val="315"/>
+        </w:trPr>
+        <w:tc>
+          <w:tcPr>
+            <w:tcW w:w="1838" w:type="dxa"/>
+            <w:vMerge/>
+            <w:tcBorders>
+              <w:top w:val="single" w:sz="4" w:space="0" w:color="auto"/>
+              <w:left w:val="single" w:sz="4" w:space="0" w:color="auto"/>
+              <w:bottom w:val="single" w:sz="4" w:space="0" w:color="auto"/>
+              <w:right w:val="single" w:sz="4" w:space="0" w:color="auto"/>
+            </w:tcBorders>
+            <w:vAlign w:val="center"/>
+            <w:hideMark/>
+          </w:tcPr>
+          <w:p>
+            <w:pPr>
+              <w:shd w:val="clear" w:color="auto" w:fill="auto"/>
+              <w:ind w:firstLine="0"/>
+              <w:jc w:val="left"/>
+              <w:rPr>
+                <w:color w:val="000000"/>
+                <w:sz w:val="24"/>
+                <w:szCs w:val="24"/>
+              </w:rPr>
+            </w:pPr>
+          </w:p>
+        </w:tc>
+        <w:tc>
+          <w:tcPr>
+            <w:tcW w:w="1280" w:type="dxa"/>
+            <w:vMerge/>
+            <w:tcBorders>
+              <w:top w:val="single" w:sz="4" w:space="0" w:color="auto"/>
+              <w:left w:val="single" w:sz="4" w:space="0" w:color="auto"/>
+              <w:bottom w:val="single" w:sz="4" w:space="0" w:color="auto"/>
+              <w:right w:val="single" w:sz="4" w:space="0" w:color="auto"/>
+            </w:tcBorders>
+            <w:vAlign w:val="center"/>
+            <w:hideMark/>
+          </w:tcPr>
+          <w:p>
+            <w:pPr>
+              <w:shd w:val="clear" w:color="auto" w:fill="auto"/>
+              <w:ind w:firstLine="0"/>
+              <w:jc w:val="left"/>
+              <w:rPr>
+                <w:color w:val="000000"/>
+                <w:sz w:val="24"/>
+                <w:szCs w:val="24"/>
+              </w:rPr>
+            </w:pPr>
+          </w:p>
+        </w:tc>
+        <w:tc>
+          <w:tcPr>
+            <w:tcW w:w="1020" w:type="dxa"/>
+            <w:tcBorders>
+              <w:top w:val="nil"/>
+              <w:left w:val="nil"/>
+              <w:bottom w:val="single" w:sz="4" w:space="0" w:color="auto"/>
+              <w:right w:val="single" w:sz="4" w:space="0" w:color="auto"/>
+            </w:tcBorders>
+            <w:shd w:val="clear" w:color="auto" w:fill="auto"/>
+            <w:noWrap/>
+            <w:vAlign w:val="center"/>
+            <w:hideMark/>
+          </w:tcPr>
+          <w:p>
+            <w:pPr>
+              <w:shd w:val="clear" w:color="auto" w:fill="auto"/>
+              <w:ind w:firstLine="0"/>
+              <w:jc w:val="center"/>
+              <w:rPr>
+                <w:color w:val="000000"/>
+                <w:sz w:val="24"/>
+                <w:szCs w:val="24"/>
+              </w:rPr>
+            </w:pPr>
+            <w:r>
+              <w:rPr>
+                <w:color w:val="000000"/>
+                <w:sz w:val="24"/>
+                <w:szCs w:val="24"/>
+              </w:rPr>
+              <w:t>ГСЭ</w:t>
+            </w:r>
+          </w:p>
+        </w:tc>
+        <w:tc>
+          <w:tcPr>
+            <w:tcW w:w="940" w:type="dxa"/>
+            <w:tcBorders>
+              <w:top w:val="nil"/>
+              <w:left w:val="nil"/>
+              <w:bottom w:val="single" w:sz="4" w:space="0" w:color="auto"/>
+              <w:right w:val="single" w:sz="4" w:space="0" w:color="auto"/>
+            </w:tcBorders>
+            <w:shd w:val="clear" w:color="auto" w:fill="auto"/>
+            <w:noWrap/>
+            <w:vAlign w:val="center"/>
+            <w:hideMark/>
+          </w:tcPr>
+          <w:p>
+            <w:pPr>
+              <w:shd w:val="clear" w:color="auto" w:fill="auto"/>
+              <w:ind w:firstLine="0"/>
+              <w:jc w:val="center"/>
+              <w:rPr>
+                <w:color w:val="000000"/>
+                <w:sz w:val="24"/>
+                <w:szCs w:val="24"/>
+              </w:rPr>
+            </w:pPr>
+            <w:r>
+              <w:rPr>
+                <w:color w:val="000000"/>
+                <w:sz w:val="24"/>
+                <w:szCs w:val="24"/>
+              </w:rPr>
+              <w:t>ЕН</w:t>
+            </w:r>
+          </w:p>
+        </w:tc>
+        <w:tc>
+          <w:tcPr>
+            <w:tcW w:w="940" w:type="dxa"/>
+            <w:tcBorders>
+              <w:top w:val="nil"/>
+              <w:left w:val="nil"/>
+              <w:bottom w:val="single" w:sz="4" w:space="0" w:color="auto"/>
+              <w:right w:val="single" w:sz="4" w:space="0" w:color="auto"/>
+            </w:tcBorders>
+            <w:shd w:val="clear" w:color="auto" w:fill="auto"/>
+            <w:noWrap/>
+            <w:vAlign w:val="center"/>
+            <w:hideMark/>
+          </w:tcPr>
+          <w:p>
+            <w:pPr>
+              <w:shd w:val="clear" w:color="auto" w:fill="auto"/>
+              <w:ind w:firstLine="0"/>
+              <w:jc w:val="center"/>
+              <w:rPr>
+                <w:color w:val="000000"/>
+                <w:sz w:val="24"/>
+                <w:szCs w:val="24"/>
+              </w:rPr>
+            </w:pPr>
+            <w:r>
+              <w:rPr>
+                <w:color w:val="000000"/>
+                <w:sz w:val="24"/>
+                <w:szCs w:val="24"/>
+              </w:rPr>
+              <w:t>ОП</w:t>
+            </w:r>
+          </w:p>
+        </w:tc>
+        <w:tc>
+          <w:tcPr>
+            <w:tcW w:w="940" w:type="dxa"/>
+            <w:tcBorders>
+              <w:top w:val="nil"/>
+              <w:left w:val="nil"/>
+              <w:bottom w:val="single" w:sz="4" w:space="0" w:color="auto"/>
+              <w:right w:val="single" w:sz="4" w:space="0" w:color="auto"/>
+            </w:tcBorders>
+            <w:shd w:val="clear" w:color="auto" w:fill="auto"/>
+            <w:noWrap/>
+            <w:vAlign w:val="center"/>
+            <w:hideMark/>
+          </w:tcPr>
+          <w:p>
+            <w:pPr>
+              <w:shd w:val="clear" w:color="auto" w:fill="auto"/>
+              <w:ind w:firstLine="0"/>
+              <w:jc w:val="center"/>
+              <w:rPr>
+                <w:color w:val="000000"/>
+                <w:sz w:val="24"/>
+                <w:szCs w:val="24"/>
+              </w:rPr>
+            </w:pPr>
+            <w:r>
+              <w:rPr>
+                <w:color w:val="000000"/>
+                <w:sz w:val="24"/>
+                <w:szCs w:val="24"/>
+              </w:rPr>
+              <w:t>СД</w:t>
+            </w:r>
+          </w:p>
+        </w:tc>
+        <w:tc>
+          <w:tcPr>
+            <w:tcW w:w="960" w:type="dxa"/>
+            <w:vMerge/>
+            <w:tcBorders>
+              <w:top w:val="single" w:sz="4" w:space="0" w:color="auto"/>
+              <w:left w:val="single" w:sz="4" w:space="0" w:color="auto"/>
+              <w:bottom w:val="single" w:sz="4" w:space="0" w:color="auto"/>
+              <w:right w:val="single" w:sz="4" w:space="0" w:color="auto"/>
+            </w:tcBorders>
+            <w:vAlign w:val="center"/>
+            <w:hideMark/>
+          </w:tcPr>
+          <w:p>
+            <w:pPr>
+              <w:shd w:val="clear" w:color="auto" w:fill="auto"/>
+              <w:ind w:firstLine="0"/>
+              <w:jc w:val="left"/>
+              <w:rPr>
+                <w:color w:val="000000"/>
+                <w:sz w:val="24"/>
+                <w:szCs w:val="24"/>
+              </w:rPr>
+            </w:pPr>
+          </w:p>
+        </w:tc>
+        <w:tc>
+          <w:tcPr>
+            <w:tcW w:w="1391" w:type="dxa"/>
+            <w:vMerge/>
+            <w:tcBorders>
+              <w:top w:val="single" w:sz="4" w:space="0" w:color="auto"/>
+              <w:left w:val="single" w:sz="4" w:space="0" w:color="auto"/>
+              <w:bottom w:val="single" w:sz="4" w:space="0" w:color="auto"/>
+              <w:right w:val="single" w:sz="4" w:space="0" w:color="auto"/>
+            </w:tcBorders>
+            <w:vAlign w:val="center"/>
+            <w:hideMark/>
+          </w:tcPr>
+          <w:p>
+            <w:pPr>
+              <w:shd w:val="clear" w:color="auto" w:fill="auto"/>
+              <w:ind w:firstLine="0"/>
+              <w:jc w:val="left"/>
+              <w:rPr>
+                <w:color w:val="000000"/>
+                <w:sz w:val="24"/>
+                <w:szCs w:val="24"/>
+              </w:rPr>
+            </w:pPr>
+          </w:p>
+        </w:tc>
+      </w:tr>
+      <w:tr>
+        <w:trPr>
+          <w:trHeight w:val="615"/>
+        </w:trPr>
+        <w:tc>
+          <w:tcPr>
+            <w:tcW w:w="1838" w:type="dxa"/>
+            <w:vMerge/>
+            <w:tcBorders>
+              <w:top w:val="single" w:sz="4" w:space="0" w:color="auto"/>
+              <w:left w:val="single" w:sz="4" w:space="0" w:color="auto"/>
+              <w:bottom w:val="single" w:sz="4" w:space="0" w:color="auto"/>
+              <w:right w:val="single" w:sz="4" w:space="0" w:color="auto"/>
+            </w:tcBorders>
+            <w:vAlign w:val="center"/>
+            <w:hideMark/>
+          </w:tcPr>
+          <w:p>
+            <w:pPr>
+              <w:shd w:val="clear" w:color="auto" w:fill="auto"/>
+              <w:ind w:firstLine="0"/>
+              <w:jc w:val="left"/>
+              <w:rPr>
+                <w:color w:val="000000"/>
+                <w:sz w:val="24"/>
+                <w:szCs w:val="24"/>
+              </w:rPr>
+            </w:pPr>
+          </w:p>
+        </w:tc>
+        <w:tc>
+          <w:tcPr>
+            <w:tcW w:w="1280" w:type="dxa"/>
+            <w:vMerge/>
+            <w:tcBorders>
+              <w:top w:val="single" w:sz="4" w:space="0" w:color="auto"/>
+              <w:left w:val="single" w:sz="4" w:space="0" w:color="auto"/>
+              <w:bottom w:val="single" w:sz="4" w:space="0" w:color="auto"/>
+              <w:right w:val="single" w:sz="4" w:space="0" w:color="auto"/>
+            </w:tcBorders>
+            <w:vAlign w:val="center"/>
+            <w:hideMark/>
+          </w:tcPr>
+          <w:p>
+            <w:pPr>
+              <w:shd w:val="clear" w:color="auto" w:fill="auto"/>
+              <w:ind w:firstLine="0"/>
+              <w:jc w:val="left"/>
+              <w:rPr>
+                <w:color w:val="000000"/>
+                <w:sz w:val="24"/>
+                <w:szCs w:val="24"/>
+              </w:rPr>
+            </w:pPr>
+          </w:p>
+        </w:tc>
+        <w:tc>
+          <w:tcPr>
+            <w:tcW w:w="1020" w:type="dxa"/>
+            <w:tcBorders>
+              <w:top w:val="nil"/>
+              <w:left w:val="nil"/>
+              <w:bottom w:val="single" w:sz="4" w:space="0" w:color="auto"/>
+              <w:right w:val="single" w:sz="4" w:space="0" w:color="auto"/>
+            </w:tcBorders>
+            <w:shd w:val="clear" w:color="auto" w:fill="auto"/>
+            <w:noWrap/>
+            <w:vAlign w:val="center"/>
+            <w:hideMark/>
+          </w:tcPr>
+          <w:p>
+            <w:pPr>
+              <w:shd w:val="clear" w:color="auto" w:fill="auto"/>
+              <w:ind w:firstLine="0"/>
+              <w:jc w:val="center"/>
+              <w:rPr>
+                <w:color w:val="000000"/>
+                <w:sz w:val="24"/>
+                <w:szCs w:val="24"/>
+              </w:rPr>
+            </w:pPr>
+            <w:r>
+              <w:rPr>
+                <w:color w:val="000000"/>
+                <w:sz w:val="24"/>
+                <w:szCs w:val="24"/>
+              </w:rPr>
+              <w:t>0,21</w:t>
+            </w:r>
+          </w:p>
+        </w:tc>
+        <w:tc>
+          <w:tcPr>
+            <w:tcW w:w="940" w:type="dxa"/>
+            <w:tcBorders>
+              <w:top w:val="nil"/>
+              <w:left w:val="nil"/>
+              <w:bottom w:val="single" w:sz="4" w:space="0" w:color="auto"/>
+              <w:right w:val="single" w:sz="4" w:space="0" w:color="auto"/>
+            </w:tcBorders>
+            <w:shd w:val="clear" w:color="auto" w:fill="auto"/>
+            <w:noWrap/>
+            <w:vAlign w:val="center"/>
+            <w:hideMark/>
+          </w:tcPr>
+          <w:p>
+            <w:pPr>
+              <w:shd w:val="clear" w:color="auto" w:fill="auto"/>
+              <w:ind w:firstLine="0"/>
+              <w:jc w:val="center"/>
+              <w:rPr>
+                <w:color w:val="000000"/>
+                <w:sz w:val="24"/>
+                <w:szCs w:val="24"/>
+              </w:rPr>
+            </w:pPr>
+            <w:r>
+              <w:rPr>
+                <w:color w:val="000000"/>
+                <w:sz w:val="24"/>
+                <w:szCs w:val="24"/>
+              </w:rPr>
+              <w:t>0,24</w:t>
+            </w:r>
+          </w:p>
+        </w:tc>
+        <w:tc>
+          <w:tcPr>
+            <w:tcW w:w="940" w:type="dxa"/>
+            <w:tcBorders>
+              <w:top w:val="nil"/>
+              <w:left w:val="nil"/>
+              <w:bottom w:val="single" w:sz="4" w:space="0" w:color="auto"/>
+              <w:right w:val="single" w:sz="4" w:space="0" w:color="auto"/>
+            </w:tcBorders>
+            <w:shd w:val="clear" w:color="auto" w:fill="auto"/>
+            <w:noWrap/>
+            <w:vAlign w:val="center"/>
+            <w:hideMark/>
+          </w:tcPr>
+          <w:p>
+            <w:pPr>
+              <w:shd w:val="clear" w:color="auto" w:fill="auto"/>
+              <w:ind w:firstLine="0"/>
+              <w:jc w:val="center"/>
+              <w:rPr>
+                <w:color w:val="000000"/>
+                <w:sz w:val="24"/>
+                <w:szCs w:val="24"/>
+              </w:rPr>
+            </w:pPr>
+            <w:r>
+              <w:rPr>
+                <w:color w:val="000000"/>
+                <w:sz w:val="24"/>
+                <w:szCs w:val="24"/>
+              </w:rPr>
+              <w:t>0,26</w:t>
+            </w:r>
+          </w:p>
+        </w:tc>
+        <w:tc>
+          <w:tcPr>
+            <w:tcW w:w="940" w:type="dxa"/>
+            <w:tcBorders>
+              <w:top w:val="nil"/>
+              <w:left w:val="nil"/>
+              <w:bottom w:val="single" w:sz="4" w:space="0" w:color="auto"/>
+              <w:right w:val="single" w:sz="4" w:space="0" w:color="auto"/>
+            </w:tcBorders>
+            <w:shd w:val="clear" w:color="auto" w:fill="auto"/>
+            <w:noWrap/>
+            <w:vAlign w:val="center"/>
+            <w:hideMark/>
+          </w:tcPr>
+          <w:p>
+            <w:pPr>
+              <w:shd w:val="clear" w:color="auto" w:fill="auto"/>
+              <w:ind w:firstLine="0"/>
+              <w:jc w:val="center"/>
+              <w:rPr>
+                <w:color w:val="000000"/>
+                <w:sz w:val="24"/>
+                <w:szCs w:val="24"/>
+              </w:rPr>
+            </w:pPr>
+            <w:r>
+              <w:rPr>
+                <w:color w:val="000000"/>
+                <w:sz w:val="24"/>
+                <w:szCs w:val="24"/>
+              </w:rPr>
+              <w:t>0,29</w:t>
+            </w:r>
+          </w:p>
+        </w:tc>
+        <w:tc>
+          <w:tcPr>
+            <w:tcW w:w="960" w:type="dxa"/>
+            <w:vMerge/>
+            <w:tcBorders>
+              <w:top w:val="single" w:sz="4" w:space="0" w:color="auto"/>
+              <w:left w:val="single" w:sz="4" w:space="0" w:color="auto"/>
+              <w:bottom w:val="single" w:sz="4" w:space="0" w:color="auto"/>
+              <w:right w:val="single" w:sz="4" w:space="0" w:color="auto"/>
+            </w:tcBorders>
+            <w:vAlign w:val="center"/>
+            <w:hideMark/>
+          </w:tcPr>
+          <w:p>
+            <w:pPr>
+              <w:shd w:val="clear" w:color="auto" w:fill="auto"/>
+              <w:ind w:firstLine="0"/>
+              <w:jc w:val="left"/>
+              <w:rPr>
+                <w:color w:val="000000"/>
+                <w:sz w:val="24"/>
+                <w:szCs w:val="24"/>
+              </w:rPr>
+            </w:pPr>
+          </w:p>
+        </w:tc>
+        <w:tc>
+          <w:tcPr>
+            <w:tcW w:w="1391" w:type="dxa"/>
+            <w:vMerge/>
+            <w:tcBorders>
+              <w:top w:val="single" w:sz="4" w:space="0" w:color="auto"/>
+              <w:left w:val="single" w:sz="4" w:space="0" w:color="auto"/>
+              <w:bottom w:val="single" w:sz="4" w:space="0" w:color="auto"/>
+              <w:right w:val="single" w:sz="4" w:space="0" w:color="auto"/>
+            </w:tcBorders>
+            <w:vAlign w:val="center"/>
+            <w:hideMark/>
+          </w:tcPr>
+          <w:p>
+            <w:pPr>
+              <w:shd w:val="clear" w:color="auto" w:fill="auto"/>
+              <w:ind w:firstLine="0"/>
+              <w:jc w:val="left"/>
+              <w:rPr>
+                <w:color w:val="000000"/>
+                <w:sz w:val="24"/>
+                <w:szCs w:val="24"/>
+              </w:rPr>
+            </w:pPr>
+          </w:p>
+        </w:tc>
+      </w:tr>
+      <w:tr>
+        <w:trPr>
+          <w:trHeight w:val="315"/>
+        </w:trPr>
+        <w:tc>
+          <w:tcPr>
+            <w:tcW w:w="1838" w:type="dxa"/>
+            <w:tcBorders>
+              <w:top w:val="nil"/>
+              <w:left w:val="single" w:sz="4" w:space="0" w:color="auto"/>
+              <w:bottom w:val="single" w:sz="4" w:space="0" w:color="auto"/>
+              <w:right w:val="single" w:sz="4" w:space="0" w:color="auto"/>
+            </w:tcBorders>
+            <w:shd w:val="clear" w:color="auto" w:fill="auto"/>
+            <w:noWrap/>
+            <w:vAlign w:val="center"/>
+            <w:hideMark/>
+          </w:tcPr>
+          <w:p>
+            <w:pPr>
+              <w:shd w:val="clear" w:color="auto" w:fill="auto"/>
+              <w:ind w:firstLine="0"/>
+              <w:jc w:val="center"/>
+              <w:rPr>
+                <w:color w:val="000000"/>
+                <w:sz w:val="24"/>
+                <w:szCs w:val="24"/>
+              </w:rPr>
+            </w:pPr>
+            <w:r>
+              <w:rPr>
+                <w:color w:val="000000"/>
+                <w:sz w:val="24"/>
+                <w:szCs w:val="24"/>
+              </w:rPr>
+              <w:t>1</w:t>
+            </w:r>
+          </w:p>
+        </w:tc>
+        <w:tc>
+          <w:tcPr>
+            <w:tcW w:w="1280" w:type="dxa"/>
+            <w:tcBorders>
+              <w:top w:val="nil"/>
+              <w:left w:val="nil"/>
+              <w:bottom w:val="single" w:sz="4" w:space="0" w:color="auto"/>
+              <w:right w:val="single" w:sz="4" w:space="0" w:color="auto"/>
+            </w:tcBorders>
+            <w:shd w:val="clear" w:color="auto" w:fill="auto"/>
+            <w:noWrap/>
+            <w:vAlign w:val="center"/>
+            <w:hideMark/>
+          </w:tcPr>
+          <w:p>
+            <w:pPr>
+              <w:shd w:val="clear" w:color="auto" w:fill="auto"/>
+              <w:ind w:firstLine="0"/>
+              <w:jc w:val="center"/>
+              <w:rPr>
+                <w:color w:val="000000"/>
+                <w:sz w:val="24"/>
+                <w:szCs w:val="24"/>
+              </w:rPr>
+            </w:pPr>
+            <w:r>
+              <w:rPr>
+                <w:color w:val="000000"/>
+                <w:sz w:val="24"/>
+                <w:szCs w:val="24"/>
+              </w:rPr>
+              <w:t>3</w:t>
+            </w:r>
+          </w:p>
+        </w:tc>
+        <w:tc>
+          <w:tcPr>
+            <w:tcW w:w="1020" w:type="dxa"/>
+            <w:tcBorders>
+              <w:top w:val="nil"/>
+              <w:left w:val="nil"/>
+              <w:bottom w:val="single" w:sz="4" w:space="0" w:color="auto"/>
+              <w:right w:val="single" w:sz="4" w:space="0" w:color="auto"/>
+            </w:tcBorders>
+            <w:shd w:val="clear" w:color="auto" w:fill="auto"/>
+            <w:noWrap/>
+            <w:vAlign w:val="center"/>
+            <w:hideMark/>
+          </w:tcPr>
+          <w:p>
+            <w:pPr>
+              <w:shd w:val="clear" w:color="auto" w:fill="auto"/>
+              <w:ind w:firstLine="0"/>
+              <w:jc w:val="center"/>
+              <w:rPr>
+                <w:color w:val="000000"/>
+                <w:sz w:val="24"/>
+                <w:szCs w:val="24"/>
+              </w:rPr>
+            </w:pPr>
+            <w:r>
+              <w:rPr>
+                <w:color w:val="000000"/>
+                <w:sz w:val="24"/>
+                <w:szCs w:val="24"/>
+              </w:rPr>
+              <w:t>В</w:t>
+            </w:r>
+          </w:p>
+        </w:tc>
+        <w:tc>
+          <w:tcPr>
+            <w:tcW w:w="940" w:type="dxa"/>
+            <w:tcBorders>
+              <w:top w:val="nil"/>
+              <w:left w:val="nil"/>
+              <w:bottom w:val="single" w:sz="4" w:space="0" w:color="auto"/>
+              <w:right w:val="single" w:sz="4" w:space="0" w:color="auto"/>
+            </w:tcBorders>
+            <w:shd w:val="clear" w:color="auto" w:fill="auto"/>
+            <w:noWrap/>
+            <w:vAlign w:val="center"/>
+            <w:hideMark/>
+          </w:tcPr>
+          <w:p>
+            <w:pPr>
+              <w:shd w:val="clear" w:color="auto" w:fill="auto"/>
+              <w:ind w:firstLine="0"/>
+              <w:jc w:val="center"/>
+              <w:rPr>
+                <w:color w:val="000000"/>
+                <w:sz w:val="24"/>
+                <w:szCs w:val="24"/>
+              </w:rPr>
+            </w:pPr>
+            <w:r>
+              <w:rPr>
+                <w:color w:val="000000"/>
+                <w:sz w:val="24"/>
+                <w:szCs w:val="24"/>
+              </w:rPr>
+              <w:t>Н</w:t>
+            </w:r>
+          </w:p>
+        </w:tc>
+        <w:tc>
+          <w:tcPr>
+            <w:tcW w:w="940" w:type="dxa"/>
+            <w:tcBorders>
+              <w:top w:val="nil"/>
+              <w:left w:val="nil"/>
+              <w:bottom w:val="single" w:sz="4" w:space="0" w:color="auto"/>
+              <w:right w:val="single" w:sz="4" w:space="0" w:color="auto"/>
+            </w:tcBorders>
+            <w:shd w:val="clear" w:color="auto" w:fill="auto"/>
+            <w:noWrap/>
+            <w:vAlign w:val="center"/>
+            <w:hideMark/>
+          </w:tcPr>
+          <w:p>
+            <w:pPr>
+              <w:shd w:val="clear" w:color="auto" w:fill="auto"/>
+              <w:ind w:firstLine="0"/>
+              <w:jc w:val="center"/>
+              <w:rPr>
+                <w:color w:val="000000"/>
+                <w:sz w:val="24"/>
+                <w:szCs w:val="24"/>
+              </w:rPr>
+            </w:pPr>
+            <w:r>
+              <w:rPr>
+                <w:color w:val="000000"/>
+                <w:sz w:val="24"/>
+                <w:szCs w:val="24"/>
+              </w:rPr>
+              <w:t>С</w:t>
+            </w:r>
+          </w:p>
+        </w:tc>
+        <w:tc>
+          <w:tcPr>
+            <w:tcW w:w="940" w:type="dxa"/>
+            <w:tcBorders>
+              <w:top w:val="nil"/>
+              <w:left w:val="nil"/>
+              <w:bottom w:val="single" w:sz="4" w:space="0" w:color="auto"/>
+              <w:right w:val="single" w:sz="4" w:space="0" w:color="auto"/>
+            </w:tcBorders>
+            <w:shd w:val="clear" w:color="auto" w:fill="auto"/>
+            <w:noWrap/>
+            <w:vAlign w:val="center"/>
+            <w:hideMark/>
+          </w:tcPr>
+          <w:p>
+            <w:pPr>
+              <w:shd w:val="clear" w:color="auto" w:fill="auto"/>
+              <w:ind w:firstLine="0"/>
+              <w:jc w:val="center"/>
+              <w:rPr>
+                <w:color w:val="000000"/>
+                <w:sz w:val="24"/>
+                <w:szCs w:val="24"/>
+              </w:rPr>
+            </w:pPr>
+            <w:r>
+              <w:rPr>
+                <w:color w:val="000000"/>
+                <w:sz w:val="24"/>
+                <w:szCs w:val="24"/>
+              </w:rPr>
+              <w:t>В</w:t>
+            </w:r>
+          </w:p>
+        </w:tc>
+        <w:tc>
+          <w:tcPr>
+            <w:tcW w:w="960" w:type="dxa"/>
+            <w:tcBorders>
+              <w:top w:val="nil"/>
+              <w:left w:val="nil"/>
+              <w:bottom w:val="single" w:sz="4" w:space="0" w:color="auto"/>
+              <w:right w:val="single" w:sz="4" w:space="0" w:color="auto"/>
+            </w:tcBorders>
+            <w:shd w:val="clear" w:color="auto" w:fill="auto"/>
+            <w:noWrap/>
+            <w:vAlign w:val="center"/>
+            <w:hideMark/>
+          </w:tcPr>
+          <w:p>
+            <w:pPr>
+              <w:shd w:val="clear" w:color="auto" w:fill="auto"/>
+              <w:ind w:firstLine="0"/>
+              <w:jc w:val="center"/>
+              <w:rPr>
+                <w:color w:val="000000"/>
+                <w:sz w:val="24"/>
+                <w:szCs w:val="24"/>
+              </w:rPr>
+            </w:pPr>
+            <w:r>
+              <w:rPr>
+                <w:color w:val="000000"/>
+                <w:sz w:val="24"/>
+                <w:szCs w:val="24"/>
+              </w:rPr>
+              <w:t>0,63</w:t>
+            </w:r>
+          </w:p>
+        </w:tc>
+        <w:tc>
+          <w:tcPr>
+            <w:tcW w:w="1391" w:type="dxa"/>
+            <w:tcBorders>
+              <w:top w:val="nil"/>
+              <w:left w:val="nil"/>
+              <w:bottom w:val="single" w:sz="4" w:space="0" w:color="auto"/>
+              <w:right w:val="single" w:sz="4" w:space="0" w:color="auto"/>
+            </w:tcBorders>
+            <w:shd w:val="clear" w:color="auto" w:fill="auto"/>
+            <w:noWrap/>
+            <w:vAlign w:val="center"/>
+            <w:hideMark/>
+          </w:tcPr>
+          <w:p>
+            <w:pPr>
+              <w:shd w:val="clear" w:color="auto" w:fill="auto"/>
+              <w:ind w:firstLine="0"/>
+              <w:jc w:val="center"/>
+              <w:rPr>
+                <w:color w:val="000000"/>
+                <w:sz w:val="24"/>
+                <w:szCs w:val="24"/>
+              </w:rPr>
+            </w:pPr>
+            <w:proofErr w:type="spellStart"/>
+            <w:r>
+              <w:rPr>
+                <w:color w:val="000000"/>
+                <w:sz w:val="24"/>
+                <w:szCs w:val="24"/>
+              </w:rPr>
+              <w:t>Атт</w:t>
+            </w:r>
+            <w:proofErr w:type="spellEnd"/>
+            <w:r>
+              <w:rPr>
+                <w:color w:val="000000"/>
+                <w:sz w:val="24"/>
+                <w:szCs w:val="24"/>
+              </w:rPr>
+              <w:t>.</w:t>
+            </w:r>
+          </w:p>
+        </w:tc>
+      </w:tr>
+      <w:tr>
+        <w:trPr>
+          <w:trHeight w:val="315"/>
+        </w:trPr>
+        <w:tc>
+          <w:tcPr>
+            <w:tcW w:w="1838" w:type="dxa"/>
+            <w:tcBorders>
+              <w:top w:val="nil"/>
+              <w:left w:val="single" w:sz="4" w:space="0" w:color="auto"/>
+              <w:bottom w:val="single" w:sz="4" w:space="0" w:color="auto"/>
+              <w:right w:val="single" w:sz="4" w:space="0" w:color="auto"/>
+            </w:tcBorders>
+            <w:shd w:val="clear" w:color="auto" w:fill="auto"/>
+            <w:noWrap/>
+            <w:vAlign w:val="center"/>
+            <w:hideMark/>
+          </w:tcPr>
+          <w:p>
+            <w:pPr>
+              <w:shd w:val="clear" w:color="auto" w:fill="auto"/>
+              <w:ind w:firstLine="0"/>
+              <w:jc w:val="center"/>
+              <w:rPr>
+                <w:color w:val="000000"/>
+                <w:sz w:val="24"/>
+                <w:szCs w:val="24"/>
+              </w:rPr>
+            </w:pPr>
+            <w:r>
+              <w:rPr>
+                <w:color w:val="000000"/>
+                <w:sz w:val="24"/>
+                <w:szCs w:val="24"/>
+              </w:rPr>
+              <w:t>2</w:t>
+            </w:r>
+          </w:p>
+        </w:tc>
+        <w:tc>
+          <w:tcPr>
+            <w:tcW w:w="1280" w:type="dxa"/>
+            <w:tcBorders>
+              <w:top w:val="nil"/>
+              <w:left w:val="nil"/>
+              <w:bottom w:val="single" w:sz="4" w:space="0" w:color="auto"/>
+              <w:right w:val="single" w:sz="4" w:space="0" w:color="auto"/>
+            </w:tcBorders>
+            <w:shd w:val="clear" w:color="auto" w:fill="auto"/>
+            <w:noWrap/>
+            <w:vAlign w:val="center"/>
+            <w:hideMark/>
+          </w:tcPr>
+          <w:p>
+            <w:pPr>
+              <w:shd w:val="clear" w:color="auto" w:fill="auto"/>
+              <w:ind w:firstLine="0"/>
+              <w:jc w:val="center"/>
+              <w:rPr>
+                <w:color w:val="000000"/>
+                <w:sz w:val="24"/>
+                <w:szCs w:val="24"/>
+              </w:rPr>
+            </w:pPr>
+            <w:r>
+              <w:rPr>
+                <w:color w:val="000000"/>
+                <w:sz w:val="24"/>
+                <w:szCs w:val="24"/>
+              </w:rPr>
+              <w:t>17</w:t>
+            </w:r>
+          </w:p>
+        </w:tc>
+        <w:tc>
+          <w:tcPr>
+            <w:tcW w:w="1020" w:type="dxa"/>
+            <w:tcBorders>
+              <w:top w:val="nil"/>
+              <w:left w:val="nil"/>
+              <w:bottom w:val="single" w:sz="4" w:space="0" w:color="auto"/>
+              <w:right w:val="single" w:sz="4" w:space="0" w:color="auto"/>
+            </w:tcBorders>
+            <w:shd w:val="clear" w:color="auto" w:fill="auto"/>
+            <w:noWrap/>
+            <w:vAlign w:val="center"/>
+            <w:hideMark/>
+          </w:tcPr>
+          <w:p>
+            <w:pPr>
+              <w:shd w:val="clear" w:color="auto" w:fill="auto"/>
+              <w:ind w:firstLine="0"/>
+              <w:jc w:val="center"/>
+              <w:rPr>
+                <w:color w:val="000000"/>
+                <w:sz w:val="24"/>
+                <w:szCs w:val="24"/>
+              </w:rPr>
+            </w:pPr>
+            <w:r>
+              <w:rPr>
+                <w:color w:val="000000"/>
+                <w:sz w:val="24"/>
+                <w:szCs w:val="24"/>
+              </w:rPr>
+              <w:t>В</w:t>
+            </w:r>
+          </w:p>
+        </w:tc>
+        <w:tc>
+          <w:tcPr>
+            <w:tcW w:w="940" w:type="dxa"/>
+            <w:tcBorders>
+              <w:top w:val="nil"/>
+              <w:left w:val="nil"/>
+              <w:bottom w:val="single" w:sz="4" w:space="0" w:color="auto"/>
+              <w:right w:val="single" w:sz="4" w:space="0" w:color="auto"/>
+            </w:tcBorders>
+            <w:shd w:val="clear" w:color="auto" w:fill="auto"/>
+            <w:noWrap/>
+            <w:vAlign w:val="center"/>
+            <w:hideMark/>
+          </w:tcPr>
+          <w:p>
+            <w:pPr>
+              <w:shd w:val="clear" w:color="auto" w:fill="auto"/>
+              <w:ind w:firstLine="0"/>
+              <w:jc w:val="center"/>
+              <w:rPr>
+                <w:color w:val="000000"/>
+                <w:sz w:val="24"/>
+                <w:szCs w:val="24"/>
+              </w:rPr>
+            </w:pPr>
+            <w:r>
+              <w:rPr>
+                <w:color w:val="000000"/>
+                <w:sz w:val="24"/>
+                <w:szCs w:val="24"/>
+              </w:rPr>
+              <w:t>С</w:t>
+            </w:r>
+          </w:p>
+        </w:tc>
+        <w:tc>
+          <w:tcPr>
+            <w:tcW w:w="940" w:type="dxa"/>
+            <w:tcBorders>
+              <w:top w:val="nil"/>
+              <w:left w:val="nil"/>
+              <w:bottom w:val="single" w:sz="4" w:space="0" w:color="auto"/>
+              <w:right w:val="single" w:sz="4" w:space="0" w:color="auto"/>
+            </w:tcBorders>
+            <w:shd w:val="clear" w:color="auto" w:fill="auto"/>
+            <w:noWrap/>
+            <w:vAlign w:val="center"/>
+            <w:hideMark/>
+          </w:tcPr>
+          <w:p>
+            <w:pPr>
+              <w:shd w:val="clear" w:color="auto" w:fill="auto"/>
+              <w:ind w:firstLine="0"/>
+              <w:jc w:val="center"/>
+              <w:rPr>
+                <w:color w:val="000000"/>
+                <w:sz w:val="24"/>
+                <w:szCs w:val="24"/>
+              </w:rPr>
+            </w:pPr>
+            <w:r>
+              <w:rPr>
+                <w:color w:val="000000"/>
+                <w:sz w:val="24"/>
+                <w:szCs w:val="24"/>
+              </w:rPr>
+              <w:t>С</w:t>
+            </w:r>
+          </w:p>
+        </w:tc>
+        <w:tc>
+          <w:tcPr>
+            <w:tcW w:w="940" w:type="dxa"/>
+            <w:tcBorders>
+              <w:top w:val="nil"/>
+              <w:left w:val="nil"/>
+              <w:bottom w:val="single" w:sz="4" w:space="0" w:color="auto"/>
+              <w:right w:val="single" w:sz="4" w:space="0" w:color="auto"/>
+            </w:tcBorders>
+            <w:shd w:val="clear" w:color="auto" w:fill="auto"/>
+            <w:noWrap/>
+            <w:vAlign w:val="center"/>
+            <w:hideMark/>
+          </w:tcPr>
+          <w:p>
+            <w:pPr>
+              <w:shd w:val="clear" w:color="auto" w:fill="auto"/>
+              <w:ind w:firstLine="0"/>
+              <w:jc w:val="center"/>
+              <w:rPr>
+                <w:color w:val="000000"/>
+                <w:sz w:val="24"/>
+                <w:szCs w:val="24"/>
+              </w:rPr>
+            </w:pPr>
+            <w:r>
+              <w:rPr>
+                <w:color w:val="000000"/>
+                <w:sz w:val="24"/>
+                <w:szCs w:val="24"/>
+              </w:rPr>
+              <w:t>Н</w:t>
+            </w:r>
+          </w:p>
+        </w:tc>
+        <w:tc>
+          <w:tcPr>
+            <w:tcW w:w="960" w:type="dxa"/>
+            <w:tcBorders>
+              <w:top w:val="nil"/>
+              <w:left w:val="nil"/>
+              <w:bottom w:val="single" w:sz="4" w:space="0" w:color="auto"/>
+              <w:right w:val="single" w:sz="4" w:space="0" w:color="auto"/>
+            </w:tcBorders>
+            <w:shd w:val="clear" w:color="auto" w:fill="auto"/>
+            <w:noWrap/>
+            <w:vAlign w:val="center"/>
+            <w:hideMark/>
+          </w:tcPr>
+          <w:p>
+            <w:pPr>
+              <w:shd w:val="clear" w:color="auto" w:fill="auto"/>
+              <w:ind w:firstLine="0"/>
+              <w:jc w:val="center"/>
+              <w:rPr>
+                <w:color w:val="000000"/>
+                <w:sz w:val="24"/>
+                <w:szCs w:val="24"/>
+              </w:rPr>
+            </w:pPr>
+            <w:r>
+              <w:rPr>
+                <w:color w:val="000000"/>
+                <w:sz w:val="24"/>
+                <w:szCs w:val="24"/>
+              </w:rPr>
+              <w:t>0,46</w:t>
+            </w:r>
+          </w:p>
+        </w:tc>
+        <w:tc>
+          <w:tcPr>
+            <w:tcW w:w="1391" w:type="dxa"/>
+            <w:tcBorders>
+              <w:top w:val="nil"/>
+              <w:left w:val="nil"/>
+              <w:bottom w:val="single" w:sz="4" w:space="0" w:color="auto"/>
+              <w:right w:val="single" w:sz="4" w:space="0" w:color="auto"/>
+            </w:tcBorders>
+            <w:shd w:val="clear" w:color="auto" w:fill="auto"/>
+            <w:noWrap/>
+            <w:vAlign w:val="center"/>
+            <w:hideMark/>
+          </w:tcPr>
+          <w:p>
+            <w:pPr>
+              <w:shd w:val="clear" w:color="auto" w:fill="auto"/>
+              <w:ind w:firstLine="0"/>
+              <w:jc w:val="center"/>
+              <w:rPr>
+                <w:color w:val="000000"/>
+                <w:sz w:val="24"/>
+                <w:szCs w:val="24"/>
+              </w:rPr>
+            </w:pPr>
+            <w:r>
+              <w:rPr>
+                <w:color w:val="000000"/>
+                <w:sz w:val="24"/>
+                <w:szCs w:val="24"/>
+              </w:rPr>
+              <w:t xml:space="preserve">Не </w:t>
+            </w:r>
+            <w:proofErr w:type="spellStart"/>
+            <w:r>
+              <w:rPr>
+                <w:color w:val="000000"/>
+                <w:sz w:val="24"/>
+                <w:szCs w:val="24"/>
+              </w:rPr>
+              <w:t>атт</w:t>
+            </w:r>
+            <w:proofErr w:type="spellEnd"/>
+            <w:r>
+              <w:rPr>
+                <w:color w:val="000000"/>
+                <w:sz w:val="24"/>
+                <w:szCs w:val="24"/>
+              </w:rPr>
+              <w:t>.</w:t>
+            </w:r>
+          </w:p>
+        </w:tc>
+      </w:tr>
+      <w:tr>
+        <w:trPr>
+          <w:trHeight w:val="315"/>
+        </w:trPr>
+        <w:tc>
+          <w:tcPr>
+            <w:tcW w:w="1838" w:type="dxa"/>
+            <w:tcBorders>
+              <w:top w:val="nil"/>
+              <w:left w:val="single" w:sz="4" w:space="0" w:color="auto"/>
+              <w:bottom w:val="single" w:sz="4" w:space="0" w:color="auto"/>
+              <w:right w:val="single" w:sz="4" w:space="0" w:color="auto"/>
+            </w:tcBorders>
+            <w:shd w:val="clear" w:color="auto" w:fill="auto"/>
+            <w:noWrap/>
+            <w:vAlign w:val="center"/>
+            <w:hideMark/>
+          </w:tcPr>
+          <w:p>
+            <w:pPr>
+              <w:shd w:val="clear" w:color="auto" w:fill="auto"/>
+              <w:ind w:firstLine="0"/>
+              <w:jc w:val="center"/>
+              <w:rPr>
+                <w:color w:val="000000"/>
+                <w:sz w:val="24"/>
+                <w:szCs w:val="24"/>
+              </w:rPr>
+            </w:pPr>
+            <w:r>
+              <w:rPr>
+                <w:color w:val="000000"/>
+                <w:sz w:val="24"/>
+                <w:szCs w:val="24"/>
+              </w:rPr>
+              <w:t>3</w:t>
+            </w:r>
+          </w:p>
+        </w:tc>
+        <w:tc>
+          <w:tcPr>
+            <w:tcW w:w="1280" w:type="dxa"/>
+            <w:tcBorders>
+              <w:top w:val="nil"/>
+              <w:left w:val="nil"/>
+              <w:bottom w:val="single" w:sz="4" w:space="0" w:color="auto"/>
+              <w:right w:val="single" w:sz="4" w:space="0" w:color="auto"/>
+            </w:tcBorders>
+            <w:shd w:val="clear" w:color="auto" w:fill="auto"/>
+            <w:noWrap/>
+            <w:vAlign w:val="center"/>
+            <w:hideMark/>
+          </w:tcPr>
+          <w:p>
+            <w:pPr>
+              <w:shd w:val="clear" w:color="auto" w:fill="auto"/>
+              <w:ind w:firstLine="0"/>
+              <w:jc w:val="center"/>
+              <w:rPr>
+                <w:color w:val="000000"/>
+                <w:sz w:val="24"/>
+                <w:szCs w:val="24"/>
+              </w:rPr>
+            </w:pPr>
+            <w:r>
+              <w:rPr>
+                <w:color w:val="000000"/>
+                <w:sz w:val="24"/>
+                <w:szCs w:val="24"/>
+              </w:rPr>
+              <w:t>5</w:t>
+            </w:r>
+          </w:p>
+        </w:tc>
+        <w:tc>
+          <w:tcPr>
+            <w:tcW w:w="1020" w:type="dxa"/>
+            <w:tcBorders>
+              <w:top w:val="nil"/>
+              <w:left w:val="nil"/>
+              <w:bottom w:val="single" w:sz="4" w:space="0" w:color="auto"/>
+              <w:right w:val="single" w:sz="4" w:space="0" w:color="auto"/>
+            </w:tcBorders>
+            <w:shd w:val="clear" w:color="auto" w:fill="auto"/>
+            <w:noWrap/>
+            <w:vAlign w:val="center"/>
+            <w:hideMark/>
+          </w:tcPr>
+          <w:p>
+            <w:pPr>
+              <w:shd w:val="clear" w:color="auto" w:fill="auto"/>
+              <w:ind w:firstLine="0"/>
+              <w:jc w:val="center"/>
+              <w:rPr>
+                <w:color w:val="000000"/>
+                <w:sz w:val="24"/>
+                <w:szCs w:val="24"/>
+              </w:rPr>
+            </w:pPr>
+            <w:r>
+              <w:rPr>
+                <w:color w:val="000000"/>
+                <w:sz w:val="24"/>
+                <w:szCs w:val="24"/>
+              </w:rPr>
+              <w:t>С</w:t>
+            </w:r>
+          </w:p>
+        </w:tc>
+        <w:tc>
+          <w:tcPr>
+            <w:tcW w:w="940" w:type="dxa"/>
+            <w:tcBorders>
+              <w:top w:val="nil"/>
+              <w:left w:val="nil"/>
+              <w:bottom w:val="single" w:sz="4" w:space="0" w:color="auto"/>
+              <w:right w:val="single" w:sz="4" w:space="0" w:color="auto"/>
+            </w:tcBorders>
+            <w:shd w:val="clear" w:color="auto" w:fill="auto"/>
+            <w:noWrap/>
+            <w:vAlign w:val="center"/>
+            <w:hideMark/>
+          </w:tcPr>
+          <w:p>
+            <w:pPr>
+              <w:shd w:val="clear" w:color="auto" w:fill="auto"/>
+              <w:ind w:firstLine="0"/>
+              <w:jc w:val="center"/>
+              <w:rPr>
+                <w:color w:val="000000"/>
+                <w:sz w:val="24"/>
+                <w:szCs w:val="24"/>
+              </w:rPr>
+            </w:pPr>
+            <w:r>
+              <w:rPr>
+                <w:color w:val="000000"/>
+                <w:sz w:val="24"/>
+                <w:szCs w:val="24"/>
+              </w:rPr>
+              <w:t>В</w:t>
+            </w:r>
+          </w:p>
+        </w:tc>
+        <w:tc>
+          <w:tcPr>
+            <w:tcW w:w="940" w:type="dxa"/>
+            <w:tcBorders>
+              <w:top w:val="nil"/>
+              <w:left w:val="nil"/>
+              <w:bottom w:val="single" w:sz="4" w:space="0" w:color="auto"/>
+              <w:right w:val="single" w:sz="4" w:space="0" w:color="auto"/>
+            </w:tcBorders>
+            <w:shd w:val="clear" w:color="auto" w:fill="auto"/>
+            <w:noWrap/>
+            <w:vAlign w:val="center"/>
+            <w:hideMark/>
+          </w:tcPr>
+          <w:p>
+            <w:pPr>
+              <w:shd w:val="clear" w:color="auto" w:fill="auto"/>
+              <w:ind w:firstLine="0"/>
+              <w:jc w:val="center"/>
+              <w:rPr>
+                <w:color w:val="000000"/>
+                <w:sz w:val="24"/>
+                <w:szCs w:val="24"/>
+              </w:rPr>
+            </w:pPr>
+            <w:r>
+              <w:rPr>
+                <w:color w:val="000000"/>
+                <w:sz w:val="24"/>
+                <w:szCs w:val="24"/>
+              </w:rPr>
+              <w:t>Н</w:t>
+            </w:r>
+          </w:p>
+        </w:tc>
+        <w:tc>
+          <w:tcPr>
+            <w:tcW w:w="940" w:type="dxa"/>
+            <w:tcBorders>
+              <w:top w:val="nil"/>
+              <w:left w:val="nil"/>
+              <w:bottom w:val="single" w:sz="4" w:space="0" w:color="auto"/>
+              <w:right w:val="single" w:sz="4" w:space="0" w:color="auto"/>
+            </w:tcBorders>
+            <w:shd w:val="clear" w:color="auto" w:fill="auto"/>
+            <w:noWrap/>
+            <w:vAlign w:val="center"/>
+            <w:hideMark/>
+          </w:tcPr>
+          <w:p>
+            <w:pPr>
+              <w:shd w:val="clear" w:color="auto" w:fill="auto"/>
+              <w:ind w:firstLine="0"/>
+              <w:jc w:val="center"/>
+              <w:rPr>
+                <w:color w:val="000000"/>
+                <w:sz w:val="24"/>
+                <w:szCs w:val="24"/>
+              </w:rPr>
+            </w:pPr>
+            <w:r>
+              <w:rPr>
+                <w:color w:val="000000"/>
+                <w:sz w:val="24"/>
+                <w:szCs w:val="24"/>
+              </w:rPr>
+              <w:t>С</w:t>
+            </w:r>
+          </w:p>
+        </w:tc>
+        <w:tc>
+          <w:tcPr>
+            <w:tcW w:w="960" w:type="dxa"/>
+            <w:tcBorders>
+              <w:top w:val="nil"/>
+              <w:left w:val="nil"/>
+              <w:bottom w:val="single" w:sz="4" w:space="0" w:color="auto"/>
+              <w:right w:val="single" w:sz="4" w:space="0" w:color="auto"/>
+            </w:tcBorders>
+            <w:shd w:val="clear" w:color="auto" w:fill="auto"/>
+            <w:noWrap/>
+            <w:vAlign w:val="center"/>
+            <w:hideMark/>
+          </w:tcPr>
+          <w:p>
+            <w:pPr>
+              <w:shd w:val="clear" w:color="auto" w:fill="auto"/>
+              <w:ind w:firstLine="0"/>
+              <w:jc w:val="center"/>
+              <w:rPr>
+                <w:color w:val="000000"/>
+                <w:sz w:val="24"/>
+                <w:szCs w:val="24"/>
+              </w:rPr>
+            </w:pPr>
+            <w:r>
+              <w:rPr>
+                <w:color w:val="000000"/>
+                <w:sz w:val="24"/>
+                <w:szCs w:val="24"/>
+              </w:rPr>
+              <w:t>0,49</w:t>
+            </w:r>
+          </w:p>
+        </w:tc>
+        <w:tc>
+          <w:tcPr>
+            <w:tcW w:w="1391" w:type="dxa"/>
+            <w:tcBorders>
+              <w:top w:val="nil"/>
+              <w:left w:val="nil"/>
+              <w:bottom w:val="single" w:sz="4" w:space="0" w:color="auto"/>
+              <w:right w:val="single" w:sz="4" w:space="0" w:color="auto"/>
+            </w:tcBorders>
+            <w:shd w:val="clear" w:color="auto" w:fill="auto"/>
+            <w:noWrap/>
+            <w:vAlign w:val="center"/>
+            <w:hideMark/>
+          </w:tcPr>
+          <w:p>
+            <w:pPr>
+              <w:shd w:val="clear" w:color="auto" w:fill="auto"/>
+              <w:ind w:firstLine="0"/>
+              <w:jc w:val="center"/>
+              <w:rPr>
+                <w:color w:val="000000"/>
+                <w:sz w:val="24"/>
+                <w:szCs w:val="24"/>
+              </w:rPr>
+            </w:pPr>
+            <w:r>
+              <w:rPr>
+                <w:color w:val="000000"/>
+                <w:sz w:val="24"/>
+                <w:szCs w:val="24"/>
+              </w:rPr>
+              <w:t xml:space="preserve">Не </w:t>
+            </w:r>
+            <w:proofErr w:type="spellStart"/>
+            <w:r>
+              <w:rPr>
+                <w:color w:val="000000"/>
+                <w:sz w:val="24"/>
+                <w:szCs w:val="24"/>
+              </w:rPr>
+              <w:t>атт</w:t>
+            </w:r>
+            <w:proofErr w:type="spellEnd"/>
+            <w:r>
+              <w:rPr>
+                <w:color w:val="000000"/>
+                <w:sz w:val="24"/>
+                <w:szCs w:val="24"/>
+              </w:rPr>
+              <w:t>.</w:t>
+            </w:r>
+          </w:p>
+        </w:tc>
+      </w:tr>
+      <w:tr>
+        <w:trPr>
+          <w:trHeight w:val="315"/>
+        </w:trPr>
+        <w:tc>
+          <w:tcPr>
+            <w:tcW w:w="1838" w:type="dxa"/>
+            <w:tcBorders>
+              <w:top w:val="nil"/>
+              <w:left w:val="single" w:sz="4" w:space="0" w:color="auto"/>
+              <w:bottom w:val="single" w:sz="4" w:space="0" w:color="auto"/>
+              <w:right w:val="single" w:sz="4" w:space="0" w:color="auto"/>
+            </w:tcBorders>
+            <w:shd w:val="clear" w:color="auto" w:fill="auto"/>
+            <w:noWrap/>
+            <w:vAlign w:val="center"/>
+            <w:hideMark/>
+          </w:tcPr>
+          <w:p>
+            <w:pPr>
+              <w:shd w:val="clear" w:color="auto" w:fill="auto"/>
+              <w:ind w:firstLine="0"/>
+              <w:jc w:val="center"/>
+              <w:rPr>
+                <w:color w:val="000000"/>
+                <w:sz w:val="24"/>
+                <w:szCs w:val="24"/>
+              </w:rPr>
+            </w:pPr>
+            <w:r>
+              <w:rPr>
+                <w:color w:val="000000"/>
+                <w:sz w:val="24"/>
+                <w:szCs w:val="24"/>
+              </w:rPr>
+              <w:t>4</w:t>
+            </w:r>
+          </w:p>
+        </w:tc>
+        <w:tc>
+          <w:tcPr>
+            <w:tcW w:w="1280" w:type="dxa"/>
+            <w:tcBorders>
+              <w:top w:val="nil"/>
+              <w:left w:val="nil"/>
+              <w:bottom w:val="single" w:sz="4" w:space="0" w:color="auto"/>
+              <w:right w:val="single" w:sz="4" w:space="0" w:color="auto"/>
+            </w:tcBorders>
+            <w:shd w:val="clear" w:color="auto" w:fill="auto"/>
+            <w:noWrap/>
+            <w:vAlign w:val="center"/>
+            <w:hideMark/>
+          </w:tcPr>
+          <w:p>
+            <w:pPr>
+              <w:shd w:val="clear" w:color="auto" w:fill="auto"/>
+              <w:ind w:firstLine="0"/>
+              <w:jc w:val="center"/>
+              <w:rPr>
+                <w:color w:val="000000"/>
+                <w:sz w:val="24"/>
+                <w:szCs w:val="24"/>
+              </w:rPr>
+            </w:pPr>
+            <w:r>
+              <w:rPr>
+                <w:color w:val="000000"/>
+                <w:sz w:val="24"/>
+                <w:szCs w:val="24"/>
+              </w:rPr>
+              <w:t>22</w:t>
+            </w:r>
+          </w:p>
+        </w:tc>
+        <w:tc>
+          <w:tcPr>
+            <w:tcW w:w="1020" w:type="dxa"/>
+            <w:tcBorders>
+              <w:top w:val="nil"/>
+              <w:left w:val="nil"/>
+              <w:bottom w:val="single" w:sz="4" w:space="0" w:color="auto"/>
+              <w:right w:val="single" w:sz="4" w:space="0" w:color="auto"/>
+            </w:tcBorders>
+            <w:shd w:val="clear" w:color="auto" w:fill="auto"/>
+            <w:noWrap/>
+            <w:vAlign w:val="center"/>
+            <w:hideMark/>
+          </w:tcPr>
+          <w:p>
+            <w:pPr>
+              <w:shd w:val="clear" w:color="auto" w:fill="auto"/>
+              <w:ind w:firstLine="0"/>
+              <w:jc w:val="center"/>
+              <w:rPr>
+                <w:color w:val="000000"/>
+                <w:sz w:val="24"/>
+                <w:szCs w:val="24"/>
+              </w:rPr>
+            </w:pPr>
+            <w:r>
+              <w:rPr>
+                <w:color w:val="000000"/>
+                <w:sz w:val="24"/>
+                <w:szCs w:val="24"/>
+              </w:rPr>
+              <w:t>Н</w:t>
+            </w:r>
+          </w:p>
+        </w:tc>
+        <w:tc>
+          <w:tcPr>
+            <w:tcW w:w="940" w:type="dxa"/>
+            <w:tcBorders>
+              <w:top w:val="nil"/>
+              <w:left w:val="nil"/>
+              <w:bottom w:val="single" w:sz="4" w:space="0" w:color="auto"/>
+              <w:right w:val="single" w:sz="4" w:space="0" w:color="auto"/>
+            </w:tcBorders>
+            <w:shd w:val="clear" w:color="auto" w:fill="auto"/>
+            <w:noWrap/>
+            <w:vAlign w:val="center"/>
+            <w:hideMark/>
+          </w:tcPr>
+          <w:p>
+            <w:pPr>
+              <w:shd w:val="clear" w:color="auto" w:fill="auto"/>
+              <w:ind w:firstLine="0"/>
+              <w:jc w:val="center"/>
+              <w:rPr>
+                <w:color w:val="000000"/>
+                <w:sz w:val="24"/>
+                <w:szCs w:val="24"/>
+              </w:rPr>
+            </w:pPr>
+            <w:r>
+              <w:rPr>
+                <w:color w:val="000000"/>
+                <w:sz w:val="24"/>
+                <w:szCs w:val="24"/>
+              </w:rPr>
+              <w:t>Н</w:t>
+            </w:r>
+          </w:p>
+        </w:tc>
+        <w:tc>
+          <w:tcPr>
+            <w:tcW w:w="940" w:type="dxa"/>
+            <w:tcBorders>
+              <w:top w:val="nil"/>
+              <w:left w:val="nil"/>
+              <w:bottom w:val="single" w:sz="4" w:space="0" w:color="auto"/>
+              <w:right w:val="single" w:sz="4" w:space="0" w:color="auto"/>
+            </w:tcBorders>
+            <w:shd w:val="clear" w:color="auto" w:fill="auto"/>
+            <w:noWrap/>
+            <w:vAlign w:val="center"/>
+            <w:hideMark/>
+          </w:tcPr>
+          <w:p>
+            <w:pPr>
+              <w:shd w:val="clear" w:color="auto" w:fill="auto"/>
+              <w:ind w:firstLine="0"/>
+              <w:jc w:val="center"/>
+              <w:rPr>
+                <w:color w:val="000000"/>
+                <w:sz w:val="24"/>
+                <w:szCs w:val="24"/>
+              </w:rPr>
+            </w:pPr>
+            <w:r>
+              <w:rPr>
+                <w:color w:val="000000"/>
+                <w:sz w:val="24"/>
+                <w:szCs w:val="24"/>
+              </w:rPr>
+              <w:t>С</w:t>
+            </w:r>
+          </w:p>
+        </w:tc>
+        <w:tc>
+          <w:tcPr>
+            <w:tcW w:w="940" w:type="dxa"/>
+            <w:tcBorders>
+              <w:top w:val="nil"/>
+              <w:left w:val="nil"/>
+              <w:bottom w:val="single" w:sz="4" w:space="0" w:color="auto"/>
+              <w:right w:val="single" w:sz="4" w:space="0" w:color="auto"/>
+            </w:tcBorders>
+            <w:shd w:val="clear" w:color="auto" w:fill="auto"/>
+            <w:noWrap/>
+            <w:vAlign w:val="center"/>
+            <w:hideMark/>
+          </w:tcPr>
+          <w:p>
+            <w:pPr>
+              <w:shd w:val="clear" w:color="auto" w:fill="auto"/>
+              <w:ind w:firstLine="0"/>
+              <w:jc w:val="center"/>
+              <w:rPr>
+                <w:color w:val="000000"/>
+                <w:sz w:val="24"/>
+                <w:szCs w:val="24"/>
+              </w:rPr>
+            </w:pPr>
+            <w:r>
+              <w:rPr>
+                <w:color w:val="000000"/>
+                <w:sz w:val="24"/>
+                <w:szCs w:val="24"/>
+              </w:rPr>
+              <w:t>С</w:t>
+            </w:r>
+          </w:p>
+        </w:tc>
+        <w:tc>
+          <w:tcPr>
+            <w:tcW w:w="960" w:type="dxa"/>
+            <w:tcBorders>
+              <w:top w:val="nil"/>
+              <w:left w:val="nil"/>
+              <w:bottom w:val="single" w:sz="4" w:space="0" w:color="auto"/>
+              <w:right w:val="single" w:sz="4" w:space="0" w:color="auto"/>
+            </w:tcBorders>
+            <w:shd w:val="clear" w:color="auto" w:fill="auto"/>
+            <w:noWrap/>
+            <w:vAlign w:val="center"/>
+            <w:hideMark/>
+          </w:tcPr>
+          <w:p>
+            <w:pPr>
+              <w:shd w:val="clear" w:color="auto" w:fill="auto"/>
+              <w:ind w:firstLine="0"/>
+              <w:jc w:val="center"/>
+              <w:rPr>
+                <w:color w:val="000000"/>
+                <w:sz w:val="24"/>
+                <w:szCs w:val="24"/>
+              </w:rPr>
+            </w:pPr>
+            <w:r>
+              <w:rPr>
+                <w:color w:val="000000"/>
+                <w:sz w:val="24"/>
+                <w:szCs w:val="24"/>
+              </w:rPr>
+              <w:t>0,275</w:t>
+            </w:r>
+          </w:p>
+        </w:tc>
+        <w:tc>
+          <w:tcPr>
+            <w:tcW w:w="1391" w:type="dxa"/>
+            <w:tcBorders>
+              <w:top w:val="nil"/>
+              <w:left w:val="nil"/>
+              <w:bottom w:val="single" w:sz="4" w:space="0" w:color="auto"/>
+              <w:right w:val="single" w:sz="4" w:space="0" w:color="auto"/>
+            </w:tcBorders>
+            <w:shd w:val="clear" w:color="auto" w:fill="auto"/>
+            <w:noWrap/>
+            <w:vAlign w:val="center"/>
+            <w:hideMark/>
+          </w:tcPr>
+          <w:p>
+            <w:pPr>
+              <w:shd w:val="clear" w:color="auto" w:fill="auto"/>
+              <w:ind w:firstLine="0"/>
+              <w:jc w:val="center"/>
+              <w:rPr>
+                <w:color w:val="000000"/>
+                <w:sz w:val="24"/>
+                <w:szCs w:val="24"/>
+              </w:rPr>
+            </w:pPr>
+            <w:r>
+              <w:rPr>
+                <w:color w:val="000000"/>
+                <w:sz w:val="24"/>
+                <w:szCs w:val="24"/>
+              </w:rPr>
+              <w:t xml:space="preserve">Не </w:t>
+            </w:r>
+            <w:proofErr w:type="spellStart"/>
+            <w:r>
+              <w:rPr>
+                <w:color w:val="000000"/>
+                <w:sz w:val="24"/>
+                <w:szCs w:val="24"/>
+              </w:rPr>
+              <w:t>атт</w:t>
+            </w:r>
+            <w:proofErr w:type="spellEnd"/>
+            <w:r>
+              <w:rPr>
+                <w:color w:val="000000"/>
+                <w:sz w:val="24"/>
+                <w:szCs w:val="24"/>
+              </w:rPr>
+              <w:t>.</w:t>
+            </w:r>
+          </w:p>
+        </w:tc>
+      </w:tr>
+      <w:tr>
+        <w:trPr>
+          <w:trHeight w:val="315"/>
+        </w:trPr>
+        <w:tc>
+          <w:tcPr>
+            <w:tcW w:w="1838" w:type="dxa"/>
+            <w:tcBorders>
+              <w:top w:val="nil"/>
+              <w:left w:val="single" w:sz="4" w:space="0" w:color="auto"/>
+              <w:bottom w:val="single" w:sz="4" w:space="0" w:color="auto"/>
+              <w:right w:val="single" w:sz="4" w:space="0" w:color="auto"/>
+            </w:tcBorders>
+            <w:shd w:val="clear" w:color="auto" w:fill="auto"/>
+            <w:noWrap/>
+            <w:vAlign w:val="center"/>
+            <w:hideMark/>
+          </w:tcPr>
+          <w:p>
+            <w:pPr>
+              <w:shd w:val="clear" w:color="auto" w:fill="auto"/>
+              <w:ind w:firstLine="0"/>
+              <w:jc w:val="center"/>
+              <w:rPr>
+                <w:color w:val="000000"/>
+                <w:sz w:val="24"/>
+                <w:szCs w:val="24"/>
+              </w:rPr>
+            </w:pPr>
+            <w:r>
+              <w:rPr>
+                <w:color w:val="000000"/>
+                <w:sz w:val="24"/>
+                <w:szCs w:val="24"/>
+              </w:rPr>
+              <w:t>5</w:t>
+            </w:r>
+          </w:p>
+        </w:tc>
+        <w:tc>
+          <w:tcPr>
+            <w:tcW w:w="1280" w:type="dxa"/>
+            <w:tcBorders>
+              <w:top w:val="nil"/>
+              <w:left w:val="nil"/>
+              <w:bottom w:val="single" w:sz="4" w:space="0" w:color="auto"/>
+              <w:right w:val="single" w:sz="4" w:space="0" w:color="auto"/>
+            </w:tcBorders>
+            <w:shd w:val="clear" w:color="auto" w:fill="auto"/>
+            <w:noWrap/>
+            <w:vAlign w:val="center"/>
+            <w:hideMark/>
+          </w:tcPr>
+          <w:p>
+            <w:pPr>
+              <w:shd w:val="clear" w:color="auto" w:fill="auto"/>
+              <w:ind w:firstLine="0"/>
+              <w:jc w:val="center"/>
+              <w:rPr>
+                <w:color w:val="000000"/>
+                <w:sz w:val="24"/>
+                <w:szCs w:val="24"/>
+              </w:rPr>
+            </w:pPr>
+            <w:r>
+              <w:rPr>
+                <w:color w:val="000000"/>
+                <w:sz w:val="24"/>
+                <w:szCs w:val="24"/>
+              </w:rPr>
+              <w:t>9</w:t>
+            </w:r>
+          </w:p>
+        </w:tc>
+        <w:tc>
+          <w:tcPr>
+            <w:tcW w:w="1020" w:type="dxa"/>
+            <w:tcBorders>
+              <w:top w:val="nil"/>
+              <w:left w:val="nil"/>
+              <w:bottom w:val="single" w:sz="4" w:space="0" w:color="auto"/>
+              <w:right w:val="single" w:sz="4" w:space="0" w:color="auto"/>
+            </w:tcBorders>
+            <w:shd w:val="clear" w:color="auto" w:fill="auto"/>
+            <w:noWrap/>
+            <w:vAlign w:val="center"/>
+            <w:hideMark/>
+          </w:tcPr>
+          <w:p>
+            <w:pPr>
+              <w:shd w:val="clear" w:color="auto" w:fill="auto"/>
+              <w:ind w:firstLine="0"/>
+              <w:jc w:val="center"/>
+              <w:rPr>
+                <w:color w:val="000000"/>
+                <w:sz w:val="24"/>
+                <w:szCs w:val="24"/>
+              </w:rPr>
+            </w:pPr>
+            <w:r>
+              <w:rPr>
+                <w:color w:val="000000"/>
+                <w:sz w:val="24"/>
+                <w:szCs w:val="24"/>
+              </w:rPr>
+              <w:t>В</w:t>
+            </w:r>
+          </w:p>
+        </w:tc>
+        <w:tc>
+          <w:tcPr>
+            <w:tcW w:w="940" w:type="dxa"/>
+            <w:tcBorders>
+              <w:top w:val="nil"/>
+              <w:left w:val="nil"/>
+              <w:bottom w:val="single" w:sz="4" w:space="0" w:color="auto"/>
+              <w:right w:val="single" w:sz="4" w:space="0" w:color="auto"/>
+            </w:tcBorders>
+            <w:shd w:val="clear" w:color="auto" w:fill="auto"/>
+            <w:noWrap/>
+            <w:vAlign w:val="center"/>
+            <w:hideMark/>
+          </w:tcPr>
+          <w:p>
+            <w:pPr>
+              <w:shd w:val="clear" w:color="auto" w:fill="auto"/>
+              <w:ind w:firstLine="0"/>
+              <w:jc w:val="center"/>
+              <w:rPr>
+                <w:color w:val="000000"/>
+                <w:sz w:val="24"/>
+                <w:szCs w:val="24"/>
+              </w:rPr>
+            </w:pPr>
+            <w:r>
+              <w:rPr>
+                <w:color w:val="000000"/>
+                <w:sz w:val="24"/>
+                <w:szCs w:val="24"/>
+              </w:rPr>
+              <w:t>В</w:t>
+            </w:r>
+          </w:p>
+        </w:tc>
+        <w:tc>
+          <w:tcPr>
+            <w:tcW w:w="940" w:type="dxa"/>
+            <w:tcBorders>
+              <w:top w:val="nil"/>
+              <w:left w:val="nil"/>
+              <w:bottom w:val="single" w:sz="4" w:space="0" w:color="auto"/>
+              <w:right w:val="single" w:sz="4" w:space="0" w:color="auto"/>
+            </w:tcBorders>
+            <w:shd w:val="clear" w:color="auto" w:fill="auto"/>
+            <w:noWrap/>
+            <w:vAlign w:val="center"/>
+            <w:hideMark/>
+          </w:tcPr>
+          <w:p>
+            <w:pPr>
+              <w:shd w:val="clear" w:color="auto" w:fill="auto"/>
+              <w:ind w:firstLine="0"/>
+              <w:jc w:val="center"/>
+              <w:rPr>
+                <w:color w:val="000000"/>
+                <w:sz w:val="24"/>
+                <w:szCs w:val="24"/>
+              </w:rPr>
+            </w:pPr>
+            <w:r>
+              <w:rPr>
+                <w:color w:val="000000"/>
+                <w:sz w:val="24"/>
+                <w:szCs w:val="24"/>
+              </w:rPr>
+              <w:t>С</w:t>
+            </w:r>
+          </w:p>
+        </w:tc>
+        <w:tc>
+          <w:tcPr>
+            <w:tcW w:w="940" w:type="dxa"/>
+            <w:tcBorders>
+              <w:top w:val="nil"/>
+              <w:left w:val="nil"/>
+              <w:bottom w:val="single" w:sz="4" w:space="0" w:color="auto"/>
+              <w:right w:val="single" w:sz="4" w:space="0" w:color="auto"/>
+            </w:tcBorders>
+            <w:shd w:val="clear" w:color="auto" w:fill="auto"/>
+            <w:noWrap/>
+            <w:vAlign w:val="center"/>
+            <w:hideMark/>
+          </w:tcPr>
+          <w:p>
+            <w:pPr>
+              <w:shd w:val="clear" w:color="auto" w:fill="auto"/>
+              <w:ind w:firstLine="0"/>
+              <w:jc w:val="center"/>
+              <w:rPr>
+                <w:color w:val="000000"/>
+                <w:sz w:val="24"/>
+                <w:szCs w:val="24"/>
+              </w:rPr>
+            </w:pPr>
+            <w:r>
+              <w:rPr>
+                <w:color w:val="000000"/>
+                <w:sz w:val="24"/>
+                <w:szCs w:val="24"/>
+              </w:rPr>
+              <w:t>С</w:t>
+            </w:r>
+          </w:p>
+        </w:tc>
+        <w:tc>
+          <w:tcPr>
+            <w:tcW w:w="960" w:type="dxa"/>
+            <w:tcBorders>
+              <w:top w:val="nil"/>
+              <w:left w:val="nil"/>
+              <w:bottom w:val="single" w:sz="4" w:space="0" w:color="auto"/>
+              <w:right w:val="single" w:sz="4" w:space="0" w:color="auto"/>
+            </w:tcBorders>
+            <w:shd w:val="clear" w:color="auto" w:fill="auto"/>
+            <w:noWrap/>
+            <w:vAlign w:val="center"/>
+            <w:hideMark/>
+          </w:tcPr>
+          <w:p>
+            <w:pPr>
+              <w:shd w:val="clear" w:color="auto" w:fill="auto"/>
+              <w:ind w:firstLine="0"/>
+              <w:jc w:val="center"/>
+              <w:rPr>
+                <w:color w:val="000000"/>
+                <w:sz w:val="24"/>
+                <w:szCs w:val="24"/>
+              </w:rPr>
+            </w:pPr>
+            <w:r>
+              <w:rPr>
+                <w:color w:val="000000"/>
+                <w:sz w:val="24"/>
+                <w:szCs w:val="24"/>
+              </w:rPr>
+              <w:t>0,725</w:t>
+            </w:r>
+          </w:p>
+        </w:tc>
+        <w:tc>
+          <w:tcPr>
+            <w:tcW w:w="1391" w:type="dxa"/>
+            <w:tcBorders>
+              <w:top w:val="nil"/>
+              <w:left w:val="nil"/>
+              <w:bottom w:val="single" w:sz="4" w:space="0" w:color="auto"/>
+              <w:right w:val="single" w:sz="4" w:space="0" w:color="auto"/>
+            </w:tcBorders>
+            <w:shd w:val="clear" w:color="auto" w:fill="auto"/>
+            <w:noWrap/>
+            <w:vAlign w:val="center"/>
+            <w:hideMark/>
+          </w:tcPr>
+          <w:p>
+            <w:pPr>
+              <w:shd w:val="clear" w:color="auto" w:fill="auto"/>
+              <w:ind w:firstLine="0"/>
+              <w:jc w:val="center"/>
+              <w:rPr>
+                <w:color w:val="000000"/>
+                <w:sz w:val="24"/>
+                <w:szCs w:val="24"/>
+              </w:rPr>
+            </w:pPr>
+            <w:proofErr w:type="spellStart"/>
+            <w:r>
+              <w:rPr>
+                <w:color w:val="000000"/>
+                <w:sz w:val="24"/>
+                <w:szCs w:val="24"/>
+              </w:rPr>
+              <w:t>Атт</w:t>
+            </w:r>
+            <w:proofErr w:type="spellEnd"/>
+            <w:r>
+              <w:rPr>
+                <w:color w:val="000000"/>
+                <w:sz w:val="24"/>
+                <w:szCs w:val="24"/>
+              </w:rPr>
+              <w:t>.</w:t>
+            </w:r>
+          </w:p>
+        </w:tc>
+      </w:tr>
+      <w:tr>
+        <w:trPr>
+          <w:trHeight w:val="315"/>
+        </w:trPr>
+        <w:tc>
+          <w:tcPr>
+            <w:tcW w:w="1838" w:type="dxa"/>
+            <w:tcBorders>
+              <w:top w:val="nil"/>
+              <w:left w:val="single" w:sz="4" w:space="0" w:color="auto"/>
+              <w:bottom w:val="single" w:sz="4" w:space="0" w:color="auto"/>
+              <w:right w:val="single" w:sz="4" w:space="0" w:color="auto"/>
+            </w:tcBorders>
+            <w:shd w:val="clear" w:color="auto" w:fill="auto"/>
+            <w:noWrap/>
+            <w:vAlign w:val="center"/>
+            <w:hideMark/>
+          </w:tcPr>
+          <w:p>
+            <w:pPr>
+              <w:shd w:val="clear" w:color="auto" w:fill="auto"/>
+              <w:ind w:firstLine="0"/>
+              <w:jc w:val="center"/>
+              <w:rPr>
+                <w:color w:val="000000"/>
+                <w:sz w:val="24"/>
+                <w:szCs w:val="24"/>
+              </w:rPr>
+            </w:pPr>
+            <w:r>
+              <w:rPr>
+                <w:color w:val="000000"/>
+                <w:sz w:val="24"/>
+                <w:szCs w:val="24"/>
+              </w:rPr>
+              <w:t>6</w:t>
+            </w:r>
+          </w:p>
+        </w:tc>
+        <w:tc>
+          <w:tcPr>
+            <w:tcW w:w="1280" w:type="dxa"/>
+            <w:tcBorders>
+              <w:top w:val="nil"/>
+              <w:left w:val="nil"/>
+              <w:bottom w:val="single" w:sz="4" w:space="0" w:color="auto"/>
+              <w:right w:val="single" w:sz="4" w:space="0" w:color="auto"/>
+            </w:tcBorders>
+            <w:shd w:val="clear" w:color="auto" w:fill="auto"/>
+            <w:noWrap/>
+            <w:vAlign w:val="center"/>
+            <w:hideMark/>
+          </w:tcPr>
+          <w:p>
+            <w:pPr>
+              <w:shd w:val="clear" w:color="auto" w:fill="auto"/>
+              <w:ind w:firstLine="0"/>
+              <w:jc w:val="center"/>
+              <w:rPr>
+                <w:color w:val="000000"/>
+                <w:sz w:val="24"/>
+                <w:szCs w:val="24"/>
+              </w:rPr>
+            </w:pPr>
+            <w:r>
+              <w:rPr>
+                <w:color w:val="000000"/>
+                <w:sz w:val="24"/>
+                <w:szCs w:val="24"/>
+              </w:rPr>
+              <w:t>14</w:t>
+            </w:r>
+          </w:p>
+        </w:tc>
+        <w:tc>
+          <w:tcPr>
+            <w:tcW w:w="1020" w:type="dxa"/>
+            <w:tcBorders>
+              <w:top w:val="nil"/>
+              <w:left w:val="nil"/>
+              <w:bottom w:val="single" w:sz="4" w:space="0" w:color="auto"/>
+              <w:right w:val="single" w:sz="4" w:space="0" w:color="auto"/>
+            </w:tcBorders>
+            <w:shd w:val="clear" w:color="auto" w:fill="auto"/>
+            <w:noWrap/>
+            <w:vAlign w:val="center"/>
+            <w:hideMark/>
+          </w:tcPr>
+          <w:p>
+            <w:pPr>
+              <w:shd w:val="clear" w:color="auto" w:fill="auto"/>
+              <w:ind w:firstLine="0"/>
+              <w:jc w:val="center"/>
+              <w:rPr>
+                <w:color w:val="000000"/>
+                <w:sz w:val="24"/>
+                <w:szCs w:val="24"/>
+              </w:rPr>
+            </w:pPr>
+            <w:r>
+              <w:rPr>
+                <w:color w:val="000000"/>
+                <w:sz w:val="24"/>
+                <w:szCs w:val="24"/>
+              </w:rPr>
+              <w:t>С</w:t>
+            </w:r>
+          </w:p>
+        </w:tc>
+        <w:tc>
+          <w:tcPr>
+            <w:tcW w:w="940" w:type="dxa"/>
+            <w:tcBorders>
+              <w:top w:val="nil"/>
+              <w:left w:val="nil"/>
+              <w:bottom w:val="single" w:sz="4" w:space="0" w:color="auto"/>
+              <w:right w:val="single" w:sz="4" w:space="0" w:color="auto"/>
+            </w:tcBorders>
+            <w:shd w:val="clear" w:color="auto" w:fill="auto"/>
+            <w:noWrap/>
+            <w:vAlign w:val="center"/>
+            <w:hideMark/>
+          </w:tcPr>
+          <w:p>
+            <w:pPr>
+              <w:shd w:val="clear" w:color="auto" w:fill="auto"/>
+              <w:ind w:firstLine="0"/>
+              <w:jc w:val="center"/>
+              <w:rPr>
+                <w:color w:val="000000"/>
+                <w:sz w:val="24"/>
+                <w:szCs w:val="24"/>
+              </w:rPr>
+            </w:pPr>
+            <w:r>
+              <w:rPr>
+                <w:color w:val="000000"/>
+                <w:sz w:val="24"/>
+                <w:szCs w:val="24"/>
+              </w:rPr>
+              <w:t>В</w:t>
+            </w:r>
+          </w:p>
+        </w:tc>
+        <w:tc>
+          <w:tcPr>
+            <w:tcW w:w="940" w:type="dxa"/>
+            <w:tcBorders>
+              <w:top w:val="nil"/>
+              <w:left w:val="nil"/>
+              <w:bottom w:val="single" w:sz="4" w:space="0" w:color="auto"/>
+              <w:right w:val="single" w:sz="4" w:space="0" w:color="auto"/>
+            </w:tcBorders>
+            <w:shd w:val="clear" w:color="auto" w:fill="auto"/>
+            <w:noWrap/>
+            <w:vAlign w:val="center"/>
+            <w:hideMark/>
+          </w:tcPr>
+          <w:p>
+            <w:pPr>
+              <w:shd w:val="clear" w:color="auto" w:fill="auto"/>
+              <w:ind w:firstLine="0"/>
+              <w:jc w:val="center"/>
+              <w:rPr>
+                <w:color w:val="000000"/>
+                <w:sz w:val="24"/>
+                <w:szCs w:val="24"/>
+              </w:rPr>
+            </w:pPr>
+            <w:r>
+              <w:rPr>
+                <w:color w:val="000000"/>
+                <w:sz w:val="24"/>
+                <w:szCs w:val="24"/>
+              </w:rPr>
+              <w:t>В</w:t>
+            </w:r>
+          </w:p>
+        </w:tc>
+        <w:tc>
+          <w:tcPr>
+            <w:tcW w:w="940" w:type="dxa"/>
+            <w:tcBorders>
+              <w:top w:val="nil"/>
+              <w:left w:val="nil"/>
+              <w:bottom w:val="single" w:sz="4" w:space="0" w:color="auto"/>
+              <w:right w:val="single" w:sz="4" w:space="0" w:color="auto"/>
+            </w:tcBorders>
+            <w:shd w:val="clear" w:color="auto" w:fill="auto"/>
+            <w:noWrap/>
+            <w:vAlign w:val="center"/>
+            <w:hideMark/>
+          </w:tcPr>
+          <w:p>
+            <w:pPr>
+              <w:shd w:val="clear" w:color="auto" w:fill="auto"/>
+              <w:ind w:firstLine="0"/>
+              <w:jc w:val="center"/>
+              <w:rPr>
+                <w:color w:val="000000"/>
+                <w:sz w:val="24"/>
+                <w:szCs w:val="24"/>
+              </w:rPr>
+            </w:pPr>
+            <w:r>
+              <w:rPr>
+                <w:color w:val="000000"/>
+                <w:sz w:val="24"/>
+                <w:szCs w:val="24"/>
+              </w:rPr>
+              <w:t>Н</w:t>
+            </w:r>
+          </w:p>
+        </w:tc>
+        <w:tc>
+          <w:tcPr>
+            <w:tcW w:w="960" w:type="dxa"/>
+            <w:tcBorders>
+              <w:top w:val="nil"/>
+              <w:left w:val="nil"/>
+              <w:bottom w:val="single" w:sz="4" w:space="0" w:color="auto"/>
+              <w:right w:val="single" w:sz="4" w:space="0" w:color="auto"/>
+            </w:tcBorders>
+            <w:shd w:val="clear" w:color="auto" w:fill="auto"/>
+            <w:noWrap/>
+            <w:vAlign w:val="center"/>
+            <w:hideMark/>
+          </w:tcPr>
+          <w:p>
+            <w:pPr>
+              <w:shd w:val="clear" w:color="auto" w:fill="auto"/>
+              <w:ind w:firstLine="0"/>
+              <w:jc w:val="center"/>
+              <w:rPr>
+                <w:color w:val="000000"/>
+                <w:sz w:val="24"/>
+                <w:szCs w:val="24"/>
+              </w:rPr>
+            </w:pPr>
+            <w:r>
+              <w:rPr>
+                <w:color w:val="000000"/>
+                <w:sz w:val="24"/>
+                <w:szCs w:val="24"/>
+              </w:rPr>
+              <w:t>0,605</w:t>
+            </w:r>
+          </w:p>
+        </w:tc>
+        <w:tc>
+          <w:tcPr>
+            <w:tcW w:w="1391" w:type="dxa"/>
+            <w:tcBorders>
+              <w:top w:val="nil"/>
+              <w:left w:val="nil"/>
+              <w:bottom w:val="single" w:sz="4" w:space="0" w:color="auto"/>
+              <w:right w:val="single" w:sz="4" w:space="0" w:color="auto"/>
+            </w:tcBorders>
+            <w:shd w:val="clear" w:color="auto" w:fill="auto"/>
+            <w:noWrap/>
+            <w:vAlign w:val="center"/>
+            <w:hideMark/>
+          </w:tcPr>
+          <w:p>
+            <w:pPr>
+              <w:shd w:val="clear" w:color="auto" w:fill="auto"/>
+              <w:ind w:firstLine="0"/>
+              <w:jc w:val="center"/>
+              <w:rPr>
+                <w:color w:val="000000"/>
+                <w:sz w:val="24"/>
+                <w:szCs w:val="24"/>
+              </w:rPr>
+            </w:pPr>
+            <w:proofErr w:type="spellStart"/>
+            <w:r>
+              <w:rPr>
+                <w:color w:val="000000"/>
+                <w:sz w:val="24"/>
+                <w:szCs w:val="24"/>
+              </w:rPr>
+              <w:t>Атт</w:t>
+            </w:r>
+            <w:proofErr w:type="spellEnd"/>
+            <w:r>
+              <w:rPr>
+                <w:color w:val="000000"/>
+                <w:sz w:val="24"/>
+                <w:szCs w:val="24"/>
+              </w:rPr>
+              <w:t>.</w:t>
+            </w:r>
+          </w:p>
+        </w:tc>
+      </w:tr>
+      <w:tr>
+        <w:trPr>
+          <w:trHeight w:val="315"/>
+        </w:trPr>
+        <w:tc>
+          <w:tcPr>
+            <w:tcW w:w="1838" w:type="dxa"/>
+            <w:tcBorders>
+              <w:top w:val="nil"/>
+              <w:left w:val="single" w:sz="4" w:space="0" w:color="auto"/>
+              <w:bottom w:val="single" w:sz="4" w:space="0" w:color="auto"/>
+              <w:right w:val="single" w:sz="4" w:space="0" w:color="auto"/>
+            </w:tcBorders>
+            <w:shd w:val="clear" w:color="auto" w:fill="auto"/>
+            <w:noWrap/>
+            <w:vAlign w:val="center"/>
+            <w:hideMark/>
+          </w:tcPr>
+          <w:p>
+            <w:pPr>
+              <w:shd w:val="clear" w:color="auto" w:fill="auto"/>
+              <w:ind w:firstLine="0"/>
+              <w:jc w:val="center"/>
+              <w:rPr>
+                <w:color w:val="000000"/>
+                <w:sz w:val="24"/>
+                <w:szCs w:val="24"/>
+              </w:rPr>
+            </w:pPr>
+            <w:r>
+              <w:rPr>
+                <w:color w:val="000000"/>
+                <w:sz w:val="24"/>
+                <w:szCs w:val="24"/>
+              </w:rPr>
+              <w:t>7</w:t>
+            </w:r>
+          </w:p>
+        </w:tc>
+        <w:tc>
+          <w:tcPr>
+            <w:tcW w:w="1280" w:type="dxa"/>
+            <w:tcBorders>
+              <w:top w:val="nil"/>
+              <w:left w:val="nil"/>
+              <w:bottom w:val="single" w:sz="4" w:space="0" w:color="auto"/>
+              <w:right w:val="single" w:sz="4" w:space="0" w:color="auto"/>
+            </w:tcBorders>
+            <w:shd w:val="clear" w:color="auto" w:fill="auto"/>
+            <w:noWrap/>
+            <w:vAlign w:val="center"/>
+            <w:hideMark/>
+          </w:tcPr>
+          <w:p>
+            <w:pPr>
+              <w:shd w:val="clear" w:color="auto" w:fill="auto"/>
+              <w:ind w:firstLine="0"/>
+              <w:jc w:val="center"/>
+              <w:rPr>
+                <w:color w:val="000000"/>
+                <w:sz w:val="24"/>
+                <w:szCs w:val="24"/>
+              </w:rPr>
+            </w:pPr>
+            <w:r>
+              <w:rPr>
+                <w:color w:val="000000"/>
+                <w:sz w:val="24"/>
+                <w:szCs w:val="24"/>
+              </w:rPr>
+              <w:t>1</w:t>
+            </w:r>
+          </w:p>
+        </w:tc>
+        <w:tc>
+          <w:tcPr>
+            <w:tcW w:w="1020" w:type="dxa"/>
+            <w:tcBorders>
+              <w:top w:val="nil"/>
+              <w:left w:val="nil"/>
+              <w:bottom w:val="single" w:sz="4" w:space="0" w:color="auto"/>
+              <w:right w:val="single" w:sz="4" w:space="0" w:color="auto"/>
+            </w:tcBorders>
+            <w:shd w:val="clear" w:color="auto" w:fill="auto"/>
+            <w:noWrap/>
+            <w:vAlign w:val="center"/>
+            <w:hideMark/>
+          </w:tcPr>
+          <w:p>
+            <w:pPr>
+              <w:shd w:val="clear" w:color="auto" w:fill="auto"/>
+              <w:ind w:firstLine="0"/>
+              <w:jc w:val="center"/>
+              <w:rPr>
+                <w:color w:val="000000"/>
+                <w:sz w:val="24"/>
+                <w:szCs w:val="24"/>
+              </w:rPr>
+            </w:pPr>
+            <w:r>
+              <w:rPr>
+                <w:color w:val="000000"/>
+                <w:sz w:val="24"/>
+                <w:szCs w:val="24"/>
+              </w:rPr>
+              <w:t>В</w:t>
+            </w:r>
+          </w:p>
+        </w:tc>
+        <w:tc>
+          <w:tcPr>
+            <w:tcW w:w="940" w:type="dxa"/>
+            <w:tcBorders>
+              <w:top w:val="nil"/>
+              <w:left w:val="nil"/>
+              <w:bottom w:val="single" w:sz="4" w:space="0" w:color="auto"/>
+              <w:right w:val="single" w:sz="4" w:space="0" w:color="auto"/>
+            </w:tcBorders>
+            <w:shd w:val="clear" w:color="auto" w:fill="auto"/>
+            <w:noWrap/>
+            <w:vAlign w:val="center"/>
+            <w:hideMark/>
+          </w:tcPr>
+          <w:p>
+            <w:pPr>
+              <w:shd w:val="clear" w:color="auto" w:fill="auto"/>
+              <w:ind w:firstLine="0"/>
+              <w:jc w:val="center"/>
+              <w:rPr>
+                <w:color w:val="000000"/>
+                <w:sz w:val="24"/>
+                <w:szCs w:val="24"/>
+              </w:rPr>
+            </w:pPr>
+            <w:r>
+              <w:rPr>
+                <w:color w:val="000000"/>
+                <w:sz w:val="24"/>
+                <w:szCs w:val="24"/>
+              </w:rPr>
+              <w:t>С</w:t>
+            </w:r>
+          </w:p>
+        </w:tc>
+        <w:tc>
+          <w:tcPr>
+            <w:tcW w:w="940" w:type="dxa"/>
+            <w:tcBorders>
+              <w:top w:val="nil"/>
+              <w:left w:val="nil"/>
+              <w:bottom w:val="single" w:sz="4" w:space="0" w:color="auto"/>
+              <w:right w:val="single" w:sz="4" w:space="0" w:color="auto"/>
+            </w:tcBorders>
+            <w:shd w:val="clear" w:color="auto" w:fill="auto"/>
+            <w:noWrap/>
+            <w:vAlign w:val="center"/>
+            <w:hideMark/>
+          </w:tcPr>
+          <w:p>
+            <w:pPr>
+              <w:shd w:val="clear" w:color="auto" w:fill="auto"/>
+              <w:ind w:firstLine="0"/>
+              <w:jc w:val="center"/>
+              <w:rPr>
+                <w:color w:val="000000"/>
+                <w:sz w:val="24"/>
+                <w:szCs w:val="24"/>
+              </w:rPr>
+            </w:pPr>
+            <w:r>
+              <w:rPr>
+                <w:color w:val="000000"/>
+                <w:sz w:val="24"/>
+                <w:szCs w:val="24"/>
+              </w:rPr>
+              <w:t>В</w:t>
+            </w:r>
+          </w:p>
+        </w:tc>
+        <w:tc>
+          <w:tcPr>
+            <w:tcW w:w="940" w:type="dxa"/>
+            <w:tcBorders>
+              <w:top w:val="nil"/>
+              <w:left w:val="nil"/>
+              <w:bottom w:val="single" w:sz="4" w:space="0" w:color="auto"/>
+              <w:right w:val="single" w:sz="4" w:space="0" w:color="auto"/>
+            </w:tcBorders>
+            <w:shd w:val="clear" w:color="auto" w:fill="auto"/>
+            <w:noWrap/>
+            <w:vAlign w:val="center"/>
+            <w:hideMark/>
+          </w:tcPr>
+          <w:p>
+            <w:pPr>
+              <w:shd w:val="clear" w:color="auto" w:fill="auto"/>
+              <w:ind w:firstLine="0"/>
+              <w:jc w:val="center"/>
+              <w:rPr>
+                <w:color w:val="000000"/>
+                <w:sz w:val="24"/>
+                <w:szCs w:val="24"/>
+              </w:rPr>
+            </w:pPr>
+            <w:r>
+              <w:rPr>
+                <w:color w:val="000000"/>
+                <w:sz w:val="24"/>
+                <w:szCs w:val="24"/>
+              </w:rPr>
+              <w:t>Н</w:t>
+            </w:r>
+          </w:p>
+        </w:tc>
+        <w:tc>
+          <w:tcPr>
+            <w:tcW w:w="960" w:type="dxa"/>
+            <w:tcBorders>
+              <w:top w:val="nil"/>
+              <w:left w:val="nil"/>
+              <w:bottom w:val="single" w:sz="4" w:space="0" w:color="auto"/>
+              <w:right w:val="single" w:sz="4" w:space="0" w:color="auto"/>
+            </w:tcBorders>
+            <w:shd w:val="clear" w:color="auto" w:fill="auto"/>
+            <w:noWrap/>
+            <w:vAlign w:val="center"/>
+            <w:hideMark/>
+          </w:tcPr>
+          <w:p>
+            <w:pPr>
+              <w:shd w:val="clear" w:color="auto" w:fill="auto"/>
+              <w:ind w:firstLine="0"/>
+              <w:jc w:val="center"/>
+              <w:rPr>
+                <w:color w:val="000000"/>
+                <w:sz w:val="24"/>
+                <w:szCs w:val="24"/>
+              </w:rPr>
+            </w:pPr>
+            <w:r>
+              <w:rPr>
+                <w:color w:val="000000"/>
+                <w:sz w:val="24"/>
+                <w:szCs w:val="24"/>
+              </w:rPr>
+              <w:t>0,59</w:t>
+            </w:r>
+          </w:p>
+        </w:tc>
+        <w:tc>
+          <w:tcPr>
+            <w:tcW w:w="1391" w:type="dxa"/>
+            <w:tcBorders>
+              <w:top w:val="nil"/>
+              <w:left w:val="nil"/>
+              <w:bottom w:val="single" w:sz="4" w:space="0" w:color="auto"/>
+              <w:right w:val="single" w:sz="4" w:space="0" w:color="auto"/>
+            </w:tcBorders>
+            <w:shd w:val="clear" w:color="auto" w:fill="auto"/>
+            <w:noWrap/>
+            <w:vAlign w:val="center"/>
+            <w:hideMark/>
+          </w:tcPr>
+          <w:p>
+            <w:pPr>
+              <w:shd w:val="clear" w:color="auto" w:fill="auto"/>
+              <w:ind w:firstLine="0"/>
+              <w:jc w:val="center"/>
+              <w:rPr>
+                <w:color w:val="000000"/>
+                <w:sz w:val="24"/>
+                <w:szCs w:val="24"/>
+              </w:rPr>
+            </w:pPr>
+            <w:proofErr w:type="spellStart"/>
+            <w:r>
+              <w:rPr>
+                <w:color w:val="000000"/>
+                <w:sz w:val="24"/>
+                <w:szCs w:val="24"/>
+              </w:rPr>
+              <w:t>Атт</w:t>
+            </w:r>
+            <w:proofErr w:type="spellEnd"/>
+            <w:r>
+              <w:rPr>
+                <w:color w:val="000000"/>
+                <w:sz w:val="24"/>
+                <w:szCs w:val="24"/>
+              </w:rPr>
+              <w:t>.</w:t>
+            </w:r>
+          </w:p>
+        </w:tc>
+      </w:tr>
+      <w:tr>
+        <w:trPr>
+          <w:trHeight w:val="315"/>
+        </w:trPr>
+        <w:tc>
+          <w:tcPr>
+            <w:tcW w:w="1838" w:type="dxa"/>
+            <w:tcBorders>
+              <w:top w:val="nil"/>
+              <w:left w:val="single" w:sz="4" w:space="0" w:color="auto"/>
+              <w:bottom w:val="single" w:sz="4" w:space="0" w:color="auto"/>
+              <w:right w:val="single" w:sz="4" w:space="0" w:color="auto"/>
+            </w:tcBorders>
+            <w:shd w:val="clear" w:color="auto" w:fill="auto"/>
+            <w:noWrap/>
+            <w:vAlign w:val="center"/>
+            <w:hideMark/>
+          </w:tcPr>
+          <w:p>
+            <w:pPr>
+              <w:shd w:val="clear" w:color="auto" w:fill="auto"/>
+              <w:ind w:firstLine="0"/>
+              <w:jc w:val="center"/>
+              <w:rPr>
+                <w:color w:val="000000"/>
+                <w:sz w:val="24"/>
+                <w:szCs w:val="24"/>
+              </w:rPr>
+            </w:pPr>
+            <w:r>
+              <w:rPr>
+                <w:color w:val="000000"/>
+                <w:sz w:val="24"/>
+                <w:szCs w:val="24"/>
+              </w:rPr>
+              <w:t>8</w:t>
+            </w:r>
+          </w:p>
+        </w:tc>
+        <w:tc>
+          <w:tcPr>
+            <w:tcW w:w="1280" w:type="dxa"/>
+            <w:tcBorders>
+              <w:top w:val="nil"/>
+              <w:left w:val="nil"/>
+              <w:bottom w:val="single" w:sz="4" w:space="0" w:color="auto"/>
+              <w:right w:val="single" w:sz="4" w:space="0" w:color="auto"/>
+            </w:tcBorders>
+            <w:shd w:val="clear" w:color="auto" w:fill="auto"/>
+            <w:noWrap/>
+            <w:vAlign w:val="center"/>
+            <w:hideMark/>
+          </w:tcPr>
+          <w:p>
+            <w:pPr>
+              <w:shd w:val="clear" w:color="auto" w:fill="auto"/>
+              <w:ind w:firstLine="0"/>
+              <w:jc w:val="center"/>
+              <w:rPr>
+                <w:color w:val="000000"/>
+                <w:sz w:val="24"/>
+                <w:szCs w:val="24"/>
+              </w:rPr>
+            </w:pPr>
+            <w:r>
+              <w:rPr>
+                <w:color w:val="000000"/>
+                <w:sz w:val="24"/>
+                <w:szCs w:val="24"/>
+              </w:rPr>
+              <w:t>2</w:t>
+            </w:r>
+          </w:p>
+        </w:tc>
+        <w:tc>
+          <w:tcPr>
+            <w:tcW w:w="1020" w:type="dxa"/>
+            <w:tcBorders>
+              <w:top w:val="nil"/>
+              <w:left w:val="nil"/>
+              <w:bottom w:val="single" w:sz="4" w:space="0" w:color="auto"/>
+              <w:right w:val="single" w:sz="4" w:space="0" w:color="auto"/>
+            </w:tcBorders>
+            <w:shd w:val="clear" w:color="auto" w:fill="auto"/>
+            <w:noWrap/>
+            <w:vAlign w:val="center"/>
+            <w:hideMark/>
+          </w:tcPr>
+          <w:p>
+            <w:pPr>
+              <w:shd w:val="clear" w:color="auto" w:fill="auto"/>
+              <w:ind w:firstLine="0"/>
+              <w:jc w:val="center"/>
+              <w:rPr>
+                <w:color w:val="000000"/>
+                <w:sz w:val="24"/>
+                <w:szCs w:val="24"/>
+              </w:rPr>
+            </w:pPr>
+            <w:r>
+              <w:rPr>
+                <w:color w:val="000000"/>
+                <w:sz w:val="24"/>
+                <w:szCs w:val="24"/>
+              </w:rPr>
+              <w:t>С</w:t>
+            </w:r>
+          </w:p>
+        </w:tc>
+        <w:tc>
+          <w:tcPr>
+            <w:tcW w:w="940" w:type="dxa"/>
+            <w:tcBorders>
+              <w:top w:val="nil"/>
+              <w:left w:val="nil"/>
+              <w:bottom w:val="single" w:sz="4" w:space="0" w:color="auto"/>
+              <w:right w:val="single" w:sz="4" w:space="0" w:color="auto"/>
+            </w:tcBorders>
+            <w:shd w:val="clear" w:color="auto" w:fill="auto"/>
+            <w:noWrap/>
+            <w:vAlign w:val="center"/>
+            <w:hideMark/>
+          </w:tcPr>
+          <w:p>
+            <w:pPr>
+              <w:shd w:val="clear" w:color="auto" w:fill="auto"/>
+              <w:ind w:firstLine="0"/>
+              <w:jc w:val="center"/>
+              <w:rPr>
+                <w:color w:val="000000"/>
+                <w:sz w:val="24"/>
+                <w:szCs w:val="24"/>
+              </w:rPr>
+            </w:pPr>
+            <w:r>
+              <w:rPr>
+                <w:color w:val="000000"/>
+                <w:sz w:val="24"/>
+                <w:szCs w:val="24"/>
+              </w:rPr>
+              <w:t>В</w:t>
+            </w:r>
+          </w:p>
+        </w:tc>
+        <w:tc>
+          <w:tcPr>
+            <w:tcW w:w="940" w:type="dxa"/>
+            <w:tcBorders>
+              <w:top w:val="nil"/>
+              <w:left w:val="nil"/>
+              <w:bottom w:val="single" w:sz="4" w:space="0" w:color="auto"/>
+              <w:right w:val="single" w:sz="4" w:space="0" w:color="auto"/>
+            </w:tcBorders>
+            <w:shd w:val="clear" w:color="auto" w:fill="auto"/>
+            <w:noWrap/>
+            <w:vAlign w:val="center"/>
+            <w:hideMark/>
+          </w:tcPr>
+          <w:p>
+            <w:pPr>
+              <w:shd w:val="clear" w:color="auto" w:fill="auto"/>
+              <w:ind w:firstLine="0"/>
+              <w:jc w:val="center"/>
+              <w:rPr>
+                <w:color w:val="000000"/>
+                <w:sz w:val="24"/>
+                <w:szCs w:val="24"/>
+              </w:rPr>
+            </w:pPr>
+            <w:r>
+              <w:rPr>
+                <w:color w:val="000000"/>
+                <w:sz w:val="24"/>
+                <w:szCs w:val="24"/>
+              </w:rPr>
+              <w:t>С</w:t>
+            </w:r>
+          </w:p>
+        </w:tc>
+        <w:tc>
+          <w:tcPr>
+            <w:tcW w:w="940" w:type="dxa"/>
+            <w:tcBorders>
+              <w:top w:val="nil"/>
+              <w:left w:val="nil"/>
+              <w:bottom w:val="single" w:sz="4" w:space="0" w:color="auto"/>
+              <w:right w:val="single" w:sz="4" w:space="0" w:color="auto"/>
+            </w:tcBorders>
+            <w:shd w:val="clear" w:color="auto" w:fill="auto"/>
+            <w:noWrap/>
+            <w:vAlign w:val="center"/>
+            <w:hideMark/>
+          </w:tcPr>
+          <w:p>
+            <w:pPr>
+              <w:shd w:val="clear" w:color="auto" w:fill="auto"/>
+              <w:ind w:firstLine="0"/>
+              <w:jc w:val="center"/>
+              <w:rPr>
+                <w:color w:val="000000"/>
+                <w:sz w:val="24"/>
+                <w:szCs w:val="24"/>
+              </w:rPr>
+            </w:pPr>
+            <w:r>
+              <w:rPr>
+                <w:color w:val="000000"/>
+                <w:sz w:val="24"/>
+                <w:szCs w:val="24"/>
+              </w:rPr>
+              <w:t>С</w:t>
+            </w:r>
+          </w:p>
+        </w:tc>
+        <w:tc>
+          <w:tcPr>
+            <w:tcW w:w="960" w:type="dxa"/>
+            <w:tcBorders>
+              <w:top w:val="nil"/>
+              <w:left w:val="nil"/>
+              <w:bottom w:val="single" w:sz="4" w:space="0" w:color="auto"/>
+              <w:right w:val="single" w:sz="4" w:space="0" w:color="auto"/>
+            </w:tcBorders>
+            <w:shd w:val="clear" w:color="auto" w:fill="auto"/>
+            <w:noWrap/>
+            <w:vAlign w:val="center"/>
+            <w:hideMark/>
+          </w:tcPr>
+          <w:p>
+            <w:pPr>
+              <w:shd w:val="clear" w:color="auto" w:fill="auto"/>
+              <w:ind w:firstLine="0"/>
+              <w:jc w:val="center"/>
+              <w:rPr>
+                <w:color w:val="000000"/>
+                <w:sz w:val="24"/>
+                <w:szCs w:val="24"/>
+              </w:rPr>
+            </w:pPr>
+            <w:r>
+              <w:rPr>
+                <w:color w:val="000000"/>
+                <w:sz w:val="24"/>
+                <w:szCs w:val="24"/>
+              </w:rPr>
+              <w:t>0,62</w:t>
+            </w:r>
+          </w:p>
+        </w:tc>
+        <w:tc>
+          <w:tcPr>
+            <w:tcW w:w="1391" w:type="dxa"/>
+            <w:tcBorders>
+              <w:top w:val="nil"/>
+              <w:left w:val="nil"/>
+              <w:bottom w:val="single" w:sz="4" w:space="0" w:color="auto"/>
+              <w:right w:val="single" w:sz="4" w:space="0" w:color="auto"/>
+            </w:tcBorders>
+            <w:shd w:val="clear" w:color="auto" w:fill="auto"/>
+            <w:noWrap/>
+            <w:vAlign w:val="center"/>
+            <w:hideMark/>
+          </w:tcPr>
+          <w:p>
+            <w:pPr>
+              <w:shd w:val="clear" w:color="auto" w:fill="auto"/>
+              <w:ind w:firstLine="0"/>
+              <w:jc w:val="center"/>
+              <w:rPr>
+                <w:color w:val="000000"/>
+                <w:sz w:val="24"/>
+                <w:szCs w:val="24"/>
+              </w:rPr>
+            </w:pPr>
+            <w:proofErr w:type="spellStart"/>
+            <w:r>
+              <w:rPr>
+                <w:color w:val="000000"/>
+                <w:sz w:val="24"/>
+                <w:szCs w:val="24"/>
+              </w:rPr>
+              <w:t>Атт</w:t>
+            </w:r>
+            <w:proofErr w:type="spellEnd"/>
+            <w:r>
+              <w:rPr>
+                <w:color w:val="000000"/>
+                <w:sz w:val="24"/>
+                <w:szCs w:val="24"/>
+              </w:rPr>
+              <w:t>.</w:t>
+            </w:r>
+          </w:p>
+        </w:tc>
+      </w:tr>
+      <w:tr>
+        <w:trPr>
+          <w:trHeight w:val="315"/>
+        </w:trPr>
+        <w:tc>
+          <w:tcPr>
+            <w:tcW w:w="1838" w:type="dxa"/>
+            <w:tcBorders>
+              <w:top w:val="nil"/>
+              <w:left w:val="single" w:sz="4" w:space="0" w:color="auto"/>
+              <w:bottom w:val="single" w:sz="4" w:space="0" w:color="auto"/>
+              <w:right w:val="single" w:sz="4" w:space="0" w:color="auto"/>
+            </w:tcBorders>
+            <w:shd w:val="clear" w:color="auto" w:fill="auto"/>
+            <w:noWrap/>
+            <w:vAlign w:val="center"/>
+            <w:hideMark/>
+          </w:tcPr>
+          <w:p>
+            <w:pPr>
+              <w:shd w:val="clear" w:color="auto" w:fill="auto"/>
+              <w:ind w:firstLine="0"/>
+              <w:jc w:val="center"/>
+              <w:rPr>
+                <w:color w:val="000000"/>
+                <w:sz w:val="24"/>
+                <w:szCs w:val="24"/>
+              </w:rPr>
+            </w:pPr>
+            <w:r>
+              <w:rPr>
+                <w:color w:val="000000"/>
+                <w:sz w:val="24"/>
+                <w:szCs w:val="24"/>
+              </w:rPr>
+              <w:t>9</w:t>
+            </w:r>
+          </w:p>
+        </w:tc>
+        <w:tc>
+          <w:tcPr>
+            <w:tcW w:w="1280" w:type="dxa"/>
+            <w:tcBorders>
+              <w:top w:val="nil"/>
+              <w:left w:val="nil"/>
+              <w:bottom w:val="single" w:sz="4" w:space="0" w:color="auto"/>
+              <w:right w:val="single" w:sz="4" w:space="0" w:color="auto"/>
+            </w:tcBorders>
+            <w:shd w:val="clear" w:color="auto" w:fill="auto"/>
+            <w:noWrap/>
+            <w:vAlign w:val="center"/>
+            <w:hideMark/>
+          </w:tcPr>
+          <w:p>
+            <w:pPr>
+              <w:shd w:val="clear" w:color="auto" w:fill="auto"/>
+              <w:ind w:firstLine="0"/>
+              <w:jc w:val="center"/>
+              <w:rPr>
+                <w:color w:val="000000"/>
+                <w:sz w:val="24"/>
+                <w:szCs w:val="24"/>
+              </w:rPr>
+            </w:pPr>
+            <w:r>
+              <w:rPr>
+                <w:color w:val="000000"/>
+                <w:sz w:val="24"/>
+                <w:szCs w:val="24"/>
+              </w:rPr>
+              <w:t>11</w:t>
+            </w:r>
+          </w:p>
+        </w:tc>
+        <w:tc>
+          <w:tcPr>
+            <w:tcW w:w="1020" w:type="dxa"/>
+            <w:tcBorders>
+              <w:top w:val="nil"/>
+              <w:left w:val="nil"/>
+              <w:bottom w:val="single" w:sz="4" w:space="0" w:color="auto"/>
+              <w:right w:val="single" w:sz="4" w:space="0" w:color="auto"/>
+            </w:tcBorders>
+            <w:shd w:val="clear" w:color="auto" w:fill="auto"/>
+            <w:noWrap/>
+            <w:vAlign w:val="center"/>
+            <w:hideMark/>
+          </w:tcPr>
+          <w:p>
+            <w:pPr>
+              <w:shd w:val="clear" w:color="auto" w:fill="auto"/>
+              <w:ind w:firstLine="0"/>
+              <w:jc w:val="center"/>
+              <w:rPr>
+                <w:color w:val="000000"/>
+                <w:sz w:val="24"/>
+                <w:szCs w:val="24"/>
+              </w:rPr>
+            </w:pPr>
+            <w:r>
+              <w:rPr>
+                <w:color w:val="000000"/>
+                <w:sz w:val="24"/>
+                <w:szCs w:val="24"/>
+              </w:rPr>
+              <w:t>В</w:t>
+            </w:r>
+          </w:p>
+        </w:tc>
+        <w:tc>
+          <w:tcPr>
+            <w:tcW w:w="940" w:type="dxa"/>
+            <w:tcBorders>
+              <w:top w:val="nil"/>
+              <w:left w:val="nil"/>
+              <w:bottom w:val="single" w:sz="4" w:space="0" w:color="auto"/>
+              <w:right w:val="single" w:sz="4" w:space="0" w:color="auto"/>
+            </w:tcBorders>
+            <w:shd w:val="clear" w:color="auto" w:fill="auto"/>
+            <w:noWrap/>
+            <w:vAlign w:val="center"/>
+            <w:hideMark/>
+          </w:tcPr>
+          <w:p>
+            <w:pPr>
+              <w:shd w:val="clear" w:color="auto" w:fill="auto"/>
+              <w:ind w:firstLine="0"/>
+              <w:jc w:val="center"/>
+              <w:rPr>
+                <w:color w:val="000000"/>
+                <w:sz w:val="24"/>
+                <w:szCs w:val="24"/>
+              </w:rPr>
+            </w:pPr>
+            <w:r>
+              <w:rPr>
+                <w:color w:val="000000"/>
+                <w:sz w:val="24"/>
+                <w:szCs w:val="24"/>
+              </w:rPr>
+              <w:t>В</w:t>
+            </w:r>
+          </w:p>
+        </w:tc>
+        <w:tc>
+          <w:tcPr>
+            <w:tcW w:w="940" w:type="dxa"/>
+            <w:tcBorders>
+              <w:top w:val="nil"/>
+              <w:left w:val="nil"/>
+              <w:bottom w:val="single" w:sz="4" w:space="0" w:color="auto"/>
+              <w:right w:val="single" w:sz="4" w:space="0" w:color="auto"/>
+            </w:tcBorders>
+            <w:shd w:val="clear" w:color="auto" w:fill="auto"/>
+            <w:noWrap/>
+            <w:vAlign w:val="center"/>
+            <w:hideMark/>
+          </w:tcPr>
+          <w:p>
+            <w:pPr>
+              <w:shd w:val="clear" w:color="auto" w:fill="auto"/>
+              <w:ind w:firstLine="0"/>
+              <w:jc w:val="center"/>
+              <w:rPr>
+                <w:color w:val="000000"/>
+                <w:sz w:val="24"/>
+                <w:szCs w:val="24"/>
+              </w:rPr>
+            </w:pPr>
+            <w:r>
+              <w:rPr>
+                <w:color w:val="000000"/>
+                <w:sz w:val="24"/>
+                <w:szCs w:val="24"/>
+              </w:rPr>
+              <w:t>В</w:t>
+            </w:r>
+          </w:p>
+        </w:tc>
+        <w:tc>
+          <w:tcPr>
+            <w:tcW w:w="940" w:type="dxa"/>
+            <w:tcBorders>
+              <w:top w:val="nil"/>
+              <w:left w:val="nil"/>
+              <w:bottom w:val="single" w:sz="4" w:space="0" w:color="auto"/>
+              <w:right w:val="single" w:sz="4" w:space="0" w:color="auto"/>
+            </w:tcBorders>
+            <w:shd w:val="clear" w:color="auto" w:fill="auto"/>
+            <w:noWrap/>
+            <w:vAlign w:val="center"/>
+            <w:hideMark/>
+          </w:tcPr>
+          <w:p>
+            <w:pPr>
+              <w:shd w:val="clear" w:color="auto" w:fill="auto"/>
+              <w:ind w:firstLine="0"/>
+              <w:jc w:val="center"/>
+              <w:rPr>
+                <w:color w:val="000000"/>
+                <w:sz w:val="24"/>
+                <w:szCs w:val="24"/>
+              </w:rPr>
+            </w:pPr>
+            <w:r>
+              <w:rPr>
+                <w:color w:val="000000"/>
+                <w:sz w:val="24"/>
+                <w:szCs w:val="24"/>
+              </w:rPr>
+              <w:t>В</w:t>
+            </w:r>
+          </w:p>
+        </w:tc>
+        <w:tc>
+          <w:tcPr>
+            <w:tcW w:w="960" w:type="dxa"/>
+            <w:tcBorders>
+              <w:top w:val="nil"/>
+              <w:left w:val="nil"/>
+              <w:bottom w:val="single" w:sz="4" w:space="0" w:color="auto"/>
+              <w:right w:val="single" w:sz="4" w:space="0" w:color="auto"/>
+            </w:tcBorders>
+            <w:shd w:val="clear" w:color="auto" w:fill="auto"/>
+            <w:noWrap/>
+            <w:vAlign w:val="center"/>
+            <w:hideMark/>
+          </w:tcPr>
+          <w:p>
+            <w:pPr>
+              <w:shd w:val="clear" w:color="auto" w:fill="auto"/>
+              <w:ind w:firstLine="0"/>
+              <w:jc w:val="center"/>
+              <w:rPr>
+                <w:color w:val="000000"/>
+                <w:sz w:val="24"/>
+                <w:szCs w:val="24"/>
+              </w:rPr>
+            </w:pPr>
+            <w:r>
+              <w:rPr>
+                <w:color w:val="000000"/>
+                <w:sz w:val="24"/>
+                <w:szCs w:val="24"/>
+              </w:rPr>
+              <w:t>1</w:t>
+            </w:r>
+          </w:p>
+        </w:tc>
+        <w:tc>
+          <w:tcPr>
+            <w:tcW w:w="1391" w:type="dxa"/>
+            <w:tcBorders>
+              <w:top w:val="nil"/>
+              <w:left w:val="nil"/>
+              <w:bottom w:val="single" w:sz="4" w:space="0" w:color="auto"/>
+              <w:right w:val="single" w:sz="4" w:space="0" w:color="auto"/>
+            </w:tcBorders>
+            <w:shd w:val="clear" w:color="auto" w:fill="auto"/>
+            <w:noWrap/>
+            <w:vAlign w:val="center"/>
+            <w:hideMark/>
+          </w:tcPr>
+          <w:p>
+            <w:pPr>
+              <w:shd w:val="clear" w:color="auto" w:fill="auto"/>
+              <w:ind w:firstLine="0"/>
+              <w:jc w:val="center"/>
+              <w:rPr>
+                <w:color w:val="000000"/>
+                <w:sz w:val="24"/>
+                <w:szCs w:val="24"/>
+              </w:rPr>
+            </w:pPr>
+            <w:proofErr w:type="spellStart"/>
+            <w:r>
+              <w:rPr>
+                <w:color w:val="000000"/>
+                <w:sz w:val="24"/>
+                <w:szCs w:val="24"/>
+              </w:rPr>
+              <w:t>Атт</w:t>
+            </w:r>
+            <w:proofErr w:type="spellEnd"/>
+            <w:r>
+              <w:rPr>
+                <w:color w:val="000000"/>
+                <w:sz w:val="24"/>
+                <w:szCs w:val="24"/>
+              </w:rPr>
+              <w:t>.</w:t>
+            </w:r>
+          </w:p>
+        </w:tc>
+      </w:tr>
+      <w:tr>
+        <w:trPr>
+          <w:trHeight w:val="315"/>
+        </w:trPr>
+        <w:tc>
+          <w:tcPr>
+            <w:tcW w:w="1838" w:type="dxa"/>
+            <w:tcBorders>
+              <w:top w:val="nil"/>
+              <w:left w:val="single" w:sz="4" w:space="0" w:color="auto"/>
+              <w:bottom w:val="single" w:sz="4" w:space="0" w:color="auto"/>
+              <w:right w:val="single" w:sz="4" w:space="0" w:color="auto"/>
+            </w:tcBorders>
+            <w:shd w:val="clear" w:color="auto" w:fill="auto"/>
+            <w:noWrap/>
+            <w:vAlign w:val="center"/>
+            <w:hideMark/>
+          </w:tcPr>
+          <w:p>
+            <w:pPr>
+              <w:shd w:val="clear" w:color="auto" w:fill="auto"/>
+              <w:ind w:firstLine="0"/>
+              <w:jc w:val="center"/>
+              <w:rPr>
+                <w:color w:val="000000"/>
+                <w:sz w:val="24"/>
+                <w:szCs w:val="24"/>
+              </w:rPr>
+            </w:pPr>
+            <w:r>
+              <w:rPr>
+                <w:color w:val="000000"/>
+                <w:sz w:val="24"/>
+                <w:szCs w:val="24"/>
+              </w:rPr>
+              <w:t>10</w:t>
+            </w:r>
+          </w:p>
+        </w:tc>
+        <w:tc>
+          <w:tcPr>
+            <w:tcW w:w="1280" w:type="dxa"/>
+            <w:tcBorders>
+              <w:top w:val="nil"/>
+              <w:left w:val="nil"/>
+              <w:bottom w:val="single" w:sz="4" w:space="0" w:color="auto"/>
+              <w:right w:val="single" w:sz="4" w:space="0" w:color="auto"/>
+            </w:tcBorders>
+            <w:shd w:val="clear" w:color="auto" w:fill="auto"/>
+            <w:noWrap/>
+            <w:vAlign w:val="center"/>
+            <w:hideMark/>
+          </w:tcPr>
+          <w:p>
+            <w:pPr>
+              <w:shd w:val="clear" w:color="auto" w:fill="auto"/>
+              <w:ind w:firstLine="0"/>
+              <w:jc w:val="center"/>
+              <w:rPr>
+                <w:color w:val="000000"/>
+                <w:sz w:val="24"/>
+                <w:szCs w:val="24"/>
+              </w:rPr>
+            </w:pPr>
+            <w:r>
+              <w:rPr>
+                <w:color w:val="000000"/>
+                <w:sz w:val="24"/>
+                <w:szCs w:val="24"/>
+              </w:rPr>
+              <w:t>7</w:t>
+            </w:r>
+          </w:p>
+        </w:tc>
+        <w:tc>
+          <w:tcPr>
+            <w:tcW w:w="1020" w:type="dxa"/>
+            <w:tcBorders>
+              <w:top w:val="nil"/>
+              <w:left w:val="nil"/>
+              <w:bottom w:val="single" w:sz="4" w:space="0" w:color="auto"/>
+              <w:right w:val="single" w:sz="4" w:space="0" w:color="auto"/>
+            </w:tcBorders>
+            <w:shd w:val="clear" w:color="auto" w:fill="auto"/>
+            <w:noWrap/>
+            <w:vAlign w:val="center"/>
+            <w:hideMark/>
+          </w:tcPr>
+          <w:p>
+            <w:pPr>
+              <w:shd w:val="clear" w:color="auto" w:fill="auto"/>
+              <w:ind w:firstLine="0"/>
+              <w:jc w:val="center"/>
+              <w:rPr>
+                <w:color w:val="000000"/>
+                <w:sz w:val="24"/>
+                <w:szCs w:val="24"/>
+              </w:rPr>
+            </w:pPr>
+            <w:r>
+              <w:rPr>
+                <w:color w:val="000000"/>
+                <w:sz w:val="24"/>
+                <w:szCs w:val="24"/>
+              </w:rPr>
+              <w:t>В</w:t>
+            </w:r>
+          </w:p>
+        </w:tc>
+        <w:tc>
+          <w:tcPr>
+            <w:tcW w:w="940" w:type="dxa"/>
+            <w:tcBorders>
+              <w:top w:val="nil"/>
+              <w:left w:val="nil"/>
+              <w:bottom w:val="single" w:sz="4" w:space="0" w:color="auto"/>
+              <w:right w:val="single" w:sz="4" w:space="0" w:color="auto"/>
+            </w:tcBorders>
+            <w:shd w:val="clear" w:color="auto" w:fill="auto"/>
+            <w:noWrap/>
+            <w:vAlign w:val="center"/>
+            <w:hideMark/>
+          </w:tcPr>
+          <w:p>
+            <w:pPr>
+              <w:shd w:val="clear" w:color="auto" w:fill="auto"/>
+              <w:ind w:firstLine="0"/>
+              <w:jc w:val="center"/>
+              <w:rPr>
+                <w:color w:val="000000"/>
+                <w:sz w:val="24"/>
+                <w:szCs w:val="24"/>
+              </w:rPr>
+            </w:pPr>
+            <w:r>
+              <w:rPr>
+                <w:color w:val="000000"/>
+                <w:sz w:val="24"/>
+                <w:szCs w:val="24"/>
+              </w:rPr>
+              <w:t>Н</w:t>
+            </w:r>
+          </w:p>
+        </w:tc>
+        <w:tc>
+          <w:tcPr>
+            <w:tcW w:w="940" w:type="dxa"/>
+            <w:tcBorders>
+              <w:top w:val="nil"/>
+              <w:left w:val="nil"/>
+              <w:bottom w:val="single" w:sz="4" w:space="0" w:color="auto"/>
+              <w:right w:val="single" w:sz="4" w:space="0" w:color="auto"/>
+            </w:tcBorders>
+            <w:shd w:val="clear" w:color="auto" w:fill="auto"/>
+            <w:noWrap/>
+            <w:vAlign w:val="center"/>
+            <w:hideMark/>
+          </w:tcPr>
+          <w:p>
+            <w:pPr>
+              <w:shd w:val="clear" w:color="auto" w:fill="auto"/>
+              <w:ind w:firstLine="0"/>
+              <w:jc w:val="center"/>
+              <w:rPr>
+                <w:color w:val="000000"/>
+                <w:sz w:val="24"/>
+                <w:szCs w:val="24"/>
+              </w:rPr>
+            </w:pPr>
+            <w:r>
+              <w:rPr>
+                <w:color w:val="000000"/>
+                <w:sz w:val="24"/>
+                <w:szCs w:val="24"/>
+              </w:rPr>
+              <w:t>С</w:t>
+            </w:r>
+          </w:p>
+        </w:tc>
+        <w:tc>
+          <w:tcPr>
+            <w:tcW w:w="940" w:type="dxa"/>
+            <w:tcBorders>
+              <w:top w:val="nil"/>
+              <w:left w:val="nil"/>
+              <w:bottom w:val="single" w:sz="4" w:space="0" w:color="auto"/>
+              <w:right w:val="single" w:sz="4" w:space="0" w:color="auto"/>
+            </w:tcBorders>
+            <w:shd w:val="clear" w:color="auto" w:fill="auto"/>
+            <w:noWrap/>
+            <w:vAlign w:val="center"/>
+            <w:hideMark/>
+          </w:tcPr>
+          <w:p>
+            <w:pPr>
+              <w:shd w:val="clear" w:color="auto" w:fill="auto"/>
+              <w:ind w:firstLine="0"/>
+              <w:jc w:val="center"/>
+              <w:rPr>
+                <w:color w:val="000000"/>
+                <w:sz w:val="24"/>
+                <w:szCs w:val="24"/>
+              </w:rPr>
+            </w:pPr>
+            <w:r>
+              <w:rPr>
+                <w:color w:val="000000"/>
+                <w:sz w:val="24"/>
+                <w:szCs w:val="24"/>
+              </w:rPr>
+              <w:t>С</w:t>
+            </w:r>
+          </w:p>
+        </w:tc>
+        <w:tc>
+          <w:tcPr>
+            <w:tcW w:w="960" w:type="dxa"/>
+            <w:tcBorders>
+              <w:top w:val="nil"/>
+              <w:left w:val="nil"/>
+              <w:bottom w:val="single" w:sz="4" w:space="0" w:color="auto"/>
+              <w:right w:val="single" w:sz="4" w:space="0" w:color="auto"/>
+            </w:tcBorders>
+            <w:shd w:val="clear" w:color="auto" w:fill="auto"/>
+            <w:noWrap/>
+            <w:vAlign w:val="center"/>
+            <w:hideMark/>
+          </w:tcPr>
+          <w:p>
+            <w:pPr>
+              <w:shd w:val="clear" w:color="auto" w:fill="auto"/>
+              <w:ind w:firstLine="0"/>
+              <w:jc w:val="center"/>
+              <w:rPr>
+                <w:color w:val="000000"/>
+                <w:sz w:val="24"/>
+                <w:szCs w:val="24"/>
+              </w:rPr>
+            </w:pPr>
+            <w:r>
+              <w:rPr>
+                <w:color w:val="000000"/>
+                <w:sz w:val="24"/>
+                <w:szCs w:val="24"/>
+              </w:rPr>
+              <w:t>0,485</w:t>
+            </w:r>
+          </w:p>
+        </w:tc>
+        <w:tc>
+          <w:tcPr>
+            <w:tcW w:w="1391" w:type="dxa"/>
+            <w:tcBorders>
+              <w:top w:val="nil"/>
+              <w:left w:val="nil"/>
+              <w:bottom w:val="single" w:sz="4" w:space="0" w:color="auto"/>
+              <w:right w:val="single" w:sz="4" w:space="0" w:color="auto"/>
+            </w:tcBorders>
+            <w:shd w:val="clear" w:color="auto" w:fill="auto"/>
+            <w:noWrap/>
+            <w:vAlign w:val="center"/>
+            <w:hideMark/>
+          </w:tcPr>
+          <w:p>
+            <w:pPr>
+              <w:shd w:val="clear" w:color="auto" w:fill="auto"/>
+              <w:ind w:firstLine="0"/>
+              <w:jc w:val="center"/>
+              <w:rPr>
+                <w:color w:val="000000"/>
+                <w:sz w:val="24"/>
+                <w:szCs w:val="24"/>
+              </w:rPr>
+            </w:pPr>
+            <w:r>
+              <w:rPr>
+                <w:color w:val="000000"/>
+                <w:sz w:val="24"/>
+                <w:szCs w:val="24"/>
+              </w:rPr>
+              <w:t xml:space="preserve">Не </w:t>
+            </w:r>
+            <w:proofErr w:type="spellStart"/>
+            <w:r>
+              <w:rPr>
+                <w:color w:val="000000"/>
+                <w:sz w:val="24"/>
+                <w:szCs w:val="24"/>
+              </w:rPr>
+              <w:t>атт</w:t>
+            </w:r>
+            <w:proofErr w:type="spellEnd"/>
+            <w:r>
+              <w:rPr>
+                <w:color w:val="000000"/>
+                <w:sz w:val="24"/>
+                <w:szCs w:val="24"/>
+              </w:rPr>
+              <w:t>.</w:t>
+            </w:r>
+          </w:p>
+        </w:tc>
+      </w:tr>
+      <w:tr>
+        <w:trPr>
+          <w:trHeight w:val="315"/>
+        </w:trPr>
+        <w:tc>
+          <w:tcPr>
+            <w:tcW w:w="1838" w:type="dxa"/>
+            <w:tcBorders>
+              <w:top w:val="nil"/>
+              <w:left w:val="single" w:sz="4" w:space="0" w:color="auto"/>
+              <w:bottom w:val="single" w:sz="4" w:space="0" w:color="auto"/>
+              <w:right w:val="single" w:sz="4" w:space="0" w:color="auto"/>
+            </w:tcBorders>
+            <w:shd w:val="clear" w:color="auto" w:fill="auto"/>
+            <w:noWrap/>
+            <w:vAlign w:val="center"/>
+            <w:hideMark/>
+          </w:tcPr>
+          <w:p>
+            <w:pPr>
+              <w:shd w:val="clear" w:color="auto" w:fill="auto"/>
+              <w:ind w:firstLine="0"/>
+              <w:jc w:val="center"/>
+              <w:rPr>
+                <w:color w:val="000000"/>
+                <w:sz w:val="24"/>
+                <w:szCs w:val="24"/>
+              </w:rPr>
+            </w:pPr>
+            <w:r>
+              <w:rPr>
+                <w:color w:val="000000"/>
+                <w:sz w:val="24"/>
+                <w:szCs w:val="24"/>
+              </w:rPr>
+              <w:t>11</w:t>
+            </w:r>
+          </w:p>
+        </w:tc>
+        <w:tc>
+          <w:tcPr>
+            <w:tcW w:w="1280" w:type="dxa"/>
+            <w:tcBorders>
+              <w:top w:val="nil"/>
+              <w:left w:val="nil"/>
+              <w:bottom w:val="single" w:sz="4" w:space="0" w:color="auto"/>
+              <w:right w:val="single" w:sz="4" w:space="0" w:color="auto"/>
+            </w:tcBorders>
+            <w:shd w:val="clear" w:color="auto" w:fill="auto"/>
+            <w:noWrap/>
+            <w:vAlign w:val="center"/>
+            <w:hideMark/>
+          </w:tcPr>
+          <w:p>
+            <w:pPr>
+              <w:shd w:val="clear" w:color="auto" w:fill="auto"/>
+              <w:ind w:firstLine="0"/>
+              <w:jc w:val="center"/>
+              <w:rPr>
+                <w:color w:val="000000"/>
+                <w:sz w:val="24"/>
+                <w:szCs w:val="24"/>
+              </w:rPr>
+            </w:pPr>
+            <w:r>
+              <w:rPr>
+                <w:color w:val="000000"/>
+                <w:sz w:val="24"/>
+                <w:szCs w:val="24"/>
+              </w:rPr>
+              <w:t>19</w:t>
+            </w:r>
+          </w:p>
+        </w:tc>
+        <w:tc>
+          <w:tcPr>
+            <w:tcW w:w="1020" w:type="dxa"/>
+            <w:tcBorders>
+              <w:top w:val="nil"/>
+              <w:left w:val="nil"/>
+              <w:bottom w:val="single" w:sz="4" w:space="0" w:color="auto"/>
+              <w:right w:val="single" w:sz="4" w:space="0" w:color="auto"/>
+            </w:tcBorders>
+            <w:shd w:val="clear" w:color="auto" w:fill="auto"/>
+            <w:noWrap/>
+            <w:vAlign w:val="center"/>
+            <w:hideMark/>
+          </w:tcPr>
+          <w:p>
+            <w:pPr>
+              <w:shd w:val="clear" w:color="auto" w:fill="auto"/>
+              <w:ind w:firstLine="0"/>
+              <w:jc w:val="center"/>
+              <w:rPr>
+                <w:color w:val="000000"/>
+                <w:sz w:val="24"/>
+                <w:szCs w:val="24"/>
+              </w:rPr>
+            </w:pPr>
+            <w:r>
+              <w:rPr>
+                <w:color w:val="000000"/>
+                <w:sz w:val="24"/>
+                <w:szCs w:val="24"/>
+              </w:rPr>
+              <w:t>Н</w:t>
+            </w:r>
+          </w:p>
+        </w:tc>
+        <w:tc>
+          <w:tcPr>
+            <w:tcW w:w="940" w:type="dxa"/>
+            <w:tcBorders>
+              <w:top w:val="nil"/>
+              <w:left w:val="nil"/>
+              <w:bottom w:val="single" w:sz="4" w:space="0" w:color="auto"/>
+              <w:right w:val="single" w:sz="4" w:space="0" w:color="auto"/>
+            </w:tcBorders>
+            <w:shd w:val="clear" w:color="auto" w:fill="auto"/>
+            <w:noWrap/>
+            <w:vAlign w:val="center"/>
+            <w:hideMark/>
+          </w:tcPr>
+          <w:p>
+            <w:pPr>
+              <w:shd w:val="clear" w:color="auto" w:fill="auto"/>
+              <w:ind w:firstLine="0"/>
+              <w:jc w:val="center"/>
+              <w:rPr>
+                <w:color w:val="000000"/>
+                <w:sz w:val="24"/>
+                <w:szCs w:val="24"/>
+              </w:rPr>
+            </w:pPr>
+            <w:r>
+              <w:rPr>
+                <w:color w:val="000000"/>
+                <w:sz w:val="24"/>
+                <w:szCs w:val="24"/>
+              </w:rPr>
+              <w:t>С</w:t>
+            </w:r>
+          </w:p>
+        </w:tc>
+        <w:tc>
+          <w:tcPr>
+            <w:tcW w:w="940" w:type="dxa"/>
+            <w:tcBorders>
+              <w:top w:val="nil"/>
+              <w:left w:val="nil"/>
+              <w:bottom w:val="single" w:sz="4" w:space="0" w:color="auto"/>
+              <w:right w:val="single" w:sz="4" w:space="0" w:color="auto"/>
+            </w:tcBorders>
+            <w:shd w:val="clear" w:color="auto" w:fill="auto"/>
+            <w:noWrap/>
+            <w:vAlign w:val="center"/>
+            <w:hideMark/>
+          </w:tcPr>
+          <w:p>
+            <w:pPr>
+              <w:shd w:val="clear" w:color="auto" w:fill="auto"/>
+              <w:ind w:firstLine="0"/>
+              <w:jc w:val="center"/>
+              <w:rPr>
+                <w:color w:val="000000"/>
+                <w:sz w:val="24"/>
+                <w:szCs w:val="24"/>
+              </w:rPr>
+            </w:pPr>
+            <w:r>
+              <w:rPr>
+                <w:color w:val="000000"/>
+                <w:sz w:val="24"/>
+                <w:szCs w:val="24"/>
+              </w:rPr>
+              <w:t>С</w:t>
+            </w:r>
+          </w:p>
+        </w:tc>
+        <w:tc>
+          <w:tcPr>
+            <w:tcW w:w="940" w:type="dxa"/>
+            <w:tcBorders>
+              <w:top w:val="nil"/>
+              <w:left w:val="nil"/>
+              <w:bottom w:val="single" w:sz="4" w:space="0" w:color="auto"/>
+              <w:right w:val="single" w:sz="4" w:space="0" w:color="auto"/>
+            </w:tcBorders>
+            <w:shd w:val="clear" w:color="auto" w:fill="auto"/>
+            <w:noWrap/>
+            <w:vAlign w:val="center"/>
+            <w:hideMark/>
+          </w:tcPr>
+          <w:p>
+            <w:pPr>
+              <w:shd w:val="clear" w:color="auto" w:fill="auto"/>
+              <w:ind w:firstLine="0"/>
+              <w:jc w:val="center"/>
+              <w:rPr>
+                <w:color w:val="000000"/>
+                <w:sz w:val="24"/>
+                <w:szCs w:val="24"/>
+              </w:rPr>
+            </w:pPr>
+            <w:r>
+              <w:rPr>
+                <w:color w:val="000000"/>
+                <w:sz w:val="24"/>
+                <w:szCs w:val="24"/>
+              </w:rPr>
+              <w:t>С</w:t>
+            </w:r>
+          </w:p>
+        </w:tc>
+        <w:tc>
+          <w:tcPr>
+            <w:tcW w:w="960" w:type="dxa"/>
+            <w:tcBorders>
+              <w:top w:val="nil"/>
+              <w:left w:val="nil"/>
+              <w:bottom w:val="single" w:sz="4" w:space="0" w:color="auto"/>
+              <w:right w:val="single" w:sz="4" w:space="0" w:color="auto"/>
+            </w:tcBorders>
+            <w:shd w:val="clear" w:color="auto" w:fill="auto"/>
+            <w:noWrap/>
+            <w:vAlign w:val="center"/>
+            <w:hideMark/>
+          </w:tcPr>
+          <w:p>
+            <w:pPr>
+              <w:shd w:val="clear" w:color="auto" w:fill="auto"/>
+              <w:ind w:firstLine="0"/>
+              <w:jc w:val="center"/>
+              <w:rPr>
+                <w:color w:val="000000"/>
+                <w:sz w:val="24"/>
+                <w:szCs w:val="24"/>
+              </w:rPr>
+            </w:pPr>
+            <w:r>
+              <w:rPr>
+                <w:color w:val="000000"/>
+                <w:sz w:val="24"/>
+                <w:szCs w:val="24"/>
+              </w:rPr>
+              <w:t>0,395</w:t>
+            </w:r>
+          </w:p>
+        </w:tc>
+        <w:tc>
+          <w:tcPr>
+            <w:tcW w:w="1391" w:type="dxa"/>
+            <w:tcBorders>
+              <w:top w:val="nil"/>
+              <w:left w:val="nil"/>
+              <w:bottom w:val="single" w:sz="4" w:space="0" w:color="auto"/>
+              <w:right w:val="single" w:sz="4" w:space="0" w:color="auto"/>
+            </w:tcBorders>
+            <w:shd w:val="clear" w:color="auto" w:fill="auto"/>
+            <w:noWrap/>
+            <w:vAlign w:val="center"/>
+            <w:hideMark/>
+          </w:tcPr>
+          <w:p>
+            <w:pPr>
+              <w:shd w:val="clear" w:color="auto" w:fill="auto"/>
+              <w:ind w:firstLine="0"/>
+              <w:jc w:val="center"/>
+              <w:rPr>
+                <w:color w:val="000000"/>
+                <w:sz w:val="24"/>
+                <w:szCs w:val="24"/>
+              </w:rPr>
+            </w:pPr>
+            <w:r>
+              <w:rPr>
+                <w:color w:val="000000"/>
+                <w:sz w:val="24"/>
+                <w:szCs w:val="24"/>
+              </w:rPr>
+              <w:t xml:space="preserve">Не </w:t>
+            </w:r>
+            <w:proofErr w:type="spellStart"/>
+            <w:r>
+              <w:rPr>
+                <w:color w:val="000000"/>
+                <w:sz w:val="24"/>
+                <w:szCs w:val="24"/>
+              </w:rPr>
+              <w:t>атт</w:t>
+            </w:r>
+            <w:proofErr w:type="spellEnd"/>
+            <w:r>
+              <w:rPr>
+                <w:color w:val="000000"/>
+                <w:sz w:val="24"/>
+                <w:szCs w:val="24"/>
+              </w:rPr>
+              <w:t>.</w:t>
+            </w:r>
+          </w:p>
+        </w:tc>
+      </w:tr>
+      <w:tr>
+        <w:trPr>
+          <w:trHeight w:val="315"/>
+        </w:trPr>
+        <w:tc>
+          <w:tcPr>
+            <w:tcW w:w="1838" w:type="dxa"/>
+            <w:tcBorders>
+              <w:top w:val="nil"/>
+              <w:left w:val="single" w:sz="4" w:space="0" w:color="auto"/>
+              <w:bottom w:val="single" w:sz="4" w:space="0" w:color="auto"/>
+              <w:right w:val="single" w:sz="4" w:space="0" w:color="auto"/>
+            </w:tcBorders>
+            <w:shd w:val="clear" w:color="auto" w:fill="auto"/>
+            <w:noWrap/>
+            <w:vAlign w:val="center"/>
+            <w:hideMark/>
+          </w:tcPr>
+          <w:p>
+            <w:pPr>
+              <w:shd w:val="clear" w:color="auto" w:fill="auto"/>
+              <w:ind w:firstLine="0"/>
+              <w:jc w:val="center"/>
+              <w:rPr>
+                <w:color w:val="000000"/>
+                <w:sz w:val="24"/>
+                <w:szCs w:val="24"/>
+              </w:rPr>
+            </w:pPr>
+            <w:r>
+              <w:rPr>
+                <w:color w:val="000000"/>
+                <w:sz w:val="24"/>
+                <w:szCs w:val="24"/>
+              </w:rPr>
+              <w:t>12</w:t>
+            </w:r>
+          </w:p>
+        </w:tc>
+        <w:tc>
+          <w:tcPr>
+            <w:tcW w:w="1280" w:type="dxa"/>
+            <w:tcBorders>
+              <w:top w:val="nil"/>
+              <w:left w:val="nil"/>
+              <w:bottom w:val="single" w:sz="4" w:space="0" w:color="auto"/>
+              <w:right w:val="single" w:sz="4" w:space="0" w:color="auto"/>
+            </w:tcBorders>
+            <w:shd w:val="clear" w:color="auto" w:fill="auto"/>
+            <w:noWrap/>
+            <w:vAlign w:val="center"/>
+            <w:hideMark/>
+          </w:tcPr>
+          <w:p>
+            <w:pPr>
+              <w:shd w:val="clear" w:color="auto" w:fill="auto"/>
+              <w:ind w:firstLine="0"/>
+              <w:jc w:val="center"/>
+              <w:rPr>
+                <w:color w:val="000000"/>
+                <w:sz w:val="24"/>
+                <w:szCs w:val="24"/>
+              </w:rPr>
+            </w:pPr>
+            <w:r>
+              <w:rPr>
+                <w:color w:val="000000"/>
+                <w:sz w:val="24"/>
+                <w:szCs w:val="24"/>
+              </w:rPr>
+              <w:t>24</w:t>
+            </w:r>
+          </w:p>
+        </w:tc>
+        <w:tc>
+          <w:tcPr>
+            <w:tcW w:w="1020" w:type="dxa"/>
+            <w:tcBorders>
+              <w:top w:val="nil"/>
+              <w:left w:val="nil"/>
+              <w:bottom w:val="single" w:sz="4" w:space="0" w:color="auto"/>
+              <w:right w:val="single" w:sz="4" w:space="0" w:color="auto"/>
+            </w:tcBorders>
+            <w:shd w:val="clear" w:color="auto" w:fill="auto"/>
+            <w:noWrap/>
+            <w:vAlign w:val="center"/>
+            <w:hideMark/>
+          </w:tcPr>
+          <w:p>
+            <w:pPr>
+              <w:shd w:val="clear" w:color="auto" w:fill="auto"/>
+              <w:ind w:firstLine="0"/>
+              <w:jc w:val="center"/>
+              <w:rPr>
+                <w:color w:val="000000"/>
+                <w:sz w:val="24"/>
+                <w:szCs w:val="24"/>
+              </w:rPr>
+            </w:pPr>
+            <w:r>
+              <w:rPr>
+                <w:color w:val="000000"/>
+                <w:sz w:val="24"/>
+                <w:szCs w:val="24"/>
+              </w:rPr>
+              <w:t>С</w:t>
+            </w:r>
+          </w:p>
+        </w:tc>
+        <w:tc>
+          <w:tcPr>
+            <w:tcW w:w="940" w:type="dxa"/>
+            <w:tcBorders>
+              <w:top w:val="nil"/>
+              <w:left w:val="nil"/>
+              <w:bottom w:val="single" w:sz="4" w:space="0" w:color="auto"/>
+              <w:right w:val="single" w:sz="4" w:space="0" w:color="auto"/>
+            </w:tcBorders>
+            <w:shd w:val="clear" w:color="auto" w:fill="auto"/>
+            <w:noWrap/>
+            <w:vAlign w:val="center"/>
+            <w:hideMark/>
+          </w:tcPr>
+          <w:p>
+            <w:pPr>
+              <w:shd w:val="clear" w:color="auto" w:fill="auto"/>
+              <w:ind w:firstLine="0"/>
+              <w:jc w:val="center"/>
+              <w:rPr>
+                <w:color w:val="000000"/>
+                <w:sz w:val="24"/>
+                <w:szCs w:val="24"/>
+              </w:rPr>
+            </w:pPr>
+            <w:r>
+              <w:rPr>
+                <w:color w:val="000000"/>
+                <w:sz w:val="24"/>
+                <w:szCs w:val="24"/>
+              </w:rPr>
+              <w:t>В</w:t>
+            </w:r>
+          </w:p>
+        </w:tc>
+        <w:tc>
+          <w:tcPr>
+            <w:tcW w:w="940" w:type="dxa"/>
+            <w:tcBorders>
+              <w:top w:val="nil"/>
+              <w:left w:val="nil"/>
+              <w:bottom w:val="single" w:sz="4" w:space="0" w:color="auto"/>
+              <w:right w:val="single" w:sz="4" w:space="0" w:color="auto"/>
+            </w:tcBorders>
+            <w:shd w:val="clear" w:color="auto" w:fill="auto"/>
+            <w:noWrap/>
+            <w:vAlign w:val="center"/>
+            <w:hideMark/>
+          </w:tcPr>
+          <w:p>
+            <w:pPr>
+              <w:shd w:val="clear" w:color="auto" w:fill="auto"/>
+              <w:ind w:firstLine="0"/>
+              <w:jc w:val="center"/>
+              <w:rPr>
+                <w:color w:val="000000"/>
+                <w:sz w:val="24"/>
+                <w:szCs w:val="24"/>
+              </w:rPr>
+            </w:pPr>
+            <w:r>
+              <w:rPr>
+                <w:color w:val="000000"/>
+                <w:sz w:val="24"/>
+                <w:szCs w:val="24"/>
+              </w:rPr>
+              <w:t>С</w:t>
+            </w:r>
+          </w:p>
+        </w:tc>
+        <w:tc>
+          <w:tcPr>
+            <w:tcW w:w="940" w:type="dxa"/>
+            <w:tcBorders>
+              <w:top w:val="nil"/>
+              <w:left w:val="nil"/>
+              <w:bottom w:val="single" w:sz="4" w:space="0" w:color="auto"/>
+              <w:right w:val="single" w:sz="4" w:space="0" w:color="auto"/>
+            </w:tcBorders>
+            <w:shd w:val="clear" w:color="auto" w:fill="auto"/>
+            <w:noWrap/>
+            <w:vAlign w:val="center"/>
+            <w:hideMark/>
+          </w:tcPr>
+          <w:p>
+            <w:pPr>
+              <w:shd w:val="clear" w:color="auto" w:fill="auto"/>
+              <w:ind w:firstLine="0"/>
+              <w:jc w:val="center"/>
+              <w:rPr>
+                <w:color w:val="000000"/>
+                <w:sz w:val="24"/>
+                <w:szCs w:val="24"/>
+              </w:rPr>
+            </w:pPr>
+            <w:r>
+              <w:rPr>
+                <w:color w:val="000000"/>
+                <w:sz w:val="24"/>
+                <w:szCs w:val="24"/>
+              </w:rPr>
+              <w:t>В</w:t>
+            </w:r>
+          </w:p>
+        </w:tc>
+        <w:tc>
+          <w:tcPr>
+            <w:tcW w:w="960" w:type="dxa"/>
+            <w:tcBorders>
+              <w:top w:val="nil"/>
+              <w:left w:val="nil"/>
+              <w:bottom w:val="single" w:sz="4" w:space="0" w:color="auto"/>
+              <w:right w:val="single" w:sz="4" w:space="0" w:color="auto"/>
+            </w:tcBorders>
+            <w:shd w:val="clear" w:color="auto" w:fill="auto"/>
+            <w:noWrap/>
+            <w:vAlign w:val="center"/>
+            <w:hideMark/>
+          </w:tcPr>
+          <w:p>
+            <w:pPr>
+              <w:shd w:val="clear" w:color="auto" w:fill="auto"/>
+              <w:ind w:firstLine="0"/>
+              <w:jc w:val="center"/>
+              <w:rPr>
+                <w:color w:val="000000"/>
+                <w:sz w:val="24"/>
+                <w:szCs w:val="24"/>
+              </w:rPr>
+            </w:pPr>
+            <w:r>
+              <w:rPr>
+                <w:color w:val="000000"/>
+                <w:sz w:val="24"/>
+                <w:szCs w:val="24"/>
+              </w:rPr>
+              <w:t>0,765</w:t>
+            </w:r>
+          </w:p>
+        </w:tc>
+        <w:tc>
+          <w:tcPr>
+            <w:tcW w:w="1391" w:type="dxa"/>
+            <w:tcBorders>
+              <w:top w:val="nil"/>
+              <w:left w:val="nil"/>
+              <w:bottom w:val="single" w:sz="4" w:space="0" w:color="auto"/>
+              <w:right w:val="single" w:sz="4" w:space="0" w:color="auto"/>
+            </w:tcBorders>
+            <w:shd w:val="clear" w:color="auto" w:fill="auto"/>
+            <w:noWrap/>
+            <w:vAlign w:val="center"/>
+            <w:hideMark/>
+          </w:tcPr>
+          <w:p>
+            <w:pPr>
+              <w:shd w:val="clear" w:color="auto" w:fill="auto"/>
+              <w:ind w:firstLine="0"/>
+              <w:jc w:val="center"/>
+              <w:rPr>
+                <w:color w:val="000000"/>
+                <w:sz w:val="24"/>
+                <w:szCs w:val="24"/>
+              </w:rPr>
+            </w:pPr>
+            <w:proofErr w:type="spellStart"/>
+            <w:r>
+              <w:rPr>
+                <w:color w:val="000000"/>
+                <w:sz w:val="24"/>
+                <w:szCs w:val="24"/>
+              </w:rPr>
+              <w:t>Атт</w:t>
+            </w:r>
+            <w:proofErr w:type="spellEnd"/>
+            <w:r>
+              <w:rPr>
+                <w:color w:val="000000"/>
+                <w:sz w:val="24"/>
+                <w:szCs w:val="24"/>
+              </w:rPr>
+              <w:t>.</w:t>
+            </w:r>
+          </w:p>
+        </w:tc>
+      </w:tr>
+      <w:tr>
+        <w:trPr>
+          <w:trHeight w:val="315"/>
+        </w:trPr>
+        <w:tc>
+          <w:tcPr>
+            <w:tcW w:w="1838" w:type="dxa"/>
+            <w:tcBorders>
+              <w:top w:val="nil"/>
+              <w:left w:val="single" w:sz="4" w:space="0" w:color="auto"/>
+              <w:bottom w:val="single" w:sz="4" w:space="0" w:color="auto"/>
+              <w:right w:val="single" w:sz="4" w:space="0" w:color="auto"/>
+            </w:tcBorders>
+            <w:shd w:val="clear" w:color="auto" w:fill="auto"/>
+            <w:noWrap/>
+            <w:vAlign w:val="center"/>
+            <w:hideMark/>
+          </w:tcPr>
+          <w:p>
+            <w:pPr>
+              <w:shd w:val="clear" w:color="auto" w:fill="auto"/>
+              <w:ind w:firstLine="0"/>
+              <w:jc w:val="center"/>
+              <w:rPr>
+                <w:color w:val="000000"/>
+                <w:sz w:val="24"/>
+                <w:szCs w:val="24"/>
+              </w:rPr>
+            </w:pPr>
+            <w:r>
+              <w:rPr>
+                <w:color w:val="000000"/>
+                <w:sz w:val="24"/>
+                <w:szCs w:val="24"/>
+              </w:rPr>
+              <w:t>13</w:t>
+            </w:r>
+          </w:p>
+        </w:tc>
+        <w:tc>
+          <w:tcPr>
+            <w:tcW w:w="1280" w:type="dxa"/>
+            <w:tcBorders>
+              <w:top w:val="nil"/>
+              <w:left w:val="nil"/>
+              <w:bottom w:val="single" w:sz="4" w:space="0" w:color="auto"/>
+              <w:right w:val="single" w:sz="4" w:space="0" w:color="auto"/>
+            </w:tcBorders>
+            <w:shd w:val="clear" w:color="auto" w:fill="auto"/>
+            <w:noWrap/>
+            <w:vAlign w:val="center"/>
+            <w:hideMark/>
+          </w:tcPr>
+          <w:p>
+            <w:pPr>
+              <w:shd w:val="clear" w:color="auto" w:fill="auto"/>
+              <w:ind w:firstLine="0"/>
+              <w:jc w:val="center"/>
+              <w:rPr>
+                <w:color w:val="000000"/>
+                <w:sz w:val="24"/>
+                <w:szCs w:val="24"/>
+              </w:rPr>
+            </w:pPr>
+            <w:r>
+              <w:rPr>
+                <w:color w:val="000000"/>
+                <w:sz w:val="24"/>
+                <w:szCs w:val="24"/>
+              </w:rPr>
+              <w:t>6</w:t>
+            </w:r>
+          </w:p>
+        </w:tc>
+        <w:tc>
+          <w:tcPr>
+            <w:tcW w:w="1020" w:type="dxa"/>
+            <w:tcBorders>
+              <w:top w:val="nil"/>
+              <w:left w:val="nil"/>
+              <w:bottom w:val="single" w:sz="4" w:space="0" w:color="auto"/>
+              <w:right w:val="single" w:sz="4" w:space="0" w:color="auto"/>
+            </w:tcBorders>
+            <w:shd w:val="clear" w:color="auto" w:fill="auto"/>
+            <w:noWrap/>
+            <w:vAlign w:val="center"/>
+            <w:hideMark/>
+          </w:tcPr>
+          <w:p>
+            <w:pPr>
+              <w:shd w:val="clear" w:color="auto" w:fill="auto"/>
+              <w:ind w:firstLine="0"/>
+              <w:jc w:val="center"/>
+              <w:rPr>
+                <w:color w:val="000000"/>
+                <w:sz w:val="24"/>
+                <w:szCs w:val="24"/>
+              </w:rPr>
+            </w:pPr>
+            <w:r>
+              <w:rPr>
+                <w:color w:val="000000"/>
+                <w:sz w:val="24"/>
+                <w:szCs w:val="24"/>
+              </w:rPr>
+              <w:t>В</w:t>
+            </w:r>
+          </w:p>
+        </w:tc>
+        <w:tc>
+          <w:tcPr>
+            <w:tcW w:w="940" w:type="dxa"/>
+            <w:tcBorders>
+              <w:top w:val="nil"/>
+              <w:left w:val="nil"/>
+              <w:bottom w:val="single" w:sz="4" w:space="0" w:color="auto"/>
+              <w:right w:val="single" w:sz="4" w:space="0" w:color="auto"/>
+            </w:tcBorders>
+            <w:shd w:val="clear" w:color="auto" w:fill="auto"/>
+            <w:noWrap/>
+            <w:vAlign w:val="center"/>
+            <w:hideMark/>
+          </w:tcPr>
+          <w:p>
+            <w:pPr>
+              <w:shd w:val="clear" w:color="auto" w:fill="auto"/>
+              <w:ind w:firstLine="0"/>
+              <w:jc w:val="center"/>
+              <w:rPr>
+                <w:color w:val="000000"/>
+                <w:sz w:val="24"/>
+                <w:szCs w:val="24"/>
+              </w:rPr>
+            </w:pPr>
+            <w:r>
+              <w:rPr>
+                <w:color w:val="000000"/>
+                <w:sz w:val="24"/>
+                <w:szCs w:val="24"/>
+              </w:rPr>
+              <w:t>Н</w:t>
+            </w:r>
+          </w:p>
+        </w:tc>
+        <w:tc>
+          <w:tcPr>
+            <w:tcW w:w="940" w:type="dxa"/>
+            <w:tcBorders>
+              <w:top w:val="nil"/>
+              <w:left w:val="nil"/>
+              <w:bottom w:val="single" w:sz="4" w:space="0" w:color="auto"/>
+              <w:right w:val="single" w:sz="4" w:space="0" w:color="auto"/>
+            </w:tcBorders>
+            <w:shd w:val="clear" w:color="auto" w:fill="auto"/>
+            <w:noWrap/>
+            <w:vAlign w:val="center"/>
+            <w:hideMark/>
+          </w:tcPr>
+          <w:p>
+            <w:pPr>
+              <w:shd w:val="clear" w:color="auto" w:fill="auto"/>
+              <w:ind w:firstLine="0"/>
+              <w:jc w:val="center"/>
+              <w:rPr>
+                <w:color w:val="000000"/>
+                <w:sz w:val="24"/>
+                <w:szCs w:val="24"/>
+              </w:rPr>
+            </w:pPr>
+            <w:r>
+              <w:rPr>
+                <w:color w:val="000000"/>
+                <w:sz w:val="24"/>
+                <w:szCs w:val="24"/>
+              </w:rPr>
+              <w:t>С</w:t>
+            </w:r>
+          </w:p>
+        </w:tc>
+        <w:tc>
+          <w:tcPr>
+            <w:tcW w:w="940" w:type="dxa"/>
+            <w:tcBorders>
+              <w:top w:val="nil"/>
+              <w:left w:val="nil"/>
+              <w:bottom w:val="single" w:sz="4" w:space="0" w:color="auto"/>
+              <w:right w:val="single" w:sz="4" w:space="0" w:color="auto"/>
+            </w:tcBorders>
+            <w:shd w:val="clear" w:color="auto" w:fill="auto"/>
+            <w:noWrap/>
+            <w:vAlign w:val="center"/>
+            <w:hideMark/>
+          </w:tcPr>
+          <w:p>
+            <w:pPr>
+              <w:shd w:val="clear" w:color="auto" w:fill="auto"/>
+              <w:ind w:firstLine="0"/>
+              <w:jc w:val="center"/>
+              <w:rPr>
+                <w:color w:val="000000"/>
+                <w:sz w:val="24"/>
+                <w:szCs w:val="24"/>
+              </w:rPr>
+            </w:pPr>
+            <w:r>
+              <w:rPr>
+                <w:color w:val="000000"/>
+                <w:sz w:val="24"/>
+                <w:szCs w:val="24"/>
+              </w:rPr>
+              <w:t>С</w:t>
+            </w:r>
+          </w:p>
+        </w:tc>
+        <w:tc>
+          <w:tcPr>
+            <w:tcW w:w="960" w:type="dxa"/>
+            <w:tcBorders>
+              <w:top w:val="nil"/>
+              <w:left w:val="nil"/>
+              <w:bottom w:val="single" w:sz="4" w:space="0" w:color="auto"/>
+              <w:right w:val="single" w:sz="4" w:space="0" w:color="auto"/>
+            </w:tcBorders>
+            <w:shd w:val="clear" w:color="auto" w:fill="auto"/>
+            <w:noWrap/>
+            <w:vAlign w:val="center"/>
+            <w:hideMark/>
+          </w:tcPr>
+          <w:p>
+            <w:pPr>
+              <w:shd w:val="clear" w:color="auto" w:fill="auto"/>
+              <w:ind w:firstLine="0"/>
+              <w:jc w:val="center"/>
+              <w:rPr>
+                <w:color w:val="000000"/>
+                <w:sz w:val="24"/>
+                <w:szCs w:val="24"/>
+              </w:rPr>
+            </w:pPr>
+            <w:r>
+              <w:rPr>
+                <w:color w:val="000000"/>
+                <w:sz w:val="24"/>
+                <w:szCs w:val="24"/>
+              </w:rPr>
+              <w:t>0,485</w:t>
+            </w:r>
+          </w:p>
+        </w:tc>
+        <w:tc>
+          <w:tcPr>
+            <w:tcW w:w="1391" w:type="dxa"/>
+            <w:tcBorders>
+              <w:top w:val="nil"/>
+              <w:left w:val="nil"/>
+              <w:bottom w:val="single" w:sz="4" w:space="0" w:color="auto"/>
+              <w:right w:val="single" w:sz="4" w:space="0" w:color="auto"/>
+            </w:tcBorders>
+            <w:shd w:val="clear" w:color="auto" w:fill="auto"/>
+            <w:noWrap/>
+            <w:vAlign w:val="center"/>
+            <w:hideMark/>
+          </w:tcPr>
+          <w:p>
+            <w:pPr>
+              <w:shd w:val="clear" w:color="auto" w:fill="auto"/>
+              <w:ind w:firstLine="0"/>
+              <w:jc w:val="center"/>
+              <w:rPr>
+                <w:color w:val="000000"/>
+                <w:sz w:val="24"/>
+                <w:szCs w:val="24"/>
+              </w:rPr>
+            </w:pPr>
+            <w:r>
+              <w:rPr>
+                <w:color w:val="000000"/>
+                <w:sz w:val="24"/>
+                <w:szCs w:val="24"/>
+              </w:rPr>
+              <w:t xml:space="preserve">Не </w:t>
+            </w:r>
+            <w:proofErr w:type="spellStart"/>
+            <w:r>
+              <w:rPr>
+                <w:color w:val="000000"/>
+                <w:sz w:val="24"/>
+                <w:szCs w:val="24"/>
+              </w:rPr>
+              <w:t>атт</w:t>
+            </w:r>
+            <w:proofErr w:type="spellEnd"/>
+            <w:r>
+              <w:rPr>
+                <w:color w:val="000000"/>
+                <w:sz w:val="24"/>
+                <w:szCs w:val="24"/>
+              </w:rPr>
+              <w:t>.</w:t>
+            </w:r>
+          </w:p>
+        </w:tc>
+      </w:tr>
+      <w:tr>
+        <w:trPr>
+          <w:trHeight w:val="315"/>
+        </w:trPr>
+        <w:tc>
+          <w:tcPr>
+            <w:tcW w:w="1838" w:type="dxa"/>
+            <w:tcBorders>
+              <w:top w:val="nil"/>
+              <w:left w:val="single" w:sz="4" w:space="0" w:color="auto"/>
+              <w:bottom w:val="single" w:sz="4" w:space="0" w:color="auto"/>
+              <w:right w:val="single" w:sz="4" w:space="0" w:color="auto"/>
+            </w:tcBorders>
+            <w:shd w:val="clear" w:color="auto" w:fill="auto"/>
+            <w:noWrap/>
+            <w:vAlign w:val="center"/>
+            <w:hideMark/>
+          </w:tcPr>
+          <w:p>
+            <w:pPr>
+              <w:shd w:val="clear" w:color="auto" w:fill="auto"/>
+              <w:ind w:firstLine="0"/>
+              <w:jc w:val="center"/>
+              <w:rPr>
+                <w:color w:val="000000"/>
+                <w:sz w:val="24"/>
+                <w:szCs w:val="24"/>
+              </w:rPr>
+            </w:pPr>
+            <w:r>
+              <w:rPr>
+                <w:color w:val="000000"/>
+                <w:sz w:val="24"/>
+                <w:szCs w:val="24"/>
+              </w:rPr>
+              <w:t>14</w:t>
+            </w:r>
+          </w:p>
+        </w:tc>
+        <w:tc>
+          <w:tcPr>
+            <w:tcW w:w="1280" w:type="dxa"/>
+            <w:tcBorders>
+              <w:top w:val="nil"/>
+              <w:left w:val="nil"/>
+              <w:bottom w:val="single" w:sz="4" w:space="0" w:color="auto"/>
+              <w:right w:val="single" w:sz="4" w:space="0" w:color="auto"/>
+            </w:tcBorders>
+            <w:shd w:val="clear" w:color="auto" w:fill="auto"/>
+            <w:noWrap/>
+            <w:vAlign w:val="center"/>
+            <w:hideMark/>
+          </w:tcPr>
+          <w:p>
+            <w:pPr>
+              <w:shd w:val="clear" w:color="auto" w:fill="auto"/>
+              <w:ind w:firstLine="0"/>
+              <w:jc w:val="center"/>
+              <w:rPr>
+                <w:color w:val="000000"/>
+                <w:sz w:val="24"/>
+                <w:szCs w:val="24"/>
+              </w:rPr>
+            </w:pPr>
+            <w:r>
+              <w:rPr>
+                <w:color w:val="000000"/>
+                <w:sz w:val="24"/>
+                <w:szCs w:val="24"/>
+              </w:rPr>
+              <w:t>15</w:t>
+            </w:r>
+          </w:p>
+        </w:tc>
+        <w:tc>
+          <w:tcPr>
+            <w:tcW w:w="1020" w:type="dxa"/>
+            <w:tcBorders>
+              <w:top w:val="nil"/>
+              <w:left w:val="nil"/>
+              <w:bottom w:val="single" w:sz="4" w:space="0" w:color="auto"/>
+              <w:right w:val="single" w:sz="4" w:space="0" w:color="auto"/>
+            </w:tcBorders>
+            <w:shd w:val="clear" w:color="auto" w:fill="auto"/>
+            <w:noWrap/>
+            <w:vAlign w:val="center"/>
+            <w:hideMark/>
+          </w:tcPr>
+          <w:p>
+            <w:pPr>
+              <w:shd w:val="clear" w:color="auto" w:fill="auto"/>
+              <w:ind w:firstLine="0"/>
+              <w:jc w:val="center"/>
+              <w:rPr>
+                <w:color w:val="000000"/>
+                <w:sz w:val="24"/>
+                <w:szCs w:val="24"/>
+              </w:rPr>
+            </w:pPr>
+            <w:r>
+              <w:rPr>
+                <w:color w:val="000000"/>
+                <w:sz w:val="24"/>
+                <w:szCs w:val="24"/>
+              </w:rPr>
+              <w:t>С</w:t>
+            </w:r>
+          </w:p>
+        </w:tc>
+        <w:tc>
+          <w:tcPr>
+            <w:tcW w:w="940" w:type="dxa"/>
+            <w:tcBorders>
+              <w:top w:val="nil"/>
+              <w:left w:val="nil"/>
+              <w:bottom w:val="single" w:sz="4" w:space="0" w:color="auto"/>
+              <w:right w:val="single" w:sz="4" w:space="0" w:color="auto"/>
+            </w:tcBorders>
+            <w:shd w:val="clear" w:color="auto" w:fill="auto"/>
+            <w:noWrap/>
+            <w:vAlign w:val="center"/>
+            <w:hideMark/>
+          </w:tcPr>
+          <w:p>
+            <w:pPr>
+              <w:shd w:val="clear" w:color="auto" w:fill="auto"/>
+              <w:ind w:firstLine="0"/>
+              <w:jc w:val="center"/>
+              <w:rPr>
+                <w:color w:val="000000"/>
+                <w:sz w:val="24"/>
+                <w:szCs w:val="24"/>
+              </w:rPr>
+            </w:pPr>
+            <w:r>
+              <w:rPr>
+                <w:color w:val="000000"/>
+                <w:sz w:val="24"/>
+                <w:szCs w:val="24"/>
+              </w:rPr>
+              <w:t>С</w:t>
+            </w:r>
+          </w:p>
+        </w:tc>
+        <w:tc>
+          <w:tcPr>
+            <w:tcW w:w="940" w:type="dxa"/>
+            <w:tcBorders>
+              <w:top w:val="nil"/>
+              <w:left w:val="nil"/>
+              <w:bottom w:val="single" w:sz="4" w:space="0" w:color="auto"/>
+              <w:right w:val="single" w:sz="4" w:space="0" w:color="auto"/>
+            </w:tcBorders>
+            <w:shd w:val="clear" w:color="auto" w:fill="auto"/>
+            <w:noWrap/>
+            <w:vAlign w:val="center"/>
+            <w:hideMark/>
+          </w:tcPr>
+          <w:p>
+            <w:pPr>
+              <w:shd w:val="clear" w:color="auto" w:fill="auto"/>
+              <w:ind w:firstLine="0"/>
+              <w:jc w:val="center"/>
+              <w:rPr>
+                <w:color w:val="000000"/>
+                <w:sz w:val="24"/>
+                <w:szCs w:val="24"/>
+              </w:rPr>
+            </w:pPr>
+            <w:r>
+              <w:rPr>
+                <w:color w:val="000000"/>
+                <w:sz w:val="24"/>
+                <w:szCs w:val="24"/>
+              </w:rPr>
+              <w:t>В</w:t>
+            </w:r>
+          </w:p>
+        </w:tc>
+        <w:tc>
+          <w:tcPr>
+            <w:tcW w:w="940" w:type="dxa"/>
+            <w:tcBorders>
+              <w:top w:val="nil"/>
+              <w:left w:val="nil"/>
+              <w:bottom w:val="single" w:sz="4" w:space="0" w:color="auto"/>
+              <w:right w:val="single" w:sz="4" w:space="0" w:color="auto"/>
+            </w:tcBorders>
+            <w:shd w:val="clear" w:color="auto" w:fill="auto"/>
+            <w:noWrap/>
+            <w:vAlign w:val="center"/>
+            <w:hideMark/>
+          </w:tcPr>
+          <w:p>
+            <w:pPr>
+              <w:shd w:val="clear" w:color="auto" w:fill="auto"/>
+              <w:ind w:firstLine="0"/>
+              <w:jc w:val="center"/>
+              <w:rPr>
+                <w:color w:val="000000"/>
+                <w:sz w:val="24"/>
+                <w:szCs w:val="24"/>
+              </w:rPr>
+            </w:pPr>
+            <w:r>
+              <w:rPr>
+                <w:color w:val="000000"/>
+                <w:sz w:val="24"/>
+                <w:szCs w:val="24"/>
+              </w:rPr>
+              <w:t>В</w:t>
+            </w:r>
+          </w:p>
+        </w:tc>
+        <w:tc>
+          <w:tcPr>
+            <w:tcW w:w="960" w:type="dxa"/>
+            <w:tcBorders>
+              <w:top w:val="nil"/>
+              <w:left w:val="nil"/>
+              <w:bottom w:val="single" w:sz="4" w:space="0" w:color="auto"/>
+              <w:right w:val="single" w:sz="4" w:space="0" w:color="auto"/>
+            </w:tcBorders>
+            <w:shd w:val="clear" w:color="auto" w:fill="auto"/>
+            <w:noWrap/>
+            <w:vAlign w:val="center"/>
+            <w:hideMark/>
+          </w:tcPr>
+          <w:p>
+            <w:pPr>
+              <w:shd w:val="clear" w:color="auto" w:fill="auto"/>
+              <w:ind w:firstLine="0"/>
+              <w:jc w:val="center"/>
+              <w:rPr>
+                <w:color w:val="000000"/>
+                <w:sz w:val="24"/>
+                <w:szCs w:val="24"/>
+              </w:rPr>
+            </w:pPr>
+            <w:r>
+              <w:rPr>
+                <w:color w:val="000000"/>
+                <w:sz w:val="24"/>
+                <w:szCs w:val="24"/>
+              </w:rPr>
+              <w:t>0,775</w:t>
+            </w:r>
+          </w:p>
+        </w:tc>
+        <w:tc>
+          <w:tcPr>
+            <w:tcW w:w="1391" w:type="dxa"/>
+            <w:tcBorders>
+              <w:top w:val="nil"/>
+              <w:left w:val="nil"/>
+              <w:bottom w:val="single" w:sz="4" w:space="0" w:color="auto"/>
+              <w:right w:val="single" w:sz="4" w:space="0" w:color="auto"/>
+            </w:tcBorders>
+            <w:shd w:val="clear" w:color="auto" w:fill="auto"/>
+            <w:noWrap/>
+            <w:vAlign w:val="center"/>
+            <w:hideMark/>
+          </w:tcPr>
+          <w:p>
+            <w:pPr>
+              <w:shd w:val="clear" w:color="auto" w:fill="auto"/>
+              <w:ind w:firstLine="0"/>
+              <w:jc w:val="center"/>
+              <w:rPr>
+                <w:color w:val="000000"/>
+                <w:sz w:val="24"/>
+                <w:szCs w:val="24"/>
+              </w:rPr>
+            </w:pPr>
+            <w:proofErr w:type="spellStart"/>
+            <w:r>
+              <w:rPr>
+                <w:color w:val="000000"/>
+                <w:sz w:val="24"/>
+                <w:szCs w:val="24"/>
+              </w:rPr>
+              <w:t>Атт</w:t>
+            </w:r>
+            <w:proofErr w:type="spellEnd"/>
+            <w:r>
+              <w:rPr>
+                <w:color w:val="000000"/>
+                <w:sz w:val="24"/>
+                <w:szCs w:val="24"/>
+              </w:rPr>
+              <w:t>.</w:t>
+            </w:r>
+          </w:p>
+        </w:tc>
+      </w:tr>
+      <w:tr>
+        <w:trPr>
+          <w:trHeight w:val="315"/>
+        </w:trPr>
+        <w:tc>
+          <w:tcPr>
+            <w:tcW w:w="1838" w:type="dxa"/>
+            <w:tcBorders>
+              <w:top w:val="nil"/>
+              <w:left w:val="single" w:sz="4" w:space="0" w:color="auto"/>
+              <w:bottom w:val="single" w:sz="4" w:space="0" w:color="auto"/>
+              <w:right w:val="single" w:sz="4" w:space="0" w:color="auto"/>
+            </w:tcBorders>
+            <w:shd w:val="clear" w:color="auto" w:fill="auto"/>
+            <w:noWrap/>
+            <w:vAlign w:val="center"/>
+            <w:hideMark/>
+          </w:tcPr>
+          <w:p>
+            <w:pPr>
+              <w:shd w:val="clear" w:color="auto" w:fill="auto"/>
+              <w:ind w:firstLine="0"/>
+              <w:jc w:val="center"/>
+              <w:rPr>
+                <w:color w:val="000000"/>
+                <w:sz w:val="24"/>
+                <w:szCs w:val="24"/>
+              </w:rPr>
+            </w:pPr>
+            <w:r>
+              <w:rPr>
+                <w:color w:val="000000"/>
+                <w:sz w:val="24"/>
+                <w:szCs w:val="24"/>
+              </w:rPr>
+              <w:t>15</w:t>
+            </w:r>
+          </w:p>
+        </w:tc>
+        <w:tc>
+          <w:tcPr>
+            <w:tcW w:w="1280" w:type="dxa"/>
+            <w:tcBorders>
+              <w:top w:val="nil"/>
+              <w:left w:val="nil"/>
+              <w:bottom w:val="single" w:sz="4" w:space="0" w:color="auto"/>
+              <w:right w:val="single" w:sz="4" w:space="0" w:color="auto"/>
+            </w:tcBorders>
+            <w:shd w:val="clear" w:color="auto" w:fill="auto"/>
+            <w:noWrap/>
+            <w:vAlign w:val="center"/>
+            <w:hideMark/>
+          </w:tcPr>
+          <w:p>
+            <w:pPr>
+              <w:shd w:val="clear" w:color="auto" w:fill="auto"/>
+              <w:ind w:firstLine="0"/>
+              <w:jc w:val="center"/>
+              <w:rPr>
+                <w:color w:val="000000"/>
+                <w:sz w:val="24"/>
+                <w:szCs w:val="24"/>
+              </w:rPr>
+            </w:pPr>
+            <w:r>
+              <w:rPr>
+                <w:color w:val="000000"/>
+                <w:sz w:val="24"/>
+                <w:szCs w:val="24"/>
+              </w:rPr>
+              <w:t>10</w:t>
+            </w:r>
+          </w:p>
+        </w:tc>
+        <w:tc>
+          <w:tcPr>
+            <w:tcW w:w="1020" w:type="dxa"/>
+            <w:tcBorders>
+              <w:top w:val="nil"/>
+              <w:left w:val="nil"/>
+              <w:bottom w:val="single" w:sz="4" w:space="0" w:color="auto"/>
+              <w:right w:val="single" w:sz="4" w:space="0" w:color="auto"/>
+            </w:tcBorders>
+            <w:shd w:val="clear" w:color="auto" w:fill="auto"/>
+            <w:noWrap/>
+            <w:vAlign w:val="center"/>
+            <w:hideMark/>
+          </w:tcPr>
+          <w:p>
+            <w:pPr>
+              <w:shd w:val="clear" w:color="auto" w:fill="auto"/>
+              <w:ind w:firstLine="0"/>
+              <w:jc w:val="center"/>
+              <w:rPr>
+                <w:color w:val="000000"/>
+                <w:sz w:val="24"/>
+                <w:szCs w:val="24"/>
+              </w:rPr>
+            </w:pPr>
+            <w:r>
+              <w:rPr>
+                <w:color w:val="000000"/>
+                <w:sz w:val="24"/>
+                <w:szCs w:val="24"/>
+              </w:rPr>
+              <w:t>В</w:t>
+            </w:r>
+          </w:p>
+        </w:tc>
+        <w:tc>
+          <w:tcPr>
+            <w:tcW w:w="940" w:type="dxa"/>
+            <w:tcBorders>
+              <w:top w:val="nil"/>
+              <w:left w:val="nil"/>
+              <w:bottom w:val="single" w:sz="4" w:space="0" w:color="auto"/>
+              <w:right w:val="single" w:sz="4" w:space="0" w:color="auto"/>
+            </w:tcBorders>
+            <w:shd w:val="clear" w:color="auto" w:fill="auto"/>
+            <w:noWrap/>
+            <w:vAlign w:val="center"/>
+            <w:hideMark/>
+          </w:tcPr>
+          <w:p>
+            <w:pPr>
+              <w:shd w:val="clear" w:color="auto" w:fill="auto"/>
+              <w:ind w:firstLine="0"/>
+              <w:jc w:val="center"/>
+              <w:rPr>
+                <w:color w:val="000000"/>
+                <w:sz w:val="24"/>
+                <w:szCs w:val="24"/>
+              </w:rPr>
+            </w:pPr>
+            <w:r>
+              <w:rPr>
+                <w:color w:val="000000"/>
+                <w:sz w:val="24"/>
+                <w:szCs w:val="24"/>
+              </w:rPr>
+              <w:t>В</w:t>
+            </w:r>
+          </w:p>
+        </w:tc>
+        <w:tc>
+          <w:tcPr>
+            <w:tcW w:w="940" w:type="dxa"/>
+            <w:tcBorders>
+              <w:top w:val="nil"/>
+              <w:left w:val="nil"/>
+              <w:bottom w:val="single" w:sz="4" w:space="0" w:color="auto"/>
+              <w:right w:val="single" w:sz="4" w:space="0" w:color="auto"/>
+            </w:tcBorders>
+            <w:shd w:val="clear" w:color="auto" w:fill="auto"/>
+            <w:noWrap/>
+            <w:vAlign w:val="center"/>
+            <w:hideMark/>
+          </w:tcPr>
+          <w:p>
+            <w:pPr>
+              <w:shd w:val="clear" w:color="auto" w:fill="auto"/>
+              <w:ind w:firstLine="0"/>
+              <w:jc w:val="center"/>
+              <w:rPr>
+                <w:color w:val="000000"/>
+                <w:sz w:val="24"/>
+                <w:szCs w:val="24"/>
+              </w:rPr>
+            </w:pPr>
+            <w:r>
+              <w:rPr>
+                <w:color w:val="000000"/>
+                <w:sz w:val="24"/>
+                <w:szCs w:val="24"/>
+              </w:rPr>
+              <w:t>В</w:t>
+            </w:r>
+          </w:p>
+        </w:tc>
+        <w:tc>
+          <w:tcPr>
+            <w:tcW w:w="940" w:type="dxa"/>
+            <w:tcBorders>
+              <w:top w:val="nil"/>
+              <w:left w:val="nil"/>
+              <w:bottom w:val="single" w:sz="4" w:space="0" w:color="auto"/>
+              <w:right w:val="single" w:sz="4" w:space="0" w:color="auto"/>
+            </w:tcBorders>
+            <w:shd w:val="clear" w:color="auto" w:fill="auto"/>
+            <w:noWrap/>
+            <w:vAlign w:val="center"/>
+            <w:hideMark/>
+          </w:tcPr>
+          <w:p>
+            <w:pPr>
+              <w:shd w:val="clear" w:color="auto" w:fill="auto"/>
+              <w:ind w:firstLine="0"/>
+              <w:jc w:val="center"/>
+              <w:rPr>
+                <w:color w:val="000000"/>
+                <w:sz w:val="24"/>
+                <w:szCs w:val="24"/>
+              </w:rPr>
+            </w:pPr>
+            <w:r>
+              <w:rPr>
+                <w:color w:val="000000"/>
+                <w:sz w:val="24"/>
+                <w:szCs w:val="24"/>
+              </w:rPr>
+              <w:t>С</w:t>
+            </w:r>
+          </w:p>
+        </w:tc>
+        <w:tc>
+          <w:tcPr>
+            <w:tcW w:w="960" w:type="dxa"/>
+            <w:tcBorders>
+              <w:top w:val="nil"/>
+              <w:left w:val="nil"/>
+              <w:bottom w:val="single" w:sz="4" w:space="0" w:color="auto"/>
+              <w:right w:val="single" w:sz="4" w:space="0" w:color="auto"/>
+            </w:tcBorders>
+            <w:shd w:val="clear" w:color="auto" w:fill="auto"/>
+            <w:noWrap/>
+            <w:vAlign w:val="center"/>
+            <w:hideMark/>
+          </w:tcPr>
+          <w:p>
+            <w:pPr>
+              <w:shd w:val="clear" w:color="auto" w:fill="auto"/>
+              <w:ind w:firstLine="0"/>
+              <w:jc w:val="center"/>
+              <w:rPr>
+                <w:color w:val="000000"/>
+                <w:sz w:val="24"/>
+                <w:szCs w:val="24"/>
+              </w:rPr>
+            </w:pPr>
+            <w:r>
+              <w:rPr>
+                <w:color w:val="000000"/>
+                <w:sz w:val="24"/>
+                <w:szCs w:val="24"/>
+              </w:rPr>
+              <w:t>0,855</w:t>
+            </w:r>
+          </w:p>
+        </w:tc>
+        <w:tc>
+          <w:tcPr>
+            <w:tcW w:w="1391" w:type="dxa"/>
+            <w:tcBorders>
+              <w:top w:val="nil"/>
+              <w:left w:val="nil"/>
+              <w:bottom w:val="single" w:sz="4" w:space="0" w:color="auto"/>
+              <w:right w:val="single" w:sz="4" w:space="0" w:color="auto"/>
+            </w:tcBorders>
+            <w:shd w:val="clear" w:color="auto" w:fill="auto"/>
+            <w:noWrap/>
+            <w:vAlign w:val="center"/>
+            <w:hideMark/>
+          </w:tcPr>
+          <w:p>
+            <w:pPr>
+              <w:shd w:val="clear" w:color="auto" w:fill="auto"/>
+              <w:ind w:firstLine="0"/>
+              <w:jc w:val="center"/>
+              <w:rPr>
+                <w:color w:val="000000"/>
+                <w:sz w:val="24"/>
+                <w:szCs w:val="24"/>
+              </w:rPr>
+            </w:pPr>
+            <w:proofErr w:type="spellStart"/>
+            <w:r>
+              <w:rPr>
+                <w:color w:val="000000"/>
+                <w:sz w:val="24"/>
+                <w:szCs w:val="24"/>
+              </w:rPr>
+              <w:t>Атт</w:t>
+            </w:r>
+            <w:proofErr w:type="spellEnd"/>
+            <w:r>
+              <w:rPr>
+                <w:color w:val="000000"/>
+                <w:sz w:val="24"/>
+                <w:szCs w:val="24"/>
+              </w:rPr>
+              <w:t>.</w:t>
+            </w:r>
+          </w:p>
+        </w:tc>
+      </w:tr>
+    </w:tbl>
+    <w:p>
+      <w:pPr>
+        <w:numPr>
+          <w:ilvl w:val="0"/>
+          <w:numId w:val="41"/>
+        </w:numPr>
+        <w:shd w:val="clear" w:color="auto" w:fill="auto"/>
+        <w:spacing w:after="160" w:line="259" w:lineRule="auto"/>
+        <w:contextualSpacing/>
+        <w:jc w:val="left"/>
+        <w:rPr>
+          <w:rFonts w:eastAsia="Aptos"/>
+          <w:lang w:eastAsia="en-US"/>
+        </w:rPr>
+      </w:pPr>
+      <w:r>
+        <w:rPr>
+          <w:rFonts w:eastAsia="Aptos"/>
+          <w:lang w:eastAsia="en-US"/>
+        </w:rPr>
+        <w:t>Расчёт комплексного показателя качества</w:t>
+      </w:r>
+    </w:p>
+    <w:p>
+      <w:pPr>
+        <w:shd w:val="clear" w:color="auto" w:fill="auto"/>
+        <w:rPr>
+          <w:rFonts w:eastAsia="Aptos"/>
+          <w:lang w:eastAsia="en-US"/>
+        </w:rPr>
+      </w:pPr>
+      <w:r>
+        <w:rPr>
+          <w:rFonts w:eastAsia="Aptos"/>
+          <w:lang w:eastAsia="en-US"/>
+        </w:rPr>
+        <w:t>Комплексный показатель качества для каждого объекта по 4 направлениям определяется по формуле:</w:t>
+      </w:r>
+    </w:p>
+    <w:p>
+      <w:pPr>
+        <w:shd w:val="clear" w:color="auto" w:fill="auto"/>
+        <w:rPr>
+          <w:lang w:val="en-US" w:eastAsia="en-US"/>
+        </w:rPr>
+      </w:pPr>
+      <m:oMathPara>
+        <m:oMath>
+          <m:r>
+            <w:rPr>
+              <w:rFonts w:ascii="Cambria Math" w:eastAsia="Aptos" w:hAnsi="Cambria Math"/>
+              <w:lang w:eastAsia="en-US"/>
+            </w:rPr>
+            <w:lastRenderedPageBreak/>
+            <m:t>q</m:t>
+          </m:r>
+          <m:r>
+            <w:rPr>
+              <w:rFonts w:ascii="Cambria Math" w:eastAsia="Aptos" w:hAnsi="Cambria Math"/>
+              <w:lang w:val="en-US" w:eastAsia="en-US"/>
+            </w:rPr>
+            <m:t>=1-</m:t>
+          </m:r>
+          <m:nary>
+            <m:naryPr>
+              <m:chr m:val="∑"/>
+              <m:limLoc m:val="undOvr"/>
+              <m:ctrlPr>
+                <w:rPr>
+                  <w:rFonts w:ascii="Cambria Math" w:eastAsia="Aptos" w:hAnsi="Cambria Math"/>
+                  <w:i/>
+                  <w:lang w:val="en-US" w:eastAsia="en-US"/>
+                </w:rPr>
+              </m:ctrlPr>
+            </m:naryPr>
+            <m:sub>
+              <m:r>
+                <w:rPr>
+                  <w:rFonts w:ascii="Cambria Math" w:eastAsia="Aptos" w:hAnsi="Cambria Math"/>
+                  <w:lang w:val="en-US" w:eastAsia="en-US"/>
+                </w:rPr>
+                <m:t>i=1</m:t>
+              </m:r>
+            </m:sub>
+            <m:sup>
+              <m:sSub>
+                <m:sSubPr>
+                  <m:ctrlPr>
+                    <w:rPr>
+                      <w:rFonts w:ascii="Cambria Math" w:eastAsia="Aptos" w:hAnsi="Cambria Math"/>
+                      <w:i/>
+                      <w:lang w:val="en-US" w:eastAsia="en-US"/>
+                    </w:rPr>
+                  </m:ctrlPr>
+                </m:sSubPr>
+                <m:e>
+                  <m:r>
+                    <w:rPr>
+                      <w:rFonts w:ascii="Cambria Math" w:eastAsia="Aptos" w:hAnsi="Cambria Math"/>
+                      <w:lang w:val="en-US" w:eastAsia="en-US"/>
+                    </w:rPr>
+                    <m:t>n</m:t>
+                  </m:r>
+                </m:e>
+                <m:sub>
+                  <m:r>
+                    <w:rPr>
+                      <w:rFonts w:ascii="Cambria Math" w:eastAsia="Aptos" w:hAnsi="Cambria Math"/>
+                      <w:lang w:eastAsia="en-US"/>
+                    </w:rPr>
+                    <m:t>H</m:t>
+                  </m:r>
+                </m:sub>
+              </m:sSub>
+            </m:sup>
+            <m:e>
+              <m:sSub>
+                <m:sSubPr>
+                  <m:ctrlPr>
+                    <w:rPr>
+                      <w:rFonts w:ascii="Cambria Math" w:eastAsia="Aptos" w:hAnsi="Cambria Math"/>
+                      <w:i/>
+                      <w:lang w:val="en-US" w:eastAsia="en-US"/>
+                    </w:rPr>
+                  </m:ctrlPr>
+                </m:sSubPr>
+                <m:e>
+                  <m:r>
+                    <w:rPr>
+                      <w:rFonts w:ascii="Cambria Math" w:eastAsia="Aptos" w:hAnsi="Cambria Math"/>
+                      <w:lang w:val="en-US" w:eastAsia="en-US"/>
+                    </w:rPr>
+                    <m:t>g</m:t>
+                  </m:r>
+                </m:e>
+                <m:sub>
+                  <m:sSub>
+                    <m:sSubPr>
+                      <m:ctrlPr>
+                        <w:rPr>
+                          <w:rFonts w:ascii="Cambria Math" w:eastAsia="Aptos" w:hAnsi="Cambria Math"/>
+                          <w:i/>
+                          <w:lang w:val="en-US" w:eastAsia="en-US"/>
+                        </w:rPr>
+                      </m:ctrlPr>
+                    </m:sSubPr>
+                    <m:e>
+                      <m:r>
+                        <w:rPr>
+                          <w:rFonts w:ascii="Cambria Math" w:eastAsia="Aptos" w:hAnsi="Cambria Math"/>
+                          <w:lang w:eastAsia="en-US"/>
+                        </w:rPr>
+                        <m:t>H</m:t>
+                      </m:r>
+                    </m:e>
+                    <m:sub>
+                      <m:r>
+                        <w:rPr>
+                          <w:rFonts w:ascii="Cambria Math" w:eastAsia="Aptos" w:hAnsi="Cambria Math"/>
+                          <w:lang w:val="en-US" w:eastAsia="en-US"/>
+                        </w:rPr>
+                        <m:t>i</m:t>
+                      </m:r>
+                    </m:sub>
+                  </m:sSub>
+                </m:sub>
+              </m:sSub>
+            </m:e>
+          </m:nary>
+          <m:r>
+            <w:rPr>
+              <w:rFonts w:ascii="Cambria Math" w:eastAsia="Aptos" w:hAnsi="Cambria Math"/>
+              <w:lang w:val="en-US" w:eastAsia="en-US"/>
+            </w:rPr>
+            <m:t>-0,5</m:t>
+          </m:r>
+          <m:nary>
+            <m:naryPr>
+              <m:chr m:val="∑"/>
+              <m:limLoc m:val="undOvr"/>
+              <m:ctrlPr>
+                <w:rPr>
+                  <w:rFonts w:ascii="Cambria Math" w:eastAsia="Aptos" w:hAnsi="Cambria Math"/>
+                  <w:i/>
+                  <w:lang w:val="en-US" w:eastAsia="en-US"/>
+                </w:rPr>
+              </m:ctrlPr>
+            </m:naryPr>
+            <m:sub>
+              <m:r>
+                <w:rPr>
+                  <w:rFonts w:ascii="Cambria Math" w:eastAsia="Aptos" w:hAnsi="Cambria Math"/>
+                  <w:lang w:val="en-US" w:eastAsia="en-US"/>
+                </w:rPr>
+                <m:t>i=1</m:t>
+              </m:r>
+            </m:sub>
+            <m:sup>
+              <m:sSub>
+                <m:sSubPr>
+                  <m:ctrlPr>
+                    <w:rPr>
+                      <w:rFonts w:ascii="Cambria Math" w:eastAsia="Aptos" w:hAnsi="Cambria Math"/>
+                      <w:i/>
+                      <w:lang w:val="en-US" w:eastAsia="en-US"/>
+                    </w:rPr>
+                  </m:ctrlPr>
+                </m:sSubPr>
+                <m:e>
+                  <m:r>
+                    <w:rPr>
+                      <w:rFonts w:ascii="Cambria Math" w:eastAsia="Aptos" w:hAnsi="Cambria Math"/>
+                      <w:lang w:val="en-US" w:eastAsia="en-US"/>
+                    </w:rPr>
+                    <m:t>n</m:t>
+                  </m:r>
+                </m:e>
+                <m:sub>
+                  <m:r>
+                    <w:rPr>
+                      <w:rFonts w:ascii="Cambria Math" w:eastAsia="Aptos" w:hAnsi="Cambria Math"/>
+                      <w:lang w:val="en-US" w:eastAsia="en-US"/>
+                    </w:rPr>
+                    <m:t>C</m:t>
+                  </m:r>
+                </m:sub>
+              </m:sSub>
+            </m:sup>
+            <m:e>
+              <m:sSub>
+                <m:sSubPr>
+                  <m:ctrlPr>
+                    <w:rPr>
+                      <w:rFonts w:ascii="Cambria Math" w:eastAsia="Aptos" w:hAnsi="Cambria Math"/>
+                      <w:i/>
+                      <w:lang w:val="en-US" w:eastAsia="en-US"/>
+                    </w:rPr>
+                  </m:ctrlPr>
+                </m:sSubPr>
+                <m:e>
+                  <m:r>
+                    <w:rPr>
+                      <w:rFonts w:ascii="Cambria Math" w:eastAsia="Aptos" w:hAnsi="Cambria Math"/>
+                      <w:lang w:val="en-US" w:eastAsia="en-US"/>
+                    </w:rPr>
+                    <m:t>g</m:t>
+                  </m:r>
+                </m:e>
+                <m:sub>
+                  <m:sSub>
+                    <m:sSubPr>
+                      <m:ctrlPr>
+                        <w:rPr>
+                          <w:rFonts w:ascii="Cambria Math" w:eastAsia="Aptos" w:hAnsi="Cambria Math"/>
+                          <w:i/>
+                          <w:lang w:val="en-US" w:eastAsia="en-US"/>
+                        </w:rPr>
+                      </m:ctrlPr>
+                    </m:sSubPr>
+                    <m:e>
+                      <m:r>
+                        <w:rPr>
+                          <w:rFonts w:ascii="Cambria Math" w:eastAsia="Aptos" w:hAnsi="Cambria Math"/>
+                          <w:lang w:val="en-US" w:eastAsia="en-US"/>
+                        </w:rPr>
+                        <m:t>C</m:t>
+                      </m:r>
+                    </m:e>
+                    <m:sub>
+                      <m:r>
+                        <w:rPr>
+                          <w:rFonts w:ascii="Cambria Math" w:eastAsia="Aptos" w:hAnsi="Cambria Math"/>
+                          <w:lang w:val="en-US" w:eastAsia="en-US"/>
+                        </w:rPr>
+                        <m:t>i</m:t>
+                      </m:r>
+                    </m:sub>
+                  </m:sSub>
+                </m:sub>
+              </m:sSub>
+            </m:e>
+          </m:nary>
+        </m:oMath>
+      </m:oMathPara>
+    </w:p>
+    <w:p>
+      <w:pPr>
+        <w:shd w:val="clear" w:color="auto" w:fill="auto"/>
+        <w:rPr>
+          <w:rFonts w:eastAsia="Aptos"/>
+          <w:lang w:eastAsia="en-US"/>
+        </w:rPr>
+      </w:pPr>
+      <w:r>
+        <w:rPr>
+          <w:rFonts w:eastAsia="Aptos"/>
+          <w:lang w:eastAsia="en-US"/>
+        </w:rPr>
+        <w:t>где:</w:t>
+      </w:r>
+    </w:p>
+    <w:p>
+      <w:pPr>
+        <w:numPr>
+          <w:ilvl w:val="0"/>
+          <w:numId w:val="42"/>
+        </w:numPr>
+        <w:shd w:val="clear" w:color="auto" w:fill="auto"/>
+        <w:spacing w:after="160" w:line="259" w:lineRule="auto"/>
+        <w:contextualSpacing/>
+        <w:jc w:val="left"/>
+        <w:rPr>
+          <w:rFonts w:eastAsia="Aptos"/>
+          <w:lang w:eastAsia="en-US"/>
+        </w:rPr>
+      </w:pPr>
+      <m:oMath>
+        <m:sSub>
+          <m:sSubPr>
+            <m:ctrlPr>
+              <w:rPr>
+                <w:rFonts w:ascii="Cambria Math" w:eastAsia="Aptos" w:hAnsi="Cambria Math"/>
+                <w:i/>
+                <w:lang w:eastAsia="en-US"/>
+              </w:rPr>
+            </m:ctrlPr>
+          </m:sSubPr>
+          <m:e>
+            <m:r>
+              <w:rPr>
+                <w:rFonts w:ascii="Cambria Math" w:eastAsia="Aptos" w:hAnsi="Cambria Math"/>
+                <w:lang w:eastAsia="en-US"/>
+              </w:rPr>
+              <m:t>n</m:t>
+            </m:r>
+          </m:e>
+          <m:sub>
+            <m:r>
+              <w:rPr>
+                <w:rFonts w:ascii="Cambria Math" w:eastAsia="Aptos" w:hAnsi="Cambria Math"/>
+                <w:lang w:eastAsia="en-US"/>
+              </w:rPr>
+              <m:t>H</m:t>
+            </m:r>
+          </m:sub>
+        </m:sSub>
+      </m:oMath>
+      <w:r>
+        <w:rPr>
+          <w:rFonts w:eastAsia="Aptos"/>
+          <w:lang w:eastAsia="en-US"/>
+        </w:rPr>
+        <w:t xml:space="preserve">, </w:t>
+      </w:r>
+      <m:oMath>
+        <m:sSub>
+          <m:sSubPr>
+            <m:ctrlPr>
+              <w:rPr>
+                <w:rFonts w:ascii="Cambria Math" w:eastAsia="Aptos" w:hAnsi="Cambria Math"/>
+                <w:i/>
+                <w:lang w:eastAsia="en-US"/>
+              </w:rPr>
+            </m:ctrlPr>
+          </m:sSubPr>
+          <m:e>
+            <m:r>
+              <w:rPr>
+                <w:rFonts w:ascii="Cambria Math" w:eastAsia="Aptos" w:hAnsi="Cambria Math"/>
+                <w:lang w:eastAsia="en-US"/>
+              </w:rPr>
+              <m:t>n</m:t>
+            </m:r>
+          </m:e>
+          <m:sub>
+            <m:r>
+              <w:rPr>
+                <w:rFonts w:ascii="Cambria Math" w:eastAsia="Aptos" w:hAnsi="Cambria Math"/>
+                <w:lang w:eastAsia="en-US"/>
+              </w:rPr>
+              <m:t>C</m:t>
+            </m:r>
+          </m:sub>
+        </m:sSub>
+      </m:oMath>
+      <w:r>
+        <w:rPr>
+          <w:rFonts w:eastAsia="Aptos"/>
+          <w:lang w:eastAsia="en-US"/>
+        </w:rPr>
+        <w:t xml:space="preserve"> – число единичных показателей качества, получивших оценки «Н» и «С»</w:t>
+      </w:r>
+    </w:p>
+    <w:p>
+      <w:pPr>
+        <w:numPr>
+          <w:ilvl w:val="0"/>
+          <w:numId w:val="42"/>
+        </w:numPr>
+        <w:shd w:val="clear" w:color="auto" w:fill="auto"/>
+        <w:spacing w:after="160" w:line="259" w:lineRule="auto"/>
+        <w:contextualSpacing/>
+        <w:jc w:val="left"/>
+        <w:rPr>
+          <w:rFonts w:eastAsia="Aptos"/>
+          <w:lang w:eastAsia="en-US"/>
+        </w:rPr>
+      </w:pPr>
+      <m:oMath>
+        <m:sSub>
+          <m:sSubPr>
+            <m:ctrlPr>
+              <w:rPr>
+                <w:rFonts w:ascii="Cambria Math" w:eastAsia="Aptos" w:hAnsi="Cambria Math"/>
+                <w:i/>
+                <w:lang w:eastAsia="en-US"/>
+              </w:rPr>
+            </m:ctrlPr>
+          </m:sSubPr>
+          <m:e>
+            <m:r>
+              <w:rPr>
+                <w:rFonts w:ascii="Cambria Math" w:eastAsia="Aptos" w:hAnsi="Cambria Math"/>
+                <w:lang w:eastAsia="en-US"/>
+              </w:rPr>
+              <m:t>g</m:t>
+            </m:r>
+          </m:e>
+          <m:sub>
+            <m:sSub>
+              <m:sSubPr>
+                <m:ctrlPr>
+                  <w:rPr>
+                    <w:rFonts w:ascii="Cambria Math" w:eastAsia="Aptos" w:hAnsi="Cambria Math"/>
+                    <w:i/>
+                    <w:lang w:eastAsia="en-US"/>
+                  </w:rPr>
+                </m:ctrlPr>
+              </m:sSubPr>
+              <m:e>
+                <m:r>
+                  <w:rPr>
+                    <w:rFonts w:ascii="Cambria Math" w:eastAsia="Aptos" w:hAnsi="Cambria Math"/>
+                    <w:lang w:eastAsia="en-US"/>
+                  </w:rPr>
+                  <m:t>H</m:t>
+                </m:r>
+              </m:e>
+              <m:sub>
+                <m:r>
+                  <w:rPr>
+                    <w:rFonts w:ascii="Cambria Math" w:eastAsia="Aptos" w:hAnsi="Cambria Math"/>
+                    <w:lang w:eastAsia="en-US"/>
+                  </w:rPr>
+                  <m:t>i</m:t>
+                </m:r>
+              </m:sub>
+            </m:sSub>
+          </m:sub>
+        </m:sSub>
+      </m:oMath>
+      <w:r>
+        <w:rPr>
+          <w:rFonts w:eastAsia="Aptos"/>
+          <w:lang w:eastAsia="en-US"/>
+        </w:rPr>
+        <w:t xml:space="preserve">, </w:t>
+      </w:r>
+      <m:oMath>
+        <m:sSub>
+          <m:sSubPr>
+            <m:ctrlPr>
+              <w:rPr>
+                <w:rFonts w:ascii="Cambria Math" w:eastAsia="Aptos" w:hAnsi="Cambria Math"/>
+                <w:i/>
+                <w:lang w:eastAsia="en-US"/>
+              </w:rPr>
+            </m:ctrlPr>
+          </m:sSubPr>
+          <m:e>
+            <m:r>
+              <w:rPr>
+                <w:rFonts w:ascii="Cambria Math" w:eastAsia="Aptos" w:hAnsi="Cambria Math"/>
+                <w:lang w:eastAsia="en-US"/>
+              </w:rPr>
+              <m:t>g</m:t>
+            </m:r>
+          </m:e>
+          <m:sub>
+            <m:sSub>
+              <m:sSubPr>
+                <m:ctrlPr>
+                  <w:rPr>
+                    <w:rFonts w:ascii="Cambria Math" w:eastAsia="Aptos" w:hAnsi="Cambria Math"/>
+                    <w:i/>
+                    <w:lang w:eastAsia="en-US"/>
+                  </w:rPr>
+                </m:ctrlPr>
+              </m:sSubPr>
+              <m:e>
+                <m:r>
+                  <w:rPr>
+                    <w:rFonts w:ascii="Cambria Math" w:eastAsia="Aptos" w:hAnsi="Cambria Math"/>
+                    <w:lang w:eastAsia="en-US"/>
+                  </w:rPr>
+                  <m:t>C</m:t>
+                </m:r>
+              </m:e>
+              <m:sub>
+                <m:r>
+                  <w:rPr>
+                    <w:rFonts w:ascii="Cambria Math" w:eastAsia="Aptos" w:hAnsi="Cambria Math"/>
+                    <w:lang w:eastAsia="en-US"/>
+                  </w:rPr>
+                  <m:t>i</m:t>
+                </m:r>
+              </m:sub>
+            </m:sSub>
+          </m:sub>
+        </m:sSub>
+      </m:oMath>
+      <w:r>
+        <w:rPr>
+          <w:rFonts w:eastAsia="Aptos"/>
+          <w:lang w:eastAsia="en-US"/>
+        </w:rPr>
+        <w:t xml:space="preserve"> – весовые коэффициенты i-го показателя качества, получившего оценки «Н» и «С»</w:t>
+      </w:r>
+    </w:p>
+    <w:p>
+      <w:pPr>
+        <w:shd w:val="clear" w:color="auto" w:fill="auto"/>
+        <w:rPr>
+          <w:rFonts w:eastAsia="Aptos"/>
+          <w:lang w:eastAsia="en-US"/>
+        </w:rPr>
+      </w:pPr>
+      <w:r>
+        <w:rPr>
+          <w:rFonts w:eastAsia="Aptos"/>
+          <w:lang w:eastAsia="en-US"/>
+        </w:rPr>
+        <w:t>Критерий аттестации: если комплексный показатель q ≥ 0,5, то данный объект выборки считается аттестованным. В противном случае данный объект не аттестован.</w:t>
+      </w:r>
+    </w:p>
+    <w:p>
+      <w:pPr>
+        <w:numPr>
+          <w:ilvl w:val="0"/>
+          <w:numId w:val="41"/>
+        </w:numPr>
+        <w:shd w:val="clear" w:color="auto" w:fill="auto"/>
+        <w:spacing w:after="160" w:line="259" w:lineRule="auto"/>
+        <w:contextualSpacing/>
+        <w:jc w:val="left"/>
+        <w:rPr>
+          <w:rFonts w:eastAsia="Aptos"/>
+          <w:lang w:eastAsia="en-US"/>
+        </w:rPr>
+      </w:pPr>
+      <w:r>
+        <w:rPr>
+          <w:rFonts w:eastAsia="Aptos"/>
+          <w:lang w:eastAsia="en-US"/>
+        </w:rPr>
+        <w:t>Анализ результатов аттестации</w:t>
+      </w:r>
+    </w:p>
+    <w:p>
+      <w:pPr>
+        <w:shd w:val="clear" w:color="auto" w:fill="auto"/>
+        <w:rPr>
+          <w:rFonts w:eastAsia="Aptos"/>
+          <w:lang w:eastAsia="en-US"/>
+        </w:rPr>
+      </w:pPr>
+      <w:r>
+        <w:rPr>
+          <w:rFonts w:eastAsia="Aptos"/>
+          <w:lang w:eastAsia="en-US"/>
+        </w:rPr>
+        <w:t xml:space="preserve">Из </w:t>
+      </w:r>
+      <w:r>
+        <w:rPr>
+          <w:rFonts w:eastAsia="Aptos"/>
+          <w:lang w:val="en-US" w:eastAsia="en-US"/>
+        </w:rPr>
+        <w:t>15</w:t>
+      </w:r>
+      <w:r>
+        <w:rPr>
+          <w:rFonts w:eastAsia="Aptos"/>
+          <w:lang w:eastAsia="en-US"/>
+        </w:rPr>
+        <w:t xml:space="preserve"> студентов в выборке:</w:t>
+      </w:r>
+    </w:p>
+    <w:p>
+      <w:pPr>
+        <w:numPr>
+          <w:ilvl w:val="0"/>
+          <w:numId w:val="43"/>
+        </w:numPr>
+        <w:shd w:val="clear" w:color="auto" w:fill="auto"/>
+        <w:spacing w:after="160" w:line="259" w:lineRule="auto"/>
+        <w:contextualSpacing/>
+        <w:jc w:val="left"/>
+        <w:rPr>
+          <w:rFonts w:eastAsia="Aptos"/>
+          <w:lang w:eastAsia="en-US"/>
+        </w:rPr>
+      </w:pPr>
+      <w:r>
+        <w:rPr>
+          <w:rFonts w:eastAsia="Aptos"/>
+          <w:lang w:eastAsia="en-US"/>
+        </w:rPr>
+        <w:t xml:space="preserve">Аттестовано: </w:t>
+      </w:r>
+      <w:r>
+        <w:rPr>
+          <w:rFonts w:eastAsia="Aptos"/>
+          <w:lang w:val="en-US" w:eastAsia="en-US"/>
+        </w:rPr>
+        <w:t>9</w:t>
+      </w:r>
+      <w:r>
+        <w:rPr>
+          <w:rFonts w:eastAsia="Aptos"/>
+          <w:lang w:eastAsia="en-US"/>
+        </w:rPr>
+        <w:t xml:space="preserve"> студентов</w:t>
+      </w:r>
+    </w:p>
+    <w:p>
+      <w:pPr>
+        <w:numPr>
+          <w:ilvl w:val="0"/>
+          <w:numId w:val="43"/>
+        </w:numPr>
+        <w:shd w:val="clear" w:color="auto" w:fill="auto"/>
+        <w:spacing w:after="160" w:line="259" w:lineRule="auto"/>
+        <w:contextualSpacing/>
+        <w:jc w:val="left"/>
+        <w:rPr>
+          <w:rFonts w:eastAsia="Aptos"/>
+          <w:lang w:eastAsia="en-US"/>
+        </w:rPr>
+      </w:pPr>
+      <w:r>
+        <w:rPr>
+          <w:rFonts w:eastAsia="Aptos"/>
+          <w:lang w:eastAsia="en-US"/>
+        </w:rPr>
+        <w:t xml:space="preserve">Не аттестовано: </w:t>
+      </w:r>
+      <w:r>
+        <w:rPr>
+          <w:rFonts w:eastAsia="Aptos"/>
+          <w:lang w:val="en-US" w:eastAsia="en-US"/>
+        </w:rPr>
+        <w:t>6</w:t>
+      </w:r>
+      <w:r>
+        <w:rPr>
+          <w:rFonts w:eastAsia="Aptos"/>
+          <w:lang w:eastAsia="en-US"/>
+        </w:rPr>
+        <w:t xml:space="preserve"> студентов</w:t>
+      </w:r>
+    </w:p>
+    <w:p>
+      <w:pPr>
+        <w:shd w:val="clear" w:color="auto" w:fill="auto"/>
+        <w:rPr>
+          <w:rFonts w:eastAsia="Aptos"/>
+          <w:lang w:eastAsia="en-US"/>
+        </w:rPr>
+      </w:pPr>
+      <w:r>
+        <w:rPr>
+          <w:rFonts w:eastAsia="Aptos"/>
+          <w:lang w:eastAsia="en-US"/>
+        </w:rPr>
+        <w:t>Приёмочное число равно 3 (согласно таблице 1.1 для n=26)</w:t>
+      </w:r>
+    </w:p>
+    <w:p>
+      <w:pPr>
+        <w:shd w:val="clear" w:color="auto" w:fill="auto"/>
+        <w:rPr>
+          <w:rFonts w:eastAsia="Aptos"/>
+          <w:lang w:eastAsia="en-US"/>
+        </w:rPr>
+      </w:pPr>
+      <w:r>
+        <w:rPr>
+          <w:rFonts w:eastAsia="Aptos"/>
+          <w:lang w:eastAsia="en-US"/>
+        </w:rPr>
+        <w:t>Количество неаттестованных студентов (6) превышает приёмочное число (3), следовательно, вся группа считается не аттестованной.</w:t>
+      </w:r>
+    </w:p>
+    <w:p>
+      <w:pPr>
+        <w:shd w:val="clear" w:color="auto" w:fill="auto"/>
+        <w:ind w:firstLine="0"/>
+        <w:jc w:val="left"/>
+        <w:rPr>
+          <w:rFonts w:eastAsia="Aptos"/>
+          <w:lang w:eastAsia="en-US"/>
+        </w:rPr>
+      </w:pPr>
+      <w:r>
+        <w:rPr>
+          <w:rFonts w:eastAsia="Aptos"/>
+          <w:lang w:eastAsia="en-US"/>
+        </w:rPr>
         <w:br w:type="page"/>
       </w:r>
     </w:p>
     <w:p>
       <w:pPr>
         <w:pStyle w:val="1"/>
-      </w:pPr>
-      <w:bookmarkStart w:id="6" w:name="_Toc166246139"/>
-      <w:bookmarkStart w:id="7" w:name="_Toc223028922"/>
-      <w:bookmarkStart w:id="8" w:name="_Toc223707150"/>
+        <w:rPr>
+          <w:color w:val="0F4761"/>
+          <w:lang w:eastAsia="en-US"/>
+        </w:rPr>
+      </w:pPr>
+      <w:bookmarkStart w:id="8" w:name="_Toc223014597"/>
+      <w:bookmarkStart w:id="9" w:name="_Toc224249670"/>
       <w:r>
+        <w:rPr>
+          <w:lang w:eastAsia="en-US"/>
+        </w:rPr>
         <w:lastRenderedPageBreak/>
-        <w:t>ВЫПОЛНЕНИЕ ЛАБОРАТОРНОЙ РАБОТЫ</w:t>
+        <w:t>ЗАКЛЮЧЕНИЕ</w:t>
       </w:r>
-      <w:bookmarkStart w:id="9" w:name="_Toc223028926"/>
-      <w:bookmarkStart w:id="10" w:name="_Toc223707151"/>
-      <w:bookmarkEnd w:id="6"/>
-      <w:bookmarkEnd w:id="7"/>
       <w:bookmarkEnd w:id="8"/>
+      <w:bookmarkEnd w:id="9"/>
+    </w:p>
+    <w:p>
+      <w:pPr>
+        <w:shd w:val="clear" w:color="auto" w:fill="auto"/>
+        <w:rPr>
+          <w:rFonts w:eastAsia="Aptos"/>
+          <w:lang w:eastAsia="en-US"/>
+        </w:rPr>
+      </w:pPr>
       <w:r>
-        <w:br w:type="page"/>
+        <w:rPr>
+          <w:rFonts w:eastAsia="Aptos"/>
+          <w:lang w:eastAsia="en-US"/>
+        </w:rPr>
+        <w:t>В ходе выполнения практической работы была достигнута поставленная цель: освоена методика количественной оценки качественного показателя на примере оценки качества подготовки специалистов.</w:t>
       </w:r>
     </w:p>
     <w:p>
       <w:pPr>
-        <w:pStyle w:val="1"/>
+        <w:shd w:val="clear" w:color="auto" w:fill="auto"/>
+        <w:rPr>
+          <w:rFonts w:eastAsia="Aptos"/>
+          <w:lang w:eastAsia="en-US"/>
+        </w:rPr>
       </w:pPr>
       <w:r>
-        <w:lastRenderedPageBreak/>
-        <w:t>ЗАКЛЮЧЕНИЕ</w:t>
-      </w:r>
-      <w:bookmarkEnd w:id="9"/>
-      <w:bookmarkEnd w:id="10"/>
-      <w:r>
-        <w:br w:type="page"/>
+        <w:rPr>
+          <w:rFonts w:eastAsia="Aptos"/>
+          <w:lang w:eastAsia="en-US"/>
+        </w:rPr>
+        <w:t>На основании проведённого анализа можно сделать следующие выводы:</w:t>
       </w:r>
     </w:p>
     <w:p>
       <w:pPr>
+        <w:shd w:val="clear" w:color="auto" w:fill="auto"/>
+        <w:rPr>
+          <w:rFonts w:eastAsia="Aptos"/>
+          <w:lang w:eastAsia="en-US"/>
+        </w:rPr>
+      </w:pPr>
+      <w:r>
+        <w:rPr>
+          <w:rFonts w:eastAsia="Aptos"/>
+          <w:lang w:eastAsia="en-US"/>
+        </w:rPr>
+        <w:t>Методика оценки: Использована трехуровневая шкала оценки качества (В, С, Н) с учётом весовых коэффициентов для каждого цикла дисциплин.</w:t>
+      </w:r>
+    </w:p>
+    <w:p>
+      <w:pPr>
+        <w:shd w:val="clear" w:color="auto" w:fill="auto"/>
+        <w:rPr>
+          <w:rFonts w:eastAsia="Aptos"/>
+          <w:lang w:eastAsia="en-US"/>
+        </w:rPr>
+      </w:pPr>
+      <w:r>
+        <w:rPr>
+          <w:rFonts w:eastAsia="Aptos"/>
+          <w:lang w:eastAsia="en-US"/>
+        </w:rPr>
+        <w:t>Выборочный контроль: при количестве студентов в группе 26 человек был применён выборочный контроль с объёмом выборки 15 студентов согласно таблице 1.1.</w:t>
+      </w:r>
+    </w:p>
+    <w:p>
+      <w:pPr>
+        <w:shd w:val="clear" w:color="auto" w:fill="auto"/>
+        <w:rPr>
+          <w:rFonts w:eastAsia="Aptos"/>
+          <w:lang w:eastAsia="en-US"/>
+        </w:rPr>
+      </w:pPr>
+      <w:r>
+        <w:rPr>
+          <w:rFonts w:eastAsia="Aptos"/>
+          <w:lang w:eastAsia="en-US"/>
+        </w:rPr>
+        <w:t>Комплексный показатель: для каждого студента рассчитан комплексный показатель качества q по формуле с учётом весовых коэффициентов циклов (ГСЭ: 0,21; ЕН: 0,24; ОП: 0,26; СД: 0,29).</w:t>
+      </w:r>
+    </w:p>
+    <w:p>
+      <w:pPr>
+        <w:shd w:val="clear" w:color="auto" w:fill="auto"/>
+        <w:rPr>
+          <w:rFonts w:eastAsia="Aptos"/>
+          <w:lang w:eastAsia="en-US"/>
+        </w:rPr>
+      </w:pPr>
+      <w:r>
+        <w:rPr>
+          <w:rFonts w:eastAsia="Aptos"/>
+          <w:lang w:eastAsia="en-US"/>
+        </w:rPr>
+        <w:t>Результаты аттестации:</w:t>
+      </w:r>
+    </w:p>
+    <w:p>
+      <w:pPr>
+        <w:numPr>
+          <w:ilvl w:val="0"/>
+          <w:numId w:val="44"/>
+        </w:numPr>
+        <w:shd w:val="clear" w:color="auto" w:fill="auto"/>
+        <w:spacing w:after="160" w:line="259" w:lineRule="auto"/>
+        <w:contextualSpacing/>
+        <w:jc w:val="left"/>
+        <w:rPr>
+          <w:rFonts w:eastAsia="Aptos"/>
+          <w:lang w:eastAsia="en-US"/>
+        </w:rPr>
+      </w:pPr>
+      <w:r>
+        <w:rPr>
+          <w:rFonts w:eastAsia="Aptos"/>
+          <w:lang w:eastAsia="en-US"/>
+        </w:rPr>
+        <w:t>Количество неаттестованных студентов (6) превышает приёмочное число (3)</w:t>
+      </w:r>
+    </w:p>
+    <w:p>
+      <w:pPr>
+        <w:numPr>
+          <w:ilvl w:val="0"/>
+          <w:numId w:val="44"/>
+        </w:numPr>
+        <w:shd w:val="clear" w:color="auto" w:fill="auto"/>
+        <w:spacing w:after="160" w:line="259" w:lineRule="auto"/>
+        <w:contextualSpacing/>
+        <w:jc w:val="left"/>
+        <w:rPr>
+          <w:rFonts w:eastAsia="Aptos"/>
+          <w:lang w:eastAsia="en-US"/>
+        </w:rPr>
+      </w:pPr>
+      <w:r>
+        <w:rPr>
+          <w:rFonts w:eastAsia="Aptos"/>
+          <w:lang w:eastAsia="en-US"/>
+        </w:rPr>
+        <w:t>Группа признана не аттестованной</w:t>
+      </w:r>
+    </w:p>
+    <w:p>
+      <w:pPr>
+        <w:shd w:val="clear" w:color="auto" w:fill="auto"/>
+        <w:rPr>
+          <w:rFonts w:eastAsia="Aptos"/>
+          <w:lang w:eastAsia="en-US"/>
+        </w:rPr>
+      </w:pPr>
+      <w:r>
+        <w:rPr>
+          <w:rFonts w:eastAsia="Aptos"/>
+          <w:lang w:eastAsia="en-US"/>
+        </w:rPr>
+        <w:t>Практическая значимость: Данная методика позволяет объективно оценивать качество подготовки специалистов с учётом значимости различных циклов дисциплин для конкретной специальности.</w:t>
+      </w:r>
+    </w:p>
+    <w:p>
+      <w:pPr>
+        <w:shd w:val="clear" w:color="auto" w:fill="auto"/>
+        <w:rPr>
+          <w:rFonts w:eastAsia="Aptos"/>
+          <w:lang w:eastAsia="en-US"/>
+        </w:rPr>
+      </w:pPr>
+      <w:r>
+        <w:rPr>
+          <w:rFonts w:eastAsia="Aptos"/>
+          <w:lang w:eastAsia="en-US"/>
+        </w:rPr>
+        <w:t>Таким образом, цель работы достигнута, задачи выполнены, отчёт оформлен в соответствии с требованиями нормативной документации.</w:t>
+      </w:r>
+    </w:p>
+    <w:p>
+      <w:pPr>
+        <w:shd w:val="clear" w:color="auto" w:fill="auto"/>
+        <w:rPr>
+          <w:rFonts w:eastAsia="Aptos"/>
+          <w:lang w:eastAsia="en-US"/>
+        </w:rPr>
+      </w:pPr>
+      <w:r>
+        <w:rPr>
+          <w:rFonts w:eastAsia="Aptos"/>
+          <w:lang w:eastAsia="en-US"/>
+        </w:rPr>
+        <w:br w:type="page" w:clear="all"/>
+      </w:r>
+    </w:p>
+    <w:p>
+      <w:pPr>
         <w:pStyle w:val="1"/>
-      </w:pPr>
-      <w:bookmarkStart w:id="11" w:name="_Toc223028927"/>
-      <w:bookmarkStart w:id="12" w:name="_Toc223707152"/>
+        <w:rPr>
+          <w:color w:val="0F4761"/>
+          <w:lang w:eastAsia="en-US"/>
+        </w:rPr>
+      </w:pPr>
+      <w:bookmarkStart w:id="10" w:name="_Toc223014598"/>
+      <w:bookmarkStart w:id="11" w:name="_Toc224249671"/>
       <w:r>
+        <w:rPr>
+          <w:lang w:eastAsia="en-US"/>
+        </w:rPr>
         <w:lastRenderedPageBreak/>
         <w:t>СПИСОК ИСПОЛЬЗОВАННЫХ ИСТОЧНИКОВ</w:t>
       </w:r>
+      <w:bookmarkEnd w:id="10"/>
       <w:bookmarkEnd w:id="11"/>
-      <w:bookmarkEnd w:id="12"/>
     </w:p>
     <w:p>
+      <w:pPr>
+        <w:shd w:val="clear" w:color="auto" w:fill="auto"/>
+        <w:rPr>
+          <w:rFonts w:eastAsia="Aptos"/>
+          <w:lang w:eastAsia="en-US"/>
+        </w:rPr>
+      </w:pPr>
       <w:r>
+        <w:rPr>
+          <w:rFonts w:eastAsia="Aptos"/>
+          <w:lang w:eastAsia="en-US"/>
+        </w:rPr>
         <w:t>ГОСТ 7.32-2017.  Отчет о научно-исследовательской работе. М., 2017. 26 с. [Электронный ресурс] — URL: https://lms.surgu.ru/pluginfile.php/616472/mod_resource/content/1/7.32-2017.pdf (дата обращения 05.03.2026).</w:t>
       </w:r>
     </w:p>
     <w:p>
+      <w:pPr>
+        <w:shd w:val="clear" w:color="auto" w:fill="auto"/>
+        <w:rPr>
+          <w:rFonts w:eastAsia="Aptos"/>
+          <w:lang w:eastAsia="en-US"/>
+        </w:rPr>
+      </w:pPr>
       <w:r>
+        <w:rPr>
+          <w:rFonts w:eastAsia="Aptos"/>
+          <w:lang w:eastAsia="en-US"/>
+        </w:rPr>
         <w:t xml:space="preserve">ГОСТ 8.736-2011. Государственная система обеспечения единства измерений. Измерения прямые многократные. Методы обработки результатов наблюдений. Основные положения. — М.: </w:t>
       </w:r>
       <w:proofErr w:type="spellStart"/>
       <w:r>
+        <w:rPr>
+          <w:rFonts w:eastAsia="Aptos"/>
+          <w:lang w:eastAsia="en-US"/>
+        </w:rPr>
         <w:t>Стандартинформ</w:t>
       </w:r>
       <w:proofErr w:type="spellEnd"/>
       <w:r>
+        <w:rPr>
+          <w:rFonts w:eastAsia="Aptos"/>
+          <w:lang w:eastAsia="en-US"/>
+        </w:rPr>
         <w:t>, 2013. [Электронный ресурс] — URL: https://lms.surgu.ru/pluginfile.php/933378/mod_assign/introattachment/0/8.736-2011%20%282%29.pdf?forcedownload=1 (дата обращения 05.03.2026).</w:t>
       </w:r>
+    </w:p>
+    <w:p>
+      <w:pPr>
+        <w:shd w:val="clear" w:color="auto" w:fill="auto"/>
+        <w:rPr>
+          <w:rFonts w:eastAsia="Aptos"/>
+          <w:lang w:eastAsia="en-US"/>
+        </w:rPr>
+      </w:pPr>
+    </w:p>
+    <w:p>
+      <w:pPr>
+        <w:pStyle w:val="1"/>
+      </w:pPr>
     </w:p>
     <w:sectPr>
       <w:footerReference w:type="default" r:id="rId8"/>
@@ -737,6 +7999,119 @@
 <file path=word/numbering.xml><?xml version="1.0" encoding="utf-8"?>
 <w:numbering xmlns:wpc="http://schemas.microsoft.com/office/word/2010/wordprocessingCanvas" xmlns:cx="http://schemas.microsoft.com/office/drawing/2014/chartex" xmlns:cx1="http://schemas.microsoft.com/office/drawing/2015/9/8/chartex" xmlns:cx2="http://schemas.microsoft.com/office/drawing/2015/10/21/chartex" xmlns:cx3="http://schemas.microsoft.com/office/drawing/2016/5/9/chartex" xmlns:cx4="http://schemas.microsoft.com/office/drawing/2016/5/10/chartex" xmlns:cx5="http://schemas.microsoft.com/office/drawing/2016/5/11/chartex" xmlns:cx6="http://schemas.microsoft.com/office/drawing/2016/5/12/chartex" xmlns:cx7="http://schemas.microsoft.com/office/drawing/2016/5/13/chartex" xmlns:cx8="http://schemas.microsoft.com/office/drawing/2016/5/14/chartex" xmlns:mc="http://schemas.openxmlformats.org/markup-compatibility/2006" xmlns:aink="http://schemas.microsoft.com/office/drawing/2016/ink" xmlns:am3d="http://schemas.microsoft.com/office/drawing/2017/model3d" xmlns:o="urn:schemas-microsoft-com:office:office" xmlns:oel="http://schemas.microsoft.com/office/2019/extlst" xmlns:r="http://schemas.openxmlformats.org/officeDocument/2006/relationships" xmlns:m="http://schemas.openxmlformats.org/officeDocument/2006/math" xmlns:v="urn:schemas-microsoft-com:vml" xmlns:wp14="http://schemas.microsoft.com/office/word/2010/wordprocessingDrawing" xmlns:wp="http://schemas.openxmlformats.org/drawingml/2006/wordprocessingDrawing" xmlns:w10="urn:schemas-microsoft-com:office:word" xmlns:w="http://schemas.openxmlformats.org/wordprocessingml/2006/main" xmlns:w14="http://schemas.microsoft.com/office/word/2010/wordml" xmlns:w15="http://schemas.microsoft.com/office/word/2012/wordml" xmlns:w16cex="http://schemas.microsoft.com/office/word/2018/wordml/cex" xmlns:w16cid="http://schemas.microsoft.com/office/word/2016/wordml/cid" xmlns:w16="http://schemas.microsoft.com/office/word/2018/wordml" xmlns:w16sdtdh="http://schemas.microsoft.com/office/word/2020/wordml/sdtdatahash" xmlns:w16se="http://schemas.microsoft.com/office/word/2015/wordml/symex" xmlns:wpg="http://schemas.microsoft.com/office/word/2010/wordprocessingGroup" xmlns:wpi="http://schemas.microsoft.com/office/word/2010/wordprocessingInk" xmlns:wne="http://schemas.microsoft.com/office/word/2006/wordml" xmlns:wps="http://schemas.microsoft.com/office/word/2010/wordprocessingShape" mc:Ignorable="w14 w15 w16se w16cid w16 w16cex w16sdtdh wp14">
   <w:abstractNum w:abstractNumId="0" w15:restartNumberingAfterBreak="0">
+    <w:nsid w:val="02F767D2"/>
+    <w:multiLevelType w:val="hybridMultilevel"/>
+    <w:tmpl w:val="60FE8820"/>
+    <w:lvl w:ilvl="0" w:tplc="04190001">
+      <w:start w:val="1"/>
+      <w:numFmt w:val="bullet"/>
+      <w:lvlText w:val=""/>
+      <w:lvlJc w:val="left"/>
+      <w:pPr>
+        <w:ind w:left="1440" w:hanging="360"/>
+      </w:pPr>
+      <w:rPr>
+        <w:rFonts w:ascii="Symbol" w:hAnsi="Symbol" w:hint="default"/>
+      </w:rPr>
+    </w:lvl>
+    <w:lvl w:ilvl="1" w:tplc="04190003" w:tentative="1">
+      <w:start w:val="1"/>
+      <w:numFmt w:val="bullet"/>
+      <w:lvlText w:val="o"/>
+      <w:lvlJc w:val="left"/>
+      <w:pPr>
+        <w:ind w:left="2160" w:hanging="360"/>
+      </w:pPr>
+      <w:rPr>
+        <w:rFonts w:ascii="Courier New" w:hAnsi="Courier New" w:cs="Courier New" w:hint="default"/>
+      </w:rPr>
+    </w:lvl>
+    <w:lvl w:ilvl="2" w:tplc="04190005" w:tentative="1">
+      <w:start w:val="1"/>
+      <w:numFmt w:val="bullet"/>
+      <w:lvlText w:val=""/>
+      <w:lvlJc w:val="left"/>
+      <w:pPr>
+        <w:ind w:left="2880" w:hanging="360"/>
+      </w:pPr>
+      <w:rPr>
+        <w:rFonts w:ascii="Wingdings" w:hAnsi="Wingdings" w:hint="default"/>
+      </w:rPr>
+    </w:lvl>
+    <w:lvl w:ilvl="3" w:tplc="04190001" w:tentative="1">
+      <w:start w:val="1"/>
+      <w:numFmt w:val="bullet"/>
+      <w:lvlText w:val=""/>
+      <w:lvlJc w:val="left"/>
+      <w:pPr>
+        <w:ind w:left="3600" w:hanging="360"/>
+      </w:pPr>
+      <w:rPr>
+        <w:rFonts w:ascii="Symbol" w:hAnsi="Symbol" w:hint="default"/>
+      </w:rPr>
+    </w:lvl>
+    <w:lvl w:ilvl="4" w:tplc="04190003" w:tentative="1">
+      <w:start w:val="1"/>
+      <w:numFmt w:val="bullet"/>
+      <w:lvlText w:val="o"/>
+      <w:lvlJc w:val="left"/>
+      <w:pPr>
+        <w:ind w:left="4320" w:hanging="360"/>
+      </w:pPr>
+      <w:rPr>
+        <w:rFonts w:ascii="Courier New" w:hAnsi="Courier New" w:cs="Courier New" w:hint="default"/>
+      </w:rPr>
+    </w:lvl>
+    <w:lvl w:ilvl="5" w:tplc="04190005" w:tentative="1">
+      <w:start w:val="1"/>
+      <w:numFmt w:val="bullet"/>
+      <w:lvlText w:val=""/>
+      <w:lvlJc w:val="left"/>
+      <w:pPr>
+        <w:ind w:left="5040" w:hanging="360"/>
+      </w:pPr>
+      <w:rPr>
+        <w:rFonts w:ascii="Wingdings" w:hAnsi="Wingdings" w:hint="default"/>
+      </w:rPr>
+    </w:lvl>
+    <w:lvl w:ilvl="6" w:tplc="04190001" w:tentative="1">
+      <w:start w:val="1"/>
+      <w:numFmt w:val="bullet"/>
+      <w:lvlText w:val=""/>
+      <w:lvlJc w:val="left"/>
+      <w:pPr>
+        <w:ind w:left="5760" w:hanging="360"/>
+      </w:pPr>
+      <w:rPr>
+        <w:rFonts w:ascii="Symbol" w:hAnsi="Symbol" w:hint="default"/>
+      </w:rPr>
+    </w:lvl>
+    <w:lvl w:ilvl="7" w:tplc="04190003" w:tentative="1">
+      <w:start w:val="1"/>
+      <w:numFmt w:val="bullet"/>
+      <w:lvlText w:val="o"/>
+      <w:lvlJc w:val="left"/>
+      <w:pPr>
+        <w:ind w:left="6480" w:hanging="360"/>
+      </w:pPr>
+      <w:rPr>
+        <w:rFonts w:ascii="Courier New" w:hAnsi="Courier New" w:cs="Courier New" w:hint="default"/>
+      </w:rPr>
+    </w:lvl>
+    <w:lvl w:ilvl="8" w:tplc="04190005" w:tentative="1">
+      <w:start w:val="1"/>
+      <w:numFmt w:val="bullet"/>
+      <w:lvlText w:val=""/>
+      <w:lvlJc w:val="left"/>
+      <w:pPr>
+        <w:ind w:left="7200" w:hanging="360"/>
+      </w:pPr>
+      <w:rPr>
+        <w:rFonts w:ascii="Wingdings" w:hAnsi="Wingdings" w:hint="default"/>
+      </w:rPr>
+    </w:lvl>
+  </w:abstractNum>
+  <w:abstractNum w:abstractNumId="1" w15:restartNumberingAfterBreak="0">
     <w:nsid w:val="06132F82"/>
     <w:multiLevelType w:val="multilevel"/>
     <w:tmpl w:val="8C12231C"/>
@@ -822,7 +8197,7 @@
       </w:pPr>
     </w:lvl>
   </w:abstractNum>
-  <w:abstractNum w:abstractNumId="1" w15:restartNumberingAfterBreak="0">
+  <w:abstractNum w:abstractNumId="2" w15:restartNumberingAfterBreak="0">
     <w:nsid w:val="06B44E0F"/>
     <w:multiLevelType w:val="multilevel"/>
     <w:tmpl w:val="F9D04242"/>
@@ -943,7 +8318,7 @@
       </w:rPr>
     </w:lvl>
   </w:abstractNum>
-  <w:abstractNum w:abstractNumId="2" w15:restartNumberingAfterBreak="0">
+  <w:abstractNum w:abstractNumId="3" w15:restartNumberingAfterBreak="0">
     <w:nsid w:val="09B85146"/>
     <w:multiLevelType w:val="multilevel"/>
     <w:tmpl w:val="2D16F4F0"/>
@@ -1032,7 +8407,7 @@
       </w:pPr>
     </w:lvl>
   </w:abstractNum>
-  <w:abstractNum w:abstractNumId="3" w15:restartNumberingAfterBreak="0">
+  <w:abstractNum w:abstractNumId="4" w15:restartNumberingAfterBreak="0">
     <w:nsid w:val="0EF5045A"/>
     <w:multiLevelType w:val="multilevel"/>
     <w:tmpl w:val="3EA805EA"/>
@@ -1145,7 +8520,7 @@
       </w:rPr>
     </w:lvl>
   </w:abstractNum>
-  <w:abstractNum w:abstractNumId="4" w15:restartNumberingAfterBreak="0">
+  <w:abstractNum w:abstractNumId="5" w15:restartNumberingAfterBreak="0">
     <w:nsid w:val="0FEE42BC"/>
     <w:multiLevelType w:val="hybridMultilevel"/>
     <w:tmpl w:val="AEE40EE6"/>
@@ -1231,7 +8606,7 @@
       </w:pPr>
     </w:lvl>
   </w:abstractNum>
-  <w:abstractNum w:abstractNumId="5" w15:restartNumberingAfterBreak="0">
+  <w:abstractNum w:abstractNumId="6" w15:restartNumberingAfterBreak="0">
     <w:nsid w:val="1395716C"/>
     <w:multiLevelType w:val="hybridMultilevel"/>
     <w:tmpl w:val="82F215D4"/>
@@ -1321,7 +8696,120 @@
       </w:pPr>
     </w:lvl>
   </w:abstractNum>
-  <w:abstractNum w:abstractNumId="6" w15:restartNumberingAfterBreak="0">
+  <w:abstractNum w:abstractNumId="7" w15:restartNumberingAfterBreak="0">
+    <w:nsid w:val="164470A6"/>
+    <w:multiLevelType w:val="hybridMultilevel"/>
+    <w:tmpl w:val="A91E854C"/>
+    <w:lvl w:ilvl="0" w:tplc="04190001">
+      <w:start w:val="1"/>
+      <w:numFmt w:val="bullet"/>
+      <w:lvlText w:val=""/>
+      <w:lvlJc w:val="left"/>
+      <w:pPr>
+        <w:ind w:left="1429" w:hanging="360"/>
+      </w:pPr>
+      <w:rPr>
+        <w:rFonts w:ascii="Symbol" w:hAnsi="Symbol" w:hint="default"/>
+      </w:rPr>
+    </w:lvl>
+    <w:lvl w:ilvl="1" w:tplc="04190003" w:tentative="1">
+      <w:start w:val="1"/>
+      <w:numFmt w:val="bullet"/>
+      <w:lvlText w:val="o"/>
+      <w:lvlJc w:val="left"/>
+      <w:pPr>
+        <w:ind w:left="2149" w:hanging="360"/>
+      </w:pPr>
+      <w:rPr>
+        <w:rFonts w:ascii="Courier New" w:hAnsi="Courier New" w:cs="Courier New" w:hint="default"/>
+      </w:rPr>
+    </w:lvl>
+    <w:lvl w:ilvl="2" w:tplc="04190005" w:tentative="1">
+      <w:start w:val="1"/>
+      <w:numFmt w:val="bullet"/>
+      <w:lvlText w:val=""/>
+      <w:lvlJc w:val="left"/>
+      <w:pPr>
+        <w:ind w:left="2869" w:hanging="360"/>
+      </w:pPr>
+      <w:rPr>
+        <w:rFonts w:ascii="Wingdings" w:hAnsi="Wingdings" w:hint="default"/>
+      </w:rPr>
+    </w:lvl>
+    <w:lvl w:ilvl="3" w:tplc="04190001" w:tentative="1">
+      <w:start w:val="1"/>
+      <w:numFmt w:val="bullet"/>
+      <w:lvlText w:val=""/>
+      <w:lvlJc w:val="left"/>
+      <w:pPr>
+        <w:ind w:left="3589" w:hanging="360"/>
+      </w:pPr>
+      <w:rPr>
+        <w:rFonts w:ascii="Symbol" w:hAnsi="Symbol" w:hint="default"/>
+      </w:rPr>
+    </w:lvl>
+    <w:lvl w:ilvl="4" w:tplc="04190003" w:tentative="1">
+      <w:start w:val="1"/>
+      <w:numFmt w:val="bullet"/>
+      <w:lvlText w:val="o"/>
+      <w:lvlJc w:val="left"/>
+      <w:pPr>
+        <w:ind w:left="4309" w:hanging="360"/>
+      </w:pPr>
+      <w:rPr>
+        <w:rFonts w:ascii="Courier New" w:hAnsi="Courier New" w:cs="Courier New" w:hint="default"/>
+      </w:rPr>
+    </w:lvl>
+    <w:lvl w:ilvl="5" w:tplc="04190005" w:tentative="1">
+      <w:start w:val="1"/>
+      <w:numFmt w:val="bullet"/>
+      <w:lvlText w:val=""/>
+      <w:lvlJc w:val="left"/>
+      <w:pPr>
+        <w:ind w:left="5029" w:hanging="360"/>
+      </w:pPr>
+      <w:rPr>
+        <w:rFonts w:ascii="Wingdings" w:hAnsi="Wingdings" w:hint="default"/>
+      </w:rPr>
+    </w:lvl>
+    <w:lvl w:ilvl="6" w:tplc="04190001" w:tentative="1">
+      <w:start w:val="1"/>
+      <w:numFmt w:val="bullet"/>
+      <w:lvlText w:val=""/>
+      <w:lvlJc w:val="left"/>
+      <w:pPr>
+        <w:ind w:left="5749" w:hanging="360"/>
+      </w:pPr>
+      <w:rPr>
+        <w:rFonts w:ascii="Symbol" w:hAnsi="Symbol" w:hint="default"/>
+      </w:rPr>
+    </w:lvl>
+    <w:lvl w:ilvl="7" w:tplc="04190003" w:tentative="1">
+      <w:start w:val="1"/>
+      <w:numFmt w:val="bullet"/>
+      <w:lvlText w:val="o"/>
+      <w:lvlJc w:val="left"/>
+      <w:pPr>
+        <w:ind w:left="6469" w:hanging="360"/>
+      </w:pPr>
+      <w:rPr>
+        <w:rFonts w:ascii="Courier New" w:hAnsi="Courier New" w:cs="Courier New" w:hint="default"/>
+      </w:rPr>
+    </w:lvl>
+    <w:lvl w:ilvl="8" w:tplc="04190005" w:tentative="1">
+      <w:start w:val="1"/>
+      <w:numFmt w:val="bullet"/>
+      <w:lvlText w:val=""/>
+      <w:lvlJc w:val="left"/>
+      <w:pPr>
+        <w:ind w:left="7189" w:hanging="360"/>
+      </w:pPr>
+      <w:rPr>
+        <w:rFonts w:ascii="Wingdings" w:hAnsi="Wingdings" w:hint="default"/>
+      </w:rPr>
+    </w:lvl>
+  </w:abstractNum>
+  <w:abstractNum w:abstractNumId="8" w15:restartNumberingAfterBreak="0">
     <w:nsid w:val="16F683A3"/>
     <w:multiLevelType w:val="multilevel"/>
     <w:tmpl w:val="2E5CE302"/>
@@ -1434,7 +8922,7 @@
       </w:rPr>
     </w:lvl>
   </w:abstractNum>
-  <w:abstractNum w:abstractNumId="7" w15:restartNumberingAfterBreak="0">
+  <w:abstractNum w:abstractNumId="9" w15:restartNumberingAfterBreak="0">
     <w:nsid w:val="17BF32B3"/>
     <w:multiLevelType w:val="hybridMultilevel"/>
     <w:tmpl w:val="7CBCD4C0"/>
@@ -1523,7 +9011,7 @@
       </w:pPr>
     </w:lvl>
   </w:abstractNum>
-  <w:abstractNum w:abstractNumId="8" w15:restartNumberingAfterBreak="0">
+  <w:abstractNum w:abstractNumId="10" w15:restartNumberingAfterBreak="0">
     <w:nsid w:val="19870241"/>
     <w:multiLevelType w:val="hybridMultilevel"/>
     <w:tmpl w:val="E9A624DE"/>
@@ -1612,7 +9100,7 @@
       </w:pPr>
     </w:lvl>
   </w:abstractNum>
-  <w:abstractNum w:abstractNumId="9" w15:restartNumberingAfterBreak="0">
+  <w:abstractNum w:abstractNumId="11" w15:restartNumberingAfterBreak="0">
     <w:nsid w:val="1A7375B7"/>
     <w:multiLevelType w:val="multilevel"/>
     <w:tmpl w:val="3918A9EA"/>
@@ -1698,7 +9186,7 @@
       </w:pPr>
     </w:lvl>
   </w:abstractNum>
-  <w:abstractNum w:abstractNumId="10" w15:restartNumberingAfterBreak="0">
+  <w:abstractNum w:abstractNumId="12" w15:restartNumberingAfterBreak="0">
     <w:nsid w:val="1B6777E6"/>
     <w:multiLevelType w:val="hybridMultilevel"/>
     <w:tmpl w:val="E8E6714A"/>
@@ -1787,7 +9275,7 @@
       </w:pPr>
     </w:lvl>
   </w:abstractNum>
-  <w:abstractNum w:abstractNumId="11" w15:restartNumberingAfterBreak="0">
+  <w:abstractNum w:abstractNumId="13" w15:restartNumberingAfterBreak="0">
     <w:nsid w:val="1FF539BD"/>
     <w:multiLevelType w:val="multilevel"/>
     <w:tmpl w:val="FCCCD46A"/>
@@ -1908,7 +9396,7 @@
       </w:rPr>
     </w:lvl>
   </w:abstractNum>
-  <w:abstractNum w:abstractNumId="12" w15:restartNumberingAfterBreak="0">
+  <w:abstractNum w:abstractNumId="14" w15:restartNumberingAfterBreak="0">
     <w:nsid w:val="2126609C"/>
     <w:multiLevelType w:val="multilevel"/>
     <w:tmpl w:val="FCCCD46A"/>
@@ -2029,7 +9517,7 @@
       </w:rPr>
     </w:lvl>
   </w:abstractNum>
-  <w:abstractNum w:abstractNumId="13" w15:restartNumberingAfterBreak="0">
+  <w:abstractNum w:abstractNumId="15" w15:restartNumberingAfterBreak="0">
     <w:nsid w:val="222F2FFF"/>
     <w:multiLevelType w:val="multilevel"/>
     <w:tmpl w:val="F81275B0"/>
@@ -2115,7 +9603,209 @@
       </w:pPr>
     </w:lvl>
   </w:abstractNum>
-  <w:abstractNum w:abstractNumId="14" w15:restartNumberingAfterBreak="0">
+  <w:abstractNum w:abstractNumId="16" w15:restartNumberingAfterBreak="0">
+    <w:nsid w:val="26B17F36"/>
+    <w:multiLevelType w:val="hybridMultilevel"/>
+    <w:tmpl w:val="577A7410"/>
+    <w:lvl w:ilvl="0" w:tplc="043CDF26">
+      <w:start w:val="1"/>
+      <w:numFmt w:val="decimal"/>
+      <w:lvlText w:val="%1."/>
+      <w:lvlJc w:val="left"/>
+      <w:pPr>
+        <w:ind w:left="1069" w:hanging="360"/>
+      </w:pPr>
+      <w:rPr>
+        <w:rFonts w:hint="default"/>
+      </w:rPr>
+    </w:lvl>
+    <w:lvl w:ilvl="1" w:tplc="04190019" w:tentative="1">
+      <w:start w:val="1"/>
+      <w:numFmt w:val="lowerLetter"/>
+      <w:lvlText w:val="%2."/>
+      <w:lvlJc w:val="left"/>
+      <w:pPr>
+        <w:ind w:left="1789" w:hanging="360"/>
+      </w:pPr>
+    </w:lvl>
+    <w:lvl w:ilvl="2" w:tplc="0419001B" w:tentative="1">
+      <w:start w:val="1"/>
+      <w:numFmt w:val="lowerRoman"/>
+      <w:lvlText w:val="%3."/>
+      <w:lvlJc w:val="right"/>
+      <w:pPr>
+        <w:ind w:left="2509" w:hanging="180"/>
+      </w:pPr>
+    </w:lvl>
+    <w:lvl w:ilvl="3" w:tplc="0419000F" w:tentative="1">
+      <w:start w:val="1"/>
+      <w:numFmt w:val="decimal"/>
+      <w:lvlText w:val="%4."/>
+      <w:lvlJc w:val="left"/>
+      <w:pPr>
+        <w:ind w:left="3229" w:hanging="360"/>
+      </w:pPr>
+    </w:lvl>
+    <w:lvl w:ilvl="4" w:tplc="04190019" w:tentative="1">
+      <w:start w:val="1"/>
+      <w:numFmt w:val="lowerLetter"/>
+      <w:lvlText w:val="%5."/>
+      <w:lvlJc w:val="left"/>
+      <w:pPr>
+        <w:ind w:left="3949" w:hanging="360"/>
+      </w:pPr>
+    </w:lvl>
+    <w:lvl w:ilvl="5" w:tplc="0419001B" w:tentative="1">
+      <w:start w:val="1"/>
+      <w:numFmt w:val="lowerRoman"/>
+      <w:lvlText w:val="%6."/>
+      <w:lvlJc w:val="right"/>
+      <w:pPr>
+        <w:ind w:left="4669" w:hanging="180"/>
+      </w:pPr>
+    </w:lvl>
+    <w:lvl w:ilvl="6" w:tplc="0419000F" w:tentative="1">
+      <w:start w:val="1"/>
+      <w:numFmt w:val="decimal"/>
+      <w:lvlText w:val="%7."/>
+      <w:lvlJc w:val="left"/>
+      <w:pPr>
+        <w:ind w:left="5389" w:hanging="360"/>
+      </w:pPr>
+    </w:lvl>
+    <w:lvl w:ilvl="7" w:tplc="04190019" w:tentative="1">
+      <w:start w:val="1"/>
+      <w:numFmt w:val="lowerLetter"/>
+      <w:lvlText w:val="%8."/>
+      <w:lvlJc w:val="left"/>
+      <w:pPr>
+        <w:ind w:left="6109" w:hanging="360"/>
+      </w:pPr>
+    </w:lvl>
+    <w:lvl w:ilvl="8" w:tplc="0419001B" w:tentative="1">
+      <w:start w:val="1"/>
+      <w:numFmt w:val="lowerRoman"/>
+      <w:lvlText w:val="%9."/>
+      <w:lvlJc w:val="right"/>
+      <w:pPr>
+        <w:ind w:left="6829" w:hanging="180"/>
+      </w:pPr>
+    </w:lvl>
+  </w:abstractNum>
+  <w:abstractNum w:abstractNumId="17" w15:restartNumberingAfterBreak="0">
+    <w:nsid w:val="30E504A0"/>
+    <w:multiLevelType w:val="hybridMultilevel"/>
+    <w:tmpl w:val="3558B92E"/>
+    <w:lvl w:ilvl="0" w:tplc="04190001">
+      <w:start w:val="1"/>
+      <w:numFmt w:val="bullet"/>
+      <w:lvlText w:val=""/>
+      <w:lvlJc w:val="left"/>
+      <w:pPr>
+        <w:ind w:left="1429" w:hanging="360"/>
+      </w:pPr>
+      <w:rPr>
+        <w:rFonts w:ascii="Symbol" w:hAnsi="Symbol" w:hint="default"/>
+      </w:rPr>
+    </w:lvl>
+    <w:lvl w:ilvl="1" w:tplc="04190003" w:tentative="1">
+      <w:start w:val="1"/>
+      <w:numFmt w:val="bullet"/>
+      <w:lvlText w:val="o"/>
+      <w:lvlJc w:val="left"/>
+      <w:pPr>
+        <w:ind w:left="2149" w:hanging="360"/>
+      </w:pPr>
+      <w:rPr>
+        <w:rFonts w:ascii="Courier New" w:hAnsi="Courier New" w:cs="Courier New" w:hint="default"/>
+      </w:rPr>
+    </w:lvl>
+    <w:lvl w:ilvl="2" w:tplc="04190005" w:tentative="1">
+      <w:start w:val="1"/>
+      <w:numFmt w:val="bullet"/>
+      <w:lvlText w:val=""/>
+      <w:lvlJc w:val="left"/>
+      <w:pPr>
+        <w:ind w:left="2869" w:hanging="360"/>
+      </w:pPr>
+      <w:rPr>
+        <w:rFonts w:ascii="Wingdings" w:hAnsi="Wingdings" w:hint="default"/>
+      </w:rPr>
+    </w:lvl>
+    <w:lvl w:ilvl="3" w:tplc="04190001" w:tentative="1">
+      <w:start w:val="1"/>
+      <w:numFmt w:val="bullet"/>
+      <w:lvlText w:val=""/>
+      <w:lvlJc w:val="left"/>
+      <w:pPr>
+        <w:ind w:left="3589" w:hanging="360"/>
+      </w:pPr>
+      <w:rPr>
+        <w:rFonts w:ascii="Symbol" w:hAnsi="Symbol" w:hint="default"/>
+      </w:rPr>
+    </w:lvl>
+    <w:lvl w:ilvl="4" w:tplc="04190003" w:tentative="1">
+      <w:start w:val="1"/>
+      <w:numFmt w:val="bullet"/>
+      <w:lvlText w:val="o"/>
+      <w:lvlJc w:val="left"/>
+      <w:pPr>
+        <w:ind w:left="4309" w:hanging="360"/>
+      </w:pPr>
+      <w:rPr>
+        <w:rFonts w:ascii="Courier New" w:hAnsi="Courier New" w:cs="Courier New" w:hint="default"/>
+      </w:rPr>
+    </w:lvl>
+    <w:lvl w:ilvl="5" w:tplc="04190005" w:tentative="1">
+      <w:start w:val="1"/>
+      <w:numFmt w:val="bullet"/>
+      <w:lvlText w:val=""/>
+      <w:lvlJc w:val="left"/>
+      <w:pPr>
+        <w:ind w:left="5029" w:hanging="360"/>
+      </w:pPr>
+      <w:rPr>
+        <w:rFonts w:ascii="Wingdings" w:hAnsi="Wingdings" w:hint="default"/>
+      </w:rPr>
+    </w:lvl>
+    <w:lvl w:ilvl="6" w:tplc="04190001" w:tentative="1">
+      <w:start w:val="1"/>
+      <w:numFmt w:val="bullet"/>
+      <w:lvlText w:val=""/>
+      <w:lvlJc w:val="left"/>
+      <w:pPr>
+        <w:ind w:left="5749" w:hanging="360"/>
+      </w:pPr>
+      <w:rPr>
+        <w:rFonts w:ascii="Symbol" w:hAnsi="Symbol" w:hint="default"/>
+      </w:rPr>
+    </w:lvl>
+    <w:lvl w:ilvl="7" w:tplc="04190003" w:tentative="1">
+      <w:start w:val="1"/>
+      <w:numFmt w:val="bullet"/>
+      <w:lvlText w:val="o"/>
+      <w:lvlJc w:val="left"/>
+      <w:pPr>
+        <w:ind w:left="6469" w:hanging="360"/>
+      </w:pPr>
+      <w:rPr>
+        <w:rFonts w:ascii="Courier New" w:hAnsi="Courier New" w:cs="Courier New" w:hint="default"/>
+      </w:rPr>
+    </w:lvl>
+    <w:lvl w:ilvl="8" w:tplc="04190005" w:tentative="1">
+      <w:start w:val="1"/>
+      <w:numFmt w:val="bullet"/>
+      <w:lvlText w:val=""/>
+      <w:lvlJc w:val="left"/>
+      <w:pPr>
+        <w:ind w:left="7189" w:hanging="360"/>
+      </w:pPr>
+      <w:rPr>
+        <w:rFonts w:ascii="Wingdings" w:hAnsi="Wingdings" w:hint="default"/>
+      </w:rPr>
+    </w:lvl>
+  </w:abstractNum>
+  <w:abstractNum w:abstractNumId="18" w15:restartNumberingAfterBreak="0">
     <w:nsid w:val="335C7F9A"/>
     <w:multiLevelType w:val="multilevel"/>
     <w:tmpl w:val="8EE2FD44"/>
@@ -2201,7 +9891,7 @@
       </w:pPr>
     </w:lvl>
   </w:abstractNum>
-  <w:abstractNum w:abstractNumId="15" w15:restartNumberingAfterBreak="0">
+  <w:abstractNum w:abstractNumId="19" w15:restartNumberingAfterBreak="0">
     <w:nsid w:val="33690467"/>
     <w:multiLevelType w:val="hybridMultilevel"/>
     <w:tmpl w:val="435A2BD4"/>
@@ -2314,7 +10004,7 @@
       </w:rPr>
     </w:lvl>
   </w:abstractNum>
-  <w:abstractNum w:abstractNumId="16" w15:restartNumberingAfterBreak="0">
+  <w:abstractNum w:abstractNumId="20" w15:restartNumberingAfterBreak="0">
     <w:nsid w:val="37172A3A"/>
     <w:multiLevelType w:val="hybridMultilevel"/>
     <w:tmpl w:val="52B0BDAC"/>
@@ -2400,7 +10090,7 @@
       </w:pPr>
     </w:lvl>
   </w:abstractNum>
-  <w:abstractNum w:abstractNumId="17" w15:restartNumberingAfterBreak="0">
+  <w:abstractNum w:abstractNumId="21" w15:restartNumberingAfterBreak="0">
     <w:nsid w:val="3A730C79"/>
     <w:multiLevelType w:val="hybridMultilevel"/>
     <w:tmpl w:val="BAF862AE"/>
@@ -2489,7 +10179,7 @@
       </w:pPr>
     </w:lvl>
   </w:abstractNum>
-  <w:abstractNum w:abstractNumId="18" w15:restartNumberingAfterBreak="0">
+  <w:abstractNum w:abstractNumId="22" w15:restartNumberingAfterBreak="0">
     <w:nsid w:val="41895547"/>
     <w:multiLevelType w:val="hybridMultilevel"/>
     <w:tmpl w:val="B52CEB58"/>
@@ -2578,7 +10268,7 @@
       </w:pPr>
     </w:lvl>
   </w:abstractNum>
-  <w:abstractNum w:abstractNumId="19" w15:restartNumberingAfterBreak="0">
+  <w:abstractNum w:abstractNumId="23" w15:restartNumberingAfterBreak="0">
     <w:nsid w:val="43E26930"/>
     <w:multiLevelType w:val="hybridMultilevel"/>
     <w:tmpl w:val="4C561274"/>
@@ -2691,7 +10381,7 @@
       </w:rPr>
     </w:lvl>
   </w:abstractNum>
-  <w:abstractNum w:abstractNumId="20" w15:restartNumberingAfterBreak="0">
+  <w:abstractNum w:abstractNumId="24" w15:restartNumberingAfterBreak="0">
     <w:nsid w:val="47DE5BFE"/>
     <w:multiLevelType w:val="hybridMultilevel"/>
     <w:tmpl w:val="F1226992"/>
@@ -2777,7 +10467,7 @@
       </w:pPr>
     </w:lvl>
   </w:abstractNum>
-  <w:abstractNum w:abstractNumId="21" w15:restartNumberingAfterBreak="0">
+  <w:abstractNum w:abstractNumId="25" w15:restartNumberingAfterBreak="0">
     <w:nsid w:val="493414F6"/>
     <w:multiLevelType w:val="hybridMultilevel"/>
     <w:tmpl w:val="169CA522"/>
@@ -2890,7 +10580,7 @@
       </w:rPr>
     </w:lvl>
   </w:abstractNum>
-  <w:abstractNum w:abstractNumId="22" w15:restartNumberingAfterBreak="0">
+  <w:abstractNum w:abstractNumId="26" w15:restartNumberingAfterBreak="0">
     <w:nsid w:val="4F2A3134"/>
     <w:multiLevelType w:val="hybridMultilevel"/>
     <w:tmpl w:val="BA1662A4"/>
@@ -2979,7 +10669,120 @@
       </w:pPr>
     </w:lvl>
   </w:abstractNum>
-  <w:abstractNum w:abstractNumId="23" w15:restartNumberingAfterBreak="0">
+  <w:abstractNum w:abstractNumId="27" w15:restartNumberingAfterBreak="0">
+    <w:nsid w:val="507861EA"/>
+    <w:multiLevelType w:val="hybridMultilevel"/>
+    <w:tmpl w:val="0D70CB14"/>
+    <w:lvl w:ilvl="0" w:tplc="04190001">
+      <w:start w:val="1"/>
+      <w:numFmt w:val="bullet"/>
+      <w:lvlText w:val=""/>
+      <w:lvlJc w:val="left"/>
+      <w:pPr>
+        <w:ind w:left="1429" w:hanging="360"/>
+      </w:pPr>
+      <w:rPr>
+        <w:rFonts w:ascii="Symbol" w:hAnsi="Symbol" w:hint="default"/>
+      </w:rPr>
+    </w:lvl>
+    <w:lvl w:ilvl="1" w:tplc="04190003" w:tentative="1">
+      <w:start w:val="1"/>
+      <w:numFmt w:val="bullet"/>
+      <w:lvlText w:val="o"/>
+      <w:lvlJc w:val="left"/>
+      <w:pPr>
+        <w:ind w:left="2149" w:hanging="360"/>
+      </w:pPr>
+      <w:rPr>
+        <w:rFonts w:ascii="Courier New" w:hAnsi="Courier New" w:cs="Courier New" w:hint="default"/>
+      </w:rPr>
+    </w:lvl>
+    <w:lvl w:ilvl="2" w:tplc="04190005" w:tentative="1">
+      <w:start w:val="1"/>
+      <w:numFmt w:val="bullet"/>
+      <w:lvlText w:val=""/>
+      <w:lvlJc w:val="left"/>
+      <w:pPr>
+        <w:ind w:left="2869" w:hanging="360"/>
+      </w:pPr>
+      <w:rPr>
+        <w:rFonts w:ascii="Wingdings" w:hAnsi="Wingdings" w:hint="default"/>
+      </w:rPr>
+    </w:lvl>
+    <w:lvl w:ilvl="3" w:tplc="04190001" w:tentative="1">
+      <w:start w:val="1"/>
+      <w:numFmt w:val="bullet"/>
+      <w:lvlText w:val=""/>
+      <w:lvlJc w:val="left"/>
+      <w:pPr>
+        <w:ind w:left="3589" w:hanging="360"/>
+      </w:pPr>
+      <w:rPr>
+        <w:rFonts w:ascii="Symbol" w:hAnsi="Symbol" w:hint="default"/>
+      </w:rPr>
+    </w:lvl>
+    <w:lvl w:ilvl="4" w:tplc="04190003" w:tentative="1">
+      <w:start w:val="1"/>
+      <w:numFmt w:val="bullet"/>
+      <w:lvlText w:val="o"/>
+      <w:lvlJc w:val="left"/>
+      <w:pPr>
+        <w:ind w:left="4309" w:hanging="360"/>
+      </w:pPr>
+      <w:rPr>
+        <w:rFonts w:ascii="Courier New" w:hAnsi="Courier New" w:cs="Courier New" w:hint="default"/>
+      </w:rPr>
+    </w:lvl>
+    <w:lvl w:ilvl="5" w:tplc="04190005" w:tentative="1">
+      <w:start w:val="1"/>
+      <w:numFmt w:val="bullet"/>
+      <w:lvlText w:val=""/>
+      <w:lvlJc w:val="left"/>
+      <w:pPr>
+        <w:ind w:left="5029" w:hanging="360"/>
+      </w:pPr>
+      <w:rPr>
+        <w:rFonts w:ascii="Wingdings" w:hAnsi="Wingdings" w:hint="default"/>
+      </w:rPr>
+    </w:lvl>
+    <w:lvl w:ilvl="6" w:tplc="04190001" w:tentative="1">
+      <w:start w:val="1"/>
+      <w:numFmt w:val="bullet"/>
+      <w:lvlText w:val=""/>
+      <w:lvlJc w:val="left"/>
+      <w:pPr>
+        <w:ind w:left="5749" w:hanging="360"/>
+      </w:pPr>
+      <w:rPr>
+        <w:rFonts w:ascii="Symbol" w:hAnsi="Symbol" w:hint="default"/>
+      </w:rPr>
+    </w:lvl>
+    <w:lvl w:ilvl="7" w:tplc="04190003" w:tentative="1">
+      <w:start w:val="1"/>
+      <w:numFmt w:val="bullet"/>
+      <w:lvlText w:val="o"/>
+      <w:lvlJc w:val="left"/>
+      <w:pPr>
+        <w:ind w:left="6469" w:hanging="360"/>
+      </w:pPr>
+      <w:rPr>
+        <w:rFonts w:ascii="Courier New" w:hAnsi="Courier New" w:cs="Courier New" w:hint="default"/>
+      </w:rPr>
+    </w:lvl>
+    <w:lvl w:ilvl="8" w:tplc="04190005" w:tentative="1">
+      <w:start w:val="1"/>
+      <w:numFmt w:val="bullet"/>
+      <w:lvlText w:val=""/>
+      <w:lvlJc w:val="left"/>
+      <w:pPr>
+        <w:ind w:left="7189" w:hanging="360"/>
+      </w:pPr>
+      <w:rPr>
+        <w:rFonts w:ascii="Wingdings" w:hAnsi="Wingdings" w:hint="default"/>
+      </w:rPr>
+    </w:lvl>
+  </w:abstractNum>
+  <w:abstractNum w:abstractNumId="28" w15:restartNumberingAfterBreak="0">
     <w:nsid w:val="54DB13E2"/>
     <w:multiLevelType w:val="multilevel"/>
     <w:tmpl w:val="84788ADC"/>
@@ -3065,7 +10868,7 @@
       </w:pPr>
     </w:lvl>
   </w:abstractNum>
-  <w:abstractNum w:abstractNumId="24" w15:restartNumberingAfterBreak="0">
+  <w:abstractNum w:abstractNumId="29" w15:restartNumberingAfterBreak="0">
     <w:nsid w:val="55BD0823"/>
     <w:multiLevelType w:val="hybridMultilevel"/>
     <w:tmpl w:val="D12E4BA0"/>
@@ -3151,7 +10954,7 @@
       </w:pPr>
     </w:lvl>
   </w:abstractNum>
-  <w:abstractNum w:abstractNumId="25" w15:restartNumberingAfterBreak="0">
+  <w:abstractNum w:abstractNumId="30" w15:restartNumberingAfterBreak="0">
     <w:nsid w:val="56BF16E8"/>
     <w:multiLevelType w:val="multilevel"/>
     <w:tmpl w:val="8E1EB5CE"/>
@@ -3237,7 +11040,7 @@
       </w:pPr>
     </w:lvl>
   </w:abstractNum>
-  <w:abstractNum w:abstractNumId="26" w15:restartNumberingAfterBreak="0">
+  <w:abstractNum w:abstractNumId="31" w15:restartNumberingAfterBreak="0">
     <w:nsid w:val="57DF5F20"/>
     <w:multiLevelType w:val="multilevel"/>
     <w:tmpl w:val="7D8A7B76"/>
@@ -3359,7 +11162,7 @@
       </w:rPr>
     </w:lvl>
   </w:abstractNum>
-  <w:abstractNum w:abstractNumId="27" w15:restartNumberingAfterBreak="0">
+  <w:abstractNum w:abstractNumId="32" w15:restartNumberingAfterBreak="0">
     <w:nsid w:val="5A535874"/>
     <w:multiLevelType w:val="hybridMultilevel"/>
     <w:tmpl w:val="6924E784"/>
@@ -3445,7 +11248,7 @@
       </w:pPr>
     </w:lvl>
   </w:abstractNum>
-  <w:abstractNum w:abstractNumId="28" w15:restartNumberingAfterBreak="0">
+  <w:abstractNum w:abstractNumId="33" w15:restartNumberingAfterBreak="0">
     <w:nsid w:val="5D1A73BE"/>
     <w:multiLevelType w:val="hybridMultilevel"/>
     <w:tmpl w:val="1FC88C64"/>
@@ -3531,7 +11334,7 @@
       </w:pPr>
     </w:lvl>
   </w:abstractNum>
-  <w:abstractNum w:abstractNumId="29" w15:restartNumberingAfterBreak="0">
+  <w:abstractNum w:abstractNumId="34" w15:restartNumberingAfterBreak="0">
     <w:nsid w:val="5DB53B1E"/>
     <w:multiLevelType w:val="hybridMultilevel"/>
     <w:tmpl w:val="FDE26894"/>
@@ -3644,7 +11447,7 @@
       </w:rPr>
     </w:lvl>
   </w:abstractNum>
-  <w:abstractNum w:abstractNumId="30" w15:restartNumberingAfterBreak="0">
+  <w:abstractNum w:abstractNumId="35" w15:restartNumberingAfterBreak="0">
     <w:nsid w:val="5E3F5A18"/>
     <w:multiLevelType w:val="multilevel"/>
     <w:tmpl w:val="9CAC10FC"/>
@@ -3730,7 +11533,7 @@
       </w:pPr>
     </w:lvl>
   </w:abstractNum>
-  <w:abstractNum w:abstractNumId="31" w15:restartNumberingAfterBreak="0">
+  <w:abstractNum w:abstractNumId="36" w15:restartNumberingAfterBreak="0">
     <w:nsid w:val="615762DF"/>
     <w:multiLevelType w:val="multilevel"/>
     <w:tmpl w:val="7D4AE2F2"/>
@@ -3816,7 +11619,7 @@
       </w:pPr>
     </w:lvl>
   </w:abstractNum>
-  <w:abstractNum w:abstractNumId="32" w15:restartNumberingAfterBreak="0">
+  <w:abstractNum w:abstractNumId="37" w15:restartNumberingAfterBreak="0">
     <w:nsid w:val="6615D1B0"/>
     <w:multiLevelType w:val="multilevel"/>
     <w:tmpl w:val="D124D5DC"/>
@@ -3929,7 +11732,7 @@
       </w:rPr>
     </w:lvl>
   </w:abstractNum>
-  <w:abstractNum w:abstractNumId="33" w15:restartNumberingAfterBreak="0">
+  <w:abstractNum w:abstractNumId="38" w15:restartNumberingAfterBreak="0">
     <w:nsid w:val="669E7CD1"/>
     <w:multiLevelType w:val="multilevel"/>
     <w:tmpl w:val="CD8E44A0"/>
@@ -4018,7 +11821,7 @@
       </w:pPr>
     </w:lvl>
   </w:abstractNum>
-  <w:abstractNum w:abstractNumId="34" w15:restartNumberingAfterBreak="0">
+  <w:abstractNum w:abstractNumId="39" w15:restartNumberingAfterBreak="0">
     <w:nsid w:val="6C3A36D0"/>
     <w:multiLevelType w:val="multilevel"/>
     <w:tmpl w:val="A0F087EA"/>
@@ -4104,7 +11907,7 @@
       </w:pPr>
     </w:lvl>
   </w:abstractNum>
-  <w:abstractNum w:abstractNumId="35" w15:restartNumberingAfterBreak="0">
+  <w:abstractNum w:abstractNumId="40" w15:restartNumberingAfterBreak="0">
     <w:nsid w:val="6C431635"/>
     <w:multiLevelType w:val="multilevel"/>
     <w:tmpl w:val="8FD8BDB2"/>
@@ -4225,7 +12028,7 @@
       </w:rPr>
     </w:lvl>
   </w:abstractNum>
-  <w:abstractNum w:abstractNumId="36" w15:restartNumberingAfterBreak="0">
+  <w:abstractNum w:abstractNumId="41" w15:restartNumberingAfterBreak="0">
     <w:nsid w:val="72784913"/>
     <w:multiLevelType w:val="multilevel"/>
     <w:tmpl w:val="8FD8BDB2"/>
@@ -4346,7 +12149,7 @@
       </w:rPr>
     </w:lvl>
   </w:abstractNum>
-  <w:abstractNum w:abstractNumId="37" w15:restartNumberingAfterBreak="0">
+  <w:abstractNum w:abstractNumId="42" w15:restartNumberingAfterBreak="0">
     <w:nsid w:val="72E516DD"/>
     <w:multiLevelType w:val="multilevel"/>
     <w:tmpl w:val="DC3C8624"/>
@@ -4438,7 +12241,7 @@
       </w:pPr>
     </w:lvl>
   </w:abstractNum>
-  <w:abstractNum w:abstractNumId="38" w15:restartNumberingAfterBreak="0">
+  <w:abstractNum w:abstractNumId="43" w15:restartNumberingAfterBreak="0">
     <w:nsid w:val="734914A3"/>
     <w:multiLevelType w:val="hybridMultilevel"/>
     <w:tmpl w:val="6BFCFCBA"/>
@@ -4550,7 +12353,7 @@
       </w:rPr>
     </w:lvl>
   </w:abstractNum>
-  <w:abstractNum w:abstractNumId="39" w15:restartNumberingAfterBreak="0">
+  <w:abstractNum w:abstractNumId="44" w15:restartNumberingAfterBreak="0">
     <w:nsid w:val="75697D77"/>
     <w:multiLevelType w:val="multilevel"/>
     <w:tmpl w:val="32880F3A"/>
@@ -4700,124 +12503,139 @@
     </w:lvl>
   </w:abstractNum>
   <w:num w:numId="1" w16cid:durableId="2055110095">
+    <w:abstractNumId w:val="11"/>
+  </w:num>
+  <w:num w:numId="2" w16cid:durableId="1261915562">
+    <w:abstractNumId w:val="3"/>
+  </w:num>
+  <w:num w:numId="3" w16cid:durableId="1536120790">
+    <w:abstractNumId w:val="36"/>
+  </w:num>
+  <w:num w:numId="4" w16cid:durableId="1493640672">
+    <w:abstractNumId w:val="18"/>
+  </w:num>
+  <w:num w:numId="5" w16cid:durableId="1827935987">
+    <w:abstractNumId w:val="1"/>
+  </w:num>
+  <w:num w:numId="6" w16cid:durableId="1292059293">
+    <w:abstractNumId w:val="42"/>
+  </w:num>
+  <w:num w:numId="7" w16cid:durableId="973801176">
+    <w:abstractNumId w:val="38"/>
+  </w:num>
+  <w:num w:numId="8" w16cid:durableId="990057569">
+    <w:abstractNumId w:val="35"/>
+  </w:num>
+  <w:num w:numId="9" w16cid:durableId="392318110">
+    <w:abstractNumId w:val="39"/>
+  </w:num>
+  <w:num w:numId="10" w16cid:durableId="1534032613">
+    <w:abstractNumId w:val="15"/>
+  </w:num>
+  <w:num w:numId="11" w16cid:durableId="1577396355">
+    <w:abstractNumId w:val="4"/>
+  </w:num>
+  <w:num w:numId="12" w16cid:durableId="1869829622">
+    <w:abstractNumId w:val="28"/>
+  </w:num>
+  <w:num w:numId="13" w16cid:durableId="1407875514">
+    <w:abstractNumId w:val="30"/>
+  </w:num>
+  <w:num w:numId="14" w16cid:durableId="664628262">
+    <w:abstractNumId w:val="8"/>
+  </w:num>
+  <w:num w:numId="15" w16cid:durableId="1852182780">
+    <w:abstractNumId w:val="37"/>
+  </w:num>
+  <w:num w:numId="16" w16cid:durableId="329456488">
+    <w:abstractNumId w:val="5"/>
+  </w:num>
+  <w:num w:numId="17" w16cid:durableId="1428619492">
+    <w:abstractNumId w:val="32"/>
+  </w:num>
+  <w:num w:numId="18" w16cid:durableId="766926976">
+    <w:abstractNumId w:val="33"/>
+  </w:num>
+  <w:num w:numId="19" w16cid:durableId="1965648826">
+    <w:abstractNumId w:val="31"/>
+  </w:num>
+  <w:num w:numId="20" w16cid:durableId="1616517368">
+    <w:abstractNumId w:val="13"/>
+  </w:num>
+  <w:num w:numId="21" w16cid:durableId="2037193056">
+    <w:abstractNumId w:val="14"/>
+  </w:num>
+  <w:num w:numId="22" w16cid:durableId="1570114570">
+    <w:abstractNumId w:val="12"/>
+  </w:num>
+  <w:num w:numId="23" w16cid:durableId="6684847">
+    <w:abstractNumId w:val="41"/>
+  </w:num>
+  <w:num w:numId="24" w16cid:durableId="2022662870">
+    <w:abstractNumId w:val="40"/>
+  </w:num>
+  <w:num w:numId="25" w16cid:durableId="1250894575">
+    <w:abstractNumId w:val="29"/>
+  </w:num>
+  <w:num w:numId="26" w16cid:durableId="689377214">
     <w:abstractNumId w:val="9"/>
   </w:num>
-  <w:num w:numId="2" w16cid:durableId="1261915562">
+  <w:num w:numId="27" w16cid:durableId="1389954309">
     <w:abstractNumId w:val="2"/>
   </w:num>
-  <w:num w:numId="3" w16cid:durableId="1536120790">
-    <w:abstractNumId w:val="31"/>
+  <w:num w:numId="28" w16cid:durableId="331688822">
+    <w:abstractNumId w:val="6"/>
   </w:num>
-  <w:num w:numId="4" w16cid:durableId="1493640672">
-    <w:abstractNumId w:val="14"/>
+  <w:num w:numId="29" w16cid:durableId="1823423587">
+    <w:abstractNumId w:val="34"/>
   </w:num>
-  <w:num w:numId="5" w16cid:durableId="1827935987">
+  <w:num w:numId="30" w16cid:durableId="446891756">
+    <w:abstractNumId w:val="22"/>
+  </w:num>
+  <w:num w:numId="31" w16cid:durableId="1506827108">
+    <w:abstractNumId w:val="25"/>
+  </w:num>
+  <w:num w:numId="32" w16cid:durableId="577835687">
+    <w:abstractNumId w:val="24"/>
+  </w:num>
+  <w:num w:numId="33" w16cid:durableId="341057301">
+    <w:abstractNumId w:val="43"/>
+  </w:num>
+  <w:num w:numId="34" w16cid:durableId="1768234017">
+    <w:abstractNumId w:val="23"/>
+  </w:num>
+  <w:num w:numId="35" w16cid:durableId="1364091163">
+    <w:abstractNumId w:val="21"/>
+  </w:num>
+  <w:num w:numId="36" w16cid:durableId="1689865875">
+    <w:abstractNumId w:val="10"/>
+  </w:num>
+  <w:num w:numId="37" w16cid:durableId="1060714273">
+    <w:abstractNumId w:val="19"/>
+  </w:num>
+  <w:num w:numId="38" w16cid:durableId="2089644080">
+    <w:abstractNumId w:val="20"/>
+  </w:num>
+  <w:num w:numId="39" w16cid:durableId="1283804567">
+    <w:abstractNumId w:val="26"/>
+  </w:num>
+  <w:num w:numId="40" w16cid:durableId="1117724709">
+    <w:abstractNumId w:val="44"/>
+  </w:num>
+  <w:num w:numId="41" w16cid:durableId="1250388114">
+    <w:abstractNumId w:val="16"/>
+  </w:num>
+  <w:num w:numId="42" w16cid:durableId="82916459">
+    <w:abstractNumId w:val="17"/>
+  </w:num>
+  <w:num w:numId="43" w16cid:durableId="899246797">
     <w:abstractNumId w:val="0"/>
   </w:num>
-  <w:num w:numId="6" w16cid:durableId="1292059293">
-    <w:abstractNumId w:val="37"/>
-  </w:num>
-  <w:num w:numId="7" w16cid:durableId="973801176">
-    <w:abstractNumId w:val="33"/>
-  </w:num>
-  <w:num w:numId="8" w16cid:durableId="990057569">
-    <w:abstractNumId w:val="30"/>
-  </w:num>
-  <w:num w:numId="9" w16cid:durableId="392318110">
-    <w:abstractNumId w:val="34"/>
-  </w:num>
-  <w:num w:numId="10" w16cid:durableId="1534032613">
-    <w:abstractNumId w:val="13"/>
-  </w:num>
-  <w:num w:numId="11" w16cid:durableId="1577396355">
-    <w:abstractNumId w:val="3"/>
-  </w:num>
-  <w:num w:numId="12" w16cid:durableId="1869829622">
-    <w:abstractNumId w:val="23"/>
-  </w:num>
-  <w:num w:numId="13" w16cid:durableId="1407875514">
-    <w:abstractNumId w:val="25"/>
-  </w:num>
-  <w:num w:numId="14" w16cid:durableId="664628262">
-    <w:abstractNumId w:val="6"/>
-  </w:num>
-  <w:num w:numId="15" w16cid:durableId="1852182780">
-    <w:abstractNumId w:val="32"/>
-  </w:num>
-  <w:num w:numId="16" w16cid:durableId="329456488">
-    <w:abstractNumId w:val="4"/>
-  </w:num>
-  <w:num w:numId="17" w16cid:durableId="1428619492">
-    <w:abstractNumId w:val="27"/>
-  </w:num>
-  <w:num w:numId="18" w16cid:durableId="766926976">
-    <w:abstractNumId w:val="28"/>
-  </w:num>
-  <w:num w:numId="19" w16cid:durableId="1965648826">
-    <w:abstractNumId w:val="26"/>
-  </w:num>
-  <w:num w:numId="20" w16cid:durableId="1616517368">
-    <w:abstractNumId w:val="11"/>
-  </w:num>
-  <w:num w:numId="21" w16cid:durableId="2037193056">
-    <w:abstractNumId w:val="12"/>
-  </w:num>
-  <w:num w:numId="22" w16cid:durableId="1570114570">
-    <w:abstractNumId w:val="10"/>
-  </w:num>
-  <w:num w:numId="23" w16cid:durableId="6684847">
-    <w:abstractNumId w:val="36"/>
-  </w:num>
-  <w:num w:numId="24" w16cid:durableId="2022662870">
-    <w:abstractNumId w:val="35"/>
-  </w:num>
-  <w:num w:numId="25" w16cid:durableId="1250894575">
-    <w:abstractNumId w:val="24"/>
-  </w:num>
-  <w:num w:numId="26" w16cid:durableId="689377214">
+  <w:num w:numId="44" w16cid:durableId="484248923">
     <w:abstractNumId w:val="7"/>
   </w:num>
-  <w:num w:numId="27" w16cid:durableId="1389954309">
-    <w:abstractNumId w:val="1"/>
-  </w:num>
-  <w:num w:numId="28" w16cid:durableId="331688822">
-    <w:abstractNumId w:val="5"/>
-  </w:num>
-  <w:num w:numId="29" w16cid:durableId="1823423587">
-    <w:abstractNumId w:val="29"/>
-  </w:num>
-  <w:num w:numId="30" w16cid:durableId="446891756">
-    <w:abstractNumId w:val="18"/>
-  </w:num>
-  <w:num w:numId="31" w16cid:durableId="1506827108">
-    <w:abstractNumId w:val="21"/>
-  </w:num>
-  <w:num w:numId="32" w16cid:durableId="577835687">
-    <w:abstractNumId w:val="20"/>
-  </w:num>
-  <w:num w:numId="33" w16cid:durableId="341057301">
-    <w:abstractNumId w:val="38"/>
-  </w:num>
-  <w:num w:numId="34" w16cid:durableId="1768234017">
-    <w:abstractNumId w:val="19"/>
-  </w:num>
-  <w:num w:numId="35" w16cid:durableId="1364091163">
-    <w:abstractNumId w:val="17"/>
-  </w:num>
-  <w:num w:numId="36" w16cid:durableId="1689865875">
-    <w:abstractNumId w:val="8"/>
-  </w:num>
-  <w:num w:numId="37" w16cid:durableId="1060714273">
-    <w:abstractNumId w:val="15"/>
-  </w:num>
-  <w:num w:numId="38" w16cid:durableId="2089644080">
-    <w:abstractNumId w:val="16"/>
-  </w:num>
-  <w:num w:numId="39" w16cid:durableId="1283804567">
-    <w:abstractNumId w:val="22"/>
-  </w:num>
-  <w:num w:numId="40" w16cid:durableId="1117724709">
-    <w:abstractNumId w:val="39"/>
+  <w:num w:numId="45" w16cid:durableId="683633766">
+    <w:abstractNumId w:val="27"/>
   </w:num>
 </w:numbering>
 </file>
@@ -17263,6 +25081,33 @@
       <w:shd w:val="clear" w:color="auto" w:fill="FFFFFF" w:themeFill="background1"/>
     </w:rPr>
   </w:style>
+  <w:style w:type="table" w:customStyle="1" w:styleId="14">
+    <w:name w:val="Сетка таблицы1"/>
+    <w:basedOn w:val="a2"/>
+    <w:next w:val="a4"/>
+    <w:uiPriority w:val="39"/>
+    <w:rsid w:val="000D1DD1"/>
+    <w:pPr>
+      <w:spacing w:line="240" w:lineRule="auto"/>
+      <w:ind w:firstLine="0"/>
+    </w:pPr>
+    <w:rPr>
+      <w:rFonts w:ascii="Aptos" w:eastAsia="Aptos" w:hAnsi="Aptos"/>
+      <w:kern w:val="2"/>
+      <w:lang w:eastAsia="en-US"/>
+      <w14:ligatures w14:val="standardContextual"/>
+    </w:rPr>
+    <w:tblPr>
+      <w:tblBorders>
+        <w:top w:val="single" w:sz="4" w:space="0" w:color="auto"/>
+        <w:left w:val="single" w:sz="4" w:space="0" w:color="auto"/>
+        <w:bottom w:val="single" w:sz="4" w:space="0" w:color="auto"/>
+        <w:right w:val="single" w:sz="4" w:space="0" w:color="auto"/>
+        <w:insideH w:val="single" w:sz="4" w:space="0" w:color="auto"/>
+        <w:insideV w:val="single" w:sz="4" w:space="0" w:color="auto"/>
+      </w:tblBorders>
+    </w:tblPr>
+  </w:style>
 </w:styles>
 </file>
 

--- a/606-22-ДемьянцевВВ_Лаб5.docx
+++ b/606-22-ДемьянцевВВ_Лаб5.docx
@@ -198,7 +198,7 @@
       <w:pPr>
         <w:pStyle w:val="aff9"/>
         <w:rPr>
-          <w:rFonts w:asciiTheme="minorHAnsi" w:eastAsiaTheme="minorEastAsia" w:hAnsiTheme="minorHAnsi" w:cstheme="minorBidi"/>
+          <w:rFonts w:eastAsiaTheme="minorEastAsia"/>
           <w:noProof/>
           <w:kern w:val="2"/>
           <w:sz w:val="24"/>
@@ -278,7 +278,7 @@
       <w:pPr>
         <w:pStyle w:val="aff9"/>
         <w:rPr>
-          <w:rFonts w:asciiTheme="minorHAnsi" w:eastAsiaTheme="minorEastAsia" w:hAnsiTheme="minorHAnsi" w:cstheme="minorBidi"/>
+          <w:rFonts w:eastAsiaTheme="minorEastAsia"/>
           <w:noProof/>
           <w:kern w:val="2"/>
           <w:sz w:val="24"/>
@@ -349,7 +349,7 @@
       <w:pPr>
         <w:pStyle w:val="aff9"/>
         <w:rPr>
-          <w:rFonts w:asciiTheme="minorHAnsi" w:eastAsiaTheme="minorEastAsia" w:hAnsiTheme="minorHAnsi" w:cstheme="minorBidi"/>
+          <w:rFonts w:eastAsiaTheme="minorEastAsia"/>
           <w:noProof/>
           <w:kern w:val="2"/>
           <w:sz w:val="24"/>
@@ -420,7 +420,7 @@
       <w:pPr>
         <w:pStyle w:val="aff9"/>
         <w:rPr>
-          <w:rFonts w:asciiTheme="minorHAnsi" w:eastAsiaTheme="minorEastAsia" w:hAnsiTheme="minorHAnsi" w:cstheme="minorBidi"/>
+          <w:rFonts w:eastAsiaTheme="minorEastAsia"/>
           <w:noProof/>
           <w:kern w:val="2"/>
           <w:sz w:val="24"/>
@@ -1005,11 +1005,15 @@
           </w:tcPr>
           <w:p>
             <w:pPr>
-              <w:shd w:val="clear" w:color="auto" w:fill="auto"/>
-              <w:spacing w:after="160" w:line="360" w:lineRule="auto"/>
-              <w:jc w:val="center"/>
+              <w:pStyle w:val="aff5"/>
+              <w:rPr>
+                <w:rFonts w:ascii="Times New Roman" w:hAnsi="Times New Roman"/>
+              </w:rPr>
             </w:pPr>
             <w:r>
+              <w:rPr>
+                <w:rFonts w:ascii="Times New Roman" w:hAnsi="Times New Roman"/>
+              </w:rPr>
               <w:t>Цикл</w:t>
             </w:r>
           </w:p>
@@ -1021,11 +1025,15 @@
           </w:tcPr>
           <w:p>
             <w:pPr>
-              <w:shd w:val="clear" w:color="auto" w:fill="auto"/>
-              <w:spacing w:after="160" w:line="360" w:lineRule="auto"/>
-              <w:jc w:val="center"/>
+              <w:pStyle w:val="aff5"/>
+              <w:rPr>
+                <w:rFonts w:ascii="Times New Roman" w:hAnsi="Times New Roman"/>
+              </w:rPr>
             </w:pPr>
             <w:r>
+              <w:rPr>
+                <w:rFonts w:ascii="Times New Roman" w:hAnsi="Times New Roman"/>
+              </w:rPr>
               <w:t>Весовой коэффициент (g)</w:t>
             </w:r>
           </w:p>
@@ -1039,11 +1047,15 @@
           </w:tcPr>
           <w:p>
             <w:pPr>
-              <w:shd w:val="clear" w:color="auto" w:fill="auto"/>
-              <w:spacing w:after="160" w:line="360" w:lineRule="auto"/>
-              <w:jc w:val="center"/>
+              <w:pStyle w:val="aff3"/>
+              <w:rPr>
+                <w:rFonts w:ascii="Times New Roman" w:hAnsi="Times New Roman"/>
+              </w:rPr>
             </w:pPr>
             <w:r>
+              <w:rPr>
+                <w:rFonts w:ascii="Times New Roman" w:hAnsi="Times New Roman"/>
+              </w:rPr>
               <w:t>ГСЭ</w:t>
             </w:r>
           </w:p>
@@ -1055,11 +1067,15 @@
           </w:tcPr>
           <w:p>
             <w:pPr>
-              <w:shd w:val="clear" w:color="auto" w:fill="auto"/>
-              <w:spacing w:after="160" w:line="360" w:lineRule="auto"/>
-              <w:jc w:val="center"/>
+              <w:pStyle w:val="aff3"/>
+              <w:rPr>
+                <w:rFonts w:ascii="Times New Roman" w:hAnsi="Times New Roman"/>
+              </w:rPr>
             </w:pPr>
             <w:r>
+              <w:rPr>
+                <w:rFonts w:ascii="Times New Roman" w:hAnsi="Times New Roman"/>
+              </w:rPr>
               <w:t>0,21</w:t>
             </w:r>
           </w:p>
@@ -1073,11 +1089,15 @@
           </w:tcPr>
           <w:p>
             <w:pPr>
-              <w:shd w:val="clear" w:color="auto" w:fill="auto"/>
-              <w:spacing w:after="160" w:line="360" w:lineRule="auto"/>
-              <w:jc w:val="center"/>
+              <w:pStyle w:val="aff3"/>
+              <w:rPr>
+                <w:rFonts w:ascii="Times New Roman" w:hAnsi="Times New Roman"/>
+              </w:rPr>
             </w:pPr>
             <w:r>
+              <w:rPr>
+                <w:rFonts w:ascii="Times New Roman" w:hAnsi="Times New Roman"/>
+              </w:rPr>
               <w:t>ЕН</w:t>
             </w:r>
           </w:p>
@@ -1089,11 +1109,15 @@
           </w:tcPr>
           <w:p>
             <w:pPr>
-              <w:shd w:val="clear" w:color="auto" w:fill="auto"/>
-              <w:spacing w:after="160" w:line="360" w:lineRule="auto"/>
-              <w:jc w:val="center"/>
+              <w:pStyle w:val="aff3"/>
+              <w:rPr>
+                <w:rFonts w:ascii="Times New Roman" w:hAnsi="Times New Roman"/>
+              </w:rPr>
             </w:pPr>
             <w:r>
+              <w:rPr>
+                <w:rFonts w:ascii="Times New Roman" w:hAnsi="Times New Roman"/>
+              </w:rPr>
               <w:t>0,24</w:t>
             </w:r>
           </w:p>
@@ -1107,11 +1131,15 @@
           </w:tcPr>
           <w:p>
             <w:pPr>
-              <w:shd w:val="clear" w:color="auto" w:fill="auto"/>
-              <w:spacing w:after="160" w:line="360" w:lineRule="auto"/>
-              <w:jc w:val="center"/>
+              <w:pStyle w:val="aff3"/>
+              <w:rPr>
+                <w:rFonts w:ascii="Times New Roman" w:hAnsi="Times New Roman"/>
+              </w:rPr>
             </w:pPr>
             <w:r>
+              <w:rPr>
+                <w:rFonts w:ascii="Times New Roman" w:hAnsi="Times New Roman"/>
+              </w:rPr>
               <w:t>ОП</w:t>
             </w:r>
           </w:p>
@@ -1123,11 +1151,15 @@
           </w:tcPr>
           <w:p>
             <w:pPr>
-              <w:shd w:val="clear" w:color="auto" w:fill="auto"/>
-              <w:spacing w:after="160" w:line="360" w:lineRule="auto"/>
-              <w:jc w:val="center"/>
+              <w:pStyle w:val="aff3"/>
+              <w:rPr>
+                <w:rFonts w:ascii="Times New Roman" w:hAnsi="Times New Roman"/>
+              </w:rPr>
             </w:pPr>
             <w:r>
+              <w:rPr>
+                <w:rFonts w:ascii="Times New Roman" w:hAnsi="Times New Roman"/>
+              </w:rPr>
               <w:t>0,26</w:t>
             </w:r>
           </w:p>
@@ -1141,11 +1173,15 @@
           </w:tcPr>
           <w:p>
             <w:pPr>
-              <w:shd w:val="clear" w:color="auto" w:fill="auto"/>
-              <w:spacing w:after="160" w:line="360" w:lineRule="auto"/>
-              <w:jc w:val="center"/>
+              <w:pStyle w:val="aff3"/>
+              <w:rPr>
+                <w:rFonts w:ascii="Times New Roman" w:hAnsi="Times New Roman"/>
+              </w:rPr>
             </w:pPr>
             <w:r>
+              <w:rPr>
+                <w:rFonts w:ascii="Times New Roman" w:hAnsi="Times New Roman"/>
+              </w:rPr>
               <w:t>СД</w:t>
             </w:r>
           </w:p>
@@ -1157,11 +1193,15 @@
           </w:tcPr>
           <w:p>
             <w:pPr>
-              <w:shd w:val="clear" w:color="auto" w:fill="auto"/>
-              <w:spacing w:after="160" w:line="360" w:lineRule="auto"/>
-              <w:jc w:val="center"/>
+              <w:pStyle w:val="aff3"/>
+              <w:rPr>
+                <w:rFonts w:ascii="Times New Roman" w:hAnsi="Times New Roman"/>
+              </w:rPr>
             </w:pPr>
             <w:r>
+              <w:rPr>
+                <w:rFonts w:ascii="Times New Roman" w:hAnsi="Times New Roman"/>
+              </w:rPr>
               <w:t>0,29</w:t>
             </w:r>
           </w:p>
@@ -1242,11 +1282,15 @@
           </w:tcPr>
           <w:p>
             <w:pPr>
-              <w:shd w:val="clear" w:color="auto" w:fill="auto"/>
-              <w:spacing w:after="160" w:line="360" w:lineRule="auto"/>
-              <w:jc w:val="center"/>
+              <w:pStyle w:val="aff5"/>
+              <w:rPr>
+                <w:rFonts w:ascii="Times New Roman" w:hAnsi="Times New Roman"/>
+              </w:rPr>
             </w:pPr>
             <w:r>
+              <w:rPr>
+                <w:rFonts w:ascii="Times New Roman" w:hAnsi="Times New Roman"/>
+              </w:rPr>
               <w:t>№ варианта</w:t>
             </w:r>
           </w:p>
@@ -1258,11 +1302,15 @@
           </w:tcPr>
           <w:p>
             <w:pPr>
-              <w:shd w:val="clear" w:color="auto" w:fill="auto"/>
-              <w:spacing w:after="160" w:line="360" w:lineRule="auto"/>
-              <w:jc w:val="center"/>
+              <w:pStyle w:val="aff5"/>
+              <w:rPr>
+                <w:rFonts w:ascii="Times New Roman" w:hAnsi="Times New Roman"/>
+              </w:rPr>
             </w:pPr>
             <w:r>
+              <w:rPr>
+                <w:rFonts w:ascii="Times New Roman" w:hAnsi="Times New Roman"/>
+              </w:rPr>
               <w:t>ГСЭ</w:t>
             </w:r>
           </w:p>
@@ -1274,11 +1322,15 @@
           </w:tcPr>
           <w:p>
             <w:pPr>
-              <w:shd w:val="clear" w:color="auto" w:fill="auto"/>
-              <w:spacing w:after="160" w:line="360" w:lineRule="auto"/>
-              <w:jc w:val="center"/>
+              <w:pStyle w:val="aff5"/>
+              <w:rPr>
+                <w:rFonts w:ascii="Times New Roman" w:hAnsi="Times New Roman"/>
+              </w:rPr>
             </w:pPr>
             <w:r>
+              <w:rPr>
+                <w:rFonts w:ascii="Times New Roman" w:hAnsi="Times New Roman"/>
+              </w:rPr>
               <w:t>ЕН</w:t>
             </w:r>
           </w:p>
@@ -1290,11 +1342,15 @@
           </w:tcPr>
           <w:p>
             <w:pPr>
-              <w:shd w:val="clear" w:color="auto" w:fill="auto"/>
-              <w:spacing w:after="160" w:line="360" w:lineRule="auto"/>
-              <w:jc w:val="center"/>
+              <w:pStyle w:val="aff5"/>
+              <w:rPr>
+                <w:rFonts w:ascii="Times New Roman" w:hAnsi="Times New Roman"/>
+              </w:rPr>
             </w:pPr>
             <w:r>
+              <w:rPr>
+                <w:rFonts w:ascii="Times New Roman" w:hAnsi="Times New Roman"/>
+              </w:rPr>
               <w:t>ОП</w:t>
             </w:r>
           </w:p>
@@ -1306,11 +1362,15 @@
           </w:tcPr>
           <w:p>
             <w:pPr>
-              <w:shd w:val="clear" w:color="auto" w:fill="auto"/>
-              <w:spacing w:after="160" w:line="360" w:lineRule="auto"/>
-              <w:jc w:val="center"/>
+              <w:pStyle w:val="aff5"/>
+              <w:rPr>
+                <w:rFonts w:ascii="Times New Roman" w:hAnsi="Times New Roman"/>
+              </w:rPr>
             </w:pPr>
             <w:r>
+              <w:rPr>
+                <w:rFonts w:ascii="Times New Roman" w:hAnsi="Times New Roman"/>
+              </w:rPr>
               <w:t>СД</w:t>
             </w:r>
           </w:p>
@@ -1324,12 +1384,18 @@
           </w:tcPr>
           <w:p>
             <w:pPr>
-              <w:shd w:val="clear" w:color="auto" w:fill="auto"/>
-              <w:spacing w:after="160" w:line="360" w:lineRule="auto"/>
-              <w:jc w:val="center"/>
+              <w:pStyle w:val="aff3"/>
+              <w:rPr>
+                <w:rFonts w:ascii="Times New Roman" w:hAnsi="Times New Roman"/>
+                <w:lang w:val="en-US"/>
+              </w:rPr>
             </w:pPr>
             <w:r>
-              <w:t>7</w:t>
+              <w:rPr>
+                <w:rFonts w:ascii="Times New Roman" w:hAnsi="Times New Roman"/>
+                <w:lang w:val="en-US"/>
+              </w:rPr>
+              <w:t>3</w:t>
             </w:r>
           </w:p>
         </w:tc>
@@ -1340,12 +1406,18 @@
           </w:tcPr>
           <w:p>
             <w:pPr>
-              <w:shd w:val="clear" w:color="auto" w:fill="auto"/>
-              <w:spacing w:after="160" w:line="360" w:lineRule="auto"/>
-              <w:jc w:val="center"/>
+              <w:pStyle w:val="aff3"/>
+              <w:rPr>
+                <w:rFonts w:ascii="Times New Roman" w:hAnsi="Times New Roman"/>
+                <w:lang w:val="en-US"/>
+              </w:rPr>
             </w:pPr>
             <w:r>
-              <w:t>7</w:t>
+              <w:rPr>
+                <w:rFonts w:ascii="Times New Roman" w:hAnsi="Times New Roman"/>
+                <w:lang w:val="en-US"/>
+              </w:rPr>
+              <w:t>3</w:t>
             </w:r>
           </w:p>
         </w:tc>
@@ -1356,12 +1428,18 @@
           </w:tcPr>
           <w:p>
             <w:pPr>
-              <w:shd w:val="clear" w:color="auto" w:fill="auto"/>
-              <w:spacing w:after="160" w:line="360" w:lineRule="auto"/>
-              <w:jc w:val="center"/>
+              <w:pStyle w:val="aff3"/>
+              <w:rPr>
+                <w:rFonts w:ascii="Times New Roman" w:hAnsi="Times New Roman"/>
+                <w:lang w:val="en-US"/>
+              </w:rPr>
             </w:pPr>
             <w:r>
-              <w:t>8</w:t>
+              <w:rPr>
+                <w:rFonts w:ascii="Times New Roman" w:hAnsi="Times New Roman"/>
+                <w:lang w:val="en-US"/>
+              </w:rPr>
+              <w:t>4</w:t>
             </w:r>
           </w:p>
         </w:tc>
@@ -1372,12 +1450,18 @@
           </w:tcPr>
           <w:p>
             <w:pPr>
-              <w:shd w:val="clear" w:color="auto" w:fill="auto"/>
-              <w:spacing w:after="160" w:line="360" w:lineRule="auto"/>
-              <w:jc w:val="center"/>
+              <w:pStyle w:val="aff3"/>
+              <w:rPr>
+                <w:rFonts w:ascii="Times New Roman" w:hAnsi="Times New Roman"/>
+                <w:lang w:val="en-US"/>
+              </w:rPr>
             </w:pPr>
             <w:r>
-              <w:t>9</w:t>
+              <w:rPr>
+                <w:rFonts w:ascii="Times New Roman" w:hAnsi="Times New Roman"/>
+                <w:lang w:val="en-US"/>
+              </w:rPr>
+              <w:t>5</w:t>
             </w:r>
           </w:p>
         </w:tc>
@@ -1388,12 +1472,18 @@
           </w:tcPr>
           <w:p>
             <w:pPr>
-              <w:shd w:val="clear" w:color="auto" w:fill="auto"/>
-              <w:spacing w:after="160" w:line="360" w:lineRule="auto"/>
-              <w:jc w:val="center"/>
+              <w:pStyle w:val="aff3"/>
+              <w:rPr>
+                <w:rFonts w:ascii="Times New Roman" w:hAnsi="Times New Roman"/>
+                <w:lang w:val="en-US"/>
+              </w:rPr>
             </w:pPr>
             <w:r>
-              <w:t>0</w:t>
+              <w:rPr>
+                <w:rFonts w:ascii="Times New Roman" w:hAnsi="Times New Roman"/>
+                <w:lang w:val="en-US"/>
+              </w:rPr>
+              <w:t>6</w:t>
             </w:r>
           </w:p>
         </w:tc>
@@ -1435,7 +1525,6 @@
           <w:rFonts w:eastAsia="Aptos"/>
           <w:lang w:eastAsia="en-US"/>
         </w:rPr>
-        <w:lastRenderedPageBreak/>
         <w:t>Оценка качества подготовки осуществлялась по трехуровневой шкале:</w:t>
       </w:r>
     </w:p>
@@ -1497,8 +1586,14 @@
             <w:pPr>
               <w:shd w:val="clear" w:color="auto" w:fill="auto"/>
               <w:spacing w:after="160" w:line="360" w:lineRule="auto"/>
+              <w:rPr>
+                <w:rFonts w:ascii="Times New Roman" w:hAnsi="Times New Roman"/>
+              </w:rPr>
             </w:pPr>
             <w:r>
+              <w:rPr>
+                <w:rFonts w:ascii="Times New Roman" w:hAnsi="Times New Roman"/>
+              </w:rPr>
               <w:t>Оценка</w:t>
             </w:r>
           </w:p>
@@ -1512,8 +1607,14 @@
             <w:pPr>
               <w:shd w:val="clear" w:color="auto" w:fill="auto"/>
               <w:spacing w:after="160" w:line="360" w:lineRule="auto"/>
+              <w:rPr>
+                <w:rFonts w:ascii="Times New Roman" w:hAnsi="Times New Roman"/>
+              </w:rPr>
             </w:pPr>
             <w:r>
+              <w:rPr>
+                <w:rFonts w:ascii="Times New Roman" w:hAnsi="Times New Roman"/>
+              </w:rPr>
               <w:t>Уровень</w:t>
             </w:r>
           </w:p>
@@ -1527,8 +1628,14 @@
             <w:pPr>
               <w:shd w:val="clear" w:color="auto" w:fill="auto"/>
               <w:spacing w:after="160" w:line="360" w:lineRule="auto"/>
+              <w:rPr>
+                <w:rFonts w:ascii="Times New Roman" w:hAnsi="Times New Roman"/>
+              </w:rPr>
             </w:pPr>
             <w:r>
+              <w:rPr>
+                <w:rFonts w:ascii="Times New Roman" w:hAnsi="Times New Roman"/>
+              </w:rPr>
               <w:t>Обозначение</w:t>
             </w:r>
           </w:p>
@@ -1544,8 +1651,14 @@
             <w:pPr>
               <w:shd w:val="clear" w:color="auto" w:fill="auto"/>
               <w:spacing w:after="160" w:line="360" w:lineRule="auto"/>
+              <w:rPr>
+                <w:rFonts w:ascii="Times New Roman" w:hAnsi="Times New Roman"/>
+              </w:rPr>
             </w:pPr>
             <w:r>
+              <w:rPr>
+                <w:rFonts w:ascii="Times New Roman" w:hAnsi="Times New Roman"/>
+              </w:rPr>
               <w:t>Отлично</w:t>
             </w:r>
           </w:p>
@@ -1559,8 +1672,14 @@
             <w:pPr>
               <w:shd w:val="clear" w:color="auto" w:fill="auto"/>
               <w:spacing w:after="160" w:line="360" w:lineRule="auto"/>
+              <w:rPr>
+                <w:rFonts w:ascii="Times New Roman" w:hAnsi="Times New Roman"/>
+              </w:rPr>
             </w:pPr>
             <w:r>
+              <w:rPr>
+                <w:rFonts w:ascii="Times New Roman" w:hAnsi="Times New Roman"/>
+              </w:rPr>
               <w:t>Высший уровень</w:t>
             </w:r>
           </w:p>
@@ -1574,8 +1693,14 @@
             <w:pPr>
               <w:shd w:val="clear" w:color="auto" w:fill="auto"/>
               <w:spacing w:after="160" w:line="360" w:lineRule="auto"/>
+              <w:rPr>
+                <w:rFonts w:ascii="Times New Roman" w:hAnsi="Times New Roman"/>
+              </w:rPr>
             </w:pPr>
             <w:r>
+              <w:rPr>
+                <w:rFonts w:ascii="Times New Roman" w:hAnsi="Times New Roman"/>
+              </w:rPr>
               <w:t>В</w:t>
             </w:r>
           </w:p>
@@ -1591,8 +1716,15 @@
             <w:pPr>
               <w:shd w:val="clear" w:color="auto" w:fill="auto"/>
               <w:spacing w:after="160" w:line="360" w:lineRule="auto"/>
+              <w:rPr>
+                <w:rFonts w:ascii="Times New Roman" w:hAnsi="Times New Roman"/>
+              </w:rPr>
             </w:pPr>
             <w:r>
+              <w:rPr>
+                <w:rFonts w:ascii="Times New Roman" w:hAnsi="Times New Roman"/>
+              </w:rPr>
+              <w:lastRenderedPageBreak/>
               <w:t>Хорошо</w:t>
             </w:r>
           </w:p>
@@ -1606,8 +1738,14 @@
             <w:pPr>
               <w:shd w:val="clear" w:color="auto" w:fill="auto"/>
               <w:spacing w:after="160" w:line="360" w:lineRule="auto"/>
+              <w:rPr>
+                <w:rFonts w:ascii="Times New Roman" w:hAnsi="Times New Roman"/>
+              </w:rPr>
             </w:pPr>
             <w:r>
+              <w:rPr>
+                <w:rFonts w:ascii="Times New Roman" w:hAnsi="Times New Roman"/>
+              </w:rPr>
               <w:t>Средний уровень</w:t>
             </w:r>
           </w:p>
@@ -1621,8 +1759,14 @@
             <w:pPr>
               <w:shd w:val="clear" w:color="auto" w:fill="auto"/>
               <w:spacing w:after="160" w:line="360" w:lineRule="auto"/>
+              <w:rPr>
+                <w:rFonts w:ascii="Times New Roman" w:hAnsi="Times New Roman"/>
+              </w:rPr>
             </w:pPr>
             <w:r>
+              <w:rPr>
+                <w:rFonts w:ascii="Times New Roman" w:hAnsi="Times New Roman"/>
+              </w:rPr>
               <w:t>С</w:t>
             </w:r>
           </w:p>
@@ -1638,8 +1782,14 @@
             <w:pPr>
               <w:shd w:val="clear" w:color="auto" w:fill="auto"/>
               <w:spacing w:after="160" w:line="360" w:lineRule="auto"/>
+              <w:rPr>
+                <w:rFonts w:ascii="Times New Roman" w:hAnsi="Times New Roman"/>
+              </w:rPr>
             </w:pPr>
             <w:r>
+              <w:rPr>
+                <w:rFonts w:ascii="Times New Roman" w:hAnsi="Times New Roman"/>
+              </w:rPr>
               <w:t>Удовлетворительно</w:t>
             </w:r>
           </w:p>
@@ -1653,8 +1803,14 @@
             <w:pPr>
               <w:shd w:val="clear" w:color="auto" w:fill="auto"/>
               <w:spacing w:after="160" w:line="360" w:lineRule="auto"/>
+              <w:rPr>
+                <w:rFonts w:ascii="Times New Roman" w:hAnsi="Times New Roman"/>
+              </w:rPr>
             </w:pPr>
             <w:r>
+              <w:rPr>
+                <w:rFonts w:ascii="Times New Roman" w:hAnsi="Times New Roman"/>
+              </w:rPr>
               <w:t>Ниже среднего</w:t>
             </w:r>
           </w:p>
@@ -1668,8 +1824,14 @@
             <w:pPr>
               <w:shd w:val="clear" w:color="auto" w:fill="auto"/>
               <w:spacing w:after="160" w:line="360" w:lineRule="auto"/>
+              <w:rPr>
+                <w:rFonts w:ascii="Times New Roman" w:hAnsi="Times New Roman"/>
+              </w:rPr>
             </w:pPr>
             <w:r>
+              <w:rPr>
+                <w:rFonts w:ascii="Times New Roman" w:hAnsi="Times New Roman"/>
+              </w:rPr>
               <w:t>Н</w:t>
             </w:r>
           </w:p>
@@ -2460,8 +2622,6 @@
             <w:r>
               <w:rPr>
                 <w:color w:val="000000"/>
-                <w:sz w:val="24"/>
-                <w:szCs w:val="24"/>
               </w:rPr>
               <w:t>1</w:t>
             </w:r>
@@ -2495,10 +2655,8 @@
             <w:r>
               <w:rPr>
                 <w:color w:val="000000"/>
-                <w:sz w:val="24"/>
-                <w:szCs w:val="24"/>
-              </w:rPr>
-              <w:t>3</w:t>
+              </w:rPr>
+              <w:t>7</w:t>
             </w:r>
           </w:p>
         </w:tc>
@@ -2530,10 +2688,8 @@
             <w:r>
               <w:rPr>
                 <w:color w:val="000000"/>
-                <w:sz w:val="24"/>
-                <w:szCs w:val="24"/>
-              </w:rPr>
-              <w:t>В</w:t>
+              </w:rPr>
+              <w:t>C</w:t>
             </w:r>
           </w:p>
         </w:tc>
@@ -2565,10 +2721,8 @@
             <w:r>
               <w:rPr>
                 <w:color w:val="000000"/>
-                <w:sz w:val="24"/>
-                <w:szCs w:val="24"/>
-              </w:rPr>
-              <w:t>Н</w:t>
+              </w:rPr>
+              <w:t>C</w:t>
             </w:r>
           </w:p>
         </w:tc>
@@ -2600,10 +2754,8 @@
             <w:r>
               <w:rPr>
                 <w:color w:val="000000"/>
-                <w:sz w:val="24"/>
-                <w:szCs w:val="24"/>
-              </w:rPr>
-              <w:t>С</w:t>
+              </w:rPr>
+              <w:t>B</w:t>
             </w:r>
           </w:p>
         </w:tc>
@@ -2635,10 +2787,8 @@
             <w:r>
               <w:rPr>
                 <w:color w:val="000000"/>
-                <w:sz w:val="24"/>
-                <w:szCs w:val="24"/>
-              </w:rPr>
-              <w:t>В</w:t>
+              </w:rPr>
+              <w:t>B</w:t>
             </w:r>
           </w:p>
         </w:tc>
@@ -2670,10 +2820,8 @@
             <w:r>
               <w:rPr>
                 <w:color w:val="000000"/>
-                <w:sz w:val="24"/>
-                <w:szCs w:val="24"/>
-              </w:rPr>
-              <w:t>0,63</w:t>
+              </w:rPr>
+              <w:t>0,775</w:t>
             </w:r>
           </w:p>
         </w:tc>
@@ -2706,8 +2854,6 @@
             <w:r>
               <w:rPr>
                 <w:color w:val="000000"/>
-                <w:sz w:val="24"/>
-                <w:szCs w:val="24"/>
               </w:rPr>
               <w:t>Атт</w:t>
             </w:r>
@@ -2715,8 +2861,6 @@
             <w:r>
               <w:rPr>
                 <w:color w:val="000000"/>
-                <w:sz w:val="24"/>
-                <w:szCs w:val="24"/>
               </w:rPr>
               <w:t>.</w:t>
             </w:r>
@@ -2755,8 +2899,6 @@
             <w:r>
               <w:rPr>
                 <w:color w:val="000000"/>
-                <w:sz w:val="24"/>
-                <w:szCs w:val="24"/>
               </w:rPr>
               <w:t>2</w:t>
             </w:r>
@@ -2790,10 +2932,8 @@
             <w:r>
               <w:rPr>
                 <w:color w:val="000000"/>
-                <w:sz w:val="24"/>
-                <w:szCs w:val="24"/>
-              </w:rPr>
-              <w:t>17</w:t>
+              </w:rPr>
+              <w:t>27</w:t>
             </w:r>
           </w:p>
         </w:tc>
@@ -2825,10 +2965,8 @@
             <w:r>
               <w:rPr>
                 <w:color w:val="000000"/>
-                <w:sz w:val="24"/>
-                <w:szCs w:val="24"/>
-              </w:rPr>
-              <w:t>В</w:t>
+              </w:rPr>
+              <w:t>C</w:t>
             </w:r>
           </w:p>
         </w:tc>
@@ -2860,10 +2998,8 @@
             <w:r>
               <w:rPr>
                 <w:color w:val="000000"/>
-                <w:sz w:val="24"/>
-                <w:szCs w:val="24"/>
-              </w:rPr>
-              <w:t>С</w:t>
+              </w:rPr>
+              <w:t>B</w:t>
             </w:r>
           </w:p>
         </w:tc>
@@ -2895,10 +3031,8 @@
             <w:r>
               <w:rPr>
                 <w:color w:val="000000"/>
-                <w:sz w:val="24"/>
-                <w:szCs w:val="24"/>
-              </w:rPr>
-              <w:t>С</w:t>
+              </w:rPr>
+              <w:t>B</w:t>
             </w:r>
           </w:p>
         </w:tc>
@@ -2930,10 +3064,8 @@
             <w:r>
               <w:rPr>
                 <w:color w:val="000000"/>
-                <w:sz w:val="24"/>
-                <w:szCs w:val="24"/>
-              </w:rPr>
-              <w:t>Н</w:t>
+              </w:rPr>
+              <w:t>C</w:t>
             </w:r>
           </w:p>
         </w:tc>
@@ -2965,10 +3097,8 @@
             <w:r>
               <w:rPr>
                 <w:color w:val="000000"/>
-                <w:sz w:val="24"/>
-                <w:szCs w:val="24"/>
-              </w:rPr>
-              <w:t>0,46</w:t>
+              </w:rPr>
+              <w:t>0,75</w:t>
             </w:r>
           </w:p>
         </w:tc>
@@ -2997,29 +3127,17 @@
                 <w:szCs w:val="24"/>
               </w:rPr>
             </w:pPr>
-            <w:r>
-              <w:rPr>
-                <w:color w:val="000000"/>
-                <w:sz w:val="24"/>
-                <w:szCs w:val="24"/>
-              </w:rPr>
-              <w:t xml:space="preserve">Не </w:t>
-            </w:r>
             <w:proofErr w:type="spellStart"/>
             <w:r>
               <w:rPr>
                 <w:color w:val="000000"/>
-                <w:sz w:val="24"/>
-                <w:szCs w:val="24"/>
-              </w:rPr>
-              <w:t>атт</w:t>
+              </w:rPr>
+              <w:t>Атт</w:t>
             </w:r>
             <w:proofErr w:type="spellEnd"/>
             <w:r>
               <w:rPr>
                 <w:color w:val="000000"/>
-                <w:sz w:val="24"/>
-                <w:szCs w:val="24"/>
               </w:rPr>
               <w:t>.</w:t>
             </w:r>
@@ -3058,8 +3176,6 @@
             <w:r>
               <w:rPr>
                 <w:color w:val="000000"/>
-                <w:sz w:val="24"/>
-                <w:szCs w:val="24"/>
               </w:rPr>
               <w:t>3</w:t>
             </w:r>
@@ -3093,10 +3209,8 @@
             <w:r>
               <w:rPr>
                 <w:color w:val="000000"/>
-                <w:sz w:val="24"/>
-                <w:szCs w:val="24"/>
-              </w:rPr>
-              <w:t>5</w:t>
+              </w:rPr>
+              <w:t>15</w:t>
             </w:r>
           </w:p>
         </w:tc>
@@ -3128,10 +3242,8 @@
             <w:r>
               <w:rPr>
                 <w:color w:val="000000"/>
-                <w:sz w:val="24"/>
-                <w:szCs w:val="24"/>
-              </w:rPr>
-              <w:t>С</w:t>
+              </w:rPr>
+              <w:t>B</w:t>
             </w:r>
           </w:p>
         </w:tc>
@@ -3163,10 +3275,8 @@
             <w:r>
               <w:rPr>
                 <w:color w:val="000000"/>
-                <w:sz w:val="24"/>
-                <w:szCs w:val="24"/>
-              </w:rPr>
-              <w:t>В</w:t>
+              </w:rPr>
+              <w:t>H</w:t>
             </w:r>
           </w:p>
         </w:tc>
@@ -3198,10 +3308,8 @@
             <w:r>
               <w:rPr>
                 <w:color w:val="000000"/>
-                <w:sz w:val="24"/>
-                <w:szCs w:val="24"/>
-              </w:rPr>
-              <w:t>Н</w:t>
+              </w:rPr>
+              <w:t>H</w:t>
             </w:r>
           </w:p>
         </w:tc>
@@ -3233,10 +3341,8 @@
             <w:r>
               <w:rPr>
                 <w:color w:val="000000"/>
-                <w:sz w:val="24"/>
-                <w:szCs w:val="24"/>
-              </w:rPr>
-              <w:t>С</w:t>
+              </w:rPr>
+              <w:t>C</w:t>
             </w:r>
           </w:p>
         </w:tc>
@@ -3268,10 +3374,8 @@
             <w:r>
               <w:rPr>
                 <w:color w:val="000000"/>
-                <w:sz w:val="24"/>
-                <w:szCs w:val="24"/>
-              </w:rPr>
-              <w:t>0,49</w:t>
+              </w:rPr>
+              <w:t>0,355</w:t>
             </w:r>
           </w:p>
         </w:tc>
@@ -3303,8 +3407,6 @@
             <w:r>
               <w:rPr>
                 <w:color w:val="000000"/>
-                <w:sz w:val="24"/>
-                <w:szCs w:val="24"/>
               </w:rPr>
               <w:t xml:space="preserve">Не </w:t>
             </w:r>
@@ -3312,8 +3414,6 @@
             <w:r>
               <w:rPr>
                 <w:color w:val="000000"/>
-                <w:sz w:val="24"/>
-                <w:szCs w:val="24"/>
               </w:rPr>
               <w:t>атт</w:t>
             </w:r>
@@ -3321,8 +3421,6 @@
             <w:r>
               <w:rPr>
                 <w:color w:val="000000"/>
-                <w:sz w:val="24"/>
-                <w:szCs w:val="24"/>
               </w:rPr>
               <w:t>.</w:t>
             </w:r>
@@ -3361,8 +3459,6 @@
             <w:r>
               <w:rPr>
                 <w:color w:val="000000"/>
-                <w:sz w:val="24"/>
-                <w:szCs w:val="24"/>
               </w:rPr>
               <w:t>4</w:t>
             </w:r>
@@ -3396,10 +3492,8 @@
             <w:r>
               <w:rPr>
                 <w:color w:val="000000"/>
-                <w:sz w:val="24"/>
-                <w:szCs w:val="24"/>
-              </w:rPr>
-              <w:t>22</w:t>
+              </w:rPr>
+              <w:t>23</w:t>
             </w:r>
           </w:p>
         </w:tc>
@@ -3431,10 +3525,8 @@
             <w:r>
               <w:rPr>
                 <w:color w:val="000000"/>
-                <w:sz w:val="24"/>
-                <w:szCs w:val="24"/>
-              </w:rPr>
-              <w:t>Н</w:t>
+              </w:rPr>
+              <w:t>H</w:t>
             </w:r>
           </w:p>
         </w:tc>
@@ -3466,10 +3558,8 @@
             <w:r>
               <w:rPr>
                 <w:color w:val="000000"/>
-                <w:sz w:val="24"/>
-                <w:szCs w:val="24"/>
-              </w:rPr>
-              <w:t>Н</w:t>
+              </w:rPr>
+              <w:t>H</w:t>
             </w:r>
           </w:p>
         </w:tc>
@@ -3501,10 +3591,8 @@
             <w:r>
               <w:rPr>
                 <w:color w:val="000000"/>
-                <w:sz w:val="24"/>
-                <w:szCs w:val="24"/>
-              </w:rPr>
-              <w:t>С</w:t>
+              </w:rPr>
+              <w:t>B</w:t>
             </w:r>
           </w:p>
         </w:tc>
@@ -3536,10 +3624,8 @@
             <w:r>
               <w:rPr>
                 <w:color w:val="000000"/>
-                <w:sz w:val="24"/>
-                <w:szCs w:val="24"/>
-              </w:rPr>
-              <w:t>С</w:t>
+              </w:rPr>
+              <w:t>C</w:t>
             </w:r>
           </w:p>
         </w:tc>
@@ -3571,10 +3657,8 @@
             <w:r>
               <w:rPr>
                 <w:color w:val="000000"/>
-                <w:sz w:val="24"/>
-                <w:szCs w:val="24"/>
-              </w:rPr>
-              <w:t>0,275</w:t>
+              </w:rPr>
+              <w:t>0,405</w:t>
             </w:r>
           </w:p>
         </w:tc>
@@ -3606,8 +3690,6 @@
             <w:r>
               <w:rPr>
                 <w:color w:val="000000"/>
-                <w:sz w:val="24"/>
-                <w:szCs w:val="24"/>
               </w:rPr>
               <w:t xml:space="preserve">Не </w:t>
             </w:r>
@@ -3615,8 +3697,6 @@
             <w:r>
               <w:rPr>
                 <w:color w:val="000000"/>
-                <w:sz w:val="24"/>
-                <w:szCs w:val="24"/>
               </w:rPr>
               <w:t>атт</w:t>
             </w:r>
@@ -3624,8 +3704,6 @@
             <w:r>
               <w:rPr>
                 <w:color w:val="000000"/>
-                <w:sz w:val="24"/>
-                <w:szCs w:val="24"/>
               </w:rPr>
               <w:t>.</w:t>
             </w:r>
@@ -3664,8 +3742,6 @@
             <w:r>
               <w:rPr>
                 <w:color w:val="000000"/>
-                <w:sz w:val="24"/>
-                <w:szCs w:val="24"/>
               </w:rPr>
               <w:t>5</w:t>
             </w:r>
@@ -3699,10 +3775,8 @@
             <w:r>
               <w:rPr>
                 <w:color w:val="000000"/>
-                <w:sz w:val="24"/>
-                <w:szCs w:val="24"/>
-              </w:rPr>
-              <w:t>9</w:t>
+              </w:rPr>
+              <w:t>6</w:t>
             </w:r>
           </w:p>
         </w:tc>
@@ -3734,10 +3808,8 @@
             <w:r>
               <w:rPr>
                 <w:color w:val="000000"/>
-                <w:sz w:val="24"/>
-                <w:szCs w:val="24"/>
-              </w:rPr>
-              <w:t>В</w:t>
+              </w:rPr>
+              <w:t>B</w:t>
             </w:r>
           </w:p>
         </w:tc>
@@ -3769,10 +3841,8 @@
             <w:r>
               <w:rPr>
                 <w:color w:val="000000"/>
-                <w:sz w:val="24"/>
-                <w:szCs w:val="24"/>
-              </w:rPr>
-              <w:t>В</w:t>
+              </w:rPr>
+              <w:t>B</w:t>
             </w:r>
           </w:p>
         </w:tc>
@@ -3804,10 +3874,8 @@
             <w:r>
               <w:rPr>
                 <w:color w:val="000000"/>
-                <w:sz w:val="24"/>
-                <w:szCs w:val="24"/>
-              </w:rPr>
-              <w:t>С</w:t>
+              </w:rPr>
+              <w:t>C</w:t>
             </w:r>
           </w:p>
         </w:tc>
@@ -3839,10 +3907,8 @@
             <w:r>
               <w:rPr>
                 <w:color w:val="000000"/>
-                <w:sz w:val="24"/>
-                <w:szCs w:val="24"/>
-              </w:rPr>
-              <w:t>С</w:t>
+              </w:rPr>
+              <w:t>B</w:t>
             </w:r>
           </w:p>
         </w:tc>
@@ -3874,10 +3940,8 @@
             <w:r>
               <w:rPr>
                 <w:color w:val="000000"/>
-                <w:sz w:val="24"/>
-                <w:szCs w:val="24"/>
-              </w:rPr>
-              <w:t>0,725</w:t>
+              </w:rPr>
+              <w:t>0,87</w:t>
             </w:r>
           </w:p>
         </w:tc>
@@ -3910,8 +3974,6 @@
             <w:r>
               <w:rPr>
                 <w:color w:val="000000"/>
-                <w:sz w:val="24"/>
-                <w:szCs w:val="24"/>
               </w:rPr>
               <w:t>Атт</w:t>
             </w:r>
@@ -3919,8 +3981,6 @@
             <w:r>
               <w:rPr>
                 <w:color w:val="000000"/>
-                <w:sz w:val="24"/>
-                <w:szCs w:val="24"/>
               </w:rPr>
               <w:t>.</w:t>
             </w:r>
@@ -3959,8 +4019,6 @@
             <w:r>
               <w:rPr>
                 <w:color w:val="000000"/>
-                <w:sz w:val="24"/>
-                <w:szCs w:val="24"/>
               </w:rPr>
               <w:t>6</w:t>
             </w:r>
@@ -3994,8 +4052,6 @@
             <w:r>
               <w:rPr>
                 <w:color w:val="000000"/>
-                <w:sz w:val="24"/>
-                <w:szCs w:val="24"/>
               </w:rPr>
               <w:t>14</w:t>
             </w:r>
@@ -4029,10 +4085,8 @@
             <w:r>
               <w:rPr>
                 <w:color w:val="000000"/>
-                <w:sz w:val="24"/>
-                <w:szCs w:val="24"/>
-              </w:rPr>
-              <w:t>С</w:t>
+              </w:rPr>
+              <w:t>B</w:t>
             </w:r>
           </w:p>
         </w:tc>
@@ -4064,10 +4118,8 @@
             <w:r>
               <w:rPr>
                 <w:color w:val="000000"/>
-                <w:sz w:val="24"/>
-                <w:szCs w:val="24"/>
-              </w:rPr>
-              <w:t>В</w:t>
+              </w:rPr>
+              <w:t>B</w:t>
             </w:r>
           </w:p>
         </w:tc>
@@ -4099,10 +4151,8 @@
             <w:r>
               <w:rPr>
                 <w:color w:val="000000"/>
-                <w:sz w:val="24"/>
-                <w:szCs w:val="24"/>
-              </w:rPr>
-              <w:t>В</w:t>
+              </w:rPr>
+              <w:t>H</w:t>
             </w:r>
           </w:p>
         </w:tc>
@@ -4134,10 +4184,8 @@
             <w:r>
               <w:rPr>
                 <w:color w:val="000000"/>
-                <w:sz w:val="24"/>
-                <w:szCs w:val="24"/>
-              </w:rPr>
-              <w:t>Н</w:t>
+              </w:rPr>
+              <w:t>C</w:t>
             </w:r>
           </w:p>
         </w:tc>
@@ -4169,10 +4217,8 @@
             <w:r>
               <w:rPr>
                 <w:color w:val="000000"/>
-                <w:sz w:val="24"/>
-                <w:szCs w:val="24"/>
-              </w:rPr>
-              <w:t>0,605</w:t>
+              </w:rPr>
+              <w:t>0,595</w:t>
             </w:r>
           </w:p>
         </w:tc>
@@ -4205,8 +4251,6 @@
             <w:r>
               <w:rPr>
                 <w:color w:val="000000"/>
-                <w:sz w:val="24"/>
-                <w:szCs w:val="24"/>
               </w:rPr>
               <w:t>Атт</w:t>
             </w:r>
@@ -4214,8 +4258,6 @@
             <w:r>
               <w:rPr>
                 <w:color w:val="000000"/>
-                <w:sz w:val="24"/>
-                <w:szCs w:val="24"/>
               </w:rPr>
               <w:t>.</w:t>
             </w:r>
@@ -4254,8 +4296,6 @@
             <w:r>
               <w:rPr>
                 <w:color w:val="000000"/>
-                <w:sz w:val="24"/>
-                <w:szCs w:val="24"/>
               </w:rPr>
               <w:t>7</w:t>
             </w:r>
@@ -4289,10 +4329,8 @@
             <w:r>
               <w:rPr>
                 <w:color w:val="000000"/>
-                <w:sz w:val="24"/>
-                <w:szCs w:val="24"/>
-              </w:rPr>
-              <w:t>1</w:t>
+              </w:rPr>
+              <w:t>18</w:t>
             </w:r>
           </w:p>
         </w:tc>
@@ -4324,10 +4362,8 @@
             <w:r>
               <w:rPr>
                 <w:color w:val="000000"/>
-                <w:sz w:val="24"/>
-                <w:szCs w:val="24"/>
-              </w:rPr>
-              <w:t>В</w:t>
+              </w:rPr>
+              <w:t>C</w:t>
             </w:r>
           </w:p>
         </w:tc>
@@ -4359,10 +4395,8 @@
             <w:r>
               <w:rPr>
                 <w:color w:val="000000"/>
-                <w:sz w:val="24"/>
-                <w:szCs w:val="24"/>
-              </w:rPr>
-              <w:t>С</w:t>
+              </w:rPr>
+              <w:t>B</w:t>
             </w:r>
           </w:p>
         </w:tc>
@@ -4394,10 +4428,8 @@
             <w:r>
               <w:rPr>
                 <w:color w:val="000000"/>
-                <w:sz w:val="24"/>
-                <w:szCs w:val="24"/>
-              </w:rPr>
-              <w:t>В</w:t>
+              </w:rPr>
+              <w:t>B</w:t>
             </w:r>
           </w:p>
         </w:tc>
@@ -4429,10 +4461,8 @@
             <w:r>
               <w:rPr>
                 <w:color w:val="000000"/>
-                <w:sz w:val="24"/>
-                <w:szCs w:val="24"/>
-              </w:rPr>
-              <w:t>Н</w:t>
+              </w:rPr>
+              <w:t>B</w:t>
             </w:r>
           </w:p>
         </w:tc>
@@ -4464,10 +4494,8 @@
             <w:r>
               <w:rPr>
                 <w:color w:val="000000"/>
-                <w:sz w:val="24"/>
-                <w:szCs w:val="24"/>
-              </w:rPr>
-              <w:t>0,59</w:t>
+              </w:rPr>
+              <w:t>0,895</w:t>
             </w:r>
           </w:p>
         </w:tc>
@@ -4500,8 +4528,6 @@
             <w:r>
               <w:rPr>
                 <w:color w:val="000000"/>
-                <w:sz w:val="24"/>
-                <w:szCs w:val="24"/>
               </w:rPr>
               <w:t>Атт</w:t>
             </w:r>
@@ -4509,8 +4535,6 @@
             <w:r>
               <w:rPr>
                 <w:color w:val="000000"/>
-                <w:sz w:val="24"/>
-                <w:szCs w:val="24"/>
               </w:rPr>
               <w:t>.</w:t>
             </w:r>
@@ -4549,8 +4573,6 @@
             <w:r>
               <w:rPr>
                 <w:color w:val="000000"/>
-                <w:sz w:val="24"/>
-                <w:szCs w:val="24"/>
               </w:rPr>
               <w:t>8</w:t>
             </w:r>
@@ -4584,10 +4606,8 @@
             <w:r>
               <w:rPr>
                 <w:color w:val="000000"/>
-                <w:sz w:val="24"/>
-                <w:szCs w:val="24"/>
-              </w:rPr>
-              <w:t>2</w:t>
+              </w:rPr>
+              <w:t>4</w:t>
             </w:r>
           </w:p>
         </w:tc>
@@ -4619,10 +4639,8 @@
             <w:r>
               <w:rPr>
                 <w:color w:val="000000"/>
-                <w:sz w:val="24"/>
-                <w:szCs w:val="24"/>
-              </w:rPr>
-              <w:t>С</w:t>
+              </w:rPr>
+              <w:t>H</w:t>
             </w:r>
           </w:p>
         </w:tc>
@@ -4654,10 +4672,8 @@
             <w:r>
               <w:rPr>
                 <w:color w:val="000000"/>
-                <w:sz w:val="24"/>
-                <w:szCs w:val="24"/>
-              </w:rPr>
-              <w:t>В</w:t>
+              </w:rPr>
+              <w:t>B</w:t>
             </w:r>
           </w:p>
         </w:tc>
@@ -4689,10 +4705,8 @@
             <w:r>
               <w:rPr>
                 <w:color w:val="000000"/>
-                <w:sz w:val="24"/>
-                <w:szCs w:val="24"/>
-              </w:rPr>
-              <w:t>С</w:t>
+              </w:rPr>
+              <w:t>B</w:t>
             </w:r>
           </w:p>
         </w:tc>
@@ -4724,10 +4738,8 @@
             <w:r>
               <w:rPr>
                 <w:color w:val="000000"/>
-                <w:sz w:val="24"/>
-                <w:szCs w:val="24"/>
-              </w:rPr>
-              <w:t>С</w:t>
+              </w:rPr>
+              <w:t>B</w:t>
             </w:r>
           </w:p>
         </w:tc>
@@ -4759,10 +4771,8 @@
             <w:r>
               <w:rPr>
                 <w:color w:val="000000"/>
-                <w:sz w:val="24"/>
-                <w:szCs w:val="24"/>
-              </w:rPr>
-              <w:t>0,62</w:t>
+              </w:rPr>
+              <w:t>0,79</w:t>
             </w:r>
           </w:p>
         </w:tc>
@@ -4795,8 +4805,6 @@
             <w:r>
               <w:rPr>
                 <w:color w:val="000000"/>
-                <w:sz w:val="24"/>
-                <w:szCs w:val="24"/>
               </w:rPr>
               <w:t>Атт</w:t>
             </w:r>
@@ -4804,8 +4812,6 @@
             <w:r>
               <w:rPr>
                 <w:color w:val="000000"/>
-                <w:sz w:val="24"/>
-                <w:szCs w:val="24"/>
               </w:rPr>
               <w:t>.</w:t>
             </w:r>
@@ -4844,8 +4850,6 @@
             <w:r>
               <w:rPr>
                 <w:color w:val="000000"/>
-                <w:sz w:val="24"/>
-                <w:szCs w:val="24"/>
               </w:rPr>
               <w:t>9</w:t>
             </w:r>
@@ -4879,10 +4883,8 @@
             <w:r>
               <w:rPr>
                 <w:color w:val="000000"/>
-                <w:sz w:val="24"/>
-                <w:szCs w:val="24"/>
-              </w:rPr>
-              <w:t>11</w:t>
+              </w:rPr>
+              <w:t>20</w:t>
             </w:r>
           </w:p>
         </w:tc>
@@ -4914,10 +4916,8 @@
             <w:r>
               <w:rPr>
                 <w:color w:val="000000"/>
-                <w:sz w:val="24"/>
-                <w:szCs w:val="24"/>
-              </w:rPr>
-              <w:t>В</w:t>
+              </w:rPr>
+              <w:t>B</w:t>
             </w:r>
           </w:p>
         </w:tc>
@@ -4949,10 +4949,8 @@
             <w:r>
               <w:rPr>
                 <w:color w:val="000000"/>
-                <w:sz w:val="24"/>
-                <w:szCs w:val="24"/>
-              </w:rPr>
-              <w:t>В</w:t>
+              </w:rPr>
+              <w:t>H</w:t>
             </w:r>
           </w:p>
         </w:tc>
@@ -4984,10 +4982,8 @@
             <w:r>
               <w:rPr>
                 <w:color w:val="000000"/>
-                <w:sz w:val="24"/>
-                <w:szCs w:val="24"/>
-              </w:rPr>
-              <w:t>В</w:t>
+              </w:rPr>
+              <w:t>C</w:t>
             </w:r>
           </w:p>
         </w:tc>
@@ -5019,10 +5015,8 @@
             <w:r>
               <w:rPr>
                 <w:color w:val="000000"/>
-                <w:sz w:val="24"/>
-                <w:szCs w:val="24"/>
-              </w:rPr>
-              <w:t>В</w:t>
+              </w:rPr>
+              <w:t>B</w:t>
             </w:r>
           </w:p>
         </w:tc>
@@ -5054,10 +5048,8 @@
             <w:r>
               <w:rPr>
                 <w:color w:val="000000"/>
-                <w:sz w:val="24"/>
-                <w:szCs w:val="24"/>
-              </w:rPr>
-              <w:t>1</w:t>
+              </w:rPr>
+              <w:t>0,63</w:t>
             </w:r>
           </w:p>
         </w:tc>
@@ -5090,8 +5082,6 @@
             <w:r>
               <w:rPr>
                 <w:color w:val="000000"/>
-                <w:sz w:val="24"/>
-                <w:szCs w:val="24"/>
               </w:rPr>
               <w:t>Атт</w:t>
             </w:r>
@@ -5099,8 +5089,6 @@
             <w:r>
               <w:rPr>
                 <w:color w:val="000000"/>
-                <w:sz w:val="24"/>
-                <w:szCs w:val="24"/>
               </w:rPr>
               <w:t>.</w:t>
             </w:r>
@@ -5139,8 +5127,6 @@
             <w:r>
               <w:rPr>
                 <w:color w:val="000000"/>
-                <w:sz w:val="24"/>
-                <w:szCs w:val="24"/>
               </w:rPr>
               <w:t>10</w:t>
             </w:r>
@@ -5174,10 +5160,8 @@
             <w:r>
               <w:rPr>
                 <w:color w:val="000000"/>
-                <w:sz w:val="24"/>
-                <w:szCs w:val="24"/>
-              </w:rPr>
-              <w:t>7</w:t>
+              </w:rPr>
+              <w:t>13</w:t>
             </w:r>
           </w:p>
         </w:tc>
@@ -5209,10 +5193,8 @@
             <w:r>
               <w:rPr>
                 <w:color w:val="000000"/>
-                <w:sz w:val="24"/>
-                <w:szCs w:val="24"/>
-              </w:rPr>
-              <w:t>В</w:t>
+              </w:rPr>
+              <w:t>H</w:t>
             </w:r>
           </w:p>
         </w:tc>
@@ -5244,10 +5226,8 @@
             <w:r>
               <w:rPr>
                 <w:color w:val="000000"/>
-                <w:sz w:val="24"/>
-                <w:szCs w:val="24"/>
-              </w:rPr>
-              <w:t>Н</w:t>
+              </w:rPr>
+              <w:t>C</w:t>
             </w:r>
           </w:p>
         </w:tc>
@@ -5279,10 +5259,8 @@
             <w:r>
               <w:rPr>
                 <w:color w:val="000000"/>
-                <w:sz w:val="24"/>
-                <w:szCs w:val="24"/>
-              </w:rPr>
-              <w:t>С</w:t>
+              </w:rPr>
+              <w:t>C</w:t>
             </w:r>
           </w:p>
         </w:tc>
@@ -5314,10 +5292,8 @@
             <w:r>
               <w:rPr>
                 <w:color w:val="000000"/>
-                <w:sz w:val="24"/>
-                <w:szCs w:val="24"/>
-              </w:rPr>
-              <w:t>С</w:t>
+              </w:rPr>
+              <w:t>B</w:t>
             </w:r>
           </w:p>
         </w:tc>
@@ -5349,10 +5325,8 @@
             <w:r>
               <w:rPr>
                 <w:color w:val="000000"/>
-                <w:sz w:val="24"/>
-                <w:szCs w:val="24"/>
-              </w:rPr>
-              <w:t>0,485</w:t>
+              </w:rPr>
+              <w:t>0,54</w:t>
             </w:r>
           </w:p>
         </w:tc>
@@ -5381,29 +5355,17 @@
                 <w:szCs w:val="24"/>
               </w:rPr>
             </w:pPr>
-            <w:r>
-              <w:rPr>
-                <w:color w:val="000000"/>
-                <w:sz w:val="24"/>
-                <w:szCs w:val="24"/>
-              </w:rPr>
-              <w:t xml:space="preserve">Не </w:t>
-            </w:r>
             <w:proofErr w:type="spellStart"/>
             <w:r>
               <w:rPr>
                 <w:color w:val="000000"/>
-                <w:sz w:val="24"/>
-                <w:szCs w:val="24"/>
-              </w:rPr>
-              <w:t>атт</w:t>
+              </w:rPr>
+              <w:t>Атт</w:t>
             </w:r>
             <w:proofErr w:type="spellEnd"/>
             <w:r>
               <w:rPr>
                 <w:color w:val="000000"/>
-                <w:sz w:val="24"/>
-                <w:szCs w:val="24"/>
               </w:rPr>
               <w:t>.</w:t>
             </w:r>
@@ -5442,8 +5404,6 @@
             <w:r>
               <w:rPr>
                 <w:color w:val="000000"/>
-                <w:sz w:val="24"/>
-                <w:szCs w:val="24"/>
               </w:rPr>
               <w:t>11</w:t>
             </w:r>
@@ -5477,10 +5437,8 @@
             <w:r>
               <w:rPr>
                 <w:color w:val="000000"/>
-                <w:sz w:val="24"/>
-                <w:szCs w:val="24"/>
-              </w:rPr>
-              <w:t>19</w:t>
+              </w:rPr>
+              <w:t>26</w:t>
             </w:r>
           </w:p>
         </w:tc>
@@ -5512,10 +5470,8 @@
             <w:r>
               <w:rPr>
                 <w:color w:val="000000"/>
-                <w:sz w:val="24"/>
-                <w:szCs w:val="24"/>
-              </w:rPr>
-              <w:t>Н</w:t>
+              </w:rPr>
+              <w:t>B</w:t>
             </w:r>
           </w:p>
         </w:tc>
@@ -5547,10 +5503,8 @@
             <w:r>
               <w:rPr>
                 <w:color w:val="000000"/>
-                <w:sz w:val="24"/>
-                <w:szCs w:val="24"/>
-              </w:rPr>
-              <w:t>С</w:t>
+              </w:rPr>
+              <w:t>C</w:t>
             </w:r>
           </w:p>
         </w:tc>
@@ -5582,10 +5536,8 @@
             <w:r>
               <w:rPr>
                 <w:color w:val="000000"/>
-                <w:sz w:val="24"/>
-                <w:szCs w:val="24"/>
-              </w:rPr>
-              <w:t>С</w:t>
+              </w:rPr>
+              <w:t>B</w:t>
             </w:r>
           </w:p>
         </w:tc>
@@ -5617,10 +5569,8 @@
             <w:r>
               <w:rPr>
                 <w:color w:val="000000"/>
-                <w:sz w:val="24"/>
-                <w:szCs w:val="24"/>
-              </w:rPr>
-              <w:t>С</w:t>
+              </w:rPr>
+              <w:t>H</w:t>
             </w:r>
           </w:p>
         </w:tc>
@@ -5652,10 +5602,8 @@
             <w:r>
               <w:rPr>
                 <w:color w:val="000000"/>
-                <w:sz w:val="24"/>
-                <w:szCs w:val="24"/>
-              </w:rPr>
-              <w:t>0,395</w:t>
+              </w:rPr>
+              <w:t>0,59</w:t>
             </w:r>
           </w:p>
         </w:tc>
@@ -5684,29 +5632,17 @@
                 <w:szCs w:val="24"/>
               </w:rPr>
             </w:pPr>
-            <w:r>
-              <w:rPr>
-                <w:color w:val="000000"/>
-                <w:sz w:val="24"/>
-                <w:szCs w:val="24"/>
-              </w:rPr>
-              <w:t xml:space="preserve">Не </w:t>
-            </w:r>
             <w:proofErr w:type="spellStart"/>
             <w:r>
               <w:rPr>
                 <w:color w:val="000000"/>
-                <w:sz w:val="24"/>
-                <w:szCs w:val="24"/>
-              </w:rPr>
-              <w:t>атт</w:t>
+              </w:rPr>
+              <w:t>Атт</w:t>
             </w:r>
             <w:proofErr w:type="spellEnd"/>
             <w:r>
               <w:rPr>
                 <w:color w:val="000000"/>
-                <w:sz w:val="24"/>
-                <w:szCs w:val="24"/>
               </w:rPr>
               <w:t>.</w:t>
             </w:r>
@@ -5745,8 +5681,6 @@
             <w:r>
               <w:rPr>
                 <w:color w:val="000000"/>
-                <w:sz w:val="24"/>
-                <w:szCs w:val="24"/>
               </w:rPr>
               <w:t>12</w:t>
             </w:r>
@@ -5780,10 +5714,8 @@
             <w:r>
               <w:rPr>
                 <w:color w:val="000000"/>
-                <w:sz w:val="24"/>
-                <w:szCs w:val="24"/>
-              </w:rPr>
-              <w:t>24</w:t>
+              </w:rPr>
+              <w:t>5</w:t>
             </w:r>
           </w:p>
         </w:tc>
@@ -5815,10 +5747,8 @@
             <w:r>
               <w:rPr>
                 <w:color w:val="000000"/>
-                <w:sz w:val="24"/>
-                <w:szCs w:val="24"/>
-              </w:rPr>
-              <w:t>С</w:t>
+              </w:rPr>
+              <w:t>C</w:t>
             </w:r>
           </w:p>
         </w:tc>
@@ -5850,10 +5780,8 @@
             <w:r>
               <w:rPr>
                 <w:color w:val="000000"/>
-                <w:sz w:val="24"/>
-                <w:szCs w:val="24"/>
-              </w:rPr>
-              <w:t>В</w:t>
+              </w:rPr>
+              <w:t>C</w:t>
             </w:r>
           </w:p>
         </w:tc>
@@ -5885,10 +5813,8 @@
             <w:r>
               <w:rPr>
                 <w:color w:val="000000"/>
-                <w:sz w:val="24"/>
-                <w:szCs w:val="24"/>
-              </w:rPr>
-              <w:t>С</w:t>
+              </w:rPr>
+              <w:t>B</w:t>
             </w:r>
           </w:p>
         </w:tc>
@@ -5920,10 +5846,8 @@
             <w:r>
               <w:rPr>
                 <w:color w:val="000000"/>
-                <w:sz w:val="24"/>
-                <w:szCs w:val="24"/>
-              </w:rPr>
-              <w:t>В</w:t>
+              </w:rPr>
+              <w:t>H</w:t>
             </w:r>
           </w:p>
         </w:tc>
@@ -5955,10 +5879,8 @@
             <w:r>
               <w:rPr>
                 <w:color w:val="000000"/>
-                <w:sz w:val="24"/>
-                <w:szCs w:val="24"/>
-              </w:rPr>
-              <w:t>0,765</w:t>
+              </w:rPr>
+              <w:t>0,485</w:t>
             </w:r>
           </w:p>
         </w:tc>
@@ -5987,21 +5909,23 @@
                 <w:szCs w:val="24"/>
               </w:rPr>
             </w:pPr>
+            <w:r>
+              <w:rPr>
+                <w:color w:val="000000"/>
+              </w:rPr>
+              <w:t xml:space="preserve">Не </w:t>
+            </w:r>
             <w:proofErr w:type="spellStart"/>
             <w:r>
               <w:rPr>
                 <w:color w:val="000000"/>
-                <w:sz w:val="24"/>
-                <w:szCs w:val="24"/>
-              </w:rPr>
-              <w:t>Атт</w:t>
+              </w:rPr>
+              <w:t>атт</w:t>
             </w:r>
             <w:proofErr w:type="spellEnd"/>
             <w:r>
               <w:rPr>
                 <w:color w:val="000000"/>
-                <w:sz w:val="24"/>
-                <w:szCs w:val="24"/>
               </w:rPr>
               <w:t>.</w:t>
             </w:r>
@@ -6040,8 +5964,6 @@
             <w:r>
               <w:rPr>
                 <w:color w:val="000000"/>
-                <w:sz w:val="24"/>
-                <w:szCs w:val="24"/>
               </w:rPr>
               <w:t>13</w:t>
             </w:r>
@@ -6075,10 +5997,8 @@
             <w:r>
               <w:rPr>
                 <w:color w:val="000000"/>
-                <w:sz w:val="24"/>
-                <w:szCs w:val="24"/>
-              </w:rPr>
-              <w:t>6</w:t>
+              </w:rPr>
+              <w:t>3</w:t>
             </w:r>
           </w:p>
         </w:tc>
@@ -6110,10 +6030,8 @@
             <w:r>
               <w:rPr>
                 <w:color w:val="000000"/>
-                <w:sz w:val="24"/>
-                <w:szCs w:val="24"/>
-              </w:rPr>
-              <w:t>В</w:t>
+              </w:rPr>
+              <w:t>C</w:t>
             </w:r>
           </w:p>
         </w:tc>
@@ -6145,10 +6063,8 @@
             <w:r>
               <w:rPr>
                 <w:color w:val="000000"/>
-                <w:sz w:val="24"/>
-                <w:szCs w:val="24"/>
-              </w:rPr>
-              <w:t>Н</w:t>
+              </w:rPr>
+              <w:t>B</w:t>
             </w:r>
           </w:p>
         </w:tc>
@@ -6180,10 +6096,8 @@
             <w:r>
               <w:rPr>
                 <w:color w:val="000000"/>
-                <w:sz w:val="24"/>
-                <w:szCs w:val="24"/>
-              </w:rPr>
-              <w:t>С</w:t>
+              </w:rPr>
+              <w:t>C</w:t>
             </w:r>
           </w:p>
         </w:tc>
@@ -6215,10 +6129,8 @@
             <w:r>
               <w:rPr>
                 <w:color w:val="000000"/>
-                <w:sz w:val="24"/>
-                <w:szCs w:val="24"/>
-              </w:rPr>
-              <w:t>С</w:t>
+              </w:rPr>
+              <w:t>C</w:t>
             </w:r>
           </w:p>
         </w:tc>
@@ -6250,10 +6162,8 @@
             <w:r>
               <w:rPr>
                 <w:color w:val="000000"/>
-                <w:sz w:val="24"/>
-                <w:szCs w:val="24"/>
-              </w:rPr>
-              <w:t>0,485</w:t>
+              </w:rPr>
+              <w:t>0,62</w:t>
             </w:r>
           </w:p>
         </w:tc>
@@ -6282,29 +6192,17 @@
                 <w:szCs w:val="24"/>
               </w:rPr>
             </w:pPr>
-            <w:r>
-              <w:rPr>
-                <w:color w:val="000000"/>
-                <w:sz w:val="24"/>
-                <w:szCs w:val="24"/>
-              </w:rPr>
-              <w:t xml:space="preserve">Не </w:t>
-            </w:r>
             <w:proofErr w:type="spellStart"/>
             <w:r>
               <w:rPr>
                 <w:color w:val="000000"/>
-                <w:sz w:val="24"/>
-                <w:szCs w:val="24"/>
-              </w:rPr>
-              <w:t>атт</w:t>
+              </w:rPr>
+              <w:t>Атт</w:t>
             </w:r>
             <w:proofErr w:type="spellEnd"/>
             <w:r>
               <w:rPr>
                 <w:color w:val="000000"/>
-                <w:sz w:val="24"/>
-                <w:szCs w:val="24"/>
               </w:rPr>
               <w:t>.</w:t>
             </w:r>
@@ -6343,8 +6241,6 @@
             <w:r>
               <w:rPr>
                 <w:color w:val="000000"/>
-                <w:sz w:val="24"/>
-                <w:szCs w:val="24"/>
               </w:rPr>
               <w:t>14</w:t>
             </w:r>
@@ -6378,10 +6274,8 @@
             <w:r>
               <w:rPr>
                 <w:color w:val="000000"/>
-                <w:sz w:val="24"/>
-                <w:szCs w:val="24"/>
-              </w:rPr>
-              <w:t>15</w:t>
+              </w:rPr>
+              <w:t>2</w:t>
             </w:r>
           </w:p>
         </w:tc>
@@ -6413,10 +6307,8 @@
             <w:r>
               <w:rPr>
                 <w:color w:val="000000"/>
-                <w:sz w:val="24"/>
-                <w:szCs w:val="24"/>
-              </w:rPr>
-              <w:t>С</w:t>
+              </w:rPr>
+              <w:t>B</w:t>
             </w:r>
           </w:p>
         </w:tc>
@@ -6448,10 +6340,8 @@
             <w:r>
               <w:rPr>
                 <w:color w:val="000000"/>
-                <w:sz w:val="24"/>
-                <w:szCs w:val="24"/>
-              </w:rPr>
-              <w:t>С</w:t>
+              </w:rPr>
+              <w:t>C</w:t>
             </w:r>
           </w:p>
         </w:tc>
@@ -6483,10 +6373,8 @@
             <w:r>
               <w:rPr>
                 <w:color w:val="000000"/>
-                <w:sz w:val="24"/>
-                <w:szCs w:val="24"/>
-              </w:rPr>
-              <w:t>В</w:t>
+              </w:rPr>
+              <w:t>B</w:t>
             </w:r>
           </w:p>
         </w:tc>
@@ -6518,10 +6406,8 @@
             <w:r>
               <w:rPr>
                 <w:color w:val="000000"/>
-                <w:sz w:val="24"/>
-                <w:szCs w:val="24"/>
-              </w:rPr>
-              <w:t>В</w:t>
+              </w:rPr>
+              <w:t>C</w:t>
             </w:r>
           </w:p>
         </w:tc>
@@ -6553,10 +6439,8 @@
             <w:r>
               <w:rPr>
                 <w:color w:val="000000"/>
-                <w:sz w:val="24"/>
-                <w:szCs w:val="24"/>
-              </w:rPr>
-              <w:t>0,775</w:t>
+              </w:rPr>
+              <w:t>0,735</w:t>
             </w:r>
           </w:p>
         </w:tc>
@@ -6589,8 +6473,6 @@
             <w:r>
               <w:rPr>
                 <w:color w:val="000000"/>
-                <w:sz w:val="24"/>
-                <w:szCs w:val="24"/>
               </w:rPr>
               <w:t>Атт</w:t>
             </w:r>
@@ -6598,8 +6480,6 @@
             <w:r>
               <w:rPr>
                 <w:color w:val="000000"/>
-                <w:sz w:val="24"/>
-                <w:szCs w:val="24"/>
               </w:rPr>
               <w:t>.</w:t>
             </w:r>
@@ -6638,8 +6518,6 @@
             <w:r>
               <w:rPr>
                 <w:color w:val="000000"/>
-                <w:sz w:val="24"/>
-                <w:szCs w:val="24"/>
               </w:rPr>
               <w:t>15</w:t>
             </w:r>
@@ -6673,10 +6551,8 @@
             <w:r>
               <w:rPr>
                 <w:color w:val="000000"/>
-                <w:sz w:val="24"/>
-                <w:szCs w:val="24"/>
-              </w:rPr>
-              <w:t>10</w:t>
+              </w:rPr>
+              <w:t>12</w:t>
             </w:r>
           </w:p>
         </w:tc>
@@ -6708,10 +6584,8 @@
             <w:r>
               <w:rPr>
                 <w:color w:val="000000"/>
-                <w:sz w:val="24"/>
-                <w:szCs w:val="24"/>
-              </w:rPr>
-              <w:t>В</w:t>
+              </w:rPr>
+              <w:t>C</w:t>
             </w:r>
           </w:p>
         </w:tc>
@@ -6743,10 +6617,8 @@
             <w:r>
               <w:rPr>
                 <w:color w:val="000000"/>
-                <w:sz w:val="24"/>
-                <w:szCs w:val="24"/>
-              </w:rPr>
-              <w:t>В</w:t>
+              </w:rPr>
+              <w:t>C</w:t>
             </w:r>
           </w:p>
         </w:tc>
@@ -6778,10 +6650,8 @@
             <w:r>
               <w:rPr>
                 <w:color w:val="000000"/>
-                <w:sz w:val="24"/>
-                <w:szCs w:val="24"/>
-              </w:rPr>
-              <w:t>В</w:t>
+              </w:rPr>
+              <w:t>B</w:t>
             </w:r>
           </w:p>
         </w:tc>
@@ -6813,10 +6683,8 @@
             <w:r>
               <w:rPr>
                 <w:color w:val="000000"/>
-                <w:sz w:val="24"/>
-                <w:szCs w:val="24"/>
-              </w:rPr>
-              <w:t>С</w:t>
+              </w:rPr>
+              <w:t>B</w:t>
             </w:r>
           </w:p>
         </w:tc>
@@ -6848,10 +6716,8 @@
             <w:r>
               <w:rPr>
                 <w:color w:val="000000"/>
-                <w:sz w:val="24"/>
-                <w:szCs w:val="24"/>
-              </w:rPr>
-              <w:t>0,855</w:t>
+              </w:rPr>
+              <w:t>0,775</w:t>
             </w:r>
           </w:p>
         </w:tc>
@@ -6884,8 +6750,6 @@
             <w:r>
               <w:rPr>
                 <w:color w:val="000000"/>
-                <w:sz w:val="24"/>
-                <w:szCs w:val="24"/>
               </w:rPr>
               <w:t>Атт</w:t>
             </w:r>
@@ -6893,8 +6757,6 @@
             <w:r>
               <w:rPr>
                 <w:color w:val="000000"/>
-                <w:sz w:val="24"/>
-                <w:szCs w:val="24"/>
               </w:rPr>
               <w:t>.</w:t>
             </w:r>
@@ -6955,7 +6817,6 @@
               <w:rFonts w:ascii="Cambria Math" w:eastAsia="Aptos" w:hAnsi="Cambria Math"/>
               <w:lang w:eastAsia="en-US"/>
             </w:rPr>
-            <w:lastRenderedPageBreak/>
             <m:t>q</m:t>
           </m:r>
           <m:r>
@@ -7200,6 +7061,7 @@
           <w:rFonts w:eastAsia="Aptos"/>
           <w:lang w:eastAsia="en-US"/>
         </w:rPr>
+        <w:lastRenderedPageBreak/>
         <w:t>где:</w:t>
       </w:r>
     </w:p>

--- a/606-22-ДемьянцевВВ_Лаб5.docx
+++ b/606-22-ДемьянцевВВ_Лаб5.docx
@@ -185,6 +185,7 @@
       <w:bookmarkStart w:id="1" w:name="_Toc223014591"/>
       <w:bookmarkStart w:id="2" w:name="_Toc223702633"/>
       <w:bookmarkStart w:id="3" w:name="_Toc223707148"/>
+      <w:bookmarkStart w:id="4" w:name="_Toc224311943"/>
       <w:r>
         <w:lastRenderedPageBreak/>
         <w:t>СОДЕРЖАНИЕ</w:t>
@@ -193,12 +194,13 @@
       <w:bookmarkEnd w:id="1"/>
       <w:bookmarkEnd w:id="2"/>
       <w:bookmarkEnd w:id="3"/>
+      <w:bookmarkEnd w:id="4"/>
     </w:p>
     <w:p>
       <w:pPr>
         <w:pStyle w:val="aff9"/>
         <w:rPr>
-          <w:rFonts w:eastAsiaTheme="minorEastAsia"/>
+          <w:rFonts w:asciiTheme="minorHAnsi" w:eastAsiaTheme="minorEastAsia" w:hAnsiTheme="minorHAnsi" w:cstheme="minorBidi"/>
           <w:noProof/>
           <w:kern w:val="2"/>
           <w:sz w:val="24"/>
@@ -215,12 +217,13 @@
       <w:r>
         <w:fldChar w:fldCharType="separate"/>
       </w:r>
-      <w:hyperlink w:anchor="_Toc223707149" w:history="1">
+      <w:hyperlink w:anchor="_Toc224311944" w:history="1">
         <w:r>
           <w:rPr>
             <w:rStyle w:val="aff2"/>
             <w:rFonts w:eastAsia="Arial"/>
             <w:noProof/>
+            <w:lang w:eastAsia="en-US"/>
           </w:rPr>
           <w:t>ВВЕДЕНИЕ</w:t>
         </w:r>
@@ -243,7 +246,7 @@
             <w:noProof/>
             <w:webHidden/>
           </w:rPr>
-          <w:instrText xml:space="preserve"> PAGEREF _Toc223707149 \h </w:instrText>
+          <w:instrText xml:space="preserve"> PAGEREF _Toc224311944 \h </w:instrText>
         </w:r>
         <w:r>
           <w:rPr>
@@ -278,7 +281,7 @@
       <w:pPr>
         <w:pStyle w:val="aff9"/>
         <w:rPr>
-          <w:rFonts w:eastAsiaTheme="minorEastAsia"/>
+          <w:rFonts w:asciiTheme="minorHAnsi" w:eastAsiaTheme="minorEastAsia" w:hAnsiTheme="minorHAnsi" w:cstheme="minorBidi"/>
           <w:noProof/>
           <w:kern w:val="2"/>
           <w:sz w:val="24"/>
@@ -286,12 +289,13 @@
           <w14:ligatures w14:val="standardContextual"/>
         </w:rPr>
       </w:pPr>
-      <w:hyperlink w:anchor="_Toc223707150" w:history="1">
+      <w:hyperlink w:anchor="_Toc224311945" w:history="1">
         <w:r>
           <w:rPr>
             <w:rStyle w:val="aff2"/>
             <w:rFonts w:eastAsia="Arial"/>
             <w:noProof/>
+            <w:lang w:eastAsia="en-US"/>
           </w:rPr>
           <w:t>ВЫПОЛНЕНИЕ ЛАБОРАТОРНОЙ РАБОТЫ</w:t>
         </w:r>
@@ -314,7 +318,7 @@
             <w:noProof/>
             <w:webHidden/>
           </w:rPr>
-          <w:instrText xml:space="preserve"> PAGEREF _Toc223707150 \h </w:instrText>
+          <w:instrText xml:space="preserve"> PAGEREF _Toc224311945 \h </w:instrText>
         </w:r>
         <w:r>
           <w:rPr>
@@ -349,7 +353,7 @@
       <w:pPr>
         <w:pStyle w:val="aff9"/>
         <w:rPr>
-          <w:rFonts w:eastAsiaTheme="minorEastAsia"/>
+          <w:rFonts w:asciiTheme="minorHAnsi" w:eastAsiaTheme="minorEastAsia" w:hAnsiTheme="minorHAnsi" w:cstheme="minorBidi"/>
           <w:noProof/>
           <w:kern w:val="2"/>
           <w:sz w:val="24"/>
@@ -357,12 +361,13 @@
           <w14:ligatures w14:val="standardContextual"/>
         </w:rPr>
       </w:pPr>
-      <w:hyperlink w:anchor="_Toc223707151" w:history="1">
+      <w:hyperlink w:anchor="_Toc224311946" w:history="1">
         <w:r>
           <w:rPr>
             <w:rStyle w:val="aff2"/>
             <w:rFonts w:eastAsia="Arial"/>
             <w:noProof/>
+            <w:lang w:eastAsia="en-US"/>
           </w:rPr>
           <w:t>ЗАКЛЮЧЕНИЕ</w:t>
         </w:r>
@@ -385,7 +390,79 @@
             <w:noProof/>
             <w:webHidden/>
           </w:rPr>
-          <w:instrText xml:space="preserve"> PAGEREF _Toc223707151 \h </w:instrText>
+          <w:instrText xml:space="preserve"> PAGEREF _Toc224311946 \h </w:instrText>
+        </w:r>
+        <w:r>
+          <w:rPr>
+            <w:noProof/>
+            <w:webHidden/>
+          </w:rPr>
+        </w:r>
+        <w:r>
+          <w:rPr>
+            <w:noProof/>
+            <w:webHidden/>
+          </w:rPr>
+          <w:fldChar w:fldCharType="separate"/>
+        </w:r>
+        <w:r>
+          <w:rPr>
+            <w:noProof/>
+            <w:webHidden/>
+          </w:rPr>
+          <w:t>7</w:t>
+        </w:r>
+        <w:r>
+          <w:rPr>
+            <w:noProof/>
+            <w:webHidden/>
+          </w:rPr>
+          <w:fldChar w:fldCharType="end"/>
+        </w:r>
+      </w:hyperlink>
+    </w:p>
+    <w:p>
+      <w:pPr>
+        <w:pStyle w:val="aff9"/>
+        <w:rPr>
+          <w:rFonts w:asciiTheme="minorHAnsi" w:eastAsiaTheme="minorEastAsia" w:hAnsiTheme="minorHAnsi" w:cstheme="minorBidi"/>
+          <w:noProof/>
+          <w:kern w:val="2"/>
+          <w:sz w:val="24"/>
+          <w:szCs w:val="24"/>
+          <w14:ligatures w14:val="standardContextual"/>
+        </w:rPr>
+      </w:pPr>
+      <w:hyperlink w:anchor="_Toc224311947" w:history="1">
+        <w:r>
+          <w:rPr>
+            <w:rStyle w:val="aff2"/>
+            <w:rFonts w:eastAsia="Arial"/>
+            <w:noProof/>
+            <w:lang w:eastAsia="en-US"/>
+          </w:rPr>
+          <w:t>СПИСОК ИСПОЛЬЗОВАННЫХ ИСТОЧНИКОВ</w:t>
+        </w:r>
+        <w:r>
+          <w:rPr>
+            <w:noProof/>
+            <w:webHidden/>
+          </w:rPr>
+          <w:tab/>
+        </w:r>
+        <w:r>
+          <w:rPr>
+            <w:noProof/>
+            <w:webHidden/>
+          </w:rPr>
+          <w:fldChar w:fldCharType="begin"/>
+        </w:r>
+        <w:r>
+          <w:rPr>
+            <w:noProof/>
+            <w:webHidden/>
+          </w:rPr>
+          <w:instrText xml:space="preserve"> PAGEREF _Toc224311947 \h </w:instrText>
         </w:r>
         <w:r>
           <w:rPr>
@@ -419,77 +496,6 @@
     <w:p>
       <w:pPr>
         <w:pStyle w:val="aff9"/>
-        <w:rPr>
-          <w:rFonts w:eastAsiaTheme="minorEastAsia"/>
-          <w:noProof/>
-          <w:kern w:val="2"/>
-          <w:sz w:val="24"/>
-          <w:szCs w:val="24"/>
-          <w14:ligatures w14:val="standardContextual"/>
-        </w:rPr>
-      </w:pPr>
-      <w:hyperlink w:anchor="_Toc223707152" w:history="1">
-        <w:r>
-          <w:rPr>
-            <w:rStyle w:val="aff2"/>
-            <w:rFonts w:eastAsia="Arial"/>
-            <w:noProof/>
-          </w:rPr>
-          <w:t>СПИСОК ИСПОЛЬЗОВАННЫХ ИСТОЧНИКОВ</w:t>
-        </w:r>
-        <w:r>
-          <w:rPr>
-            <w:noProof/>
-            <w:webHidden/>
-          </w:rPr>
-          <w:tab/>
-        </w:r>
-        <w:r>
-          <w:rPr>
-            <w:noProof/>
-            <w:webHidden/>
-          </w:rPr>
-          <w:fldChar w:fldCharType="begin"/>
-        </w:r>
-        <w:r>
-          <w:rPr>
-            <w:noProof/>
-            <w:webHidden/>
-          </w:rPr>
-          <w:instrText xml:space="preserve"> PAGEREF _Toc223707152 \h </w:instrText>
-        </w:r>
-        <w:r>
-          <w:rPr>
-            <w:noProof/>
-            <w:webHidden/>
-          </w:rPr>
-        </w:r>
-        <w:r>
-          <w:rPr>
-            <w:noProof/>
-            <w:webHidden/>
-          </w:rPr>
-          <w:fldChar w:fldCharType="separate"/>
-        </w:r>
-        <w:r>
-          <w:rPr>
-            <w:noProof/>
-            <w:webHidden/>
-          </w:rPr>
-          <w:t>10</w:t>
-        </w:r>
-        <w:r>
-          <w:rPr>
-            <w:noProof/>
-            <w:webHidden/>
-          </w:rPr>
-          <w:fldChar w:fldCharType="end"/>
-        </w:r>
-      </w:hyperlink>
-    </w:p>
-    <w:p>
-      <w:pPr>
-        <w:pStyle w:val="aff9"/>
       </w:pPr>
       <w:r>
         <w:fldChar w:fldCharType="end"/>
@@ -505,7 +511,8 @@
           <w:lang w:eastAsia="en-US"/>
         </w:rPr>
       </w:pPr>
-      <w:bookmarkStart w:id="4" w:name="_Toc224249668"/>
+      <w:bookmarkStart w:id="5" w:name="_Toc224249668"/>
+      <w:bookmarkStart w:id="6" w:name="_Toc224311944"/>
       <w:r>
         <w:rPr>
           <w:lang w:eastAsia="en-US"/>
@@ -513,7 +520,8 @@
         <w:lastRenderedPageBreak/>
         <w:t>ВВЕДЕНИЕ</w:t>
       </w:r>
-      <w:bookmarkEnd w:id="4"/>
+      <w:bookmarkEnd w:id="5"/>
+      <w:bookmarkEnd w:id="6"/>
     </w:p>
     <w:p>
       <w:pPr>
@@ -728,9 +736,10 @@
           <w:lang w:eastAsia="en-US"/>
         </w:rPr>
       </w:pPr>
-      <w:bookmarkStart w:id="5" w:name="_Toc166246139"/>
-      <w:bookmarkStart w:id="6" w:name="_Toc223014593"/>
-      <w:bookmarkStart w:id="7" w:name="_Toc224249669"/>
+      <w:bookmarkStart w:id="7" w:name="_Toc166246139"/>
+      <w:bookmarkStart w:id="8" w:name="_Toc223014593"/>
+      <w:bookmarkStart w:id="9" w:name="_Toc224249669"/>
+      <w:bookmarkStart w:id="10" w:name="_Toc224311945"/>
       <w:r>
         <w:rPr>
           <w:lang w:eastAsia="en-US"/>
@@ -738,9 +747,10 @@
         <w:lastRenderedPageBreak/>
         <w:t>ВЫПОЛНЕНИЕ ЛАБОРАТОРНОЙ РАБОТЫ</w:t>
       </w:r>
-      <w:bookmarkEnd w:id="5"/>
-      <w:bookmarkEnd w:id="6"/>
       <w:bookmarkEnd w:id="7"/>
+      <w:bookmarkEnd w:id="8"/>
+      <w:bookmarkEnd w:id="9"/>
+      <w:bookmarkEnd w:id="10"/>
     </w:p>
     <w:p>
       <w:pPr>
@@ -817,7 +827,35 @@
           <w:rFonts w:eastAsia="Aptos"/>
           <w:lang w:eastAsia="en-US"/>
         </w:rPr>
-        <w:t>Согласно таблице 1.1, при количестве предметов, подлежащих контролю (студентов в группе) n = 26, объём выборки составляет 15 студентов, приёмочное число равно 3.</w:t>
+        <w:t>Согласно таблице 1.1, при количестве предметов, подлежащих контролю (студентов в группе) n = 2</w:t>
+      </w:r>
+      <w:r>
+        <w:rPr>
+          <w:rFonts w:eastAsia="Aptos"/>
+          <w:lang w:eastAsia="en-US"/>
+        </w:rPr>
+        <w:t>9</w:t>
+      </w:r>
+      <w:r>
+        <w:rPr>
+          <w:rFonts w:eastAsia="Aptos"/>
+          <w:lang w:eastAsia="en-US"/>
+        </w:rPr>
+        <w:t>, объём выборки составляет 1</w:t>
+      </w:r>
+      <w:r>
+        <w:rPr>
+          <w:rFonts w:eastAsia="Aptos"/>
+          <w:lang w:eastAsia="en-US"/>
+        </w:rPr>
+        <w:t>6</w:t>
+      </w:r>
+      <w:r>
+        <w:rPr>
+          <w:rFonts w:eastAsia="Aptos"/>
+          <w:lang w:eastAsia="en-US"/>
+        </w:rPr>
+        <w:t xml:space="preserve"> студентов, приёмочное число равно 3.</w:t>
       </w:r>
     </w:p>
     <w:p>
@@ -872,7 +910,21 @@
           <w:rFonts w:eastAsia="Aptos"/>
           <w:lang w:eastAsia="en-US"/>
         </w:rPr>
-        <w:t>Случайным образом были выбраны 15 студентов из общего списка группы. Номера студентов по журналу внесены в таблицу 1.2.</w:t>
+        <w:t>Случайным образом были выбраны 1</w:t>
+      </w:r>
+      <w:r>
+        <w:rPr>
+          <w:rFonts w:eastAsia="Aptos"/>
+          <w:lang w:eastAsia="en-US"/>
+        </w:rPr>
+        <w:t>6</w:t>
+      </w:r>
+      <w:r>
+        <w:rPr>
+          <w:rFonts w:eastAsia="Aptos"/>
+          <w:lang w:eastAsia="en-US"/>
+        </w:rPr>
+        <w:t xml:space="preserve"> студентов из общего списка группы. Номера студентов по журналу внесены в таблицу 1.2.</w:t>
       </w:r>
     </w:p>
     <w:p>
@@ -1216,12 +1268,49 @@
           <w:lang w:eastAsia="en-US"/>
         </w:rPr>
       </w:pPr>
+    </w:p>
+    <w:p>
+      <w:pPr>
+        <w:shd w:val="clear" w:color="auto" w:fill="auto"/>
+        <w:rPr>
+          <w:rFonts w:eastAsia="Aptos"/>
+          <w:lang w:eastAsia="en-US"/>
+        </w:rPr>
+      </w:pPr>
       <w:r>
         <w:rPr>
           <w:rFonts w:eastAsia="Aptos"/>
           <w:lang w:eastAsia="en-US"/>
         </w:rPr>
-        <w:t>Вариант задания №7: согласно таблице 1.3, для варианта 7 используются следующие колонки из таблицы 1.4:</w:t>
+        <w:t>Вариант задания №</w:t>
+      </w:r>
+      <w:r>
+        <w:rPr>
+          <w:rFonts w:eastAsia="Aptos"/>
+          <w:lang w:eastAsia="en-US"/>
+        </w:rPr>
+        <w:t>3</w:t>
+      </w:r>
+      <w:r>
+        <w:rPr>
+          <w:rFonts w:eastAsia="Aptos"/>
+          <w:lang w:eastAsia="en-US"/>
+        </w:rPr>
+        <w:t xml:space="preserve">: согласно таблице 1.3, для варианта </w:t>
+      </w:r>
+      <w:r>
+        <w:rPr>
+          <w:rFonts w:eastAsia="Aptos"/>
+          <w:lang w:eastAsia="en-US"/>
+        </w:rPr>
+        <w:t>3</w:t>
+      </w:r>
+      <w:r>
+        <w:rPr>
+          <w:rFonts w:eastAsia="Aptos"/>
+          <w:lang w:eastAsia="en-US"/>
+        </w:rPr>
+        <w:t xml:space="preserve"> используются следующие колонки из таблицы 1.4:</w:t>
       </w:r>
     </w:p>
     <w:p>
@@ -1241,10 +1330,46 @@
       </w:r>
       <w:r>
         <w:rPr>
+          <w:spacing w:val="5"/>
+          <w:lang w:eastAsia="en-US"/>
+        </w:rPr>
+        <w:fldChar w:fldCharType="begin"/>
+      </w:r>
+      <w:r>
+        <w:rPr>
+          <w:spacing w:val="5"/>
+          <w:lang w:eastAsia="en-US"/>
+        </w:rPr>
+        <w:instrText xml:space="preserve"> SEQ Таблица \* ARABIC </w:instrText>
+      </w:r>
+      <w:r>
+        <w:rPr>
+          <w:spacing w:val="5"/>
+          <w:lang w:eastAsia="en-US"/>
+        </w:rPr>
+        <w:fldChar w:fldCharType="separate"/>
+      </w:r>
+      <w:r>
+        <w:rPr>
+          <w:noProof/>
+          <w:spacing w:val="5"/>
+          <w:lang w:eastAsia="en-US"/>
+        </w:rPr>
+        <w:t>2</w:t>
+      </w:r>
+      <w:r>
+        <w:rPr>
+          <w:spacing w:val="5"/>
+          <w:lang w:eastAsia="en-US"/>
+        </w:rPr>
+        <w:fldChar w:fldCharType="end"/>
+      </w:r>
+      <w:r>
+        <w:rPr>
           <w:rFonts w:eastAsia="Aptos"/>
           <w:lang w:eastAsia="en-US"/>
         </w:rPr>
-        <w:t xml:space="preserve">2 </w:t>
+        <w:t xml:space="preserve"> </w:t>
       </w:r>
       <w:r>
         <w:rPr>
@@ -1258,7 +1383,14 @@
           <w:rFonts w:eastAsia="Aptos"/>
           <w:lang w:eastAsia="en-US"/>
         </w:rPr>
-        <w:t>Колонки таблицы для варианта задания №7</w:t>
+        <w:t>Колонки таблицы для варианта задания №</w:t>
+      </w:r>
+      <w:r>
+        <w:rPr>
+          <w:rFonts w:eastAsia="Aptos"/>
+          <w:lang w:eastAsia="en-US"/>
+        </w:rPr>
+        <w:t>3</w:t>
       </w:r>
     </w:p>
     <w:tbl>
@@ -1491,6 +1623,19 @@
     </w:tbl>
     <w:p>
       <w:pPr>
+        <w:shd w:val="clear" w:color="auto" w:fill="auto"/>
+        <w:spacing w:after="160" w:line="259" w:lineRule="auto"/>
+        <w:ind w:left="1069" w:firstLine="0"/>
+        <w:contextualSpacing/>
+        <w:jc w:val="left"/>
+        <w:rPr>
+          <w:rFonts w:eastAsia="Aptos"/>
+          <w:lang w:eastAsia="en-US"/>
+        </w:rPr>
+      </w:pPr>
+    </w:p>
+    <w:p>
+      <w:pPr>
         <w:numPr>
           <w:ilvl w:val="0"/>
           <w:numId w:val="41"/>
@@ -1525,7 +1670,15 @@
           <w:rFonts w:eastAsia="Aptos"/>
           <w:lang w:eastAsia="en-US"/>
         </w:rPr>
-        <w:t>Оценка качества подготовки осуществлялась по трехуровневой шкале:</w:t>
+        <w:t xml:space="preserve">Для проведения количественной оценки качества подготовки специалистов применяется трехуровневая шкала оценки. Каждому уровню подготовки соответствует определённое обозначение, которое используется </w:t>
+      </w:r>
+      <w:r>
+        <w:rPr>
+          <w:rFonts w:eastAsia="Aptos"/>
+          <w:lang w:eastAsia="en-US"/>
+        </w:rPr>
+        <w:lastRenderedPageBreak/>
+        <w:t>при дальнейшем расчёте комплексного показателя качества. Применяемая шкала оценки качества подготовки представлена в таблице 3.</w:t>
       </w:r>
     </w:p>
     <w:p>
@@ -1538,21 +1691,50 @@
       </w:pPr>
       <w:r>
         <w:rPr>
-          <w:spacing w:val="5"/>
           <w:lang w:eastAsia="en-US"/>
         </w:rPr>
         <w:t xml:space="preserve">Таблица </w:t>
       </w:r>
       <w:r>
         <w:rPr>
+          <w:lang w:eastAsia="en-US"/>
+        </w:rPr>
+        <w:fldChar w:fldCharType="begin"/>
+      </w:r>
+      <w:r>
+        <w:rPr>
+          <w:lang w:eastAsia="en-US"/>
+        </w:rPr>
+        <w:instrText xml:space="preserve"> SEQ Таблица \* ARABIC </w:instrText>
+      </w:r>
+      <w:r>
+        <w:rPr>
+          <w:lang w:eastAsia="en-US"/>
+        </w:rPr>
+        <w:fldChar w:fldCharType="separate"/>
+      </w:r>
+      <w:r>
+        <w:rPr>
+          <w:noProof/>
+          <w:lang w:eastAsia="en-US"/>
+        </w:rPr>
+        <w:t>3</w:t>
+      </w:r>
+      <w:r>
+        <w:rPr>
+          <w:lang w:eastAsia="en-US"/>
+        </w:rPr>
+        <w:fldChar w:fldCharType="end"/>
+      </w:r>
+      <w:r>
+        <w:rPr>
           <w:rFonts w:eastAsia="Aptos"/>
           <w:lang w:eastAsia="en-US"/>
         </w:rPr>
-        <w:t xml:space="preserve">3 </w:t>
+        <w:t xml:space="preserve"> </w:t>
       </w:r>
       <w:r>
         <w:rPr>
-          <w:spacing w:val="5"/>
           <w:lang w:eastAsia="en-US"/>
         </w:rPr>
         <w:t xml:space="preserve">— </w:t>
@@ -1724,7 +1906,6 @@
               <w:rPr>
                 <w:rFonts w:ascii="Times New Roman" w:hAnsi="Times New Roman"/>
               </w:rPr>
-              <w:lastRenderedPageBreak/>
               <w:t>Хорошо</w:t>
             </w:r>
           </w:p>
@@ -1846,6 +2027,15 @@
           <w:lang w:eastAsia="en-US"/>
         </w:rPr>
       </w:pPr>
+    </w:p>
+    <w:p>
+      <w:pPr>
+        <w:shd w:val="clear" w:color="auto" w:fill="auto"/>
+        <w:rPr>
+          <w:rFonts w:eastAsia="Aptos"/>
+          <w:lang w:eastAsia="en-US"/>
+        </w:rPr>
+      </w:pPr>
       <w:r>
         <w:rPr>
           <w:rFonts w:eastAsia="Aptos"/>
@@ -1890,7 +2080,50 @@
           <w:rFonts w:eastAsia="Aptos"/>
           <w:lang w:eastAsia="en-US"/>
         </w:rPr>
-        <w:t>Таблица 4 — Результаты оценки уровня подготовки специалистов</w:t>
+        <w:t xml:space="preserve">Таблица </w:t>
+      </w:r>
+      <w:r>
+        <w:rPr>
+          <w:rFonts w:eastAsia="Aptos"/>
+          <w:lang w:eastAsia="en-US"/>
+        </w:rPr>
+        <w:fldChar w:fldCharType="begin"/>
+      </w:r>
+      <w:r>
+        <w:rPr>
+          <w:rFonts w:eastAsia="Aptos"/>
+          <w:lang w:eastAsia="en-US"/>
+        </w:rPr>
+        <w:instrText xml:space="preserve"> SEQ Таблица \* ARABIC </w:instrText>
+      </w:r>
+      <w:r>
+        <w:rPr>
+          <w:rFonts w:eastAsia="Aptos"/>
+          <w:lang w:eastAsia="en-US"/>
+        </w:rPr>
+        <w:fldChar w:fldCharType="separate"/>
+      </w:r>
+      <w:r>
+        <w:rPr>
+          <w:rFonts w:eastAsia="Aptos"/>
+          <w:noProof/>
+          <w:lang w:eastAsia="en-US"/>
+        </w:rPr>
+        <w:t>4</w:t>
+      </w:r>
+      <w:r>
+        <w:rPr>
+          <w:rFonts w:eastAsia="Aptos"/>
+          <w:lang w:eastAsia="en-US"/>
+        </w:rPr>
+        <w:fldChar w:fldCharType="end"/>
+      </w:r>
+      <w:r>
+        <w:rPr>
+          <w:rFonts w:eastAsia="Aptos"/>
+          <w:lang w:eastAsia="en-US"/>
+        </w:rPr>
+        <w:t xml:space="preserve"> — Результаты оценки уровня подготовки специалистов</w:t>
       </w:r>
     </w:p>
     <w:tbl>
@@ -2850,19 +3083,11 @@
                 <w:szCs w:val="24"/>
               </w:rPr>
             </w:pPr>
-            <w:proofErr w:type="spellStart"/>
             <w:r>
               <w:rPr>
                 <w:color w:val="000000"/>
               </w:rPr>
-              <w:t>Атт</w:t>
-            </w:r>
-            <w:proofErr w:type="spellEnd"/>
-            <w:r>
-              <w:rPr>
-                <w:color w:val="000000"/>
-              </w:rPr>
-              <w:t>.</w:t>
+              <w:t>Атт.</w:t>
             </w:r>
           </w:p>
         </w:tc>
@@ -3127,19 +3352,11 @@
                 <w:szCs w:val="24"/>
               </w:rPr>
             </w:pPr>
-            <w:proofErr w:type="spellStart"/>
             <w:r>
               <w:rPr>
                 <w:color w:val="000000"/>
               </w:rPr>
-              <w:t>Атт</w:t>
-            </w:r>
-            <w:proofErr w:type="spellEnd"/>
-            <w:r>
-              <w:rPr>
-                <w:color w:val="000000"/>
-              </w:rPr>
-              <w:t>.</w:t>
+              <w:t>Атт.</w:t>
             </w:r>
           </w:p>
         </w:tc>
@@ -3408,21 +3625,7 @@
               <w:rPr>
                 <w:color w:val="000000"/>
               </w:rPr>
-              <w:t xml:space="preserve">Не </w:t>
-            </w:r>
-            <w:proofErr w:type="spellStart"/>
-            <w:r>
-              <w:rPr>
-                <w:color w:val="000000"/>
-              </w:rPr>
-              <w:t>атт</w:t>
-            </w:r>
-            <w:proofErr w:type="spellEnd"/>
-            <w:r>
-              <w:rPr>
-                <w:color w:val="000000"/>
-              </w:rPr>
-              <w:t>.</w:t>
+              <w:t>Не атт.</w:t>
             </w:r>
           </w:p>
         </w:tc>
@@ -3691,21 +3894,7 @@
               <w:rPr>
                 <w:color w:val="000000"/>
               </w:rPr>
-              <w:t xml:space="preserve">Не </w:t>
-            </w:r>
-            <w:proofErr w:type="spellStart"/>
-            <w:r>
-              <w:rPr>
-                <w:color w:val="000000"/>
-              </w:rPr>
-              <w:t>атт</w:t>
-            </w:r>
-            <w:proofErr w:type="spellEnd"/>
-            <w:r>
-              <w:rPr>
-                <w:color w:val="000000"/>
-              </w:rPr>
-              <w:t>.</w:t>
+              <w:t>Не атт.</w:t>
             </w:r>
           </w:p>
         </w:tc>
@@ -3970,19 +4159,11 @@
                 <w:szCs w:val="24"/>
               </w:rPr>
             </w:pPr>
-            <w:proofErr w:type="spellStart"/>
             <w:r>
               <w:rPr>
                 <w:color w:val="000000"/>
               </w:rPr>
-              <w:t>Атт</w:t>
-            </w:r>
-            <w:proofErr w:type="spellEnd"/>
-            <w:r>
-              <w:rPr>
-                <w:color w:val="000000"/>
-              </w:rPr>
-              <w:t>.</w:t>
+              <w:t>Атт.</w:t>
             </w:r>
           </w:p>
         </w:tc>
@@ -4247,19 +4428,11 @@
                 <w:szCs w:val="24"/>
               </w:rPr>
             </w:pPr>
-            <w:proofErr w:type="spellStart"/>
             <w:r>
               <w:rPr>
                 <w:color w:val="000000"/>
               </w:rPr>
-              <w:t>Атт</w:t>
-            </w:r>
-            <w:proofErr w:type="spellEnd"/>
-            <w:r>
-              <w:rPr>
-                <w:color w:val="000000"/>
-              </w:rPr>
-              <w:t>.</w:t>
+              <w:t>Атт.</w:t>
             </w:r>
           </w:p>
         </w:tc>
@@ -4524,19 +4697,11 @@
                 <w:szCs w:val="24"/>
               </w:rPr>
             </w:pPr>
-            <w:proofErr w:type="spellStart"/>
             <w:r>
               <w:rPr>
                 <w:color w:val="000000"/>
               </w:rPr>
-              <w:t>Атт</w:t>
-            </w:r>
-            <w:proofErr w:type="spellEnd"/>
-            <w:r>
-              <w:rPr>
-                <w:color w:val="000000"/>
-              </w:rPr>
-              <w:t>.</w:t>
+              <w:t>Атт.</w:t>
             </w:r>
           </w:p>
         </w:tc>
@@ -4801,19 +4966,11 @@
                 <w:szCs w:val="24"/>
               </w:rPr>
             </w:pPr>
-            <w:proofErr w:type="spellStart"/>
             <w:r>
               <w:rPr>
                 <w:color w:val="000000"/>
               </w:rPr>
-              <w:t>Атт</w:t>
-            </w:r>
-            <w:proofErr w:type="spellEnd"/>
-            <w:r>
-              <w:rPr>
-                <w:color w:val="000000"/>
-              </w:rPr>
-              <w:t>.</w:t>
+              <w:t>Атт.</w:t>
             </w:r>
           </w:p>
         </w:tc>
@@ -5078,19 +5235,11 @@
                 <w:szCs w:val="24"/>
               </w:rPr>
             </w:pPr>
-            <w:proofErr w:type="spellStart"/>
             <w:r>
               <w:rPr>
                 <w:color w:val="000000"/>
               </w:rPr>
-              <w:t>Атт</w:t>
-            </w:r>
-            <w:proofErr w:type="spellEnd"/>
-            <w:r>
-              <w:rPr>
-                <w:color w:val="000000"/>
-              </w:rPr>
-              <w:t>.</w:t>
+              <w:t>Атт.</w:t>
             </w:r>
           </w:p>
         </w:tc>
@@ -5355,19 +5504,11 @@
                 <w:szCs w:val="24"/>
               </w:rPr>
             </w:pPr>
-            <w:proofErr w:type="spellStart"/>
             <w:r>
               <w:rPr>
                 <w:color w:val="000000"/>
               </w:rPr>
-              <w:t>Атт</w:t>
-            </w:r>
-            <w:proofErr w:type="spellEnd"/>
-            <w:r>
-              <w:rPr>
-                <w:color w:val="000000"/>
-              </w:rPr>
-              <w:t>.</w:t>
+              <w:t>Атт.</w:t>
             </w:r>
           </w:p>
         </w:tc>
@@ -5632,19 +5773,11 @@
                 <w:szCs w:val="24"/>
               </w:rPr>
             </w:pPr>
-            <w:proofErr w:type="spellStart"/>
             <w:r>
               <w:rPr>
                 <w:color w:val="000000"/>
               </w:rPr>
-              <w:t>Атт</w:t>
-            </w:r>
-            <w:proofErr w:type="spellEnd"/>
-            <w:r>
-              <w:rPr>
-                <w:color w:val="000000"/>
-              </w:rPr>
-              <w:t>.</w:t>
+              <w:t>Атт.</w:t>
             </w:r>
           </w:p>
         </w:tc>
@@ -5913,21 +6046,7 @@
               <w:rPr>
                 <w:color w:val="000000"/>
               </w:rPr>
-              <w:t xml:space="preserve">Не </w:t>
-            </w:r>
-            <w:proofErr w:type="spellStart"/>
-            <w:r>
-              <w:rPr>
-                <w:color w:val="000000"/>
-              </w:rPr>
-              <w:t>атт</w:t>
-            </w:r>
-            <w:proofErr w:type="spellEnd"/>
-            <w:r>
-              <w:rPr>
-                <w:color w:val="000000"/>
-              </w:rPr>
-              <w:t>.</w:t>
+              <w:t>Не атт.</w:t>
             </w:r>
           </w:p>
         </w:tc>
@@ -6192,19 +6311,11 @@
                 <w:szCs w:val="24"/>
               </w:rPr>
             </w:pPr>
-            <w:proofErr w:type="spellStart"/>
             <w:r>
               <w:rPr>
                 <w:color w:val="000000"/>
               </w:rPr>
-              <w:t>Атт</w:t>
-            </w:r>
-            <w:proofErr w:type="spellEnd"/>
-            <w:r>
-              <w:rPr>
-                <w:color w:val="000000"/>
-              </w:rPr>
-              <w:t>.</w:t>
+              <w:t>Атт.</w:t>
             </w:r>
           </w:p>
         </w:tc>
@@ -6242,6 +6353,7 @@
               <w:rPr>
                 <w:color w:val="000000"/>
               </w:rPr>
+              <w:lastRenderedPageBreak/>
               <w:t>14</w:t>
             </w:r>
           </w:p>
@@ -6469,19 +6581,280 @@
                 <w:szCs w:val="24"/>
               </w:rPr>
             </w:pPr>
-            <w:proofErr w:type="spellStart"/>
             <w:r>
               <w:rPr>
                 <w:color w:val="000000"/>
               </w:rPr>
-              <w:t>Атт</w:t>
+              <w:t>Атт.</w:t>
             </w:r>
-            <w:proofErr w:type="spellEnd"/>
+          </w:p>
+        </w:tc>
+      </w:tr>
+      <w:tr>
+        <w:trPr>
+          <w:trHeight w:val="315"/>
+        </w:trPr>
+        <w:tc>
+          <w:tcPr>
+            <w:tcW w:w="1838" w:type="dxa"/>
+            <w:tcBorders>
+              <w:top w:val="nil"/>
+              <w:left w:val="single" w:sz="4" w:space="0" w:color="auto"/>
+              <w:bottom w:val="nil"/>
+              <w:right w:val="single" w:sz="4" w:space="0" w:color="auto"/>
+            </w:tcBorders>
+            <w:shd w:val="clear" w:color="auto" w:fill="auto"/>
+            <w:noWrap/>
+            <w:vAlign w:val="center"/>
+            <w:hideMark/>
+          </w:tcPr>
+          <w:p>
+            <w:pPr>
+              <w:shd w:val="clear" w:color="auto" w:fill="auto"/>
+              <w:ind w:firstLine="0"/>
+              <w:jc w:val="center"/>
+              <w:rPr>
+                <w:color w:val="000000"/>
+                <w:sz w:val="24"/>
+                <w:szCs w:val="24"/>
+              </w:rPr>
+            </w:pPr>
             <w:r>
               <w:rPr>
                 <w:color w:val="000000"/>
               </w:rPr>
-              <w:t>.</w:t>
+              <w:t>15</w:t>
+            </w:r>
+          </w:p>
+        </w:tc>
+        <w:tc>
+          <w:tcPr>
+            <w:tcW w:w="1280" w:type="dxa"/>
+            <w:tcBorders>
+              <w:top w:val="nil"/>
+              <w:left w:val="nil"/>
+              <w:bottom w:val="nil"/>
+              <w:right w:val="single" w:sz="4" w:space="0" w:color="auto"/>
+            </w:tcBorders>
+            <w:shd w:val="clear" w:color="auto" w:fill="auto"/>
+            <w:noWrap/>
+            <w:vAlign w:val="center"/>
+            <w:hideMark/>
+          </w:tcPr>
+          <w:p>
+            <w:pPr>
+              <w:shd w:val="clear" w:color="auto" w:fill="auto"/>
+              <w:ind w:firstLine="0"/>
+              <w:jc w:val="center"/>
+              <w:rPr>
+                <w:color w:val="000000"/>
+                <w:sz w:val="24"/>
+                <w:szCs w:val="24"/>
+              </w:rPr>
+            </w:pPr>
+            <w:r>
+              <w:rPr>
+                <w:color w:val="000000"/>
+              </w:rPr>
+              <w:t>12</w:t>
+            </w:r>
+          </w:p>
+        </w:tc>
+        <w:tc>
+          <w:tcPr>
+            <w:tcW w:w="1020" w:type="dxa"/>
+            <w:tcBorders>
+              <w:top w:val="nil"/>
+              <w:left w:val="nil"/>
+              <w:bottom w:val="nil"/>
+              <w:right w:val="single" w:sz="4" w:space="0" w:color="auto"/>
+            </w:tcBorders>
+            <w:shd w:val="clear" w:color="auto" w:fill="auto"/>
+            <w:noWrap/>
+            <w:vAlign w:val="center"/>
+            <w:hideMark/>
+          </w:tcPr>
+          <w:p>
+            <w:pPr>
+              <w:shd w:val="clear" w:color="auto" w:fill="auto"/>
+              <w:ind w:firstLine="0"/>
+              <w:jc w:val="center"/>
+              <w:rPr>
+                <w:color w:val="000000"/>
+                <w:sz w:val="24"/>
+                <w:szCs w:val="24"/>
+              </w:rPr>
+            </w:pPr>
+            <w:r>
+              <w:rPr>
+                <w:color w:val="000000"/>
+              </w:rPr>
+              <w:t>C</w:t>
+            </w:r>
+          </w:p>
+        </w:tc>
+        <w:tc>
+          <w:tcPr>
+            <w:tcW w:w="940" w:type="dxa"/>
+            <w:tcBorders>
+              <w:top w:val="nil"/>
+              <w:left w:val="nil"/>
+              <w:bottom w:val="nil"/>
+              <w:right w:val="single" w:sz="4" w:space="0" w:color="auto"/>
+            </w:tcBorders>
+            <w:shd w:val="clear" w:color="auto" w:fill="auto"/>
+            <w:noWrap/>
+            <w:vAlign w:val="center"/>
+            <w:hideMark/>
+          </w:tcPr>
+          <w:p>
+            <w:pPr>
+              <w:shd w:val="clear" w:color="auto" w:fill="auto"/>
+              <w:ind w:firstLine="0"/>
+              <w:jc w:val="center"/>
+              <w:rPr>
+                <w:color w:val="000000"/>
+                <w:sz w:val="24"/>
+                <w:szCs w:val="24"/>
+              </w:rPr>
+            </w:pPr>
+            <w:r>
+              <w:rPr>
+                <w:color w:val="000000"/>
+              </w:rPr>
+              <w:t>C</w:t>
+            </w:r>
+          </w:p>
+        </w:tc>
+        <w:tc>
+          <w:tcPr>
+            <w:tcW w:w="940" w:type="dxa"/>
+            <w:tcBorders>
+              <w:top w:val="nil"/>
+              <w:left w:val="nil"/>
+              <w:bottom w:val="nil"/>
+              <w:right w:val="single" w:sz="4" w:space="0" w:color="auto"/>
+            </w:tcBorders>
+            <w:shd w:val="clear" w:color="auto" w:fill="auto"/>
+            <w:noWrap/>
+            <w:vAlign w:val="center"/>
+            <w:hideMark/>
+          </w:tcPr>
+          <w:p>
+            <w:pPr>
+              <w:shd w:val="clear" w:color="auto" w:fill="auto"/>
+              <w:ind w:firstLine="0"/>
+              <w:jc w:val="center"/>
+              <w:rPr>
+                <w:color w:val="000000"/>
+                <w:sz w:val="24"/>
+                <w:szCs w:val="24"/>
+              </w:rPr>
+            </w:pPr>
+            <w:r>
+              <w:rPr>
+                <w:color w:val="000000"/>
+              </w:rPr>
+              <w:t>B</w:t>
+            </w:r>
+          </w:p>
+        </w:tc>
+        <w:tc>
+          <w:tcPr>
+            <w:tcW w:w="940" w:type="dxa"/>
+            <w:tcBorders>
+              <w:top w:val="nil"/>
+              <w:left w:val="nil"/>
+              <w:bottom w:val="nil"/>
+              <w:right w:val="single" w:sz="4" w:space="0" w:color="auto"/>
+            </w:tcBorders>
+            <w:shd w:val="clear" w:color="auto" w:fill="auto"/>
+            <w:noWrap/>
+            <w:vAlign w:val="center"/>
+            <w:hideMark/>
+          </w:tcPr>
+          <w:p>
+            <w:pPr>
+              <w:shd w:val="clear" w:color="auto" w:fill="auto"/>
+              <w:ind w:firstLine="0"/>
+              <w:jc w:val="center"/>
+              <w:rPr>
+                <w:color w:val="000000"/>
+                <w:sz w:val="24"/>
+                <w:szCs w:val="24"/>
+              </w:rPr>
+            </w:pPr>
+            <w:r>
+              <w:rPr>
+                <w:color w:val="000000"/>
+              </w:rPr>
+              <w:t>B</w:t>
+            </w:r>
+          </w:p>
+        </w:tc>
+        <w:tc>
+          <w:tcPr>
+            <w:tcW w:w="960" w:type="dxa"/>
+            <w:tcBorders>
+              <w:top w:val="nil"/>
+              <w:left w:val="nil"/>
+              <w:bottom w:val="nil"/>
+              <w:right w:val="single" w:sz="4" w:space="0" w:color="auto"/>
+            </w:tcBorders>
+            <w:shd w:val="clear" w:color="auto" w:fill="auto"/>
+            <w:noWrap/>
+            <w:vAlign w:val="center"/>
+            <w:hideMark/>
+          </w:tcPr>
+          <w:p>
+            <w:pPr>
+              <w:shd w:val="clear" w:color="auto" w:fill="auto"/>
+              <w:ind w:firstLine="0"/>
+              <w:jc w:val="center"/>
+              <w:rPr>
+                <w:color w:val="000000"/>
+                <w:sz w:val="24"/>
+                <w:szCs w:val="24"/>
+              </w:rPr>
+            </w:pPr>
+            <w:r>
+              <w:rPr>
+                <w:color w:val="000000"/>
+              </w:rPr>
+              <w:t>0,775</w:t>
+            </w:r>
+          </w:p>
+        </w:tc>
+        <w:tc>
+          <w:tcPr>
+            <w:tcW w:w="1391" w:type="dxa"/>
+            <w:tcBorders>
+              <w:top w:val="nil"/>
+              <w:left w:val="nil"/>
+              <w:bottom w:val="nil"/>
+              <w:right w:val="single" w:sz="4" w:space="0" w:color="auto"/>
+            </w:tcBorders>
+            <w:shd w:val="clear" w:color="auto" w:fill="auto"/>
+            <w:noWrap/>
+            <w:vAlign w:val="center"/>
+            <w:hideMark/>
+          </w:tcPr>
+          <w:p>
+            <w:pPr>
+              <w:shd w:val="clear" w:color="auto" w:fill="auto"/>
+              <w:ind w:firstLine="0"/>
+              <w:jc w:val="center"/>
+              <w:rPr>
+                <w:color w:val="000000"/>
+                <w:sz w:val="24"/>
+                <w:szCs w:val="24"/>
+              </w:rPr>
+            </w:pPr>
+            <w:r>
+              <w:rPr>
+                <w:color w:val="000000"/>
+              </w:rPr>
+              <w:t>Атт.</w:t>
             </w:r>
           </w:p>
         </w:tc>
@@ -6502,7 +6875,6 @@
             <w:shd w:val="clear" w:color="auto" w:fill="auto"/>
             <w:noWrap/>
             <w:vAlign w:val="center"/>
-            <w:hideMark/>
           </w:tcPr>
           <w:p>
             <w:pPr>
@@ -6511,15 +6883,13 @@
               <w:jc w:val="center"/>
               <w:rPr>
                 <w:color w:val="000000"/>
-                <w:sz w:val="24"/>
-                <w:szCs w:val="24"/>
               </w:rPr>
             </w:pPr>
             <w:r>
               <w:rPr>
                 <w:color w:val="000000"/>
               </w:rPr>
-              <w:t>15</w:t>
+              <w:t>16</w:t>
             </w:r>
           </w:p>
         </w:tc>
@@ -6535,7 +6905,6 @@
             <w:shd w:val="clear" w:color="auto" w:fill="auto"/>
             <w:noWrap/>
             <w:vAlign w:val="center"/>
-            <w:hideMark/>
           </w:tcPr>
           <w:p>
             <w:pPr>
@@ -6544,15 +6913,13 @@
               <w:jc w:val="center"/>
               <w:rPr>
                 <w:color w:val="000000"/>
-                <w:sz w:val="24"/>
-                <w:szCs w:val="24"/>
               </w:rPr>
             </w:pPr>
             <w:r>
               <w:rPr>
                 <w:color w:val="000000"/>
               </w:rPr>
-              <w:t>12</w:t>
+              <w:t>10</w:t>
             </w:r>
           </w:p>
         </w:tc>
@@ -6568,7 +6935,6 @@
             <w:shd w:val="clear" w:color="auto" w:fill="auto"/>
             <w:noWrap/>
             <w:vAlign w:val="center"/>
-            <w:hideMark/>
           </w:tcPr>
           <w:p>
             <w:pPr>
@@ -6577,8 +6943,36 @@
               <w:jc w:val="center"/>
               <w:rPr>
                 <w:color w:val="000000"/>
-                <w:sz w:val="24"/>
-                <w:szCs w:val="24"/>
+              </w:rPr>
+            </w:pPr>
+            <w:r>
+              <w:rPr>
+                <w:color w:val="000000"/>
+              </w:rPr>
+              <w:t>H</w:t>
+            </w:r>
+          </w:p>
+        </w:tc>
+        <w:tc>
+          <w:tcPr>
+            <w:tcW w:w="940" w:type="dxa"/>
+            <w:tcBorders>
+              <w:top w:val="nil"/>
+              <w:left w:val="nil"/>
+              <w:bottom w:val="single" w:sz="4" w:space="0" w:color="auto"/>
+              <w:right w:val="single" w:sz="4" w:space="0" w:color="auto"/>
+            </w:tcBorders>
+            <w:shd w:val="clear" w:color="auto" w:fill="auto"/>
+            <w:noWrap/>
+            <w:vAlign w:val="center"/>
+          </w:tcPr>
+          <w:p>
+            <w:pPr>
+              <w:shd w:val="clear" w:color="auto" w:fill="auto"/>
+              <w:ind w:firstLine="0"/>
+              <w:jc w:val="center"/>
+              <w:rPr>
+                <w:color w:val="000000"/>
               </w:rPr>
             </w:pPr>
             <w:r>
@@ -6601,7 +6995,6 @@
             <w:shd w:val="clear" w:color="auto" w:fill="auto"/>
             <w:noWrap/>
             <w:vAlign w:val="center"/>
-            <w:hideMark/>
           </w:tcPr>
           <w:p>
             <w:pPr>
@@ -6610,8 +7003,6 @@
               <w:jc w:val="center"/>
               <w:rPr>
                 <w:color w:val="000000"/>
-                <w:sz w:val="24"/>
-                <w:szCs w:val="24"/>
               </w:rPr>
             </w:pPr>
             <w:r>
@@ -6634,7 +7025,6 @@
             <w:shd w:val="clear" w:color="auto" w:fill="auto"/>
             <w:noWrap/>
             <w:vAlign w:val="center"/>
-            <w:hideMark/>
           </w:tcPr>
           <w:p>
             <w:pPr>
@@ -6643,48 +7033,13 @@
               <w:jc w:val="center"/>
               <w:rPr>
                 <w:color w:val="000000"/>
-                <w:sz w:val="24"/>
-                <w:szCs w:val="24"/>
               </w:rPr>
             </w:pPr>
             <w:r>
               <w:rPr>
                 <w:color w:val="000000"/>
               </w:rPr>
-              <w:t>B</w:t>
-            </w:r>
-          </w:p>
-        </w:tc>
-        <w:tc>
-          <w:tcPr>
-            <w:tcW w:w="940" w:type="dxa"/>
-            <w:tcBorders>
-              <w:top w:val="nil"/>
-              <w:left w:val="nil"/>
-              <w:bottom w:val="single" w:sz="4" w:space="0" w:color="auto"/>
-              <w:right w:val="single" w:sz="4" w:space="0" w:color="auto"/>
-            </w:tcBorders>
-            <w:shd w:val="clear" w:color="auto" w:fill="auto"/>
-            <w:noWrap/>
-            <w:vAlign w:val="center"/>
-            <w:hideMark/>
-          </w:tcPr>
-          <w:p>
-            <w:pPr>
-              <w:shd w:val="clear" w:color="auto" w:fill="auto"/>
-              <w:ind w:firstLine="0"/>
-              <w:jc w:val="center"/>
-              <w:rPr>
-                <w:color w:val="000000"/>
-                <w:sz w:val="24"/>
-                <w:szCs w:val="24"/>
-              </w:rPr>
-            </w:pPr>
-            <w:r>
-              <w:rPr>
-                <w:color w:val="000000"/>
-              </w:rPr>
-              <w:t>B</w:t>
+              <w:t>C</w:t>
             </w:r>
           </w:p>
         </w:tc>
@@ -6700,7 +7055,6 @@
             <w:shd w:val="clear" w:color="auto" w:fill="auto"/>
             <w:noWrap/>
             <w:vAlign w:val="center"/>
-            <w:hideMark/>
           </w:tcPr>
           <w:p>
             <w:pPr>
@@ -6709,15 +7063,13 @@
               <w:jc w:val="center"/>
               <w:rPr>
                 <w:color w:val="000000"/>
-                <w:sz w:val="24"/>
-                <w:szCs w:val="24"/>
               </w:rPr>
             </w:pPr>
             <w:r>
               <w:rPr>
                 <w:color w:val="000000"/>
               </w:rPr>
-              <w:t>0,775</w:t>
+              <w:t>0,395</w:t>
             </w:r>
           </w:p>
         </w:tc>
@@ -6733,7 +7085,6 @@
             <w:shd w:val="clear" w:color="auto" w:fill="auto"/>
             <w:noWrap/>
             <w:vAlign w:val="center"/>
-            <w:hideMark/>
           </w:tcPr>
           <w:p>
             <w:pPr>
@@ -6742,28 +7093,31 @@
               <w:jc w:val="center"/>
               <w:rPr>
                 <w:color w:val="000000"/>
-                <w:sz w:val="24"/>
-                <w:szCs w:val="24"/>
               </w:rPr>
             </w:pPr>
-            <w:proofErr w:type="spellStart"/>
             <w:r>
               <w:rPr>
                 <w:color w:val="000000"/>
               </w:rPr>
-              <w:t>Атт</w:t>
-            </w:r>
-            <w:proofErr w:type="spellEnd"/>
-            <w:r>
-              <w:rPr>
-                <w:color w:val="000000"/>
-              </w:rPr>
-              <w:t>.</w:t>
+              <w:t>Не атт.</w:t>
             </w:r>
           </w:p>
         </w:tc>
       </w:tr>
     </w:tbl>
+    <w:p>
+      <w:pPr>
+        <w:shd w:val="clear" w:color="auto" w:fill="auto"/>
+        <w:spacing w:after="160" w:line="259" w:lineRule="auto"/>
+        <w:ind w:left="1069" w:firstLine="0"/>
+        <w:contextualSpacing/>
+        <w:jc w:val="left"/>
+        <w:rPr>
+          <w:rFonts w:eastAsia="Aptos"/>
+          <w:lang w:eastAsia="en-US"/>
+        </w:rPr>
+      </w:pPr>
+    </w:p>
     <w:p>
       <w:pPr>
         <w:numPr>
@@ -7061,7 +7415,6 @@
           <w:rFonts w:eastAsia="Aptos"/>
           <w:lang w:eastAsia="en-US"/>
         </w:rPr>
-        <w:lastRenderedPageBreak/>
         <w:t>где:</w:t>
       </w:r>
     </w:p>
@@ -7334,7 +7687,7 @@
     </w:p>
     <w:p>
       <w:pPr>
-        <w:shd w:val="clear" w:color="auto" w:fill="auto"/>
+        <w:pStyle w:val="affb"/>
         <w:rPr>
           <w:rFonts w:eastAsia="Aptos"/>
           <w:lang w:eastAsia="en-US"/>
@@ -7345,29 +7698,327 @@
           <w:rFonts w:eastAsia="Aptos"/>
           <w:lang w:eastAsia="en-US"/>
         </w:rPr>
-        <w:t xml:space="preserve">Из </w:t>
+        <w:t xml:space="preserve">Таблица </w:t>
       </w:r>
       <w:r>
         <w:rPr>
           <w:rFonts w:eastAsia="Aptos"/>
           <w:lang w:val="en-US" w:eastAsia="en-US"/>
         </w:rPr>
-        <w:t>15</w:t>
+        <w:fldChar w:fldCharType="begin"/>
       </w:r>
       <w:r>
         <w:rPr>
           <w:rFonts w:eastAsia="Aptos"/>
           <w:lang w:eastAsia="en-US"/>
         </w:rPr>
-        <w:t xml:space="preserve"> студентов в выборке:</w:t>
+        <w:instrText xml:space="preserve"> </w:instrText>
+      </w:r>
+      <w:r>
+        <w:rPr>
+          <w:rFonts w:eastAsia="Aptos"/>
+          <w:lang w:val="en-US" w:eastAsia="en-US"/>
+        </w:rPr>
+        <w:instrText>SEQ</w:instrText>
+      </w:r>
+      <w:r>
+        <w:rPr>
+          <w:rFonts w:eastAsia="Aptos"/>
+          <w:lang w:eastAsia="en-US"/>
+        </w:rPr>
+        <w:instrText xml:space="preserve"> Таблица \* </w:instrText>
+      </w:r>
+      <w:r>
+        <w:rPr>
+          <w:rFonts w:eastAsia="Aptos"/>
+          <w:lang w:val="en-US" w:eastAsia="en-US"/>
+        </w:rPr>
+        <w:instrText>ARABIC</w:instrText>
+      </w:r>
+      <w:r>
+        <w:rPr>
+          <w:rFonts w:eastAsia="Aptos"/>
+          <w:lang w:eastAsia="en-US"/>
+        </w:rPr>
+        <w:instrText xml:space="preserve"> </w:instrText>
+      </w:r>
+      <w:r>
+        <w:rPr>
+          <w:rFonts w:eastAsia="Aptos"/>
+          <w:lang w:val="en-US" w:eastAsia="en-US"/>
+        </w:rPr>
+        <w:fldChar w:fldCharType="separate"/>
+      </w:r>
+      <w:r>
+        <w:rPr>
+          <w:rFonts w:eastAsia="Aptos"/>
+          <w:noProof/>
+          <w:lang w:val="en-US" w:eastAsia="en-US"/>
+        </w:rPr>
+        <w:t>5</w:t>
+      </w:r>
+      <w:r>
+        <w:rPr>
+          <w:rFonts w:eastAsia="Aptos"/>
+          <w:lang w:val="en-US" w:eastAsia="en-US"/>
+        </w:rPr>
+        <w:fldChar w:fldCharType="end"/>
+      </w:r>
+      <w:r>
+        <w:rPr>
+          <w:rFonts w:eastAsia="Aptos"/>
+          <w:lang w:eastAsia="en-US"/>
+        </w:rPr>
+        <w:t xml:space="preserve"> — Итоговые результаты аттестации выборки</w:t>
       </w:r>
     </w:p>
+    <w:tbl>
+      <w:tblPr>
+        <w:tblStyle w:val="a4"/>
+        <w:tblW w:w="0" w:type="auto"/>
+        <w:tblLook w:val="04A0" w:firstRow="1" w:lastRow="0" w:firstColumn="1" w:lastColumn="0" w:noHBand="0" w:noVBand="1"/>
+      </w:tblPr>
+      <w:tblGrid>
+        <w:gridCol w:w="4672"/>
+        <w:gridCol w:w="4673"/>
+      </w:tblGrid>
+      <w:tr>
+        <w:tc>
+          <w:tcPr>
+            <w:tcW w:w="4672" w:type="dxa"/>
+          </w:tcPr>
+          <w:p>
+            <w:pPr>
+              <w:pStyle w:val="aff3"/>
+              <w:rPr>
+                <w:rFonts w:eastAsia="Aptos"/>
+                <w:lang w:eastAsia="en-US"/>
+              </w:rPr>
+            </w:pPr>
+            <w:r>
+              <w:rPr>
+                <w:rFonts w:eastAsia="Aptos"/>
+                <w:lang w:eastAsia="en-US"/>
+              </w:rPr>
+              <w:t>Приемочное число</w:t>
+            </w:r>
+          </w:p>
+        </w:tc>
+        <w:tc>
+          <w:tcPr>
+            <w:tcW w:w="4673" w:type="dxa"/>
+          </w:tcPr>
+          <w:p>
+            <w:pPr>
+              <w:pStyle w:val="aff3"/>
+              <w:rPr>
+                <w:rFonts w:eastAsia="Aptos"/>
+                <w:lang w:eastAsia="en-US"/>
+              </w:rPr>
+            </w:pPr>
+            <w:r>
+              <w:rPr>
+                <w:rFonts w:eastAsia="Aptos"/>
+                <w:lang w:eastAsia="en-US"/>
+              </w:rPr>
+              <w:t>3</w:t>
+            </w:r>
+          </w:p>
+        </w:tc>
+      </w:tr>
+      <w:tr>
+        <w:tc>
+          <w:tcPr>
+            <w:tcW w:w="4672" w:type="dxa"/>
+          </w:tcPr>
+          <w:p>
+            <w:pPr>
+              <w:pStyle w:val="aff3"/>
+              <w:rPr>
+                <w:rFonts w:eastAsia="Aptos"/>
+                <w:lang w:eastAsia="en-US"/>
+              </w:rPr>
+            </w:pPr>
+            <w:r>
+              <w:rPr>
+                <w:rFonts w:eastAsia="Aptos"/>
+                <w:lang w:eastAsia="en-US"/>
+              </w:rPr>
+              <w:t>Аттестовано</w:t>
+            </w:r>
+          </w:p>
+        </w:tc>
+        <w:tc>
+          <w:tcPr>
+            <w:tcW w:w="4673" w:type="dxa"/>
+          </w:tcPr>
+          <w:p>
+            <w:pPr>
+              <w:pStyle w:val="aff3"/>
+              <w:rPr>
+                <w:rFonts w:eastAsia="Aptos"/>
+                <w:lang w:eastAsia="en-US"/>
+              </w:rPr>
+            </w:pPr>
+            <w:r>
+              <w:rPr>
+                <w:rFonts w:eastAsia="Aptos"/>
+                <w:lang w:eastAsia="en-US"/>
+              </w:rPr>
+              <w:t>12</w:t>
+            </w:r>
+          </w:p>
+        </w:tc>
+      </w:tr>
+      <w:tr>
+        <w:tc>
+          <w:tcPr>
+            <w:tcW w:w="4672" w:type="dxa"/>
+          </w:tcPr>
+          <w:p>
+            <w:pPr>
+              <w:pStyle w:val="aff3"/>
+              <w:rPr>
+                <w:rFonts w:eastAsia="Aptos"/>
+                <w:lang w:eastAsia="en-US"/>
+              </w:rPr>
+            </w:pPr>
+            <w:r>
+              <w:rPr>
+                <w:rFonts w:eastAsia="Aptos"/>
+                <w:lang w:eastAsia="en-US"/>
+              </w:rPr>
+              <w:t>Не аттестовано</w:t>
+            </w:r>
+          </w:p>
+        </w:tc>
+        <w:tc>
+          <w:tcPr>
+            <w:tcW w:w="4673" w:type="dxa"/>
+          </w:tcPr>
+          <w:p>
+            <w:pPr>
+              <w:pStyle w:val="aff3"/>
+              <w:rPr>
+                <w:rFonts w:eastAsia="Aptos"/>
+                <w:lang w:eastAsia="en-US"/>
+              </w:rPr>
+            </w:pPr>
+            <w:r>
+              <w:rPr>
+                <w:rFonts w:eastAsia="Aptos"/>
+                <w:lang w:eastAsia="en-US"/>
+              </w:rPr>
+              <w:t>4</w:t>
+            </w:r>
+          </w:p>
+        </w:tc>
+      </w:tr>
+      <w:tr>
+        <w:tc>
+          <w:tcPr>
+            <w:tcW w:w="4672" w:type="dxa"/>
+          </w:tcPr>
+          <w:p>
+            <w:pPr>
+              <w:pStyle w:val="aff3"/>
+              <w:rPr>
+                <w:rFonts w:eastAsia="Aptos"/>
+                <w:lang w:eastAsia="en-US"/>
+              </w:rPr>
+            </w:pPr>
+            <w:r>
+              <w:rPr>
+                <w:rFonts w:eastAsia="Aptos"/>
+                <w:lang w:eastAsia="en-US"/>
+              </w:rPr>
+              <w:t>Доля аттестованных</w:t>
+            </w:r>
+          </w:p>
+        </w:tc>
+        <w:tc>
+          <w:tcPr>
+            <w:tcW w:w="4673" w:type="dxa"/>
+          </w:tcPr>
+          <w:p>
+            <w:pPr>
+              <w:pStyle w:val="aff3"/>
+              <w:rPr>
+                <w:rFonts w:eastAsia="Aptos"/>
+                <w:lang w:eastAsia="en-US"/>
+              </w:rPr>
+            </w:pPr>
+            <w:r>
+              <w:rPr>
+                <w:rFonts w:eastAsia="Aptos"/>
+                <w:lang w:eastAsia="en-US"/>
+              </w:rPr>
+              <w:t>0,75</w:t>
+            </w:r>
+          </w:p>
+        </w:tc>
+      </w:tr>
+      <w:tr>
+        <w:tc>
+          <w:tcPr>
+            <w:tcW w:w="4672" w:type="dxa"/>
+          </w:tcPr>
+          <w:p>
+            <w:pPr>
+              <w:pStyle w:val="aff3"/>
+              <w:rPr>
+                <w:rFonts w:eastAsia="Aptos"/>
+                <w:lang w:eastAsia="en-US"/>
+              </w:rPr>
+            </w:pPr>
+            <w:r>
+              <w:rPr>
+                <w:rFonts w:eastAsia="Aptos"/>
+                <w:lang w:eastAsia="en-US"/>
+              </w:rPr>
+              <w:t>Результат</w:t>
+            </w:r>
+          </w:p>
+        </w:tc>
+        <w:tc>
+          <w:tcPr>
+            <w:tcW w:w="4673" w:type="dxa"/>
+          </w:tcPr>
+          <w:p>
+            <w:pPr>
+              <w:pStyle w:val="aff3"/>
+              <w:rPr>
+                <w:rFonts w:eastAsia="Aptos"/>
+                <w:lang w:eastAsia="en-US"/>
+              </w:rPr>
+            </w:pPr>
+            <w:r>
+              <w:rPr>
+                <w:rFonts w:eastAsia="Aptos"/>
+                <w:lang w:eastAsia="en-US"/>
+              </w:rPr>
+              <w:t xml:space="preserve">Группа </w:t>
+            </w:r>
+            <w:r>
+              <w:rPr>
+                <w:rFonts w:eastAsia="Aptos"/>
+                <w:lang w:eastAsia="en-US"/>
+              </w:rPr>
+              <w:t xml:space="preserve">не </w:t>
+            </w:r>
+            <w:r>
+              <w:rPr>
+                <w:rFonts w:eastAsia="Aptos"/>
+                <w:lang w:eastAsia="en-US"/>
+              </w:rPr>
+              <w:t>аттестована</w:t>
+            </w:r>
+          </w:p>
+        </w:tc>
+      </w:tr>
+    </w:tbl>
     <w:p>
       <w:pPr>
-        <w:numPr>
-          <w:ilvl w:val="0"/>
-          <w:numId w:val="43"/>
-        </w:numPr>
         <w:shd w:val="clear" w:color="auto" w:fill="auto"/>
         <w:spacing w:after="160" w:line="259" w:lineRule="auto"/>
         <w:contextualSpacing/>
@@ -7377,95 +8028,35 @@
           <w:lang w:eastAsia="en-US"/>
         </w:rPr>
       </w:pPr>
+    </w:p>
+    <w:p>
+      <w:pPr>
+        <w:shd w:val="clear" w:color="auto" w:fill="auto"/>
+        <w:rPr>
+          <w:rFonts w:eastAsia="Aptos"/>
+          <w:lang w:eastAsia="en-US"/>
+        </w:rPr>
+      </w:pPr>
       <w:r>
         <w:rPr>
           <w:rFonts w:eastAsia="Aptos"/>
           <w:lang w:eastAsia="en-US"/>
         </w:rPr>
-        <w:t xml:space="preserve">Аттестовано: </w:t>
-      </w:r>
-      <w:r>
-        <w:rPr>
-          <w:rFonts w:eastAsia="Aptos"/>
-          <w:lang w:val="en-US" w:eastAsia="en-US"/>
-        </w:rPr>
-        <w:t>9</w:t>
+        <w:t>Количество неаттестованных студентов (</w:t>
       </w:r>
       <w:r>
         <w:rPr>
           <w:rFonts w:eastAsia="Aptos"/>
           <w:lang w:eastAsia="en-US"/>
         </w:rPr>
-        <w:t xml:space="preserve"> студентов</w:t>
-      </w:r>
-    </w:p>
-    <w:p>
-      <w:pPr>
-        <w:numPr>
-          <w:ilvl w:val="0"/>
-          <w:numId w:val="43"/>
-        </w:numPr>
-        <w:shd w:val="clear" w:color="auto" w:fill="auto"/>
-        <w:spacing w:after="160" w:line="259" w:lineRule="auto"/>
-        <w:contextualSpacing/>
-        <w:jc w:val="left"/>
-        <w:rPr>
-          <w:rFonts w:eastAsia="Aptos"/>
-          <w:lang w:eastAsia="en-US"/>
-        </w:rPr>
-      </w:pPr>
-      <w:r>
-        <w:rPr>
-          <w:rFonts w:eastAsia="Aptos"/>
-          <w:lang w:eastAsia="en-US"/>
-        </w:rPr>
-        <w:t xml:space="preserve">Не аттестовано: </w:t>
-      </w:r>
-      <w:r>
-        <w:rPr>
-          <w:rFonts w:eastAsia="Aptos"/>
-          <w:lang w:val="en-US" w:eastAsia="en-US"/>
-        </w:rPr>
-        <w:t>6</w:t>
+        <w:t>4</w:t>
       </w:r>
       <w:r>
         <w:rPr>
           <w:rFonts w:eastAsia="Aptos"/>
           <w:lang w:eastAsia="en-US"/>
         </w:rPr>
-        <w:t xml:space="preserve"> студентов</w:t>
-      </w:r>
-    </w:p>
-    <w:p>
-      <w:pPr>
-        <w:shd w:val="clear" w:color="auto" w:fill="auto"/>
-        <w:rPr>
-          <w:rFonts w:eastAsia="Aptos"/>
-          <w:lang w:eastAsia="en-US"/>
-        </w:rPr>
-      </w:pPr>
-      <w:r>
-        <w:rPr>
-          <w:rFonts w:eastAsia="Aptos"/>
-          <w:lang w:eastAsia="en-US"/>
-        </w:rPr>
-        <w:t>Приёмочное число равно 3 (согласно таблице 1.1 для n=26)</w:t>
-      </w:r>
-    </w:p>
-    <w:p>
-      <w:pPr>
-        <w:shd w:val="clear" w:color="auto" w:fill="auto"/>
-        <w:rPr>
-          <w:rFonts w:eastAsia="Aptos"/>
-          <w:lang w:eastAsia="en-US"/>
-        </w:rPr>
-      </w:pPr>
-      <w:r>
-        <w:rPr>
-          <w:rFonts w:eastAsia="Aptos"/>
-          <w:lang w:eastAsia="en-US"/>
-        </w:rPr>
-        <w:t>Количество неаттестованных студентов (6) превышает приёмочное число (3), следовательно, вся группа считается не аттестованной.</w:t>
+        <w:t>) превышает приёмочное число (3), следовательно, вся группа считается не аттестованной.</w:t>
       </w:r>
     </w:p>
     <w:p>
@@ -7494,8 +8085,9 @@
           <w:lang w:eastAsia="en-US"/>
         </w:rPr>
       </w:pPr>
-      <w:bookmarkStart w:id="8" w:name="_Toc223014597"/>
-      <w:bookmarkStart w:id="9" w:name="_Toc224249670"/>
+      <w:bookmarkStart w:id="11" w:name="_Toc223014597"/>
+      <w:bookmarkStart w:id="12" w:name="_Toc224249670"/>
+      <w:bookmarkStart w:id="13" w:name="_Toc224311946"/>
       <w:r>
         <w:rPr>
           <w:lang w:eastAsia="en-US"/>
@@ -7503,8 +8095,9 @@
         <w:lastRenderedPageBreak/>
         <w:t>ЗАКЛЮЧЕНИЕ</w:t>
       </w:r>
-      <w:bookmarkEnd w:id="8"/>
-      <w:bookmarkEnd w:id="9"/>
+      <w:bookmarkEnd w:id="11"/>
+      <w:bookmarkEnd w:id="12"/>
+      <w:bookmarkEnd w:id="13"/>
     </w:p>
     <w:p>
       <w:pPr>
@@ -7519,7 +8112,7 @@
           <w:rFonts w:eastAsia="Aptos"/>
           <w:lang w:eastAsia="en-US"/>
         </w:rPr>
-        <w:t>В ходе выполнения практической работы была достигнута поставленная цель: освоена методика количественной оценки качественного показателя на примере оценки качества подготовки специалистов.</w:t>
+        <w:t>В ходе выполнения лабораторной работы была достигнута поставленная цель — изучена методика количественной оценки качественного показателя на примере оценки качества подготовки студентов.</w:t>
       </w:r>
     </w:p>
     <w:p>
@@ -7535,7 +8128,7 @@
           <w:rFonts w:eastAsia="Aptos"/>
           <w:lang w:eastAsia="en-US"/>
         </w:rPr>
-        <w:t>На основании проведённого анализа можно сделать следующие выводы:</w:t>
+        <w:t>В процессе работы была сформирована выборка студентов из общего списка учебной группы. При общем количестве студентов n = 29 объём выборки составил 16 человек в соответствии с требованиями методики выборочного контроля.</w:t>
       </w:r>
     </w:p>
     <w:p>
@@ -7551,7 +8144,7 @@
           <w:rFonts w:eastAsia="Aptos"/>
           <w:lang w:eastAsia="en-US"/>
         </w:rPr>
-        <w:t>Методика оценки: Использована трехуровневая шкала оценки качества (В, С, Н) с учётом весовых коэффициентов для каждого цикла дисциплин.</w:t>
+        <w:t>Для оценки уровня подготовки использовалась трёхуровневая шкала качества (В, С, Н), соответствующая традиционной системе оценок: «5» — высокий уровень, «4» — средний уровень, «3» — уровень ниже среднего. С учётом весовых коэффициентов дисциплинарных циклов (ГСЭ — 0,21; ЕН — 0,24; ОП — 0,26; СД — 0,29) для каждого студента был рассчитан комплексный показатель качества q.</w:t>
       </w:r>
     </w:p>
     <w:p>
@@ -7567,7 +8160,7 @@
           <w:rFonts w:eastAsia="Aptos"/>
           <w:lang w:eastAsia="en-US"/>
         </w:rPr>
-        <w:t>Выборочный контроль: при количестве студентов в группе 26 человек был применён выборочный контроль с объёмом выборки 15 студентов согласно таблице 1.1.</w:t>
+        <w:t>На основании полученных значений комплексного показателя было установлено, что из 16 студентов выборки аттестованы 12 человек, а 4 студента не прошли аттестацию.</w:t>
       </w:r>
     </w:p>
     <w:p>
@@ -7583,7 +8176,7 @@
           <w:rFonts w:eastAsia="Aptos"/>
           <w:lang w:eastAsia="en-US"/>
         </w:rPr>
-        <w:t>Комплексный показатель: для каждого студента рассчитан комплексный показатель качества q по формуле с учётом весовых коэффициентов циклов (ГСЭ: 0,21; ЕН: 0,24; ОП: 0,26; СД: 0,29).</w:t>
+        <w:t>Поскольку количество неаттестованных студентов (4) превышает установленное приёмочное число (3), рассматриваемая учебная группа в целом считается не аттестованной.</w:t>
       </w:r>
     </w:p>
     <w:p>
@@ -7599,85 +8192,7 @@
           <w:rFonts w:eastAsia="Aptos"/>
           <w:lang w:eastAsia="en-US"/>
         </w:rPr>
-        <w:t>Результаты аттестации:</w:t>
-      </w:r>
-    </w:p>
-    <w:p>
-      <w:pPr>
-        <w:numPr>
-          <w:ilvl w:val="0"/>
-          <w:numId w:val="44"/>
-        </w:numPr>
-        <w:shd w:val="clear" w:color="auto" w:fill="auto"/>
-        <w:spacing w:after="160" w:line="259" w:lineRule="auto"/>
-        <w:contextualSpacing/>
-        <w:jc w:val="left"/>
-        <w:rPr>
-          <w:rFonts w:eastAsia="Aptos"/>
-          <w:lang w:eastAsia="en-US"/>
-        </w:rPr>
-      </w:pPr>
-      <w:r>
-        <w:rPr>
-          <w:rFonts w:eastAsia="Aptos"/>
-          <w:lang w:eastAsia="en-US"/>
-        </w:rPr>
-        <w:t>Количество неаттестованных студентов (6) превышает приёмочное число (3)</w:t>
-      </w:r>
-    </w:p>
-    <w:p>
-      <w:pPr>
-        <w:numPr>
-          <w:ilvl w:val="0"/>
-          <w:numId w:val="44"/>
-        </w:numPr>
-        <w:shd w:val="clear" w:color="auto" w:fill="auto"/>
-        <w:spacing w:after="160" w:line="259" w:lineRule="auto"/>
-        <w:contextualSpacing/>
-        <w:jc w:val="left"/>
-        <w:rPr>
-          <w:rFonts w:eastAsia="Aptos"/>
-          <w:lang w:eastAsia="en-US"/>
-        </w:rPr>
-      </w:pPr>
-      <w:r>
-        <w:rPr>
-          <w:rFonts w:eastAsia="Aptos"/>
-          <w:lang w:eastAsia="en-US"/>
-        </w:rPr>
-        <w:t>Группа признана не аттестованной</w:t>
-      </w:r>
-    </w:p>
-    <w:p>
-      <w:pPr>
-        <w:shd w:val="clear" w:color="auto" w:fill="auto"/>
-        <w:rPr>
-          <w:rFonts w:eastAsia="Aptos"/>
-          <w:lang w:eastAsia="en-US"/>
-        </w:rPr>
-      </w:pPr>
-      <w:r>
-        <w:rPr>
-          <w:rFonts w:eastAsia="Aptos"/>
-          <w:lang w:eastAsia="en-US"/>
-        </w:rPr>
-        <w:t>Практическая значимость: Данная методика позволяет объективно оценивать качество подготовки специалистов с учётом значимости различных циклов дисциплин для конкретной специальности.</w:t>
-      </w:r>
-    </w:p>
-    <w:p>
-      <w:pPr>
-        <w:shd w:val="clear" w:color="auto" w:fill="auto"/>
-        <w:rPr>
-          <w:rFonts w:eastAsia="Aptos"/>
-          <w:lang w:eastAsia="en-US"/>
-        </w:rPr>
-      </w:pPr>
-      <w:r>
-        <w:rPr>
-          <w:rFonts w:eastAsia="Aptos"/>
-          <w:lang w:eastAsia="en-US"/>
-        </w:rPr>
-        <w:t>Таким образом, цель работы достигнута, задачи выполнены, отчёт оформлен в соответствии с требованиями нормативной документации.</w:t>
+        <w:t>Таким образом, в ходе выполнения лабораторной работы была освоена методика количественной оценки качественных показателей и приобретены практические навыки обработки результатов оценки качества подготовки специалистов.</w:t>
       </w:r>
     </w:p>
     <w:p>
@@ -7704,8 +8219,9 @@
           <w:lang w:eastAsia="en-US"/>
         </w:rPr>
       </w:pPr>
-      <w:bookmarkStart w:id="10" w:name="_Toc223014598"/>
-      <w:bookmarkStart w:id="11" w:name="_Toc224249671"/>
+      <w:bookmarkStart w:id="14" w:name="_Toc223014598"/>
+      <w:bookmarkStart w:id="15" w:name="_Toc224249671"/>
+      <w:bookmarkStart w:id="16" w:name="_Toc224311947"/>
       <w:r>
         <w:rPr>
           <w:lang w:eastAsia="en-US"/>
@@ -7713,8 +8229,9 @@
         <w:lastRenderedPageBreak/>
         <w:t>СПИСОК ИСПОЛЬЗОВАННЫХ ИСТОЧНИКОВ</w:t>
       </w:r>
-      <w:bookmarkEnd w:id="10"/>
-      <w:bookmarkEnd w:id="11"/>
+      <w:bookmarkEnd w:id="14"/>
+      <w:bookmarkEnd w:id="15"/>
+      <w:bookmarkEnd w:id="16"/>
     </w:p>
     <w:p>
       <w:pPr>
@@ -7729,7 +8246,21 @@
           <w:rFonts w:eastAsia="Aptos"/>
           <w:lang w:eastAsia="en-US"/>
         </w:rPr>
-        <w:t>ГОСТ 7.32-2017.  Отчет о научно-исследовательской работе. М., 2017. 26 с. [Электронный ресурс] — URL: https://lms.surgu.ru/pluginfile.php/616472/mod_resource/content/1/7.32-2017.pdf (дата обращения 05.03.2026).</w:t>
+        <w:t xml:space="preserve">ГОСТ 7.32-2017.  Отчет о научно-исследовательской работе. М., 2017. 26 с. [Электронный ресурс] — URL: https://lms.surgu.ru/pluginfile.php/616472/mod_resource/content/1/7.32-2017.pdf (дата обращения </w:t>
+      </w:r>
+      <w:r>
+        <w:rPr>
+          <w:rFonts w:eastAsia="Aptos"/>
+          <w:lang w:eastAsia="en-US"/>
+        </w:rPr>
+        <w:t>13</w:t>
+      </w:r>
+      <w:r>
+        <w:rPr>
+          <w:rFonts w:eastAsia="Aptos"/>
+          <w:lang w:eastAsia="en-US"/>
+        </w:rPr>
+        <w:t>.03.2026).</w:t>
       </w:r>
     </w:p>
     <w:p>
@@ -7745,23 +8276,21 @@
           <w:rFonts w:eastAsia="Aptos"/>
           <w:lang w:eastAsia="en-US"/>
         </w:rPr>
-        <w:t xml:space="preserve">ГОСТ 8.736-2011. Государственная система обеспечения единства измерений. Измерения прямые многократные. Методы обработки результатов наблюдений. Основные положения. — М.: </w:t>
+        <w:t xml:space="preserve">ГОСТ 8.736-2011. Государственная система обеспечения единства измерений. Измерения прямые многократные. Методы обработки результатов наблюдений. Основные положения. — М.: Стандартинформ, 2013. [Электронный ресурс] — URL: https://lms.surgu.ru/pluginfile.php/933378/mod_assign/introattachment/0/8.736-2011%20%282%29.pdf?forcedownload=1 (дата обращения </w:t>
       </w:r>
-      <w:proofErr w:type="spellStart"/>
+      <w:r>
+        <w:rPr>
+          <w:rFonts w:eastAsia="Aptos"/>
+          <w:lang w:val="en-US" w:eastAsia="en-US"/>
+        </w:rPr>
+        <w:t>13</w:t>
+      </w:r>
       <w:r>
         <w:rPr>
           <w:rFonts w:eastAsia="Aptos"/>
           <w:lang w:eastAsia="en-US"/>
         </w:rPr>
-        <w:t>Стандартинформ</w:t>
-      </w:r>
-      <w:proofErr w:type="spellEnd"/>
-      <w:r>
-        <w:rPr>
-          <w:rFonts w:eastAsia="Aptos"/>
-          <w:lang w:eastAsia="en-US"/>
-        </w:rPr>
-        <w:t>, 2013. [Электронный ресурс] — URL: https://lms.surgu.ru/pluginfile.php/933378/mod_assign/introattachment/0/8.736-2011%20%282%29.pdf?forcedownload=1 (дата обращения 05.03.2026).</w:t>
+        <w:t>.03.2026).</w:t>
       </w:r>
     </w:p>
     <w:p>
